--- a/Documentation Files/User Guide/User Guide.docx
+++ b/Documentation Files/User Guide/User Guide.docx
@@ -4,18 +4,6358 @@
   <w:body>
     <w:p>
       <w:pPr>
-        <w:pBdr/>
-        <w:spacing/>
-        <w:ind/>
-        <w:rPr/>
+        <w:pStyle w:val="139"/>
+        <w:pBdr>
+          <w:top w:val="none" w:color="000000" w:sz="4" w:space="0"/>
+          <w:left w:val="none" w:color="000000" w:sz="4" w:space="0"/>
+          <w:bottom w:val="none" w:color="000000" w:sz="4" w:space="0"/>
+          <w:right w:val="none" w:color="000000" w:sz="4" w:space="0"/>
+        </w:pBdr>
+        <w:spacing/>
+        <w:ind w:right="0" w:firstLine="0" w:left="0"/>
+        <w:rPr>
+          <w:rFonts w:ascii="Caladea" w:hAnsi="Caladea" w:cs="Caladea"/>
+          <w:sz w:val="36"/>
+          <w:szCs w:val="36"/>
+        </w:rPr>
       </w:pPr>
       <w:r>
         <w:rPr>
+          <w:rFonts w:ascii="Caladea" w:hAnsi="Caladea" w:eastAsia="Caladea" w:cs="Caladea"/>
+          <w:b/>
+          <w:color w:val="000000"/>
+          <w:sz w:val="36"/>
+          <w:szCs w:val="36"/>
+        </w:rPr>
+        <w:t xml:space="preserve">ACME Bank Teller System – User Manual</w:t>
+      </w:r>
+      <w:r>
+        <w:rPr>
+          <w:rFonts w:ascii="Caladea" w:hAnsi="Caladea" w:eastAsia="Caladea" w:cs="Caladea"/>
+          <w:sz w:val="36"/>
+          <w:szCs w:val="36"/>
+        </w:rPr>
+      </w:r>
+    </w:p>
+    <w:p>
+      <w:pPr>
+        <w:pBdr>
+          <w:top w:val="none" w:color="000000" w:sz="4" w:space="0"/>
+          <w:left w:val="none" w:color="000000" w:sz="4" w:space="0"/>
+          <w:bottom w:val="none" w:color="000000" w:sz="4" w:space="0"/>
+          <w:right w:val="none" w:color="000000" w:sz="4" w:space="0"/>
+        </w:pBdr>
+        <w:spacing/>
+        <w:ind w:right="0" w:firstLine="0" w:left="0"/>
+        <w:rPr>
+          <w:rFonts w:ascii="Caladea" w:hAnsi="Caladea" w:cs="Caladea"/>
+        </w:rPr>
+      </w:pPr>
+      <w:r>
+        <w:rPr>
+          <w:rFonts w:ascii="Caladea" w:hAnsi="Caladea" w:eastAsia="Caladea" w:cs="Caladea"/>
+          <w:b/>
+          <w:color w:val="000000"/>
+          <w:sz w:val="24"/>
+        </w:rPr>
+        <w:t xml:space="preserve">Version 1.0</w:t>
+        <w:br/>
+      </w:r>
+      <w:r>
+        <w:rPr>
+          <w:rFonts w:ascii="Caladea" w:hAnsi="Caladea" w:eastAsia="Caladea" w:cs="Caladea"/>
+          <w:color w:val="000000"/>
+          <w:sz w:val="24"/>
+        </w:rPr>
+        <w:t xml:space="preserve">Prepared for Acme Bank tellers</w:t>
+      </w:r>
+      <w:r>
+        <w:rPr>
+          <w:rFonts w:ascii="Caladea" w:hAnsi="Caladea" w:eastAsia="Caladea" w:cs="Caladea"/>
+        </w:rPr>
+      </w:r>
+    </w:p>
+    <w:p>
+      <w:pPr>
+        <w:pStyle w:val="140"/>
+        <w:pBdr>
+          <w:top w:val="none" w:color="000000" w:sz="4" w:space="0"/>
+          <w:left w:val="none" w:color="000000" w:sz="4" w:space="0"/>
+          <w:bottom w:val="none" w:color="000000" w:sz="4" w:space="0"/>
+          <w:right w:val="none" w:color="000000" w:sz="4" w:space="0"/>
+        </w:pBdr>
+        <w:spacing/>
+        <w:ind w:right="0" w:firstLine="0" w:left="0"/>
+        <w:rPr>
+          <w:rFonts w:ascii="Caladea" w:hAnsi="Caladea" w:cs="Caladea"/>
+          <w:sz w:val="32"/>
+          <w:szCs w:val="32"/>
+        </w:rPr>
+      </w:pPr>
+      <w:r>
+        <w:rPr>
+          <w:rFonts w:ascii="Caladea" w:hAnsi="Caladea" w:eastAsia="Caladea" w:cs="Caladea"/>
+          <w:b/>
+          <w:color w:val="000000"/>
+          <w:sz w:val="32"/>
+          <w:szCs w:val="32"/>
+        </w:rPr>
+        <w:t xml:space="preserve">1. Introduction</w:t>
+      </w:r>
+      <w:r>
+        <w:rPr>
+          <w:rFonts w:ascii="Caladea" w:hAnsi="Caladea" w:eastAsia="Caladea" w:cs="Caladea"/>
+          <w:sz w:val="32"/>
+          <w:szCs w:val="32"/>
+        </w:rPr>
+      </w:r>
+    </w:p>
+    <w:p>
+      <w:pPr>
+        <w:pBdr>
+          <w:top w:val="none" w:color="000000" w:sz="4" w:space="0"/>
+          <w:left w:val="none" w:color="000000" w:sz="4" w:space="0"/>
+          <w:bottom w:val="none" w:color="000000" w:sz="4" w:space="0"/>
+          <w:right w:val="none" w:color="000000" w:sz="4" w:space="0"/>
+        </w:pBdr>
+        <w:spacing/>
+        <w:ind w:right="0" w:firstLine="0" w:left="0"/>
+        <w:rPr>
+          <w:rFonts w:ascii="Caladea" w:hAnsi="Caladea" w:cs="Caladea"/>
+        </w:rPr>
+      </w:pPr>
+      <w:r>
+        <w:rPr>
+          <w:rFonts w:ascii="Caladea" w:hAnsi="Caladea" w:eastAsia="Caladea" w:cs="Caladea"/>
+          <w:color w:val="000000"/>
+          <w:sz w:val="24"/>
+        </w:rPr>
+        <w:t xml:space="preserve">The ACME Bank Teller System is a command‑line application that helps bank tellers serve customers quickly and safely.</w:t>
+        <w:br/>
+        <w:t xml:space="preserve">You can:</w:t>
+      </w:r>
+      <w:r>
+        <w:rPr>
+          <w:rFonts w:ascii="Caladea" w:hAnsi="Caladea" w:eastAsia="Caladea" w:cs="Caladea"/>
+        </w:rPr>
+      </w:r>
+    </w:p>
+    <w:p>
+      <w:pPr>
+        <w:pStyle w:val="668"/>
+        <w:numPr>
+          <w:ilvl w:val="0"/>
+          <w:numId w:val="7"/>
+        </w:numPr>
+        <w:pBdr>
+          <w:top w:val="none" w:color="000000" w:sz="4" w:space="0"/>
+          <w:left w:val="none" w:color="000000" w:sz="4" w:space="0"/>
+          <w:bottom w:val="none" w:color="000000" w:sz="4" w:space="0"/>
+          <w:right w:val="none" w:color="000000" w:sz="4" w:space="0"/>
+        </w:pBdr>
+        <w:spacing/>
+        <w:ind w:right="0"/>
+        <w:rPr>
+          <w:rFonts w:ascii="Caladea" w:hAnsi="Caladea" w:cs="Caladea"/>
+        </w:rPr>
+      </w:pPr>
+      <w:r>
+        <w:rPr>
+          <w:rFonts w:ascii="Caladea" w:hAnsi="Caladea" w:eastAsia="Caladea" w:cs="Caladea"/>
+          <w:color w:val="000000"/>
+          <w:sz w:val="24"/>
+        </w:rPr>
+        <w:t xml:space="preserve">Authenticate a customer by their unique Customer ID</w:t>
+      </w:r>
+      <w:r>
+        <w:rPr>
+          <w:rFonts w:ascii="Caladea" w:hAnsi="Caladea" w:eastAsia="Caladea" w:cs="Caladea"/>
+        </w:rPr>
+      </w:r>
+    </w:p>
+    <w:p>
+      <w:pPr>
+        <w:pStyle w:val="668"/>
+        <w:numPr>
+          <w:ilvl w:val="0"/>
+          <w:numId w:val="7"/>
+        </w:numPr>
+        <w:pBdr>
+          <w:top w:val="none" w:color="000000" w:sz="4" w:space="0"/>
+          <w:left w:val="none" w:color="000000" w:sz="4" w:space="0"/>
+          <w:bottom w:val="none" w:color="000000" w:sz="4" w:space="0"/>
+          <w:right w:val="none" w:color="000000" w:sz="4" w:space="0"/>
+        </w:pBdr>
+        <w:spacing/>
+        <w:ind w:right="0"/>
+        <w:rPr>
+          <w:rFonts w:ascii="Caladea" w:hAnsi="Caladea" w:cs="Caladea"/>
+        </w:rPr>
+      </w:pPr>
+      <w:r>
+        <w:rPr>
+          <w:rFonts w:ascii="Caladea" w:hAnsi="Caladea" w:eastAsia="Caladea" w:cs="Caladea"/>
+          <w:color w:val="000000"/>
+          <w:sz w:val="24"/>
+        </w:rPr>
+        <w:t xml:space="preserve">View all accounts belonging to the current customer</w:t>
+      </w:r>
+      <w:r>
+        <w:rPr>
+          <w:rFonts w:ascii="Caladea" w:hAnsi="Caladea" w:eastAsia="Caladea" w:cs="Caladea"/>
+        </w:rPr>
+      </w:r>
+    </w:p>
+    <w:p>
+      <w:pPr>
+        <w:pStyle w:val="668"/>
+        <w:numPr>
+          <w:ilvl w:val="0"/>
+          <w:numId w:val="7"/>
+        </w:numPr>
+        <w:pBdr>
+          <w:top w:val="none" w:color="000000" w:sz="4" w:space="0"/>
+          <w:left w:val="none" w:color="000000" w:sz="4" w:space="0"/>
+          <w:bottom w:val="none" w:color="000000" w:sz="4" w:space="0"/>
+          <w:right w:val="none" w:color="000000" w:sz="4" w:space="0"/>
+        </w:pBdr>
+        <w:spacing/>
+        <w:ind w:right="0"/>
+        <w:rPr>
+          <w:rFonts w:ascii="Caladea" w:hAnsi="Caladea" w:cs="Caladea"/>
+        </w:rPr>
+      </w:pPr>
+      <w:r>
+        <w:rPr>
+          <w:rFonts w:ascii="Caladea" w:hAnsi="Caladea" w:eastAsia="Caladea" w:cs="Caladea"/>
+          <w:color w:val="000000"/>
+          <w:sz w:val="24"/>
+        </w:rPr>
+        <w:t xml:space="preserve">Create new personal, ISA, or business accounts</w:t>
+      </w:r>
+      <w:r>
+        <w:rPr>
+          <w:rFonts w:ascii="Caladea" w:hAnsi="Caladea" w:eastAsia="Caladea" w:cs="Caladea"/>
+        </w:rPr>
+      </w:r>
+    </w:p>
+    <w:p>
+      <w:pPr>
+        <w:pStyle w:val="668"/>
+        <w:numPr>
+          <w:ilvl w:val="0"/>
+          <w:numId w:val="7"/>
+        </w:numPr>
+        <w:pBdr>
+          <w:top w:val="none" w:color="000000" w:sz="4" w:space="0"/>
+          <w:left w:val="none" w:color="000000" w:sz="4" w:space="0"/>
+          <w:bottom w:val="none" w:color="000000" w:sz="4" w:space="0"/>
+          <w:right w:val="none" w:color="000000" w:sz="4" w:space="0"/>
+        </w:pBdr>
+        <w:spacing/>
+        <w:ind w:right="0"/>
+        <w:rPr>
+          <w:rFonts w:ascii="Caladea" w:hAnsi="Caladea" w:cs="Caladea"/>
+        </w:rPr>
+      </w:pPr>
+      <w:r>
+        <w:rPr>
+          <w:rFonts w:ascii="Caladea" w:hAnsi="Caladea" w:eastAsia="Caladea" w:cs="Caladea"/>
+          <w:color w:val="000000"/>
+          <w:sz w:val="24"/>
+        </w:rPr>
+        <w:t xml:space="preserve">Deposit, withdraw, and transfer money between accounts</w:t>
+      </w:r>
+      <w:r>
+        <w:rPr>
+          <w:rFonts w:ascii="Caladea" w:hAnsi="Caladea" w:eastAsia="Caladea" w:cs="Caladea"/>
+        </w:rPr>
+      </w:r>
+    </w:p>
+    <w:p>
+      <w:pPr>
+        <w:pStyle w:val="668"/>
+        <w:numPr>
+          <w:ilvl w:val="0"/>
+          <w:numId w:val="7"/>
+        </w:numPr>
+        <w:pBdr>
+          <w:top w:val="none" w:color="000000" w:sz="4" w:space="0"/>
+          <w:left w:val="none" w:color="000000" w:sz="4" w:space="0"/>
+          <w:bottom w:val="none" w:color="000000" w:sz="4" w:space="0"/>
+          <w:right w:val="none" w:color="000000" w:sz="4" w:space="0"/>
+        </w:pBdr>
+        <w:spacing/>
+        <w:ind w:right="0"/>
+        <w:rPr>
+          <w:rFonts w:ascii="Caladea" w:hAnsi="Caladea" w:cs="Caladea"/>
+        </w:rPr>
+      </w:pPr>
+      <w:r>
+        <w:rPr>
+          <w:rFonts w:ascii="Caladea" w:hAnsi="Caladea" w:eastAsia="Caladea" w:cs="Caladea"/>
+          <w:color w:val="000000"/>
+          <w:sz w:val="24"/>
+        </w:rPr>
+        <w:t xml:space="preserve">View transaction history and full account details</w:t>
+      </w:r>
+      <w:r>
+        <w:rPr>
+          <w:rFonts w:ascii="Caladea" w:hAnsi="Caladea" w:eastAsia="Caladea" w:cs="Caladea"/>
+        </w:rPr>
+      </w:r>
+    </w:p>
+    <w:p>
+      <w:pPr>
+        <w:pStyle w:val="668"/>
+        <w:numPr>
+          <w:ilvl w:val="0"/>
+          <w:numId w:val="7"/>
+        </w:numPr>
+        <w:pBdr>
+          <w:top w:val="none" w:color="000000" w:sz="4" w:space="0"/>
+          <w:left w:val="none" w:color="000000" w:sz="4" w:space="0"/>
+          <w:bottom w:val="none" w:color="000000" w:sz="4" w:space="0"/>
+          <w:right w:val="none" w:color="000000" w:sz="4" w:space="0"/>
+        </w:pBdr>
+        <w:spacing/>
+        <w:ind w:right="0"/>
+        <w:rPr>
+          <w:rFonts w:ascii="Caladea" w:hAnsi="Caladea" w:cs="Caladea"/>
+        </w:rPr>
+      </w:pPr>
+      <w:r>
+        <w:rPr>
+          <w:rFonts w:ascii="Caladea" w:hAnsi="Caladea" w:eastAsia="Caladea" w:cs="Caladea"/>
+          <w:color w:val="000000"/>
+          <w:sz w:val="24"/>
+        </w:rPr>
+        <w:t xml:space="preserve">Get context‑sensitive help at any time</w:t>
+      </w:r>
+      <w:r>
+        <w:rPr>
+          <w:rFonts w:ascii="Caladea" w:hAnsi="Caladea" w:eastAsia="Caladea" w:cs="Caladea"/>
+        </w:rPr>
+      </w:r>
+    </w:p>
+    <w:p>
+      <w:pPr>
+        <w:pBdr>
+          <w:top w:val="none" w:color="000000" w:sz="4" w:space="0"/>
+          <w:left w:val="none" w:color="000000" w:sz="4" w:space="0"/>
+          <w:bottom w:val="none" w:color="000000" w:sz="4" w:space="0"/>
+          <w:right w:val="none" w:color="000000" w:sz="4" w:space="0"/>
+        </w:pBdr>
+        <w:spacing/>
+        <w:ind w:right="0" w:firstLine="0" w:left="0"/>
+        <w:rPr>
+          <w:rFonts w:ascii="Caladea" w:hAnsi="Caladea" w:cs="Caladea"/>
+        </w:rPr>
+      </w:pPr>
+      <w:r>
+        <w:rPr>
+          <w:rFonts w:ascii="Caladea" w:hAnsi="Caladea" w:eastAsia="Caladea" w:cs="Caladea"/>
+          <w:color w:val="000000"/>
+          <w:sz w:val="24"/>
+        </w:rPr>
+        <w:t xml:space="preserve">All data is saved automatically between sessions, and every important action is recorded in an audit log.</w:t>
+      </w:r>
+      <w:r>
+        <w:rPr>
+          <w:rFonts w:ascii="Caladea" w:hAnsi="Caladea" w:eastAsia="Caladea" w:cs="Caladea"/>
+        </w:rPr>
+      </w:r>
+    </w:p>
+    <w:p>
+      <w:pPr>
+        <w:pStyle w:val="140"/>
+        <w:pBdr>
+          <w:top w:val="none" w:color="000000" w:sz="4" w:space="0"/>
+          <w:left w:val="none" w:color="000000" w:sz="4" w:space="0"/>
+          <w:bottom w:val="none" w:color="000000" w:sz="4" w:space="0"/>
+          <w:right w:val="none" w:color="000000" w:sz="4" w:space="0"/>
+        </w:pBdr>
+        <w:spacing/>
+        <w:ind w:right="0" w:firstLine="0" w:left="0"/>
+        <w:rPr>
+          <w:rFonts w:ascii="Caladea" w:hAnsi="Caladea" w:cs="Caladea"/>
+          <w:sz w:val="32"/>
+          <w:szCs w:val="28"/>
+        </w:rPr>
+      </w:pPr>
+      <w:r>
+        <w:rPr>
+          <w:rFonts w:ascii="Caladea" w:hAnsi="Caladea" w:eastAsia="Caladea" w:cs="Caladea"/>
+          <w:b/>
+          <w:color w:val="000000"/>
+          <w:sz w:val="32"/>
+          <w:szCs w:val="28"/>
+        </w:rPr>
+        <w:t xml:space="preserve">2. Getting Started</w:t>
+      </w:r>
+      <w:r>
+        <w:rPr>
+          <w:rFonts w:ascii="Caladea" w:hAnsi="Caladea" w:eastAsia="Caladea" w:cs="Caladea"/>
+          <w:sz w:val="28"/>
+          <w:szCs w:val="28"/>
+        </w:rPr>
+      </w:r>
+    </w:p>
+    <w:p>
+      <w:pPr>
+        <w:pStyle w:val="141"/>
+        <w:pBdr>
+          <w:top w:val="none" w:color="000000" w:sz="4" w:space="0"/>
+          <w:left w:val="none" w:color="000000" w:sz="4" w:space="0"/>
+          <w:bottom w:val="none" w:color="000000" w:sz="4" w:space="0"/>
+          <w:right w:val="none" w:color="000000" w:sz="4" w:space="0"/>
+        </w:pBdr>
+        <w:spacing/>
+        <w:ind w:right="0" w:firstLine="0" w:left="0"/>
+        <w:rPr>
+          <w:rFonts w:ascii="Caladea" w:hAnsi="Caladea" w:cs="Caladea"/>
+          <w:b w:val="0"/>
+          <w:bCs w:val="0"/>
+        </w:rPr>
+      </w:pPr>
+      <w:r>
+        <w:rPr>
+          <w:rFonts w:ascii="Caladea" w:hAnsi="Caladea" w:eastAsia="Caladea" w:cs="Caladea"/>
+          <w:b w:val="0"/>
+          <w:bCs w:val="0"/>
+          <w:color w:val="000000"/>
+          <w:sz w:val="28"/>
+        </w:rPr>
+        <w:t xml:space="preserve">2.1 Starting the System</w:t>
+      </w:r>
+      <w:r>
+        <w:rPr>
+          <w:rFonts w:ascii="Caladea" w:hAnsi="Caladea" w:eastAsia="Caladea" w:cs="Caladea"/>
+          <w:b w:val="0"/>
+          <w:bCs w:val="0"/>
+        </w:rPr>
+      </w:r>
+    </w:p>
+    <w:p>
+      <w:pPr>
+        <w:pStyle w:val="668"/>
+        <w:numPr>
+          <w:ilvl w:val="0"/>
+          <w:numId w:val="8"/>
+        </w:numPr>
+        <w:pBdr>
+          <w:top w:val="none" w:color="000000" w:sz="4" w:space="0"/>
+          <w:left w:val="none" w:color="000000" w:sz="4" w:space="0"/>
+          <w:bottom w:val="none" w:color="000000" w:sz="4" w:space="0"/>
+          <w:right w:val="none" w:color="000000" w:sz="4" w:space="0"/>
+        </w:pBdr>
+        <w:spacing/>
+        <w:ind w:right="0"/>
+        <w:rPr>
+          <w:rFonts w:ascii="Caladea" w:hAnsi="Caladea" w:cs="Caladea"/>
+        </w:rPr>
+      </w:pPr>
+      <w:r>
+        <w:rPr>
+          <w:rFonts w:ascii="Caladea" w:hAnsi="Caladea" w:eastAsia="Caladea" w:cs="Caladea"/>
+          <w:b w:val="0"/>
+          <w:bCs w:val="0"/>
+          <w:color w:val="auto"/>
+          <w:sz w:val="24"/>
+          <w:szCs w:val="24"/>
+          <w:highlight w:val="none"/>
           <w:lang w:val="en"/>
         </w:rPr>
-        <w:t xml:space="preserve">User Guide (installation, configuration, step-by-step usage.)</w:t>
+        <w:t xml:space="preserve">To start the System</w:t>
       </w:r>
-      <w:r/>
+      <w:r>
+        <w:rPr>
+          <w:rFonts w:ascii="Caladea" w:hAnsi="Caladea" w:eastAsia="Caladea" w:cs="Caladea"/>
+          <w:b w:val="0"/>
+          <w:bCs w:val="0"/>
+          <w:color w:val="auto"/>
+          <w:sz w:val="24"/>
+          <w:szCs w:val="24"/>
+          <w:highlight w:val="none"/>
+          <w:lang w:val="en"/>
+        </w:rPr>
+        <w:t xml:space="preserve"> run Main.java</w:t>
+      </w:r>
+      <w:r>
+        <w:rPr>
+          <w:rFonts w:ascii="Caladea" w:hAnsi="Caladea" w:eastAsia="Caladea" w:cs="Caladea"/>
+          <w:color w:val="000000"/>
+          <w:sz w:val="24"/>
+        </w:rPr>
+      </w:r>
+      <w:r>
+        <w:rPr>
+          <w:rFonts w:ascii="Caladea" w:hAnsi="Caladea" w:eastAsia="Caladea" w:cs="Caladea"/>
+        </w:rPr>
+      </w:r>
+    </w:p>
+    <w:p>
+      <w:pPr>
+        <w:pStyle w:val="668"/>
+        <w:numPr>
+          <w:ilvl w:val="0"/>
+          <w:numId w:val="8"/>
+        </w:numPr>
+        <w:pBdr>
+          <w:top w:val="none" w:color="000000" w:sz="4" w:space="0"/>
+          <w:left w:val="none" w:color="000000" w:sz="4" w:space="0"/>
+          <w:bottom w:val="none" w:color="000000" w:sz="4" w:space="0"/>
+          <w:right w:val="none" w:color="000000" w:sz="4" w:space="0"/>
+        </w:pBdr>
+        <w:spacing/>
+        <w:ind w:right="0"/>
+        <w:rPr>
+          <w:rFonts w:ascii="Caladea" w:hAnsi="Caladea" w:cs="Caladea"/>
+        </w:rPr>
+      </w:pPr>
+      <w:r>
+        <w:rPr>
+          <w:rFonts w:ascii="Caladea" w:hAnsi="Caladea" w:eastAsia="Caladea" w:cs="Caladea"/>
+          <w:color w:val="000000"/>
+          <w:sz w:val="24"/>
+        </w:rPr>
+        <w:t xml:space="preserve">The </w:t>
+      </w:r>
+      <w:r>
+        <w:rPr>
+          <w:rFonts w:ascii="Caladea" w:hAnsi="Caladea" w:eastAsia="Caladea" w:cs="Caladea"/>
+          <w:b/>
+          <w:color w:val="000000"/>
+          <w:sz w:val="24"/>
+        </w:rPr>
+        <w:t xml:space="preserve">Main Menu</w:t>
+      </w:r>
+      <w:r>
+        <w:rPr>
+          <w:rFonts w:ascii="Caladea" w:hAnsi="Caladea" w:eastAsia="Caladea" w:cs="Caladea"/>
+          <w:color w:val="000000"/>
+          <w:sz w:val="24"/>
+        </w:rPr>
+        <w:t xml:space="preserve"> appears.</w:t>
+      </w:r>
+      <w:r>
+        <w:rPr>
+          <w:rFonts w:ascii="Caladea" w:hAnsi="Caladea" w:eastAsia="Caladea" w:cs="Caladea"/>
+          <w:sz w:val="24"/>
+        </w:rPr>
+      </w:r>
+    </w:p>
+    <w:p>
+      <w:pPr>
+        <w:pBdr>
+          <w:top w:val="none" w:color="000000" w:sz="4" w:space="0"/>
+          <w:left w:val="none" w:color="000000" w:sz="4" w:space="0"/>
+          <w:bottom w:val="none" w:color="000000" w:sz="4" w:space="0"/>
+          <w:right w:val="none" w:color="000000" w:sz="4" w:space="0"/>
+        </w:pBdr>
+        <w:spacing/>
+        <w:ind w:right="0" w:firstLine="0" w:left="709"/>
+        <w:rPr>
+          <w:rFonts w:ascii="Caladea" w:hAnsi="Caladea" w:cs="Caladea"/>
+          <w:sz w:val="24"/>
+          <w:szCs w:val="24"/>
+        </w:rPr>
+      </w:pPr>
+      <w:r>
+        <w:rPr>
+          <w:rFonts w:ascii="Caladea" w:hAnsi="Caladea" w:eastAsia="Caladea" w:cs="Caladea"/>
+          <w:color w:val="000000"/>
+          <w:sz w:val="24"/>
+          <w:highlight w:val="none"/>
+        </w:rPr>
+      </w:r>
+      <w:r>
+        <w:rPr>
+          <w:rFonts w:ascii="Caladea" w:hAnsi="Caladea" w:eastAsia="Caladea" w:cs="Caladea"/>
+        </w:rPr>
+        <mc:AlternateContent>
+          <mc:Choice Requires="wpg">
+            <w:drawing>
+              <wp:inline xmlns:wp="http://schemas.openxmlformats.org/drawingml/2006/wordprocessingDrawing" distT="0" distB="0" distL="0" distR="0">
+                <wp:extent cx="3105150" cy="1885950"/>
+                <wp:effectExtent l="0" t="0" r="0" b="0"/>
+                <wp:docPr id="1" name=""/>
+                <wp:cNvGraphicFramePr>
+                  <a:graphicFrameLocks xmlns:a="http://schemas.openxmlformats.org/drawingml/2006/main" noChangeAspect="1"/>
+                </wp:cNvGraphicFramePr>
+                <a:graphic xmlns:a="http://schemas.openxmlformats.org/drawingml/2006/main">
+                  <a:graphicData uri="http://schemas.openxmlformats.org/drawingml/2006/picture">
+                    <pic:pic xmlns:pic="http://schemas.openxmlformats.org/drawingml/2006/picture">
+                      <pic:nvPicPr>
+                        <pic:cNvPr id="1367401699" name=""/>
+                        <pic:cNvPicPr>
+                          <a:picLocks noChangeAspect="1"/>
+                        </pic:cNvPicPr>
+                        <pic:nvPr/>
+                      </pic:nvPicPr>
+                      <pic:blipFill rotWithShape="1">
+                        <a:blip r:embed="rId9"/>
+                        <a:stretch/>
+                      </pic:blipFill>
+                      <pic:spPr bwMode="auto">
+                        <a:xfrm rot="0" flipH="0" flipV="0">
+                          <a:off x="0" y="0"/>
+                          <a:ext cx="3105149" cy="1885950"/>
+                        </a:xfrm>
+                        <a:prstGeom prst="rect">
+                          <a:avLst/>
+                        </a:prstGeom>
+                      </pic:spPr>
+                    </pic:pic>
+                  </a:graphicData>
+                </a:graphic>
+              </wp:inline>
+            </w:drawing>
+          </mc:Choice>
+          <mc:Fallback>
+            <w:pict>
+              <v:shapetype id="_x0000_t75" coordsize="21600,21600" o:spt="75" o:preferrelative="t" path="m@4@5l@4@11@9@11@9@5xe" filled="f" stroked="f">
+                <v:stroke joinstyle="miter"/>
+                <v:formulas>
+                  <v:f eqn="if lineDrawn pixelLineWidth 0"/>
+                  <v:f eqn="sum @0 1 0"/>
+                  <v:f eqn="sum 0 0 @1"/>
+                  <v:f eqn="prod @2 1 2"/>
+                  <v:f eqn="prod @3 21600 pixelWidth"/>
+                  <v:f eqn="prod @3 21600 pixelHeight"/>
+                  <v:f eqn="sum @0 0 1"/>
+                  <v:f eqn="prod @6 1 2"/>
+                  <v:f eqn="prod @7 21600 pixelWidth"/>
+                  <v:f eqn="sum @8 21600 0"/>
+                  <v:f eqn="prod @7 21600 pixelHeight"/>
+                  <v:f eqn="sum @10 21600 0"/>
+                </v:formulas>
+                <v:path o:extrusionok="f" gradientshapeok="t" o:connecttype="rect"/>
+                <o:lock v:ext="edit" aspectratio="t"/>
+              </v:shapetype>
+              <v:shape id="_x0000_i0" o:spid="_x0000_s0" type="#_x0000_t75" style="width:244.50pt;height:148.50pt;mso-wrap-distance-left:0.00pt;mso-wrap-distance-top:0.00pt;mso-wrap-distance-right:0.00pt;mso-wrap-distance-bottom:0.00pt;rotation:0;z-index:1;" stroked="false">
+                <v:imagedata r:id="rId9" o:title=""/>
+                <o:lock v:ext="edit" rotation="t"/>
+              </v:shape>
+            </w:pict>
+          </mc:Fallback>
+        </mc:AlternateContent>
+      </w:r>
+      <w:r>
+        <w:rPr>
+          <w:rFonts w:ascii="Caladea" w:hAnsi="Caladea" w:eastAsia="Caladea" w:cs="Caladea"/>
+          <w:color w:val="000000"/>
+          <w:sz w:val="24"/>
+          <w:highlight w:val="none"/>
+        </w:rPr>
+      </w:r>
+      <w:r>
+        <w:rPr>
+          <w:rFonts w:ascii="Caladea" w:hAnsi="Caladea" w:eastAsia="Caladea" w:cs="Caladea"/>
+          <w:color w:val="000000"/>
+          <w:sz w:val="24"/>
+          <w:highlight w:val="none"/>
+        </w:rPr>
+      </w:r>
+    </w:p>
+    <w:p>
+      <w:pPr>
+        <w:pStyle w:val="141"/>
+        <w:pBdr>
+          <w:top w:val="none" w:color="000000" w:sz="4" w:space="0"/>
+          <w:left w:val="none" w:color="000000" w:sz="4" w:space="0"/>
+          <w:bottom w:val="none" w:color="000000" w:sz="4" w:space="0"/>
+          <w:right w:val="none" w:color="000000" w:sz="4" w:space="0"/>
+        </w:pBdr>
+        <w:spacing/>
+        <w:ind w:right="0" w:firstLine="0" w:left="0"/>
+        <w:rPr>
+          <w:rFonts w:ascii="Caladea" w:hAnsi="Caladea" w:cs="Caladea"/>
+          <w:sz w:val="28"/>
+          <w:szCs w:val="28"/>
+        </w:rPr>
+      </w:pPr>
+      <w:r>
+        <w:rPr>
+          <w:rFonts w:ascii="Caladea" w:hAnsi="Caladea" w:eastAsia="Caladea" w:cs="Caladea"/>
+          <w:b/>
+          <w:color w:val="000000"/>
+          <w:sz w:val="28"/>
+          <w:highlight w:val="none"/>
+        </w:rPr>
+      </w:r>
+      <w:r>
+        <w:rPr>
+          <w:rFonts w:ascii="Caladea" w:hAnsi="Caladea" w:eastAsia="Caladea" w:cs="Caladea"/>
+          <w:b/>
+          <w:color w:val="000000"/>
+          <w:sz w:val="28"/>
+          <w:highlight w:val="none"/>
+        </w:rPr>
+      </w:r>
+      <w:r>
+        <w:rPr>
+          <w:rFonts w:ascii="Caladea" w:hAnsi="Caladea" w:eastAsia="Caladea" w:cs="Caladea"/>
+          <w:b/>
+          <w:color w:val="000000"/>
+          <w:sz w:val="28"/>
+          <w:highlight w:val="none"/>
+        </w:rPr>
+      </w:r>
+    </w:p>
+    <w:p>
+      <w:pPr>
+        <w:pStyle w:val="141"/>
+        <w:pBdr>
+          <w:top w:val="none" w:color="000000" w:sz="4" w:space="0"/>
+          <w:left w:val="none" w:color="000000" w:sz="4" w:space="0"/>
+          <w:bottom w:val="none" w:color="000000" w:sz="4" w:space="0"/>
+          <w:right w:val="none" w:color="000000" w:sz="4" w:space="0"/>
+        </w:pBdr>
+        <w:spacing/>
+        <w:ind w:right="0" w:firstLine="0" w:left="0"/>
+        <w:rPr>
+          <w:rFonts w:ascii="Caladea" w:hAnsi="Caladea" w:cs="Caladea"/>
+          <w:b w:val="0"/>
+          <w:bCs w:val="0"/>
+          <w:color w:val="000000"/>
+          <w:sz w:val="28"/>
+          <w:szCs w:val="28"/>
+          <w:highlight w:val="none"/>
+        </w:rPr>
+      </w:pPr>
+      <w:r>
+        <w:rPr>
+          <w:rFonts w:ascii="Caladea" w:hAnsi="Caladea" w:eastAsia="Caladea" w:cs="Caladea"/>
+          <w:b w:val="0"/>
+          <w:bCs w:val="0"/>
+          <w:color w:val="000000"/>
+          <w:sz w:val="28"/>
+        </w:rPr>
+        <w:t xml:space="preserve">2.2 Exiting the System</w:t>
+      </w:r>
+      <w:r>
+        <w:rPr>
+          <w:rFonts w:ascii="Caladea" w:hAnsi="Caladea" w:eastAsia="Caladea" w:cs="Caladea"/>
+          <w:b w:val="0"/>
+          <w:bCs w:val="0"/>
+        </w:rPr>
+      </w:r>
+    </w:p>
+    <w:p>
+      <w:pPr>
+        <w:pStyle w:val="668"/>
+        <w:numPr>
+          <w:ilvl w:val="0"/>
+          <w:numId w:val="5"/>
+        </w:numPr>
+        <w:pBdr>
+          <w:top w:val="none" w:color="000000" w:sz="4" w:space="0"/>
+          <w:left w:val="none" w:color="000000" w:sz="4" w:space="0"/>
+          <w:bottom w:val="none" w:color="000000" w:sz="4" w:space="0"/>
+          <w:right w:val="none" w:color="000000" w:sz="4" w:space="0"/>
+        </w:pBdr>
+        <w:spacing/>
+        <w:ind w:right="0"/>
+        <w:rPr>
+          <w:rFonts w:ascii="Caladea" w:hAnsi="Caladea" w:cs="Caladea"/>
+        </w:rPr>
+      </w:pPr>
+      <w:r>
+        <w:rPr>
+          <w:rFonts w:ascii="Caladea" w:hAnsi="Caladea" w:eastAsia="Caladea" w:cs="Caladea"/>
+          <w:color w:val="000000"/>
+          <w:sz w:val="24"/>
+        </w:rPr>
+        <w:t xml:space="preserve">From the Main Menu, choose </w:t>
+      </w:r>
+      <w:r>
+        <w:rPr>
+          <w:rFonts w:ascii="Caladea" w:hAnsi="Caladea" w:eastAsia="Caladea" w:cs="Caladea"/>
+          <w:color w:val="000000"/>
+          <w:sz w:val="20"/>
+        </w:rPr>
+        <w:t xml:space="preserve">2</w:t>
+      </w:r>
+      <w:r>
+        <w:rPr>
+          <w:rFonts w:ascii="Caladea" w:hAnsi="Caladea" w:eastAsia="Caladea" w:cs="Caladea"/>
+          <w:color w:val="000000"/>
+          <w:sz w:val="24"/>
+        </w:rPr>
+        <w:t xml:space="preserve"> and press </w:t>
+      </w:r>
+      <w:r>
+        <w:rPr>
+          <w:rFonts w:ascii="Caladea" w:hAnsi="Caladea" w:eastAsia="Caladea" w:cs="Caladea"/>
+          <w:b/>
+          <w:color w:val="000000"/>
+          <w:sz w:val="24"/>
+        </w:rPr>
+        <w:t xml:space="preserve">Enter</w:t>
+      </w:r>
+      <w:r>
+        <w:rPr>
+          <w:rFonts w:ascii="Caladea" w:hAnsi="Caladea" w:eastAsia="Caladea" w:cs="Caladea"/>
+          <w:color w:val="000000"/>
+          <w:sz w:val="24"/>
+        </w:rPr>
+        <w:t xml:space="preserve">.</w:t>
+      </w:r>
+      <w:r>
+        <w:rPr>
+          <w:rFonts w:ascii="Caladea" w:hAnsi="Caladea" w:eastAsia="Caladea" w:cs="Caladea"/>
+        </w:rPr>
+      </w:r>
+    </w:p>
+    <w:p>
+      <w:pPr>
+        <w:pStyle w:val="668"/>
+        <w:numPr>
+          <w:ilvl w:val="0"/>
+          <w:numId w:val="5"/>
+        </w:numPr>
+        <w:pBdr>
+          <w:top w:val="none" w:color="000000" w:sz="4" w:space="0"/>
+          <w:left w:val="none" w:color="000000" w:sz="4" w:space="0"/>
+          <w:bottom w:val="none" w:color="000000" w:sz="4" w:space="0"/>
+          <w:right w:val="none" w:color="000000" w:sz="4" w:space="0"/>
+        </w:pBdr>
+        <w:spacing/>
+        <w:ind w:right="0"/>
+        <w:rPr>
+          <w:rFonts w:ascii="Caladea" w:hAnsi="Caladea" w:cs="Caladea"/>
+        </w:rPr>
+      </w:pPr>
+      <w:r>
+        <w:rPr>
+          <w:rFonts w:ascii="Caladea" w:hAnsi="Caladea" w:eastAsia="Caladea" w:cs="Caladea"/>
+          <w:color w:val="000000"/>
+          <w:sz w:val="24"/>
+        </w:rPr>
+        <w:t xml:space="preserve">The system will save all data and shut down.</w:t>
+      </w:r>
+      <w:r>
+        <w:rPr>
+          <w:rFonts w:ascii="Caladea" w:hAnsi="Caladea" w:eastAsia="Caladea" w:cs="Caladea"/>
+        </w:rPr>
+      </w:r>
+    </w:p>
+    <w:p>
+      <w:pPr>
+        <w:pStyle w:val="140"/>
+        <w:pBdr>
+          <w:top w:val="none" w:color="000000" w:sz="4" w:space="0"/>
+          <w:left w:val="none" w:color="000000" w:sz="4" w:space="0"/>
+          <w:bottom w:val="none" w:color="000000" w:sz="4" w:space="0"/>
+          <w:right w:val="none" w:color="000000" w:sz="4" w:space="0"/>
+        </w:pBdr>
+        <w:spacing/>
+        <w:ind w:right="0" w:firstLine="0" w:left="0"/>
+        <w:rPr>
+          <w:rFonts w:ascii="Caladea" w:hAnsi="Caladea" w:cs="Caladea"/>
+          <w:sz w:val="32"/>
+          <w:szCs w:val="28"/>
+        </w:rPr>
+      </w:pPr>
+      <w:r>
+        <w:rPr>
+          <w:rFonts w:ascii="Caladea" w:hAnsi="Caladea" w:eastAsia="Caladea" w:cs="Caladea"/>
+          <w:b/>
+          <w:color w:val="000000"/>
+          <w:sz w:val="32"/>
+          <w:szCs w:val="28"/>
+        </w:rPr>
+        <w:t xml:space="preserve">3. Customer Authentication</w:t>
+      </w:r>
+      <w:r>
+        <w:rPr>
+          <w:rFonts w:ascii="Caladea" w:hAnsi="Caladea" w:eastAsia="Caladea" w:cs="Caladea"/>
+          <w:sz w:val="28"/>
+          <w:szCs w:val="28"/>
+        </w:rPr>
+      </w:r>
+    </w:p>
+    <w:p>
+      <w:pPr>
+        <w:pBdr>
+          <w:top w:val="none" w:color="000000" w:sz="4" w:space="0"/>
+          <w:left w:val="none" w:color="000000" w:sz="4" w:space="0"/>
+          <w:bottom w:val="none" w:color="000000" w:sz="4" w:space="0"/>
+          <w:right w:val="none" w:color="000000" w:sz="4" w:space="0"/>
+        </w:pBdr>
+        <w:spacing/>
+        <w:ind w:right="0" w:firstLine="0" w:left="0"/>
+        <w:rPr>
+          <w:rFonts w:ascii="Caladea" w:hAnsi="Caladea" w:cs="Caladea"/>
+        </w:rPr>
+      </w:pPr>
+      <w:r>
+        <w:rPr>
+          <w:rFonts w:ascii="Caladea" w:hAnsi="Caladea" w:eastAsia="Caladea" w:cs="Caladea"/>
+          <w:color w:val="000000"/>
+          <w:sz w:val="24"/>
+        </w:rPr>
+        <w:t xml:space="preserve">Every operation (view accounts, create accounts, make transactions) requires an authenticated customer.</w:t>
+      </w:r>
+      <w:r>
+        <w:rPr>
+          <w:rFonts w:ascii="Caladea" w:hAnsi="Caladea" w:eastAsia="Caladea" w:cs="Caladea"/>
+        </w:rPr>
+      </w:r>
+    </w:p>
+    <w:p>
+      <w:pPr>
+        <w:pStyle w:val="141"/>
+        <w:pBdr>
+          <w:top w:val="none" w:color="000000" w:sz="4" w:space="0"/>
+          <w:left w:val="none" w:color="000000" w:sz="4" w:space="0"/>
+          <w:bottom w:val="none" w:color="000000" w:sz="4" w:space="0"/>
+          <w:right w:val="none" w:color="000000" w:sz="4" w:space="0"/>
+        </w:pBdr>
+        <w:spacing/>
+        <w:ind w:right="0" w:firstLine="0" w:left="0"/>
+        <w:rPr>
+          <w:rFonts w:ascii="Caladea" w:hAnsi="Caladea" w:cs="Caladea"/>
+          <w:b w:val="0"/>
+          <w:bCs w:val="0"/>
+        </w:rPr>
+      </w:pPr>
+      <w:r>
+        <w:rPr>
+          <w:rFonts w:ascii="Caladea" w:hAnsi="Caladea" w:eastAsia="Caladea" w:cs="Caladea"/>
+          <w:b w:val="0"/>
+          <w:bCs w:val="0"/>
+          <w:color w:val="000000"/>
+          <w:sz w:val="28"/>
+        </w:rPr>
+        <w:t xml:space="preserve">3.1 Authenticating a Customer</w:t>
+      </w:r>
+      <w:r>
+        <w:rPr>
+          <w:rFonts w:ascii="Caladea" w:hAnsi="Caladea" w:eastAsia="Caladea" w:cs="Caladea"/>
+          <w:b w:val="0"/>
+          <w:bCs w:val="0"/>
+        </w:rPr>
+      </w:r>
+    </w:p>
+    <w:p>
+      <w:pPr>
+        <w:pStyle w:val="668"/>
+        <w:numPr>
+          <w:ilvl w:val="0"/>
+          <w:numId w:val="6"/>
+        </w:numPr>
+        <w:pBdr>
+          <w:top w:val="none" w:color="000000" w:sz="4" w:space="0"/>
+          <w:left w:val="none" w:color="000000" w:sz="4" w:space="0"/>
+          <w:bottom w:val="none" w:color="000000" w:sz="4" w:space="0"/>
+          <w:right w:val="none" w:color="000000" w:sz="4" w:space="0"/>
+        </w:pBdr>
+        <w:spacing/>
+        <w:ind w:right="0"/>
+        <w:rPr>
+          <w:rFonts w:ascii="Caladea" w:hAnsi="Caladea" w:cs="Caladea"/>
+        </w:rPr>
+      </w:pPr>
+      <w:r>
+        <w:rPr>
+          <w:rFonts w:ascii="Caladea" w:hAnsi="Caladea" w:eastAsia="Caladea" w:cs="Caladea"/>
+          <w:color w:val="000000"/>
+          <w:sz w:val="24"/>
+        </w:rPr>
+        <w:t xml:space="preserve">From the Main Menu, enter </w:t>
+      </w:r>
+      <w:r>
+        <w:rPr>
+          <w:rFonts w:ascii="Caladea" w:hAnsi="Caladea" w:eastAsia="Caladea" w:cs="Caladea"/>
+          <w:color w:val="000000"/>
+          <w:sz w:val="20"/>
+        </w:rPr>
+        <w:t xml:space="preserve">1</w:t>
+      </w:r>
+      <w:r>
+        <w:rPr>
+          <w:rFonts w:ascii="Caladea" w:hAnsi="Caladea" w:eastAsia="Caladea" w:cs="Caladea"/>
+          <w:color w:val="000000"/>
+          <w:sz w:val="24"/>
+        </w:rPr>
+        <w:t xml:space="preserve"> and press </w:t>
+      </w:r>
+      <w:r>
+        <w:rPr>
+          <w:rFonts w:ascii="Caladea" w:hAnsi="Caladea" w:eastAsia="Caladea" w:cs="Caladea"/>
+          <w:b/>
+          <w:color w:val="000000"/>
+          <w:sz w:val="24"/>
+        </w:rPr>
+        <w:t xml:space="preserve">Enter</w:t>
+      </w:r>
+      <w:r>
+        <w:rPr>
+          <w:rFonts w:ascii="Caladea" w:hAnsi="Caladea" w:eastAsia="Caladea" w:cs="Caladea"/>
+          <w:color w:val="000000"/>
+          <w:sz w:val="24"/>
+        </w:rPr>
+        <w:t xml:space="preserve">.</w:t>
+      </w:r>
+      <w:r>
+        <w:rPr>
+          <w:rFonts w:ascii="Caladea" w:hAnsi="Caladea" w:eastAsia="Caladea" w:cs="Caladea"/>
+        </w:rPr>
+      </w:r>
+    </w:p>
+    <w:p>
+      <w:pPr>
+        <w:pStyle w:val="668"/>
+        <w:numPr>
+          <w:ilvl w:val="0"/>
+          <w:numId w:val="6"/>
+        </w:numPr>
+        <w:pBdr>
+          <w:top w:val="none" w:color="000000" w:sz="4" w:space="0"/>
+          <w:left w:val="none" w:color="000000" w:sz="4" w:space="0"/>
+          <w:bottom w:val="none" w:color="000000" w:sz="4" w:space="0"/>
+          <w:right w:val="none" w:color="000000" w:sz="4" w:space="0"/>
+        </w:pBdr>
+        <w:spacing/>
+        <w:ind w:right="0"/>
+        <w:rPr>
+          <w:rFonts w:ascii="Caladea" w:hAnsi="Caladea" w:cs="Caladea"/>
+        </w:rPr>
+      </w:pPr>
+      <w:r>
+        <w:rPr>
+          <w:rFonts w:ascii="Caladea" w:hAnsi="Caladea" w:eastAsia="Caladea" w:cs="Caladea"/>
+          <w:color w:val="000000"/>
+          <w:sz w:val="24"/>
+        </w:rPr>
+        <w:t xml:space="preserve">When prompted, type the customer’s </w:t>
+      </w:r>
+      <w:r>
+        <w:rPr>
+          <w:rFonts w:ascii="Caladea" w:hAnsi="Caladea" w:eastAsia="Caladea" w:cs="Caladea"/>
+          <w:b/>
+          <w:color w:val="000000"/>
+          <w:sz w:val="24"/>
+        </w:rPr>
+        <w:t xml:space="preserve">6‑digit Customer ID</w:t>
+      </w:r>
+      <w:r>
+        <w:rPr>
+          <w:rFonts w:ascii="Caladea" w:hAnsi="Caladea" w:eastAsia="Caladea" w:cs="Caladea"/>
+          <w:color w:val="000000"/>
+          <w:sz w:val="24"/>
+        </w:rPr>
+        <w:t xml:space="preserve"> (e.g., </w:t>
+      </w:r>
+      <w:r>
+        <w:rPr>
+          <w:rFonts w:ascii="Caladea" w:hAnsi="Caladea" w:eastAsia="Caladea" w:cs="Caladea"/>
+          <w:color w:val="000000"/>
+          <w:sz w:val="20"/>
+        </w:rPr>
+        <w:t xml:space="preserve">389651</w:t>
+      </w:r>
+      <w:r>
+        <w:rPr>
+          <w:rFonts w:ascii="Caladea" w:hAnsi="Caladea" w:eastAsia="Caladea" w:cs="Caladea"/>
+          <w:color w:val="000000"/>
+          <w:sz w:val="24"/>
+        </w:rPr>
+        <w:t xml:space="preserve">).</w:t>
+      </w:r>
+      <w:r>
+        <w:rPr>
+          <w:rFonts w:ascii="Caladea" w:hAnsi="Caladea" w:eastAsia="Caladea" w:cs="Caladea"/>
+        </w:rPr>
+      </w:r>
+    </w:p>
+    <w:p>
+      <w:pPr>
+        <w:pStyle w:val="668"/>
+        <w:numPr>
+          <w:ilvl w:val="0"/>
+          <w:numId w:val="6"/>
+        </w:numPr>
+        <w:pBdr>
+          <w:top w:val="none" w:color="000000" w:sz="4" w:space="0"/>
+          <w:left w:val="none" w:color="000000" w:sz="4" w:space="0"/>
+          <w:bottom w:val="none" w:color="000000" w:sz="4" w:space="0"/>
+          <w:right w:val="none" w:color="000000" w:sz="4" w:space="0"/>
+        </w:pBdr>
+        <w:spacing/>
+        <w:ind w:right="0"/>
+        <w:rPr>
+          <w:rFonts w:ascii="Caladea" w:hAnsi="Caladea" w:cs="Caladea"/>
+        </w:rPr>
+      </w:pPr>
+      <w:r>
+        <w:rPr>
+          <w:rFonts w:ascii="Caladea" w:hAnsi="Caladea" w:eastAsia="Caladea" w:cs="Caladea"/>
+          <w:color w:val="000000"/>
+          <w:sz w:val="24"/>
+        </w:rPr>
+        <w:t xml:space="preserve">If the ID is found, you see a success message and the </w:t>
+      </w:r>
+      <w:r>
+        <w:rPr>
+          <w:rFonts w:ascii="Caladea" w:hAnsi="Caladea" w:eastAsia="Caladea" w:cs="Caladea"/>
+          <w:b/>
+          <w:color w:val="000000"/>
+          <w:sz w:val="24"/>
+        </w:rPr>
+        <w:t xml:space="preserve">Customer Menu</w:t>
+      </w:r>
+      <w:r>
+        <w:rPr>
+          <w:rFonts w:ascii="Caladea" w:hAnsi="Caladea" w:eastAsia="Caladea" w:cs="Caladea"/>
+          <w:color w:val="000000"/>
+          <w:sz w:val="24"/>
+        </w:rPr>
+        <w:t xml:space="preserve"> opens.</w:t>
+      </w:r>
+      <w:r>
+        <w:rPr>
+          <w:rFonts w:ascii="Caladea" w:hAnsi="Caladea" w:eastAsia="Caladea" w:cs="Caladea"/>
+        </w:rPr>
+      </w:r>
+    </w:p>
+    <w:p>
+      <w:pPr>
+        <w:pStyle w:val="668"/>
+        <w:numPr>
+          <w:ilvl w:val="0"/>
+          <w:numId w:val="6"/>
+        </w:numPr>
+        <w:pBdr>
+          <w:top w:val="none" w:color="000000" w:sz="4" w:space="0"/>
+          <w:left w:val="none" w:color="000000" w:sz="4" w:space="0"/>
+          <w:bottom w:val="none" w:color="000000" w:sz="4" w:space="0"/>
+          <w:right w:val="none" w:color="000000" w:sz="4" w:space="0"/>
+        </w:pBdr>
+        <w:spacing/>
+        <w:ind w:right="0"/>
+        <w:rPr>
+          <w:rFonts w:ascii="Caladea" w:hAnsi="Caladea" w:cs="Caladea"/>
+        </w:rPr>
+      </w:pPr>
+      <w:r>
+        <w:rPr>
+          <w:rFonts w:ascii="Caladea" w:hAnsi="Caladea" w:eastAsia="Caladea" w:cs="Caladea"/>
+          <w:color w:val="000000"/>
+          <w:sz w:val="24"/>
+        </w:rPr>
+        <w:t xml:space="preserve">If the ID is not found, an error message appears and you return to the Main Menu.</w:t>
+      </w:r>
+      <w:r>
+        <w:rPr>
+          <w:rFonts w:ascii="Caladea" w:hAnsi="Caladea" w:eastAsia="Caladea" w:cs="Caladea"/>
+        </w:rPr>
+      </w:r>
+    </w:p>
+    <w:p>
+      <w:pPr>
+        <w:pBdr>
+          <w:top w:val="none" w:color="000000" w:sz="4" w:space="0"/>
+          <w:left w:val="none" w:color="000000" w:sz="4" w:space="0"/>
+          <w:bottom w:val="none" w:color="000000" w:sz="4" w:space="0"/>
+          <w:right w:val="none" w:color="000000" w:sz="4" w:space="0"/>
+        </w:pBdr>
+        <w:spacing/>
+        <w:ind w:right="0" w:firstLine="0" w:left="0"/>
+        <w:rPr>
+          <w:rFonts w:ascii="Caladea" w:hAnsi="Caladea" w:cs="Caladea"/>
+        </w:rPr>
+      </w:pPr>
+      <w:r>
+        <w:rPr>
+          <w:rFonts w:ascii="Caladea" w:hAnsi="Caladea" w:eastAsia="Caladea" w:cs="Caladea"/>
+          <w:b/>
+          <w:color w:val="000000"/>
+          <w:sz w:val="24"/>
+        </w:rPr>
+        <w:t xml:space="preserve">Tip:</w:t>
+      </w:r>
+      <w:r>
+        <w:rPr>
+          <w:rFonts w:ascii="Caladea" w:hAnsi="Caladea" w:eastAsia="Caladea" w:cs="Caladea"/>
+          <w:color w:val="000000"/>
+          <w:sz w:val="24"/>
+        </w:rPr>
+        <w:t xml:space="preserve"> Customer IDs are generated automatically when a customer is created. Ask the customer for their ID or look it up in the bank’s records.</w:t>
+      </w:r>
+      <w:r>
+        <w:rPr>
+          <w:rFonts w:ascii="Caladea" w:hAnsi="Caladea" w:eastAsia="Caladea" w:cs="Caladea"/>
+        </w:rPr>
+      </w:r>
+    </w:p>
+    <w:p>
+      <w:pPr>
+        <w:pStyle w:val="141"/>
+        <w:pBdr>
+          <w:top w:val="none" w:color="000000" w:sz="4" w:space="0"/>
+          <w:left w:val="none" w:color="000000" w:sz="4" w:space="0"/>
+          <w:bottom w:val="none" w:color="000000" w:sz="4" w:space="0"/>
+          <w:right w:val="none" w:color="000000" w:sz="4" w:space="0"/>
+        </w:pBdr>
+        <w:spacing/>
+        <w:ind w:right="0" w:firstLine="0" w:left="0"/>
+        <w:rPr>
+          <w:rFonts w:ascii="Caladea" w:hAnsi="Caladea" w:cs="Caladea"/>
+          <w:b w:val="0"/>
+          <w:bCs w:val="0"/>
+        </w:rPr>
+      </w:pPr>
+      <w:r>
+        <w:rPr>
+          <w:rFonts w:ascii="Caladea" w:hAnsi="Caladea" w:eastAsia="Caladea" w:cs="Caladea"/>
+          <w:b w:val="0"/>
+          <w:bCs w:val="0"/>
+          <w:color w:val="000000"/>
+          <w:sz w:val="28"/>
+        </w:rPr>
+        <w:t xml:space="preserve">3.2 Switching to a Different Customer</w:t>
+      </w:r>
+      <w:r>
+        <w:rPr>
+          <w:rFonts w:ascii="Caladea" w:hAnsi="Caladea" w:eastAsia="Caladea" w:cs="Caladea"/>
+          <w:b w:val="0"/>
+          <w:bCs w:val="0"/>
+        </w:rPr>
+      </w:r>
+    </w:p>
+    <w:p>
+      <w:pPr>
+        <w:pStyle w:val="668"/>
+        <w:numPr>
+          <w:ilvl w:val="0"/>
+          <w:numId w:val="6"/>
+        </w:numPr>
+        <w:pBdr>
+          <w:top w:val="none" w:color="000000" w:sz="4" w:space="0"/>
+          <w:left w:val="none" w:color="000000" w:sz="4" w:space="0"/>
+          <w:bottom w:val="none" w:color="000000" w:sz="4" w:space="0"/>
+          <w:right w:val="none" w:color="000000" w:sz="4" w:space="0"/>
+        </w:pBdr>
+        <w:spacing/>
+        <w:ind w:right="0"/>
+        <w:rPr>
+          <w:rFonts w:ascii="Caladea" w:hAnsi="Caladea" w:cs="Caladea"/>
+        </w:rPr>
+      </w:pPr>
+      <w:r>
+        <w:rPr>
+          <w:rFonts w:ascii="Caladea" w:hAnsi="Caladea" w:eastAsia="Caladea" w:cs="Caladea"/>
+          <w:color w:val="000000"/>
+          <w:sz w:val="24"/>
+        </w:rPr>
+        <w:t xml:space="preserve">From the Customer Menu, choose </w:t>
+      </w:r>
+      <w:r>
+        <w:rPr>
+          <w:rFonts w:ascii="Caladea" w:hAnsi="Caladea" w:eastAsia="Caladea" w:cs="Caladea"/>
+          <w:color w:val="000000"/>
+          <w:sz w:val="20"/>
+        </w:rPr>
+        <w:t xml:space="preserve">4. Logout</w:t>
+      </w:r>
+      <w:r>
+        <w:rPr>
+          <w:rFonts w:ascii="Caladea" w:hAnsi="Caladea" w:eastAsia="Caladea" w:cs="Caladea"/>
+          <w:color w:val="000000"/>
+          <w:sz w:val="24"/>
+        </w:rPr>
+        <w:t xml:space="preserve">.</w:t>
+      </w:r>
+      <w:r>
+        <w:rPr>
+          <w:rFonts w:ascii="Caladea" w:hAnsi="Caladea" w:eastAsia="Caladea" w:cs="Caladea"/>
+        </w:rPr>
+      </w:r>
+    </w:p>
+    <w:p>
+      <w:pPr>
+        <w:pStyle w:val="668"/>
+        <w:numPr>
+          <w:ilvl w:val="0"/>
+          <w:numId w:val="6"/>
+        </w:numPr>
+        <w:pBdr>
+          <w:top w:val="none" w:color="000000" w:sz="4" w:space="0"/>
+          <w:left w:val="none" w:color="000000" w:sz="4" w:space="0"/>
+          <w:bottom w:val="none" w:color="000000" w:sz="4" w:space="0"/>
+          <w:right w:val="none" w:color="000000" w:sz="4" w:space="0"/>
+        </w:pBdr>
+        <w:spacing/>
+        <w:ind w:right="0"/>
+        <w:rPr>
+          <w:rFonts w:ascii="Caladea" w:hAnsi="Caladea" w:cs="Caladea"/>
+        </w:rPr>
+      </w:pPr>
+      <w:r>
+        <w:rPr>
+          <w:rFonts w:ascii="Caladea" w:hAnsi="Caladea" w:eastAsia="Caladea" w:cs="Caladea"/>
+          <w:color w:val="000000"/>
+          <w:sz w:val="24"/>
+        </w:rPr>
+        <w:t xml:space="preserve">The system returns to the Main Menu, where you can authenticate another customer.</w:t>
+      </w:r>
+      <w:r>
+        <w:rPr>
+          <w:rFonts w:ascii="Caladea" w:hAnsi="Caladea" w:eastAsia="Caladea" w:cs="Caladea"/>
+        </w:rPr>
+      </w:r>
+    </w:p>
+    <w:p>
+      <w:pPr>
+        <w:pStyle w:val="140"/>
+        <w:pBdr>
+          <w:top w:val="none" w:color="000000" w:sz="4" w:space="0"/>
+          <w:left w:val="none" w:color="000000" w:sz="4" w:space="0"/>
+          <w:bottom w:val="none" w:color="000000" w:sz="4" w:space="0"/>
+          <w:right w:val="none" w:color="000000" w:sz="4" w:space="0"/>
+        </w:pBdr>
+        <w:spacing/>
+        <w:ind w:right="0" w:firstLine="0" w:left="0"/>
+        <w:rPr>
+          <w:rFonts w:ascii="Caladea" w:hAnsi="Caladea" w:cs="Caladea"/>
+          <w:sz w:val="32"/>
+          <w:szCs w:val="28"/>
+        </w:rPr>
+      </w:pPr>
+      <w:r>
+        <w:rPr>
+          <w:rFonts w:ascii="Caladea" w:hAnsi="Caladea" w:eastAsia="Caladea" w:cs="Caladea"/>
+          <w:b/>
+          <w:color w:val="000000"/>
+          <w:sz w:val="32"/>
+          <w:szCs w:val="28"/>
+        </w:rPr>
+        <w:t xml:space="preserve">4. Customer Menu</w:t>
+      </w:r>
+      <w:r>
+        <w:rPr>
+          <w:rFonts w:ascii="Caladea" w:hAnsi="Caladea" w:eastAsia="Caladea" w:cs="Caladea"/>
+          <w:sz w:val="28"/>
+          <w:szCs w:val="28"/>
+        </w:rPr>
+      </w:r>
+    </w:p>
+    <w:p>
+      <w:pPr>
+        <w:pBdr>
+          <w:top w:val="none" w:color="000000" w:sz="4" w:space="0"/>
+          <w:left w:val="none" w:color="000000" w:sz="4" w:space="0"/>
+          <w:bottom w:val="none" w:color="000000" w:sz="4" w:space="0"/>
+          <w:right w:val="none" w:color="000000" w:sz="4" w:space="0"/>
+        </w:pBdr>
+        <w:spacing/>
+        <w:ind w:right="0" w:firstLine="0" w:left="0"/>
+        <w:rPr>
+          <w:rFonts w:ascii="Caladea" w:hAnsi="Caladea" w:cs="Caladea"/>
+          <w:color w:val="000000"/>
+          <w:sz w:val="24"/>
+          <w:szCs w:val="24"/>
+          <w:highlight w:val="none"/>
+        </w:rPr>
+      </w:pPr>
+      <w:r>
+        <w:rPr>
+          <w:rFonts w:ascii="Caladea" w:hAnsi="Caladea" w:eastAsia="Caladea" w:cs="Caladea"/>
+          <w:color w:val="000000"/>
+          <w:sz w:val="24"/>
+        </w:rPr>
+        <w:t xml:space="preserve">After a successful authentication, the Customer Menu appears.</w:t>
+      </w:r>
+      <w:r>
+        <w:rPr>
+          <w:rFonts w:ascii="Caladea" w:hAnsi="Caladea" w:eastAsia="Caladea" w:cs="Caladea"/>
+          <w:sz w:val="24"/>
+        </w:rPr>
+      </w:r>
+    </w:p>
+    <w:p>
+      <w:pPr>
+        <w:pBdr>
+          <w:top w:val="none" w:color="000000" w:sz="4" w:space="0"/>
+          <w:left w:val="none" w:color="000000" w:sz="4" w:space="0"/>
+          <w:bottom w:val="none" w:color="000000" w:sz="4" w:space="0"/>
+          <w:right w:val="none" w:color="000000" w:sz="4" w:space="0"/>
+        </w:pBdr>
+        <w:spacing/>
+        <w:ind w:right="0" w:firstLine="0" w:left="0"/>
+        <w:rPr>
+          <w:rFonts w:ascii="Caladea" w:hAnsi="Caladea" w:cs="Caladea"/>
+          <w:color w:val="000000"/>
+          <w:sz w:val="24"/>
+          <w:szCs w:val="24"/>
+          <w:highlight w:val="none"/>
+        </w:rPr>
+      </w:pPr>
+      <w:r>
+        <w:rPr>
+          <w:rFonts w:ascii="Caladea" w:hAnsi="Caladea" w:eastAsia="Caladea" w:cs="Caladea"/>
+          <w:color w:val="000000"/>
+          <w:sz w:val="24"/>
+          <w:highlight w:val="none"/>
+        </w:rPr>
+      </w:r>
+      <w:r>
+        <w:rPr>
+          <w:rFonts w:ascii="Caladea" w:hAnsi="Caladea" w:eastAsia="Caladea" w:cs="Caladea"/>
+        </w:rPr>
+        <mc:AlternateContent>
+          <mc:Choice Requires="wpg">
+            <w:drawing>
+              <wp:inline xmlns:wp="http://schemas.openxmlformats.org/drawingml/2006/wordprocessingDrawing" distT="0" distB="0" distL="0" distR="0">
+                <wp:extent cx="3048000" cy="2028825"/>
+                <wp:effectExtent l="0" t="0" r="0" b="0"/>
+                <wp:docPr id="2" name=""/>
+                <wp:cNvGraphicFramePr>
+                  <a:graphicFrameLocks xmlns:a="http://schemas.openxmlformats.org/drawingml/2006/main" noChangeAspect="1"/>
+                </wp:cNvGraphicFramePr>
+                <a:graphic xmlns:a="http://schemas.openxmlformats.org/drawingml/2006/main">
+                  <a:graphicData uri="http://schemas.openxmlformats.org/drawingml/2006/picture">
+                    <pic:pic xmlns:pic="http://schemas.openxmlformats.org/drawingml/2006/picture">
+                      <pic:nvPicPr>
+                        <pic:cNvPr id="431926392" name=""/>
+                        <pic:cNvPicPr>
+                          <a:picLocks noChangeAspect="1"/>
+                        </pic:cNvPicPr>
+                        <pic:nvPr/>
+                      </pic:nvPicPr>
+                      <pic:blipFill rotWithShape="1">
+                        <a:blip r:embed="rId10"/>
+                        <a:stretch/>
+                      </pic:blipFill>
+                      <pic:spPr bwMode="auto">
+                        <a:xfrm rot="0" flipH="0" flipV="0">
+                          <a:off x="0" y="0"/>
+                          <a:ext cx="3047999" cy="2028825"/>
+                        </a:xfrm>
+                        <a:prstGeom prst="rect">
+                          <a:avLst/>
+                        </a:prstGeom>
+                      </pic:spPr>
+                    </pic:pic>
+                  </a:graphicData>
+                </a:graphic>
+              </wp:inline>
+            </w:drawing>
+          </mc:Choice>
+          <mc:Fallback>
+            <w:pict>
+              <v:shapetype id="_x0000_t75" coordsize="21600,21600" o:spt="75" o:preferrelative="t" path="m@4@5l@4@11@9@11@9@5xe" filled="f" stroked="f">
+                <v:stroke joinstyle="miter"/>
+                <v:formulas>
+                  <v:f eqn="if lineDrawn pixelLineWidth 0"/>
+                  <v:f eqn="sum @0 1 0"/>
+                  <v:f eqn="sum 0 0 @1"/>
+                  <v:f eqn="prod @2 1 2"/>
+                  <v:f eqn="prod @3 21600 pixelWidth"/>
+                  <v:f eqn="prod @3 21600 pixelHeight"/>
+                  <v:f eqn="sum @0 0 1"/>
+                  <v:f eqn="prod @6 1 2"/>
+                  <v:f eqn="prod @7 21600 pixelWidth"/>
+                  <v:f eqn="sum @8 21600 0"/>
+                  <v:f eqn="prod @7 21600 pixelHeight"/>
+                  <v:f eqn="sum @10 21600 0"/>
+                </v:formulas>
+                <v:path o:extrusionok="f" gradientshapeok="t" o:connecttype="rect"/>
+                <o:lock v:ext="edit" aspectratio="t"/>
+              </v:shapetype>
+              <v:shape id="_x0000_i1" o:spid="_x0000_s1" type="#_x0000_t75" style="width:240.00pt;height:159.75pt;mso-wrap-distance-left:0.00pt;mso-wrap-distance-top:0.00pt;mso-wrap-distance-right:0.00pt;mso-wrap-distance-bottom:0.00pt;rotation:0;z-index:1;" stroked="false">
+                <v:imagedata r:id="rId10" o:title=""/>
+                <o:lock v:ext="edit" rotation="t"/>
+              </v:shape>
+            </w:pict>
+          </mc:Fallback>
+        </mc:AlternateContent>
+      </w:r>
+      <w:r>
+        <w:rPr>
+          <w:rFonts w:ascii="Caladea" w:hAnsi="Caladea" w:eastAsia="Caladea" w:cs="Caladea"/>
+          <w:color w:val="000000"/>
+          <w:sz w:val="24"/>
+          <w:highlight w:val="none"/>
+        </w:rPr>
+      </w:r>
+      <w:r>
+        <w:rPr>
+          <w:rFonts w:ascii="Caladea" w:hAnsi="Caladea" w:eastAsia="Caladea" w:cs="Caladea"/>
+          <w:sz w:val="24"/>
+          <w:szCs w:val="24"/>
+        </w:rPr>
+      </w:r>
+    </w:p>
+    <w:tbl>
+      <w:tblPr>
+        <w:tblStyle w:val="12"/>
+        <w:tblW w:w="0" w:type="auto"/>
+        <w:tblBorders/>
+        <w:tblLook w:val="04A0" w:firstRow="1" w:lastRow="0" w:firstColumn="1" w:lastColumn="0" w:noHBand="0" w:noVBand="1"/>
+      </w:tblPr>
+      <w:tblGrid>
+        <w:gridCol w:w="4677"/>
+        <w:gridCol w:w="4677"/>
+      </w:tblGrid>
+      <w:tr>
+        <w:trPr>
+          <w:trHeight w:val="313"/>
+        </w:trPr>
+        <w:tc>
+          <w:tcPr>
+            <w:tcBorders/>
+            <w:tcW w:w="4677" w:type="dxa"/>
+          </w:tcPr>
+          <w:p>
+            <w:pPr>
+              <w:pBdr/>
+              <w:spacing/>
+              <w:ind/>
+              <w:rPr>
+                <w:rFonts w:ascii="Caladea" w:hAnsi="Caladea" w:cs="Caladea"/>
+                <w:b w:val="0"/>
+                <w:bCs w:val="0"/>
+                <w:sz w:val="24"/>
+                <w:szCs w:val="24"/>
+                <w14:ligatures w14:val="none"/>
+              </w:rPr>
+            </w:pPr>
+            <w:r>
+              <w:rPr>
+                <w:rFonts w:ascii="Caladea" w:hAnsi="Caladea" w:eastAsia="Caladea" w:cs="Caladea"/>
+                <w:b w:val="0"/>
+                <w:bCs w:val="0"/>
+                <w:sz w:val="24"/>
+                <w:szCs w:val="24"/>
+                <w:lang w:val="en" w:bidi="en"/>
+                <w14:ligatures w14:val="none"/>
+              </w:rPr>
+              <w:t xml:space="preserve">Option</w:t>
+            </w:r>
+            <w:r>
+              <w:rPr>
+                <w:rFonts w:ascii="Caladea" w:hAnsi="Caladea" w:eastAsia="Caladea" w:cs="Caladea"/>
+                <w:b w:val="0"/>
+                <w:bCs w:val="0"/>
+                <w:sz w:val="24"/>
+                <w:szCs w:val="24"/>
+                <w:lang w:val="en" w:bidi="en"/>
+                <w14:ligatures w14:val="none"/>
+              </w:rPr>
+            </w:r>
+            <w:r>
+              <w:rPr>
+                <w:rFonts w:ascii="Caladea" w:hAnsi="Caladea" w:eastAsia="Caladea" w:cs="Caladea"/>
+                <w:b w:val="0"/>
+                <w:bCs w:val="0"/>
+                <w:sz w:val="24"/>
+                <w:szCs w:val="24"/>
+                <w:lang w:val="en" w:bidi="en"/>
+                <w14:ligatures w14:val="none"/>
+              </w:rPr>
+            </w:r>
+          </w:p>
+        </w:tc>
+        <w:tc>
+          <w:tcPr>
+            <w:tcBorders/>
+            <w:tcW w:w="4677" w:type="dxa"/>
+          </w:tcPr>
+          <w:p>
+            <w:pPr>
+              <w:pBdr/>
+              <w:spacing/>
+              <w:ind/>
+              <w:rPr>
+                <w:rFonts w:ascii="Caladea" w:hAnsi="Caladea" w:cs="Caladea"/>
+                <w:b w:val="0"/>
+                <w:bCs w:val="0"/>
+                <w:sz w:val="24"/>
+                <w:szCs w:val="24"/>
+                <w14:ligatures w14:val="none"/>
+              </w:rPr>
+            </w:pPr>
+            <w:r>
+              <w:rPr>
+                <w:rFonts w:ascii="Caladea" w:hAnsi="Caladea" w:eastAsia="Caladea" w:cs="Caladea"/>
+                <w:b w:val="0"/>
+                <w:bCs w:val="0"/>
+                <w:sz w:val="24"/>
+                <w:szCs w:val="24"/>
+                <w:lang w:val="en" w:bidi="en"/>
+                <w14:ligatures w14:val="none"/>
+              </w:rPr>
+              <w:t xml:space="preserve">What it does</w:t>
+            </w:r>
+            <w:r>
+              <w:rPr>
+                <w:rFonts w:ascii="Caladea" w:hAnsi="Caladea" w:eastAsia="Caladea" w:cs="Caladea"/>
+                <w:b w:val="0"/>
+                <w:bCs w:val="0"/>
+                <w:sz w:val="24"/>
+                <w:szCs w:val="24"/>
+                <w:lang w:val="en" w:bidi="en"/>
+                <w14:ligatures w14:val="none"/>
+              </w:rPr>
+            </w:r>
+            <w:r>
+              <w:rPr>
+                <w:rFonts w:ascii="Caladea" w:hAnsi="Caladea" w:eastAsia="Caladea" w:cs="Caladea"/>
+                <w:b w:val="0"/>
+                <w:bCs w:val="0"/>
+                <w:sz w:val="24"/>
+                <w:szCs w:val="24"/>
+                <w:lang w:val="en" w:bidi="en"/>
+                <w14:ligatures w14:val="none"/>
+              </w:rPr>
+            </w:r>
+          </w:p>
+        </w:tc>
+      </w:tr>
+      <w:tr>
+        <w:trPr/>
+        <w:tc>
+          <w:tcPr>
+            <w:tcBorders/>
+            <w:tcW w:w="4677" w:type="dxa"/>
+          </w:tcPr>
+          <w:p>
+            <w:pPr>
+              <w:pBdr/>
+              <w:spacing/>
+              <w:ind/>
+              <w:rPr>
+                <w:rFonts w:ascii="Caladea" w:hAnsi="Caladea" w:cs="Caladea"/>
+                <w:b w:val="0"/>
+                <w:bCs w:val="0"/>
+                <w:sz w:val="24"/>
+                <w:szCs w:val="24"/>
+                <w14:ligatures w14:val="none"/>
+              </w:rPr>
+            </w:pPr>
+            <w:r>
+              <w:rPr>
+                <w:rFonts w:ascii="Caladea" w:hAnsi="Caladea" w:eastAsia="Caladea" w:cs="Caladea"/>
+                <w:b w:val="0"/>
+                <w:bCs w:val="0"/>
+                <w:sz w:val="24"/>
+                <w:szCs w:val="24"/>
+                <w:lang w:val="en" w:bidi="en"/>
+                <w14:ligatures w14:val="none"/>
+              </w:rPr>
+              <w:t xml:space="preserve">1</w:t>
+            </w:r>
+            <w:r>
+              <w:rPr>
+                <w:rFonts w:ascii="Caladea" w:hAnsi="Caladea" w:eastAsia="Caladea" w:cs="Caladea"/>
+                <w:b w:val="0"/>
+                <w:bCs w:val="0"/>
+                <w:sz w:val="24"/>
+                <w:szCs w:val="24"/>
+                <w:lang w:val="en" w:bidi="en"/>
+                <w14:ligatures w14:val="none"/>
+              </w:rPr>
+            </w:r>
+            <w:r>
+              <w:rPr>
+                <w:rFonts w:ascii="Caladea" w:hAnsi="Caladea" w:eastAsia="Caladea" w:cs="Caladea"/>
+                <w:b w:val="0"/>
+                <w:bCs w:val="0"/>
+                <w:sz w:val="24"/>
+                <w:szCs w:val="24"/>
+                <w:lang w:val="en" w:bidi="en"/>
+                <w14:ligatures w14:val="none"/>
+              </w:rPr>
+            </w:r>
+          </w:p>
+        </w:tc>
+        <w:tc>
+          <w:tcPr>
+            <w:tcBorders/>
+            <w:tcW w:w="4677" w:type="dxa"/>
+          </w:tcPr>
+          <w:p>
+            <w:pPr>
+              <w:pBdr/>
+              <w:spacing/>
+              <w:ind/>
+              <w:rPr>
+                <w:rFonts w:ascii="Caladea" w:hAnsi="Caladea" w:cs="Caladea"/>
+                <w:b w:val="0"/>
+                <w:bCs w:val="0"/>
+                <w:sz w:val="24"/>
+                <w:szCs w:val="24"/>
+                <w14:ligatures w14:val="none"/>
+              </w:rPr>
+            </w:pPr>
+            <w:r>
+              <w:rPr>
+                <w:rFonts w:ascii="Caladea" w:hAnsi="Caladea" w:eastAsia="Caladea" w:cs="Caladea"/>
+                <w:b w:val="0"/>
+                <w:bCs w:val="0"/>
+                <w:sz w:val="24"/>
+                <w:szCs w:val="24"/>
+                <w:lang w:val="en" w:bidi="en"/>
+                <w14:ligatures w14:val="none"/>
+              </w:rPr>
+              <w:t xml:space="preserve">Shows a list of all account owned by the current customer (account number, type, balance)</w:t>
+            </w:r>
+            <w:r>
+              <w:rPr>
+                <w:rFonts w:ascii="Caladea" w:hAnsi="Caladea" w:eastAsia="Caladea" w:cs="Caladea"/>
+                <w:b w:val="0"/>
+                <w:bCs w:val="0"/>
+                <w:sz w:val="24"/>
+                <w:szCs w:val="24"/>
+                <w:lang w:val="en" w:bidi="en"/>
+                <w14:ligatures w14:val="none"/>
+              </w:rPr>
+            </w:r>
+            <w:r>
+              <w:rPr>
+                <w:rFonts w:ascii="Caladea" w:hAnsi="Caladea" w:eastAsia="Caladea" w:cs="Caladea"/>
+                <w:b w:val="0"/>
+                <w:bCs w:val="0"/>
+                <w:sz w:val="24"/>
+                <w:szCs w:val="24"/>
+                <w:lang w:val="en" w:bidi="en"/>
+                <w14:ligatures w14:val="none"/>
+              </w:rPr>
+            </w:r>
+          </w:p>
+        </w:tc>
+      </w:tr>
+      <w:tr>
+        <w:trPr/>
+        <w:tc>
+          <w:tcPr>
+            <w:tcBorders/>
+            <w:tcW w:w="4677" w:type="dxa"/>
+          </w:tcPr>
+          <w:p>
+            <w:pPr>
+              <w:pBdr/>
+              <w:spacing/>
+              <w:ind/>
+              <w:rPr>
+                <w:rFonts w:ascii="Caladea" w:hAnsi="Caladea" w:cs="Caladea"/>
+                <w:b w:val="0"/>
+                <w:bCs w:val="0"/>
+                <w:sz w:val="24"/>
+                <w:szCs w:val="24"/>
+                <w14:ligatures w14:val="none"/>
+              </w:rPr>
+            </w:pPr>
+            <w:r>
+              <w:rPr>
+                <w:rFonts w:ascii="Caladea" w:hAnsi="Caladea" w:eastAsia="Caladea" w:cs="Caladea"/>
+                <w:b w:val="0"/>
+                <w:bCs w:val="0"/>
+                <w:sz w:val="24"/>
+                <w:szCs w:val="24"/>
+                <w:lang w:val="en" w:bidi="en"/>
+                <w14:ligatures w14:val="none"/>
+              </w:rPr>
+              <w:t xml:space="preserve">2</w:t>
+            </w:r>
+            <w:r>
+              <w:rPr>
+                <w:rFonts w:ascii="Caladea" w:hAnsi="Caladea" w:eastAsia="Caladea" w:cs="Caladea"/>
+                <w:b w:val="0"/>
+                <w:bCs w:val="0"/>
+                <w:sz w:val="24"/>
+                <w:szCs w:val="24"/>
+                <w:lang w:val="en" w:bidi="en"/>
+                <w14:ligatures w14:val="none"/>
+              </w:rPr>
+            </w:r>
+            <w:r>
+              <w:rPr>
+                <w:rFonts w:ascii="Caladea" w:hAnsi="Caladea" w:eastAsia="Caladea" w:cs="Caladea"/>
+                <w:b w:val="0"/>
+                <w:bCs w:val="0"/>
+                <w:sz w:val="24"/>
+                <w:szCs w:val="24"/>
+                <w:lang w:val="en" w:bidi="en"/>
+                <w14:ligatures w14:val="none"/>
+              </w:rPr>
+            </w:r>
+          </w:p>
+        </w:tc>
+        <w:tc>
+          <w:tcPr>
+            <w:tcBorders/>
+            <w:tcW w:w="4677" w:type="dxa"/>
+          </w:tcPr>
+          <w:p>
+            <w:pPr>
+              <w:pBdr/>
+              <w:spacing/>
+              <w:ind/>
+              <w:rPr>
+                <w:rFonts w:ascii="Caladea" w:hAnsi="Caladea" w:cs="Caladea"/>
+                <w:b w:val="0"/>
+                <w:bCs w:val="0"/>
+                <w:sz w:val="24"/>
+                <w:szCs w:val="24"/>
+                <w14:ligatures w14:val="none"/>
+              </w:rPr>
+            </w:pPr>
+            <w:r>
+              <w:rPr>
+                <w:rFonts w:ascii="Caladea" w:hAnsi="Caladea" w:eastAsia="Caladea" w:cs="Caladea"/>
+                <w:b w:val="0"/>
+                <w:bCs w:val="0"/>
+                <w:sz w:val="24"/>
+                <w:szCs w:val="24"/>
+                <w:lang w:val="en" w:bidi="en"/>
+                <w14:ligatures w14:val="none"/>
+              </w:rPr>
+              <w:t xml:space="preserve">Creates a new Personal, ISA or Business account </w:t>
+            </w:r>
+            <w:r>
+              <w:rPr>
+                <w:rFonts w:ascii="Caladea" w:hAnsi="Caladea" w:eastAsia="Caladea" w:cs="Caladea"/>
+                <w:b w:val="0"/>
+                <w:bCs w:val="0"/>
+                <w:sz w:val="24"/>
+                <w:szCs w:val="24"/>
+                <w:lang w:val="en" w:bidi="en"/>
+                <w14:ligatures w14:val="none"/>
+              </w:rPr>
+            </w:r>
+            <w:r>
+              <w:rPr>
+                <w:rFonts w:ascii="Caladea" w:hAnsi="Caladea" w:eastAsia="Caladea" w:cs="Caladea"/>
+                <w:b w:val="0"/>
+                <w:bCs w:val="0"/>
+                <w:sz w:val="24"/>
+                <w:szCs w:val="24"/>
+                <w:lang w:val="en" w:bidi="en"/>
+                <w14:ligatures w14:val="none"/>
+              </w:rPr>
+            </w:r>
+          </w:p>
+        </w:tc>
+      </w:tr>
+      <w:tr>
+        <w:trPr/>
+        <w:tc>
+          <w:tcPr>
+            <w:tcBorders/>
+            <w:tcW w:w="4677" w:type="dxa"/>
+          </w:tcPr>
+          <w:p>
+            <w:pPr>
+              <w:pBdr/>
+              <w:spacing/>
+              <w:ind/>
+              <w:rPr>
+                <w:rFonts w:ascii="Caladea" w:hAnsi="Caladea" w:cs="Caladea"/>
+                <w:b w:val="0"/>
+                <w:bCs w:val="0"/>
+                <w:sz w:val="24"/>
+                <w:szCs w:val="24"/>
+                <w14:ligatures w14:val="none"/>
+              </w:rPr>
+            </w:pPr>
+            <w:r>
+              <w:rPr>
+                <w:rFonts w:ascii="Caladea" w:hAnsi="Caladea" w:eastAsia="Caladea" w:cs="Caladea"/>
+                <w:b w:val="0"/>
+                <w:bCs w:val="0"/>
+                <w:sz w:val="24"/>
+                <w:szCs w:val="24"/>
+                <w:lang w:val="en" w:bidi="en"/>
+                <w14:ligatures w14:val="none"/>
+              </w:rPr>
+              <w:t xml:space="preserve">3</w:t>
+            </w:r>
+            <w:r>
+              <w:rPr>
+                <w:rFonts w:ascii="Caladea" w:hAnsi="Caladea" w:eastAsia="Caladea" w:cs="Caladea"/>
+                <w:b w:val="0"/>
+                <w:bCs w:val="0"/>
+                <w:sz w:val="24"/>
+                <w:szCs w:val="24"/>
+                <w:lang w:val="en" w:bidi="en"/>
+                <w14:ligatures w14:val="none"/>
+              </w:rPr>
+            </w:r>
+            <w:r>
+              <w:rPr>
+                <w:rFonts w:ascii="Caladea" w:hAnsi="Caladea" w:eastAsia="Caladea" w:cs="Caladea"/>
+                <w:b w:val="0"/>
+                <w:bCs w:val="0"/>
+                <w:sz w:val="24"/>
+                <w:szCs w:val="24"/>
+                <w:lang w:val="en" w:bidi="en"/>
+                <w14:ligatures w14:val="none"/>
+              </w:rPr>
+            </w:r>
+          </w:p>
+        </w:tc>
+        <w:tc>
+          <w:tcPr>
+            <w:tcBorders/>
+            <w:tcW w:w="4677" w:type="dxa"/>
+          </w:tcPr>
+          <w:p>
+            <w:pPr>
+              <w:pBdr/>
+              <w:spacing/>
+              <w:ind/>
+              <w:rPr>
+                <w:rFonts w:ascii="Caladea" w:hAnsi="Caladea" w:cs="Caladea"/>
+                <w:b w:val="0"/>
+                <w:bCs w:val="0"/>
+                <w:sz w:val="24"/>
+                <w:szCs w:val="24"/>
+                <w14:ligatures w14:val="none"/>
+              </w:rPr>
+            </w:pPr>
+            <w:r>
+              <w:rPr>
+                <w:rFonts w:ascii="Caladea" w:hAnsi="Caladea" w:eastAsia="Caladea" w:cs="Caladea"/>
+                <w:b w:val="0"/>
+                <w:bCs w:val="0"/>
+                <w:sz w:val="24"/>
+                <w:szCs w:val="24"/>
+                <w:lang w:val="en" w:bidi="en"/>
+                <w14:ligatures w14:val="none"/>
+              </w:rPr>
+              <w:t xml:space="preserve">Lets you choose an accountto deposit, withdraw, transfer or view details/history</w:t>
+            </w:r>
+            <w:r>
+              <w:rPr>
+                <w:rFonts w:ascii="Caladea" w:hAnsi="Caladea" w:eastAsia="Caladea" w:cs="Caladea"/>
+                <w:b w:val="0"/>
+                <w:bCs w:val="0"/>
+                <w:sz w:val="24"/>
+                <w:szCs w:val="24"/>
+                <w:lang w:val="en" w:bidi="en"/>
+                <w14:ligatures w14:val="none"/>
+              </w:rPr>
+            </w:r>
+            <w:r>
+              <w:rPr>
+                <w:rFonts w:ascii="Caladea" w:hAnsi="Caladea" w:eastAsia="Caladea" w:cs="Caladea"/>
+                <w:b w:val="0"/>
+                <w:bCs w:val="0"/>
+                <w:sz w:val="24"/>
+                <w:szCs w:val="24"/>
+                <w:lang w:val="en" w:bidi="en"/>
+                <w14:ligatures w14:val="none"/>
+              </w:rPr>
+            </w:r>
+          </w:p>
+        </w:tc>
+      </w:tr>
+      <w:tr>
+        <w:trPr/>
+        <w:tc>
+          <w:tcPr>
+            <w:tcBorders/>
+            <w:tcW w:w="4677" w:type="dxa"/>
+          </w:tcPr>
+          <w:p>
+            <w:pPr>
+              <w:pBdr/>
+              <w:spacing/>
+              <w:ind/>
+              <w:rPr>
+                <w:rFonts w:ascii="Caladea" w:hAnsi="Caladea" w:cs="Caladea"/>
+                <w:b w:val="0"/>
+                <w:bCs w:val="0"/>
+                <w:sz w:val="24"/>
+                <w:szCs w:val="24"/>
+                <w14:ligatures w14:val="none"/>
+              </w:rPr>
+            </w:pPr>
+            <w:r>
+              <w:rPr>
+                <w:rFonts w:ascii="Caladea" w:hAnsi="Caladea" w:eastAsia="Caladea" w:cs="Caladea"/>
+                <w:b w:val="0"/>
+                <w:bCs w:val="0"/>
+                <w:sz w:val="24"/>
+                <w:szCs w:val="24"/>
+                <w:lang w:val="en" w:bidi="en"/>
+                <w14:ligatures w14:val="none"/>
+              </w:rPr>
+              <w:t xml:space="preserve">4</w:t>
+            </w:r>
+            <w:r>
+              <w:rPr>
+                <w:rFonts w:ascii="Caladea" w:hAnsi="Caladea" w:eastAsia="Caladea" w:cs="Caladea"/>
+                <w:b w:val="0"/>
+                <w:bCs w:val="0"/>
+                <w:sz w:val="24"/>
+                <w:szCs w:val="24"/>
+                <w:lang w:val="en" w:bidi="en"/>
+                <w14:ligatures w14:val="none"/>
+              </w:rPr>
+            </w:r>
+            <w:r>
+              <w:rPr>
+                <w:rFonts w:ascii="Caladea" w:hAnsi="Caladea" w:eastAsia="Caladea" w:cs="Caladea"/>
+                <w:b w:val="0"/>
+                <w:bCs w:val="0"/>
+                <w:sz w:val="24"/>
+                <w:szCs w:val="24"/>
+                <w:lang w:val="en" w:bidi="en"/>
+                <w14:ligatures w14:val="none"/>
+              </w:rPr>
+            </w:r>
+          </w:p>
+        </w:tc>
+        <w:tc>
+          <w:tcPr>
+            <w:tcBorders/>
+            <w:tcW w:w="4677" w:type="dxa"/>
+          </w:tcPr>
+          <w:p>
+            <w:pPr>
+              <w:pBdr/>
+              <w:spacing/>
+              <w:ind/>
+              <w:rPr>
+                <w:rFonts w:ascii="Caladea" w:hAnsi="Caladea" w:cs="Caladea"/>
+                <w:b w:val="0"/>
+                <w:bCs w:val="0"/>
+                <w:sz w:val="24"/>
+                <w:szCs w:val="24"/>
+                <w14:ligatures w14:val="none"/>
+              </w:rPr>
+            </w:pPr>
+            <w:r>
+              <w:rPr>
+                <w:rFonts w:ascii="Caladea" w:hAnsi="Caladea" w:eastAsia="Caladea" w:cs="Caladea"/>
+                <w:b w:val="0"/>
+                <w:bCs w:val="0"/>
+                <w:sz w:val="24"/>
+                <w:szCs w:val="24"/>
+                <w:lang w:val="en" w:bidi="en"/>
+                <w14:ligatures w14:val="none"/>
+              </w:rPr>
+              <w:t xml:space="preserve">Logs out the current customer &amp; returns to the Main Menu.</w:t>
+            </w:r>
+            <w:r>
+              <w:rPr>
+                <w:rFonts w:ascii="Caladea" w:hAnsi="Caladea" w:eastAsia="Caladea" w:cs="Caladea"/>
+                <w:b w:val="0"/>
+                <w:bCs w:val="0"/>
+                <w:sz w:val="24"/>
+                <w:szCs w:val="24"/>
+                <w:lang w:val="en" w:bidi="en"/>
+                <w14:ligatures w14:val="none"/>
+              </w:rPr>
+            </w:r>
+            <w:r>
+              <w:rPr>
+                <w:rFonts w:ascii="Caladea" w:hAnsi="Caladea" w:eastAsia="Caladea" w:cs="Caladea"/>
+                <w:b w:val="0"/>
+                <w:bCs w:val="0"/>
+                <w:sz w:val="24"/>
+                <w:szCs w:val="24"/>
+                <w:lang w:val="en" w:bidi="en"/>
+                <w14:ligatures w14:val="none"/>
+              </w:rPr>
+            </w:r>
+          </w:p>
+        </w:tc>
+      </w:tr>
+    </w:tbl>
+    <w:p>
+      <w:pPr>
+        <w:pStyle w:val="140"/>
+        <w:pBdr>
+          <w:top w:val="none" w:color="000000" w:sz="4" w:space="0"/>
+          <w:left w:val="none" w:color="000000" w:sz="4" w:space="0"/>
+          <w:bottom w:val="none" w:color="000000" w:sz="4" w:space="0"/>
+          <w:right w:val="none" w:color="000000" w:sz="4" w:space="0"/>
+        </w:pBdr>
+        <w:spacing/>
+        <w:ind w:right="0" w:firstLine="0" w:left="0"/>
+        <w:rPr>
+          <w:rFonts w:ascii="Caladea" w:hAnsi="Caladea" w:cs="Caladea"/>
+          <w:b/>
+          <w:bCs/>
+          <w:color w:val="000000"/>
+          <w:sz w:val="32"/>
+          <w:szCs w:val="32"/>
+          <w:highlight w:val="none"/>
+        </w:rPr>
+      </w:pPr>
+      <w:r>
+        <w:rPr>
+          <w:rFonts w:ascii="Caladea" w:hAnsi="Caladea" w:eastAsia="Caladea" w:cs="Caladea"/>
+          <w:b/>
+          <w:color w:val="000000"/>
+          <w:sz w:val="32"/>
+          <w:szCs w:val="28"/>
+          <w:highlight w:val="none"/>
+        </w:rPr>
+      </w:r>
+      <w:r>
+        <w:rPr>
+          <w:rFonts w:ascii="Caladea" w:hAnsi="Caladea" w:eastAsia="Caladea" w:cs="Caladea"/>
+          <w:b/>
+          <w:color w:val="000000"/>
+          <w:sz w:val="32"/>
+          <w:szCs w:val="28"/>
+          <w:highlight w:val="none"/>
+        </w:rPr>
+      </w:r>
+      <w:r>
+        <w:rPr>
+          <w:rFonts w:ascii="Caladea" w:hAnsi="Caladea" w:eastAsia="Caladea" w:cs="Caladea"/>
+          <w:b/>
+          <w:color w:val="000000"/>
+          <w:sz w:val="32"/>
+          <w:szCs w:val="28"/>
+          <w:highlight w:val="none"/>
+        </w:rPr>
+      </w:r>
+    </w:p>
+    <w:p>
+      <w:pPr>
+        <w:pStyle w:val="140"/>
+        <w:pBdr>
+          <w:top w:val="none" w:color="000000" w:sz="4" w:space="0"/>
+          <w:left w:val="none" w:color="000000" w:sz="4" w:space="0"/>
+          <w:bottom w:val="none" w:color="000000" w:sz="4" w:space="0"/>
+          <w:right w:val="none" w:color="000000" w:sz="4" w:space="0"/>
+        </w:pBdr>
+        <w:spacing/>
+        <w:ind w:right="0" w:firstLine="0" w:left="0"/>
+        <w:rPr>
+          <w:rFonts w:ascii="Caladea" w:hAnsi="Caladea" w:eastAsia="Caladea" w:cs="Caladea"/>
+          <w:b/>
+          <w:bCs/>
+          <w:color w:val="000000"/>
+          <w:sz w:val="32"/>
+          <w:szCs w:val="32"/>
+          <w:highlight w:val="none"/>
+        </w:rPr>
+      </w:pPr>
+      <w:r>
+        <w:rPr>
+          <w:rFonts w:ascii="Caladea" w:hAnsi="Caladea" w:eastAsia="Caladea" w:cs="Caladea"/>
+          <w:b/>
+          <w:color w:val="000000"/>
+          <w:sz w:val="32"/>
+          <w:szCs w:val="28"/>
+        </w:rPr>
+        <w:t xml:space="preserve">5. Creating a New Account</w:t>
+      </w:r>
+      <w:r>
+        <w:rPr>
+          <w:rFonts w:ascii="Caladea" w:hAnsi="Caladea" w:eastAsia="Caladea" w:cs="Caladea"/>
+          <w:sz w:val="28"/>
+          <w:szCs w:val="28"/>
+        </w:rPr>
+      </w:r>
+    </w:p>
+    <w:p>
+      <w:pPr>
+        <w:pBdr>
+          <w:top w:val="none" w:color="000000" w:sz="4" w:space="0"/>
+          <w:left w:val="none" w:color="000000" w:sz="4" w:space="0"/>
+          <w:bottom w:val="none" w:color="000000" w:sz="4" w:space="0"/>
+          <w:right w:val="none" w:color="000000" w:sz="4" w:space="0"/>
+        </w:pBdr>
+        <w:spacing/>
+        <w:ind w:right="0" w:firstLine="0" w:left="0"/>
+        <w:rPr>
+          <w:rFonts w:ascii="Caladea" w:hAnsi="Caladea" w:cs="Caladea"/>
+        </w:rPr>
+      </w:pPr>
+      <w:r>
+        <w:rPr>
+          <w:rFonts w:ascii="Caladea" w:hAnsi="Caladea" w:eastAsia="Caladea" w:cs="Caladea"/>
+          <w:color w:val="000000"/>
+          <w:sz w:val="24"/>
+        </w:rPr>
+        <w:t xml:space="preserve">From the Customer Menu, choose </w:t>
+      </w:r>
+      <w:r>
+        <w:rPr>
+          <w:rFonts w:ascii="Caladea" w:hAnsi="Caladea" w:eastAsia="Caladea" w:cs="Caladea"/>
+          <w:color w:val="000000"/>
+          <w:sz w:val="20"/>
+        </w:rPr>
+        <w:t xml:space="preserve">2</w:t>
+      </w:r>
+      <w:r>
+        <w:rPr>
+          <w:rFonts w:ascii="Caladea" w:hAnsi="Caladea" w:eastAsia="Caladea" w:cs="Caladea"/>
+          <w:color w:val="000000"/>
+          <w:sz w:val="24"/>
+        </w:rPr>
+        <w:t xml:space="preserve">.</w:t>
+      </w:r>
+      <w:r>
+        <w:rPr>
+          <w:rFonts w:ascii="Caladea" w:hAnsi="Caladea" w:eastAsia="Caladea" w:cs="Caladea"/>
+        </w:rPr>
+      </w:r>
+    </w:p>
+    <w:p>
+      <w:pPr>
+        <w:pStyle w:val="141"/>
+        <w:pBdr>
+          <w:top w:val="none" w:color="000000" w:sz="4" w:space="0"/>
+          <w:left w:val="none" w:color="000000" w:sz="4" w:space="0"/>
+          <w:bottom w:val="none" w:color="000000" w:sz="4" w:space="0"/>
+          <w:right w:val="none" w:color="000000" w:sz="4" w:space="0"/>
+        </w:pBdr>
+        <w:spacing/>
+        <w:ind w:right="0" w:firstLine="0" w:left="0"/>
+        <w:rPr>
+          <w:rFonts w:ascii="Caladea" w:hAnsi="Caladea" w:cs="Caladea"/>
+          <w:b w:val="0"/>
+          <w:bCs w:val="0"/>
+        </w:rPr>
+      </w:pPr>
+      <w:r>
+        <w:rPr>
+          <w:rFonts w:ascii="Caladea" w:hAnsi="Caladea" w:eastAsia="Caladea" w:cs="Caladea"/>
+          <w:b w:val="0"/>
+          <w:bCs w:val="0"/>
+          <w:color w:val="000000"/>
+          <w:sz w:val="28"/>
+        </w:rPr>
+        <w:t xml:space="preserve">5.1 Choosing an Account Type</w:t>
+      </w:r>
+      <w:r>
+        <w:rPr>
+          <w:rFonts w:ascii="Caladea" w:hAnsi="Caladea" w:eastAsia="Caladea" w:cs="Caladea"/>
+          <w:b w:val="0"/>
+          <w:bCs w:val="0"/>
+        </w:rPr>
+      </w:r>
+    </w:p>
+    <w:p>
+      <w:pPr>
+        <w:pBdr>
+          <w:top w:val="none" w:color="000000" w:sz="4" w:space="0"/>
+          <w:left w:val="none" w:color="000000" w:sz="4" w:space="0"/>
+          <w:bottom w:val="none" w:color="000000" w:sz="4" w:space="0"/>
+          <w:right w:val="none" w:color="000000" w:sz="4" w:space="0"/>
+        </w:pBdr>
+        <w:spacing/>
+        <w:ind w:right="0" w:firstLine="0" w:left="0"/>
+        <w:rPr>
+          <w:rFonts w:ascii="Caladea" w:hAnsi="Caladea" w:cs="Caladea"/>
+        </w:rPr>
+      </w:pPr>
+      <w:r>
+        <w:rPr>
+          <w:rFonts w:ascii="Caladea" w:hAnsi="Caladea" w:eastAsia="Caladea" w:cs="Caladea"/>
+          <w:color w:val="000000"/>
+          <w:sz w:val="24"/>
+        </w:rPr>
+        <w:t xml:space="preserve">You will be asked: </w:t>
+      </w:r>
+      <w:r>
+        <w:rPr>
+          <w:rFonts w:ascii="Caladea" w:hAnsi="Caladea" w:eastAsia="Caladea" w:cs="Caladea"/>
+          <w:color w:val="000000"/>
+          <w:sz w:val="20"/>
+        </w:rPr>
+        <w:t xml:space="preserve">Enter account type: </w:t>
+        <w:br/>
+      </w:r>
+      <w:r>
+        <w:rPr>
+          <w:rFonts w:ascii="Caladea" w:hAnsi="Caladea" w:eastAsia="Caladea" w:cs="Caladea"/>
+          <w:color w:val="000000"/>
+          <w:sz w:val="24"/>
+        </w:rPr>
+        <w:t xml:space="preserve">Valid entries: </w:t>
+      </w:r>
+      <w:r>
+        <w:rPr>
+          <w:rFonts w:ascii="Caladea" w:hAnsi="Caladea" w:eastAsia="Caladea" w:cs="Caladea"/>
+          <w:color w:val="000000"/>
+          <w:sz w:val="20"/>
+        </w:rPr>
+        <w:t xml:space="preserve">PERSONAL</w:t>
+      </w:r>
+      <w:r>
+        <w:rPr>
+          <w:rFonts w:ascii="Caladea" w:hAnsi="Caladea" w:eastAsia="Caladea" w:cs="Caladea"/>
+          <w:color w:val="000000"/>
+          <w:sz w:val="24"/>
+        </w:rPr>
+        <w:t xml:space="preserve">, </w:t>
+      </w:r>
+      <w:r>
+        <w:rPr>
+          <w:rFonts w:ascii="Caladea" w:hAnsi="Caladea" w:eastAsia="Caladea" w:cs="Caladea"/>
+          <w:color w:val="000000"/>
+          <w:sz w:val="20"/>
+        </w:rPr>
+        <w:t xml:space="preserve">ISA</w:t>
+      </w:r>
+      <w:r>
+        <w:rPr>
+          <w:rFonts w:ascii="Caladea" w:hAnsi="Caladea" w:eastAsia="Caladea" w:cs="Caladea"/>
+          <w:color w:val="000000"/>
+          <w:sz w:val="24"/>
+        </w:rPr>
+        <w:t xml:space="preserve">, </w:t>
+      </w:r>
+      <w:r>
+        <w:rPr>
+          <w:rFonts w:ascii="Caladea" w:hAnsi="Caladea" w:eastAsia="Caladea" w:cs="Caladea"/>
+          <w:color w:val="000000"/>
+          <w:sz w:val="20"/>
+        </w:rPr>
+        <w:t xml:space="preserve">BUSINESS</w:t>
+      </w:r>
+      <w:r>
+        <w:rPr>
+          <w:rFonts w:ascii="Caladea" w:hAnsi="Caladea" w:eastAsia="Caladea" w:cs="Caladea"/>
+          <w:color w:val="000000"/>
+          <w:sz w:val="24"/>
+        </w:rPr>
+        <w:t xml:space="preserve"> (you can also type </w:t>
+      </w:r>
+      <w:r>
+        <w:rPr>
+          <w:rFonts w:ascii="Caladea" w:hAnsi="Caladea" w:eastAsia="Caladea" w:cs="Caladea"/>
+          <w:color w:val="000000"/>
+          <w:sz w:val="20"/>
+        </w:rPr>
+        <w:t xml:space="preserve">P</w:t>
+      </w:r>
+      <w:r>
+        <w:rPr>
+          <w:rFonts w:ascii="Caladea" w:hAnsi="Caladea" w:eastAsia="Caladea" w:cs="Caladea"/>
+          <w:color w:val="000000"/>
+          <w:sz w:val="24"/>
+        </w:rPr>
+        <w:t xml:space="preserve">, </w:t>
+      </w:r>
+      <w:r>
+        <w:rPr>
+          <w:rFonts w:ascii="Caladea" w:hAnsi="Caladea" w:eastAsia="Caladea" w:cs="Caladea"/>
+          <w:color w:val="000000"/>
+          <w:sz w:val="20"/>
+        </w:rPr>
+        <w:t xml:space="preserve">I</w:t>
+      </w:r>
+      <w:r>
+        <w:rPr>
+          <w:rFonts w:ascii="Caladea" w:hAnsi="Caladea" w:eastAsia="Caladea" w:cs="Caladea"/>
+          <w:color w:val="000000"/>
+          <w:sz w:val="24"/>
+        </w:rPr>
+        <w:t xml:space="preserve">, or </w:t>
+      </w:r>
+      <w:r>
+        <w:rPr>
+          <w:rFonts w:ascii="Caladea" w:hAnsi="Caladea" w:eastAsia="Caladea" w:cs="Caladea"/>
+          <w:color w:val="000000"/>
+          <w:sz w:val="20"/>
+        </w:rPr>
+        <w:t xml:space="preserve">B</w:t>
+      </w:r>
+      <w:r>
+        <w:rPr>
+          <w:rFonts w:ascii="Caladea" w:hAnsi="Caladea" w:eastAsia="Caladea" w:cs="Caladea"/>
+          <w:color w:val="000000"/>
+          <w:sz w:val="24"/>
+        </w:rPr>
+        <w:t xml:space="preserve">).</w:t>
+      </w:r>
+      <w:r>
+        <w:rPr>
+          <w:rFonts w:ascii="Caladea" w:hAnsi="Caladea" w:eastAsia="Caladea" w:cs="Caladea"/>
+        </w:rPr>
+      </w:r>
+    </w:p>
+    <w:p>
+      <w:pPr>
+        <w:pStyle w:val="141"/>
+        <w:pBdr>
+          <w:top w:val="none" w:color="000000" w:sz="4" w:space="0"/>
+          <w:left w:val="none" w:color="000000" w:sz="4" w:space="0"/>
+          <w:bottom w:val="none" w:color="000000" w:sz="4" w:space="0"/>
+          <w:right w:val="none" w:color="000000" w:sz="4" w:space="0"/>
+        </w:pBdr>
+        <w:spacing/>
+        <w:ind w:right="0" w:firstLine="0" w:left="0"/>
+        <w:rPr>
+          <w:rFonts w:ascii="Caladea" w:hAnsi="Caladea" w:cs="Caladea"/>
+          <w:b w:val="0"/>
+          <w:bCs w:val="0"/>
+        </w:rPr>
+      </w:pPr>
+      <w:r>
+        <w:rPr>
+          <w:rFonts w:ascii="Caladea" w:hAnsi="Caladea" w:eastAsia="Caladea" w:cs="Caladea"/>
+          <w:b w:val="0"/>
+          <w:bCs w:val="0"/>
+          <w:color w:val="000000"/>
+          <w:sz w:val="28"/>
+        </w:rPr>
+        <w:t xml:space="preserve">5.2 Entering an Opening Balance</w:t>
+      </w:r>
+      <w:r>
+        <w:rPr>
+          <w:rFonts w:ascii="Caladea" w:hAnsi="Caladea" w:eastAsia="Caladea" w:cs="Caladea"/>
+          <w:b w:val="0"/>
+          <w:bCs w:val="0"/>
+        </w:rPr>
+      </w:r>
+    </w:p>
+    <w:p>
+      <w:pPr>
+        <w:pStyle w:val="668"/>
+        <w:numPr>
+          <w:ilvl w:val="0"/>
+          <w:numId w:val="4"/>
+        </w:numPr>
+        <w:pBdr>
+          <w:top w:val="none" w:color="000000" w:sz="4" w:space="0"/>
+          <w:left w:val="none" w:color="000000" w:sz="4" w:space="0"/>
+          <w:bottom w:val="none" w:color="000000" w:sz="4" w:space="0"/>
+          <w:right w:val="none" w:color="000000" w:sz="4" w:space="0"/>
+        </w:pBdr>
+        <w:spacing/>
+        <w:ind w:right="0"/>
+        <w:rPr>
+          <w:rFonts w:ascii="Caladea" w:hAnsi="Caladea" w:cs="Caladea"/>
+        </w:rPr>
+      </w:pPr>
+      <w:r>
+        <w:rPr>
+          <w:rFonts w:ascii="Caladea" w:hAnsi="Caladea" w:eastAsia="Caladea" w:cs="Caladea"/>
+          <w:color w:val="000000"/>
+          <w:sz w:val="24"/>
+        </w:rPr>
+        <w:t xml:space="preserve">For </w:t>
+      </w:r>
+      <w:r>
+        <w:rPr>
+          <w:rFonts w:ascii="Caladea" w:hAnsi="Caladea" w:eastAsia="Caladea" w:cs="Caladea"/>
+          <w:b/>
+          <w:color w:val="000000"/>
+          <w:sz w:val="24"/>
+        </w:rPr>
+        <w:t xml:space="preserve">Personal</w:t>
+      </w:r>
+      <w:r>
+        <w:rPr>
+          <w:rFonts w:ascii="Caladea" w:hAnsi="Caladea" w:eastAsia="Caladea" w:cs="Caladea"/>
+          <w:color w:val="000000"/>
+          <w:sz w:val="24"/>
+        </w:rPr>
+        <w:t xml:space="preserve"> accounts: minimum £1.</w:t>
+      </w:r>
+      <w:r>
+        <w:rPr>
+          <w:rFonts w:ascii="Caladea" w:hAnsi="Caladea" w:eastAsia="Caladea" w:cs="Caladea"/>
+        </w:rPr>
+      </w:r>
+    </w:p>
+    <w:p>
+      <w:pPr>
+        <w:pStyle w:val="668"/>
+        <w:numPr>
+          <w:ilvl w:val="0"/>
+          <w:numId w:val="4"/>
+        </w:numPr>
+        <w:pBdr>
+          <w:top w:val="none" w:color="000000" w:sz="4" w:space="0"/>
+          <w:left w:val="none" w:color="000000" w:sz="4" w:space="0"/>
+          <w:bottom w:val="none" w:color="000000" w:sz="4" w:space="0"/>
+          <w:right w:val="none" w:color="000000" w:sz="4" w:space="0"/>
+        </w:pBdr>
+        <w:spacing/>
+        <w:ind w:right="0"/>
+        <w:rPr>
+          <w:rFonts w:ascii="Caladea" w:hAnsi="Caladea" w:cs="Caladea"/>
+        </w:rPr>
+      </w:pPr>
+      <w:r>
+        <w:rPr>
+          <w:rFonts w:ascii="Caladea" w:hAnsi="Caladea" w:eastAsia="Caladea" w:cs="Caladea"/>
+          <w:color w:val="000000"/>
+          <w:sz w:val="24"/>
+        </w:rPr>
+        <w:t xml:space="preserve">For </w:t>
+      </w:r>
+      <w:r>
+        <w:rPr>
+          <w:rFonts w:ascii="Caladea" w:hAnsi="Caladea" w:eastAsia="Caladea" w:cs="Caladea"/>
+          <w:b/>
+          <w:color w:val="000000"/>
+          <w:sz w:val="24"/>
+        </w:rPr>
+        <w:t xml:space="preserve">ISA</w:t>
+      </w:r>
+      <w:r>
+        <w:rPr>
+          <w:rFonts w:ascii="Caladea" w:hAnsi="Caladea" w:eastAsia="Caladea" w:cs="Caladea"/>
+          <w:color w:val="000000"/>
+          <w:sz w:val="24"/>
+        </w:rPr>
+        <w:t xml:space="preserve"> and </w:t>
+      </w:r>
+      <w:r>
+        <w:rPr>
+          <w:rFonts w:ascii="Caladea" w:hAnsi="Caladea" w:eastAsia="Caladea" w:cs="Caladea"/>
+          <w:b/>
+          <w:color w:val="000000"/>
+          <w:sz w:val="24"/>
+        </w:rPr>
+        <w:t xml:space="preserve">Business</w:t>
+      </w:r>
+      <w:r>
+        <w:rPr>
+          <w:rFonts w:ascii="Caladea" w:hAnsi="Caladea" w:eastAsia="Caladea" w:cs="Caladea"/>
+          <w:color w:val="000000"/>
+          <w:sz w:val="24"/>
+        </w:rPr>
+        <w:t xml:space="preserve"> accounts: any positive amount (or zero if allowed by bank policy).</w:t>
+      </w:r>
+      <w:r>
+        <w:rPr>
+          <w:rFonts w:ascii="Caladea" w:hAnsi="Caladea" w:eastAsia="Caladea" w:cs="Caladea"/>
+        </w:rPr>
+      </w:r>
+    </w:p>
+    <w:p>
+      <w:pPr>
+        <w:pStyle w:val="141"/>
+        <w:pBdr>
+          <w:top w:val="none" w:color="000000" w:sz="4" w:space="0"/>
+          <w:left w:val="none" w:color="000000" w:sz="4" w:space="0"/>
+          <w:bottom w:val="none" w:color="000000" w:sz="4" w:space="0"/>
+          <w:right w:val="none" w:color="000000" w:sz="4" w:space="0"/>
+        </w:pBdr>
+        <w:spacing/>
+        <w:ind w:right="0" w:firstLine="0" w:left="0"/>
+        <w:rPr>
+          <w:rFonts w:ascii="Caladea" w:hAnsi="Caladea" w:cs="Caladea"/>
+          <w:b w:val="0"/>
+          <w:bCs w:val="0"/>
+        </w:rPr>
+      </w:pPr>
+      <w:r>
+        <w:rPr>
+          <w:rFonts w:ascii="Caladea" w:hAnsi="Caladea" w:eastAsia="Caladea" w:cs="Caladea"/>
+          <w:b w:val="0"/>
+          <w:bCs w:val="0"/>
+          <w:color w:val="000000"/>
+          <w:sz w:val="28"/>
+        </w:rPr>
+        <w:t xml:space="preserve">5.3 Business Account – Business Type</w:t>
+      </w:r>
+      <w:r>
+        <w:rPr>
+          <w:rFonts w:ascii="Caladea" w:hAnsi="Caladea" w:eastAsia="Caladea" w:cs="Caladea"/>
+          <w:b w:val="0"/>
+          <w:bCs w:val="0"/>
+        </w:rPr>
+      </w:r>
+    </w:p>
+    <w:p>
+      <w:pPr>
+        <w:pBdr>
+          <w:top w:val="none" w:color="000000" w:sz="4" w:space="0"/>
+          <w:left w:val="none" w:color="000000" w:sz="4" w:space="0"/>
+          <w:bottom w:val="none" w:color="000000" w:sz="4" w:space="0"/>
+          <w:right w:val="none" w:color="000000" w:sz="4" w:space="0"/>
+        </w:pBdr>
+        <w:spacing/>
+        <w:ind w:right="0" w:firstLine="0" w:left="0"/>
+        <w:rPr>
+          <w:rFonts w:ascii="Caladea" w:hAnsi="Caladea" w:cs="Caladea"/>
+        </w:rPr>
+      </w:pPr>
+      <w:r>
+        <w:rPr>
+          <w:rFonts w:ascii="Caladea" w:hAnsi="Caladea" w:eastAsia="Caladea" w:cs="Caladea"/>
+          <w:color w:val="000000"/>
+          <w:sz w:val="24"/>
+        </w:rPr>
+        <w:t xml:space="preserve">If you choose </w:t>
+      </w:r>
+      <w:r>
+        <w:rPr>
+          <w:rFonts w:ascii="Caladea" w:hAnsi="Caladea" w:eastAsia="Caladea" w:cs="Caladea"/>
+          <w:color w:val="000000"/>
+          <w:sz w:val="20"/>
+        </w:rPr>
+        <w:t xml:space="preserve">BUSINESS</w:t>
+      </w:r>
+      <w:r>
+        <w:rPr>
+          <w:rFonts w:ascii="Caladea" w:hAnsi="Caladea" w:eastAsia="Caladea" w:cs="Caladea"/>
+          <w:color w:val="000000"/>
+          <w:sz w:val="24"/>
+        </w:rPr>
+        <w:t xml:space="preserve">, you will also be asked for the business type.</w:t>
+        <w:br/>
+        <w:t xml:space="preserve">Eligible types: </w:t>
+      </w:r>
+      <w:r>
+        <w:rPr>
+          <w:rFonts w:ascii="Caladea" w:hAnsi="Caladea" w:eastAsia="Caladea" w:cs="Caladea"/>
+          <w:color w:val="000000"/>
+          <w:sz w:val="20"/>
+        </w:rPr>
+        <w:t xml:space="preserve">SOLE_TRADER</w:t>
+      </w:r>
+      <w:r>
+        <w:rPr>
+          <w:rFonts w:ascii="Caladea" w:hAnsi="Caladea" w:eastAsia="Caladea" w:cs="Caladea"/>
+          <w:color w:val="000000"/>
+          <w:sz w:val="24"/>
+        </w:rPr>
+        <w:t xml:space="preserve">, </w:t>
+      </w:r>
+      <w:r>
+        <w:rPr>
+          <w:rFonts w:ascii="Caladea" w:hAnsi="Caladea" w:eastAsia="Caladea" w:cs="Caladea"/>
+          <w:color w:val="000000"/>
+          <w:sz w:val="20"/>
+        </w:rPr>
+        <w:t xml:space="preserve">PARTNERSHIP</w:t>
+      </w:r>
+      <w:r>
+        <w:rPr>
+          <w:rFonts w:ascii="Caladea" w:hAnsi="Caladea" w:eastAsia="Caladea" w:cs="Caladea"/>
+          <w:color w:val="000000"/>
+          <w:sz w:val="24"/>
+        </w:rPr>
+        <w:t xml:space="preserve">, </w:t>
+      </w:r>
+      <w:r>
+        <w:rPr>
+          <w:rFonts w:ascii="Caladea" w:hAnsi="Caladea" w:eastAsia="Caladea" w:cs="Caladea"/>
+          <w:color w:val="000000"/>
+          <w:sz w:val="20"/>
+        </w:rPr>
+        <w:t xml:space="preserve">LIMITED_COMPANY</w:t>
+      </w:r>
+      <w:r>
+        <w:rPr>
+          <w:rFonts w:ascii="Caladea" w:hAnsi="Caladea" w:eastAsia="Caladea" w:cs="Caladea"/>
+          <w:color w:val="000000"/>
+          <w:sz w:val="24"/>
+        </w:rPr>
+        <w:t xml:space="preserve">.</w:t>
+        <w:br/>
+        <w:t xml:space="preserve">(Enter exactly as shown.)</w:t>
+      </w:r>
+      <w:r>
+        <w:rPr>
+          <w:rFonts w:ascii="Caladea" w:hAnsi="Caladea" w:eastAsia="Caladea" w:cs="Caladea"/>
+        </w:rPr>
+      </w:r>
+    </w:p>
+    <w:p>
+      <w:pPr>
+        <w:pStyle w:val="141"/>
+        <w:pBdr>
+          <w:top w:val="none" w:color="000000" w:sz="4" w:space="0"/>
+          <w:left w:val="none" w:color="000000" w:sz="4" w:space="0"/>
+          <w:bottom w:val="none" w:color="000000" w:sz="4" w:space="0"/>
+          <w:right w:val="none" w:color="000000" w:sz="4" w:space="0"/>
+        </w:pBdr>
+        <w:spacing/>
+        <w:ind w:right="0" w:firstLine="0" w:left="0"/>
+        <w:rPr>
+          <w:rFonts w:ascii="Caladea" w:hAnsi="Caladea" w:cs="Caladea"/>
+          <w:b w:val="0"/>
+          <w:bCs w:val="0"/>
+        </w:rPr>
+      </w:pPr>
+      <w:r>
+        <w:rPr>
+          <w:rFonts w:ascii="Caladea" w:hAnsi="Caladea" w:eastAsia="Caladea" w:cs="Caladea"/>
+          <w:b w:val="0"/>
+          <w:bCs w:val="0"/>
+          <w:color w:val="000000"/>
+          <w:sz w:val="28"/>
+        </w:rPr>
+        <w:t xml:space="preserve">5.4 Result</w:t>
+      </w:r>
+      <w:r>
+        <w:rPr>
+          <w:rFonts w:ascii="Caladea" w:hAnsi="Caladea" w:eastAsia="Caladea" w:cs="Caladea"/>
+          <w:b w:val="0"/>
+          <w:bCs w:val="0"/>
+        </w:rPr>
+      </w:r>
+    </w:p>
+    <w:p>
+      <w:pPr>
+        <w:pStyle w:val="668"/>
+        <w:numPr>
+          <w:ilvl w:val="0"/>
+          <w:numId w:val="4"/>
+        </w:numPr>
+        <w:pBdr>
+          <w:top w:val="none" w:color="000000" w:sz="4" w:space="0"/>
+          <w:left w:val="none" w:color="000000" w:sz="4" w:space="0"/>
+          <w:bottom w:val="none" w:color="000000" w:sz="4" w:space="0"/>
+          <w:right w:val="none" w:color="000000" w:sz="4" w:space="0"/>
+        </w:pBdr>
+        <w:spacing/>
+        <w:ind w:right="0"/>
+        <w:rPr>
+          <w:rFonts w:ascii="Caladea" w:hAnsi="Caladea" w:cs="Caladea"/>
+        </w:rPr>
+      </w:pPr>
+      <w:r>
+        <w:rPr>
+          <w:rFonts w:ascii="Caladea" w:hAnsi="Caladea" w:eastAsia="Caladea" w:cs="Caladea"/>
+          <w:color w:val="000000"/>
+          <w:sz w:val="24"/>
+        </w:rPr>
+        <w:t xml:space="preserve">If successful, the new account appears immediately in the customer’s account list.</w:t>
+      </w:r>
+      <w:r>
+        <w:rPr>
+          <w:rFonts w:ascii="Caladea" w:hAnsi="Caladea" w:eastAsia="Caladea" w:cs="Caladea"/>
+        </w:rPr>
+      </w:r>
+    </w:p>
+    <w:p>
+      <w:pPr>
+        <w:pStyle w:val="668"/>
+        <w:numPr>
+          <w:ilvl w:val="0"/>
+          <w:numId w:val="4"/>
+        </w:numPr>
+        <w:pBdr>
+          <w:top w:val="none" w:color="000000" w:sz="4" w:space="0"/>
+          <w:left w:val="none" w:color="000000" w:sz="4" w:space="0"/>
+          <w:bottom w:val="none" w:color="000000" w:sz="4" w:space="0"/>
+          <w:right w:val="none" w:color="000000" w:sz="4" w:space="0"/>
+        </w:pBdr>
+        <w:spacing/>
+        <w:ind w:right="0"/>
+        <w:rPr>
+          <w:rFonts w:ascii="Caladea" w:hAnsi="Caladea" w:cs="Caladea"/>
+        </w:rPr>
+      </w:pPr>
+      <w:r>
+        <w:rPr>
+          <w:rFonts w:ascii="Caladea" w:hAnsi="Caladea" w:eastAsia="Caladea" w:cs="Caladea"/>
+          <w:color w:val="000000"/>
+          <w:sz w:val="24"/>
+        </w:rPr>
+        <w:t xml:space="preserve">If creation fails (e.g., opening balance too low, invalid business type, second ISA), an error message explains why.</w:t>
+      </w:r>
+      <w:r>
+        <w:rPr>
+          <w:rFonts w:ascii="Caladea" w:hAnsi="Caladea" w:eastAsia="Caladea" w:cs="Caladea"/>
+        </w:rPr>
+      </w:r>
+    </w:p>
+    <w:p>
+      <w:pPr>
+        <w:pStyle w:val="140"/>
+        <w:pBdr>
+          <w:top w:val="none" w:color="000000" w:sz="4" w:space="0"/>
+          <w:left w:val="none" w:color="000000" w:sz="4" w:space="0"/>
+          <w:bottom w:val="none" w:color="000000" w:sz="4" w:space="0"/>
+          <w:right w:val="none" w:color="000000" w:sz="4" w:space="0"/>
+        </w:pBdr>
+        <w:spacing/>
+        <w:ind w:right="0" w:firstLine="0" w:left="0"/>
+        <w:rPr>
+          <w:rFonts w:ascii="Caladea" w:hAnsi="Caladea" w:cs="Caladea"/>
+          <w:sz w:val="36"/>
+          <w:szCs w:val="36"/>
+        </w:rPr>
+      </w:pPr>
+      <w:r>
+        <w:rPr>
+          <w:rFonts w:ascii="Caladea" w:hAnsi="Caladea" w:eastAsia="Caladea" w:cs="Caladea"/>
+          <w:b/>
+          <w:color w:val="000000"/>
+          <w:sz w:val="36"/>
+          <w:highlight w:val="none"/>
+        </w:rPr>
+      </w:r>
+      <w:r>
+        <w:rPr>
+          <w:rFonts w:ascii="Caladea" w:hAnsi="Caladea" w:eastAsia="Caladea" w:cs="Caladea"/>
+          <w:b/>
+          <w:color w:val="000000"/>
+          <w:sz w:val="36"/>
+          <w:highlight w:val="none"/>
+        </w:rPr>
+      </w:r>
+      <w:r>
+        <w:rPr>
+          <w:rFonts w:ascii="Caladea" w:hAnsi="Caladea" w:eastAsia="Caladea" w:cs="Caladea"/>
+          <w:b/>
+          <w:color w:val="000000"/>
+          <w:sz w:val="36"/>
+          <w:highlight w:val="none"/>
+        </w:rPr>
+      </w:r>
+    </w:p>
+    <w:p>
+      <w:pPr>
+        <w:pStyle w:val="140"/>
+        <w:pBdr>
+          <w:top w:val="none" w:color="000000" w:sz="4" w:space="0"/>
+          <w:left w:val="none" w:color="000000" w:sz="4" w:space="0"/>
+          <w:bottom w:val="none" w:color="000000" w:sz="4" w:space="0"/>
+          <w:right w:val="none" w:color="000000" w:sz="4" w:space="0"/>
+        </w:pBdr>
+        <w:spacing/>
+        <w:ind w:right="0" w:firstLine="0" w:left="0"/>
+        <w:rPr>
+          <w:rFonts w:ascii="Caladea" w:hAnsi="Caladea" w:cs="Caladea"/>
+          <w:b/>
+          <w:bCs/>
+          <w:color w:val="000000"/>
+          <w:sz w:val="32"/>
+          <w:szCs w:val="32"/>
+          <w:highlight w:val="none"/>
+        </w:rPr>
+      </w:pPr>
+      <w:r>
+        <w:rPr>
+          <w:rFonts w:ascii="Caladea" w:hAnsi="Caladea" w:eastAsia="Caladea" w:cs="Caladea"/>
+          <w:b/>
+          <w:color w:val="000000"/>
+          <w:sz w:val="32"/>
+          <w:szCs w:val="28"/>
+        </w:rPr>
+        <w:t xml:space="preserve">6. Selecting an Account and Performing Operations</w:t>
+      </w:r>
+      <w:r>
+        <w:rPr>
+          <w:rFonts w:ascii="Caladea" w:hAnsi="Caladea" w:eastAsia="Caladea" w:cs="Caladea"/>
+          <w:sz w:val="28"/>
+          <w:szCs w:val="28"/>
+        </w:rPr>
+      </w:r>
+    </w:p>
+    <w:p>
+      <w:pPr>
+        <w:pBdr>
+          <w:top w:val="none" w:color="000000" w:sz="4" w:space="0"/>
+          <w:left w:val="none" w:color="000000" w:sz="4" w:space="0"/>
+          <w:bottom w:val="none" w:color="000000" w:sz="4" w:space="0"/>
+          <w:right w:val="none" w:color="000000" w:sz="4" w:space="0"/>
+        </w:pBdr>
+        <w:spacing/>
+        <w:ind w:right="0" w:firstLine="0" w:left="0"/>
+        <w:rPr>
+          <w:rFonts w:ascii="Caladea" w:hAnsi="Caladea" w:cs="Caladea"/>
+        </w:rPr>
+      </w:pPr>
+      <w:r>
+        <w:rPr>
+          <w:rFonts w:ascii="Caladea" w:hAnsi="Caladea" w:eastAsia="Caladea" w:cs="Caladea"/>
+          <w:color w:val="000000"/>
+          <w:sz w:val="24"/>
+        </w:rPr>
+        <w:t xml:space="preserve">From the Customer Menu, choos</w:t>
+      </w:r>
+      <w:r>
+        <w:rPr>
+          <w:rFonts w:ascii="Caladea" w:hAnsi="Caladea" w:eastAsia="Caladea" w:cs="Caladea"/>
+          <w:color w:val="000000"/>
+          <w:sz w:val="24"/>
+          <w:lang w:val="en"/>
+        </w:rPr>
+        <w:t xml:space="preserve">e 3. Select Account</w:t>
+      </w:r>
+      <w:r>
+        <w:rPr>
+          <w:rFonts w:ascii="Caladea" w:hAnsi="Caladea" w:eastAsia="Caladea" w:cs="Caladea"/>
+          <w:color w:val="000000"/>
+          <w:sz w:val="24"/>
+        </w:rPr>
+        <w:t xml:space="preserve">.</w:t>
+      </w:r>
+      <w:r>
+        <w:rPr>
+          <w:rFonts w:ascii="Caladea" w:hAnsi="Caladea" w:eastAsia="Caladea" w:cs="Caladea"/>
+        </w:rPr>
+      </w:r>
+    </w:p>
+    <w:p>
+      <w:pPr>
+        <w:pStyle w:val="668"/>
+        <w:numPr>
+          <w:ilvl w:val="0"/>
+          <w:numId w:val="3"/>
+        </w:numPr>
+        <w:pBdr>
+          <w:top w:val="none" w:color="000000" w:sz="4" w:space="0"/>
+          <w:left w:val="none" w:color="000000" w:sz="4" w:space="0"/>
+          <w:bottom w:val="none" w:color="000000" w:sz="4" w:space="0"/>
+          <w:right w:val="none" w:color="000000" w:sz="4" w:space="0"/>
+        </w:pBdr>
+        <w:spacing/>
+        <w:ind w:right="0"/>
+        <w:rPr>
+          <w:rFonts w:ascii="Caladea" w:hAnsi="Caladea" w:cs="Caladea"/>
+        </w:rPr>
+      </w:pPr>
+      <w:r>
+        <w:rPr>
+          <w:rFonts w:ascii="Caladea" w:hAnsi="Caladea" w:eastAsia="Caladea" w:cs="Caladea"/>
+          <w:color w:val="000000"/>
+          <w:sz w:val="24"/>
+        </w:rPr>
+        <w:t xml:space="preserve">A list of the customer’s accounts is displayed, each with an account number.</w:t>
+      </w:r>
+      <w:r>
+        <w:rPr>
+          <w:rFonts w:ascii="Caladea" w:hAnsi="Caladea" w:eastAsia="Caladea" w:cs="Caladea"/>
+        </w:rPr>
+      </w:r>
+    </w:p>
+    <w:p>
+      <w:pPr>
+        <w:pStyle w:val="668"/>
+        <w:numPr>
+          <w:ilvl w:val="0"/>
+          <w:numId w:val="3"/>
+        </w:numPr>
+        <w:pBdr>
+          <w:top w:val="none" w:color="000000" w:sz="4" w:space="0"/>
+          <w:left w:val="none" w:color="000000" w:sz="4" w:space="0"/>
+          <w:bottom w:val="none" w:color="000000" w:sz="4" w:space="0"/>
+          <w:right w:val="none" w:color="000000" w:sz="4" w:space="0"/>
+        </w:pBdr>
+        <w:spacing/>
+        <w:ind w:right="0"/>
+        <w:rPr>
+          <w:rFonts w:ascii="Caladea" w:hAnsi="Caladea" w:cs="Caladea"/>
+        </w:rPr>
+      </w:pPr>
+      <w:r>
+        <w:rPr>
+          <w:rFonts w:ascii="Caladea" w:hAnsi="Caladea" w:eastAsia="Caladea" w:cs="Caladea"/>
+          <w:color w:val="000000"/>
+          <w:sz w:val="24"/>
+        </w:rPr>
+        <w:t xml:space="preserve">Enter the full 8‑digit account number of the account you want to work with.</w:t>
+      </w:r>
+      <w:r>
+        <w:rPr>
+          <w:rFonts w:ascii="Caladea" w:hAnsi="Caladea" w:eastAsia="Caladea" w:cs="Caladea"/>
+        </w:rPr>
+      </w:r>
+    </w:p>
+    <w:p>
+      <w:pPr>
+        <w:pStyle w:val="668"/>
+        <w:numPr>
+          <w:ilvl w:val="0"/>
+          <w:numId w:val="3"/>
+        </w:numPr>
+        <w:pBdr>
+          <w:top w:val="none" w:color="000000" w:sz="4" w:space="0"/>
+          <w:left w:val="none" w:color="000000" w:sz="4" w:space="0"/>
+          <w:bottom w:val="none" w:color="000000" w:sz="4" w:space="0"/>
+          <w:right w:val="none" w:color="000000" w:sz="4" w:space="0"/>
+        </w:pBdr>
+        <w:spacing/>
+        <w:ind w:right="0"/>
+        <w:rPr>
+          <w:rFonts w:ascii="Caladea" w:hAnsi="Caladea" w:cs="Caladea"/>
+        </w:rPr>
+      </w:pPr>
+      <w:r>
+        <w:rPr>
+          <w:rFonts w:ascii="Caladea" w:hAnsi="Caladea" w:eastAsia="Caladea" w:cs="Caladea"/>
+          <w:color w:val="000000"/>
+          <w:sz w:val="24"/>
+        </w:rPr>
+        <w:t xml:space="preserve">The </w:t>
+      </w:r>
+      <w:r>
+        <w:rPr>
+          <w:rFonts w:ascii="Caladea" w:hAnsi="Caladea" w:eastAsia="Caladea" w:cs="Caladea"/>
+          <w:b/>
+          <w:color w:val="000000"/>
+          <w:sz w:val="24"/>
+        </w:rPr>
+        <w:t xml:space="preserve">Account Operations Menu</w:t>
+      </w:r>
+      <w:r>
+        <w:rPr>
+          <w:rFonts w:ascii="Caladea" w:hAnsi="Caladea" w:eastAsia="Caladea" w:cs="Caladea"/>
+          <w:color w:val="000000"/>
+          <w:sz w:val="24"/>
+        </w:rPr>
+        <w:t xml:space="preserve"> opens for that account.</w:t>
+      </w:r>
+      <w:r>
+        <w:rPr>
+          <w:rFonts w:ascii="Caladea" w:hAnsi="Caladea" w:eastAsia="Caladea" w:cs="Caladea"/>
+        </w:rPr>
+      </w:r>
+    </w:p>
+    <w:p>
+      <w:pPr>
+        <w:pStyle w:val="141"/>
+        <w:pBdr>
+          <w:top w:val="none" w:color="000000" w:sz="4" w:space="0"/>
+          <w:left w:val="none" w:color="000000" w:sz="4" w:space="0"/>
+          <w:bottom w:val="none" w:color="000000" w:sz="4" w:space="0"/>
+          <w:right w:val="none" w:color="000000" w:sz="4" w:space="0"/>
+        </w:pBdr>
+        <w:spacing/>
+        <w:ind w:right="0" w:firstLine="0" w:left="0"/>
+        <w:rPr>
+          <w:rFonts w:ascii="Caladea" w:hAnsi="Caladea" w:cs="Caladea"/>
+          <w:sz w:val="28"/>
+          <w:szCs w:val="28"/>
+        </w:rPr>
+      </w:pPr>
+      <w:r>
+        <w:rPr>
+          <w:rFonts w:ascii="Caladea" w:hAnsi="Caladea" w:eastAsia="Caladea" w:cs="Caladea"/>
+          <w:b/>
+          <w:color w:val="000000"/>
+          <w:sz w:val="28"/>
+          <w:highlight w:val="none"/>
+        </w:rPr>
+      </w:r>
+      <w:r>
+        <w:rPr>
+          <w:rFonts w:ascii="Caladea" w:hAnsi="Caladea" w:eastAsia="Caladea" w:cs="Caladea"/>
+        </w:rPr>
+        <mc:AlternateContent>
+          <mc:Choice Requires="wpg">
+            <w:drawing>
+              <wp:inline xmlns:wp="http://schemas.openxmlformats.org/drawingml/2006/wordprocessingDrawing" distT="0" distB="0" distL="0" distR="0">
+                <wp:extent cx="3110583" cy="2456910"/>
+                <wp:effectExtent l="0" t="0" r="0" b="0"/>
+                <wp:docPr id="3" name=""/>
+                <wp:cNvGraphicFramePr>
+                  <a:graphicFrameLocks xmlns:a="http://schemas.openxmlformats.org/drawingml/2006/main" noChangeAspect="1"/>
+                </wp:cNvGraphicFramePr>
+                <a:graphic xmlns:a="http://schemas.openxmlformats.org/drawingml/2006/main">
+                  <a:graphicData uri="http://schemas.openxmlformats.org/drawingml/2006/picture">
+                    <pic:pic xmlns:pic="http://schemas.openxmlformats.org/drawingml/2006/picture">
+                      <pic:nvPicPr>
+                        <pic:cNvPr id="594026635" name=""/>
+                        <pic:cNvPicPr>
+                          <a:picLocks noChangeAspect="1"/>
+                        </pic:cNvPicPr>
+                        <pic:nvPr/>
+                      </pic:nvPicPr>
+                      <pic:blipFill rotWithShape="1">
+                        <a:blip r:embed="rId11"/>
+                        <a:stretch/>
+                      </pic:blipFill>
+                      <pic:spPr bwMode="auto">
+                        <a:xfrm flipH="0" flipV="0">
+                          <a:off x="0" y="0"/>
+                          <a:ext cx="3110582" cy="2456909"/>
+                        </a:xfrm>
+                        <a:prstGeom prst="rect">
+                          <a:avLst/>
+                        </a:prstGeom>
+                      </pic:spPr>
+                    </pic:pic>
+                  </a:graphicData>
+                </a:graphic>
+              </wp:inline>
+            </w:drawing>
+          </mc:Choice>
+          <mc:Fallback>
+            <w:pict>
+              <v:shapetype id="_x0000_t75" coordsize="21600,21600" o:spt="75" o:preferrelative="t" path="m@4@5l@4@11@9@11@9@5xe" filled="f" stroked="f">
+                <v:stroke joinstyle="miter"/>
+                <v:formulas>
+                  <v:f eqn="if lineDrawn pixelLineWidth 0"/>
+                  <v:f eqn="sum @0 1 0"/>
+                  <v:f eqn="sum 0 0 @1"/>
+                  <v:f eqn="prod @2 1 2"/>
+                  <v:f eqn="prod @3 21600 pixelWidth"/>
+                  <v:f eqn="prod @3 21600 pixelHeight"/>
+                  <v:f eqn="sum @0 0 1"/>
+                  <v:f eqn="prod @6 1 2"/>
+                  <v:f eqn="prod @7 21600 pixelWidth"/>
+                  <v:f eqn="sum @8 21600 0"/>
+                  <v:f eqn="prod @7 21600 pixelHeight"/>
+                  <v:f eqn="sum @10 21600 0"/>
+                </v:formulas>
+                <v:path o:extrusionok="f" gradientshapeok="t" o:connecttype="rect"/>
+                <o:lock v:ext="edit" aspectratio="t"/>
+              </v:shapetype>
+              <v:shape id="_x0000_i2" o:spid="_x0000_s2" type="#_x0000_t75" style="width:244.93pt;height:193.46pt;mso-wrap-distance-left:0.00pt;mso-wrap-distance-top:0.00pt;mso-wrap-distance-right:0.00pt;mso-wrap-distance-bottom:0.00pt;z-index:1;" stroked="false">
+                <v:imagedata r:id="rId11" o:title=""/>
+                <o:lock v:ext="edit" rotation="t"/>
+              </v:shape>
+            </w:pict>
+          </mc:Fallback>
+        </mc:AlternateContent>
+      </w:r>
+      <w:r>
+        <w:rPr>
+          <w:rFonts w:ascii="Caladea" w:hAnsi="Caladea" w:eastAsia="Caladea" w:cs="Caladea"/>
+          <w:b/>
+          <w:color w:val="000000"/>
+          <w:sz w:val="28"/>
+          <w:highlight w:val="none"/>
+        </w:rPr>
+      </w:r>
+      <w:r>
+        <w:rPr>
+          <w:rFonts w:ascii="Caladea" w:hAnsi="Caladea" w:eastAsia="Caladea" w:cs="Caladea"/>
+          <w:b/>
+          <w:color w:val="000000"/>
+          <w:sz w:val="28"/>
+          <w:highlight w:val="none"/>
+        </w:rPr>
+      </w:r>
+    </w:p>
+    <w:p>
+      <w:pPr>
+        <w:pStyle w:val="141"/>
+        <w:pBdr>
+          <w:top w:val="none" w:color="000000" w:sz="4" w:space="0"/>
+          <w:left w:val="none" w:color="000000" w:sz="4" w:space="0"/>
+          <w:bottom w:val="none" w:color="000000" w:sz="4" w:space="0"/>
+          <w:right w:val="none" w:color="000000" w:sz="4" w:space="0"/>
+        </w:pBdr>
+        <w:spacing/>
+        <w:ind w:right="0" w:firstLine="0" w:left="0"/>
+        <w:rPr>
+          <w:rFonts w:ascii="Caladea" w:hAnsi="Caladea" w:cs="Caladea"/>
+          <w:b w:val="0"/>
+          <w:bCs w:val="0"/>
+          <w:color w:val="000000"/>
+          <w:sz w:val="28"/>
+          <w:szCs w:val="28"/>
+          <w:highlight w:val="none"/>
+        </w:rPr>
+      </w:pPr>
+      <w:r>
+        <w:rPr>
+          <w:rFonts w:ascii="Caladea" w:hAnsi="Caladea" w:eastAsia="Caladea" w:cs="Caladea"/>
+          <w:b w:val="0"/>
+          <w:bCs w:val="0"/>
+          <w:color w:val="000000"/>
+          <w:sz w:val="28"/>
+        </w:rPr>
+        <w:t xml:space="preserve">6.1 Deposit</w:t>
+      </w:r>
+      <w:r>
+        <w:rPr>
+          <w:rFonts w:ascii="Caladea" w:hAnsi="Caladea" w:eastAsia="Caladea" w:cs="Caladea"/>
+          <w:b w:val="0"/>
+          <w:bCs w:val="0"/>
+        </w:rPr>
+      </w:r>
+    </w:p>
+    <w:p>
+      <w:pPr>
+        <w:pStyle w:val="668"/>
+        <w:numPr>
+          <w:ilvl w:val="0"/>
+          <w:numId w:val="1"/>
+        </w:numPr>
+        <w:pBdr>
+          <w:top w:val="none" w:color="000000" w:sz="4" w:space="0"/>
+          <w:left w:val="none" w:color="000000" w:sz="4" w:space="0"/>
+          <w:bottom w:val="none" w:color="000000" w:sz="4" w:space="0"/>
+          <w:right w:val="none" w:color="000000" w:sz="4" w:space="0"/>
+        </w:pBdr>
+        <w:spacing/>
+        <w:ind w:right="0"/>
+        <w:rPr>
+          <w:rFonts w:ascii="Caladea" w:hAnsi="Caladea" w:cs="Caladea"/>
+          <w:b w:val="0"/>
+          <w:bCs w:val="0"/>
+        </w:rPr>
+      </w:pPr>
+      <w:r>
+        <w:rPr>
+          <w:rFonts w:ascii="Caladea" w:hAnsi="Caladea" w:eastAsia="Caladea" w:cs="Caladea"/>
+          <w:b w:val="0"/>
+          <w:bCs w:val="0"/>
+          <w:color w:val="000000"/>
+          <w:sz w:val="24"/>
+        </w:rPr>
+        <w:t xml:space="preserve">Choose </w:t>
+      </w:r>
+      <w:r>
+        <w:rPr>
+          <w:rFonts w:ascii="Caladea" w:hAnsi="Caladea" w:eastAsia="Caladea" w:cs="Caladea"/>
+          <w:b w:val="0"/>
+          <w:bCs w:val="0"/>
+          <w:color w:val="000000"/>
+          <w:sz w:val="20"/>
+        </w:rPr>
+        <w:t xml:space="preserve">1</w:t>
+      </w:r>
+      <w:r>
+        <w:rPr>
+          <w:rFonts w:ascii="Caladea" w:hAnsi="Caladea" w:eastAsia="Caladea" w:cs="Caladea"/>
+          <w:b w:val="0"/>
+          <w:bCs w:val="0"/>
+          <w:color w:val="000000"/>
+          <w:sz w:val="24"/>
+        </w:rPr>
+        <w:t xml:space="preserve">.</w:t>
+      </w:r>
+      <w:r>
+        <w:rPr>
+          <w:rFonts w:ascii="Caladea" w:hAnsi="Caladea" w:eastAsia="Caladea" w:cs="Caladea"/>
+          <w:b w:val="0"/>
+          <w:bCs w:val="0"/>
+        </w:rPr>
+      </w:r>
+    </w:p>
+    <w:p>
+      <w:pPr>
+        <w:pStyle w:val="668"/>
+        <w:numPr>
+          <w:ilvl w:val="0"/>
+          <w:numId w:val="1"/>
+        </w:numPr>
+        <w:pBdr>
+          <w:top w:val="none" w:color="000000" w:sz="4" w:space="0"/>
+          <w:left w:val="none" w:color="000000" w:sz="4" w:space="0"/>
+          <w:bottom w:val="none" w:color="000000" w:sz="4" w:space="0"/>
+          <w:right w:val="none" w:color="000000" w:sz="4" w:space="0"/>
+        </w:pBdr>
+        <w:spacing/>
+        <w:ind w:right="0"/>
+        <w:rPr>
+          <w:rFonts w:ascii="Caladea" w:hAnsi="Caladea" w:cs="Caladea"/>
+          <w:b w:val="0"/>
+          <w:bCs w:val="0"/>
+        </w:rPr>
+      </w:pPr>
+      <w:r>
+        <w:rPr>
+          <w:rFonts w:ascii="Caladea" w:hAnsi="Caladea" w:eastAsia="Caladea" w:cs="Caladea"/>
+          <w:b w:val="0"/>
+          <w:bCs w:val="0"/>
+          <w:color w:val="000000"/>
+          <w:sz w:val="24"/>
+        </w:rPr>
+        <w:t xml:space="preserve">Enter the amount (e.g., </w:t>
+      </w:r>
+      <w:r>
+        <w:rPr>
+          <w:rFonts w:ascii="Caladea" w:hAnsi="Caladea" w:eastAsia="Caladea" w:cs="Caladea"/>
+          <w:b w:val="0"/>
+          <w:bCs w:val="0"/>
+          <w:color w:val="000000"/>
+          <w:sz w:val="20"/>
+        </w:rPr>
+        <w:t xml:space="preserve">50.00</w:t>
+      </w:r>
+      <w:r>
+        <w:rPr>
+          <w:rFonts w:ascii="Caladea" w:hAnsi="Caladea" w:eastAsia="Caladea" w:cs="Caladea"/>
+          <w:b w:val="0"/>
+          <w:bCs w:val="0"/>
+          <w:color w:val="000000"/>
+          <w:sz w:val="24"/>
+        </w:rPr>
+        <w:t xml:space="preserve">).</w:t>
+      </w:r>
+      <w:r>
+        <w:rPr>
+          <w:rFonts w:ascii="Caladea" w:hAnsi="Caladea" w:eastAsia="Caladea" w:cs="Caladea"/>
+          <w:b w:val="0"/>
+          <w:bCs w:val="0"/>
+        </w:rPr>
+      </w:r>
+    </w:p>
+    <w:p>
+      <w:pPr>
+        <w:pStyle w:val="668"/>
+        <w:numPr>
+          <w:ilvl w:val="0"/>
+          <w:numId w:val="1"/>
+        </w:numPr>
+        <w:pBdr>
+          <w:top w:val="none" w:color="000000" w:sz="4" w:space="0"/>
+          <w:left w:val="none" w:color="000000" w:sz="4" w:space="0"/>
+          <w:bottom w:val="none" w:color="000000" w:sz="4" w:space="0"/>
+          <w:right w:val="none" w:color="000000" w:sz="4" w:space="0"/>
+        </w:pBdr>
+        <w:spacing/>
+        <w:ind w:right="0"/>
+        <w:rPr>
+          <w:rFonts w:ascii="Caladea" w:hAnsi="Caladea" w:cs="Caladea"/>
+          <w:b w:val="0"/>
+          <w:bCs w:val="0"/>
+        </w:rPr>
+      </w:pPr>
+      <w:r>
+        <w:rPr>
+          <w:rFonts w:ascii="Caladea" w:hAnsi="Caladea" w:eastAsia="Caladea" w:cs="Caladea"/>
+          <w:b w:val="0"/>
+          <w:bCs w:val="0"/>
+          <w:color w:val="000000"/>
+          <w:sz w:val="24"/>
+        </w:rPr>
+        <w:t xml:space="preserve">The balance updates immediately, and a transaction record is added.</w:t>
+      </w:r>
+      <w:r>
+        <w:rPr>
+          <w:rFonts w:ascii="Caladea" w:hAnsi="Caladea" w:eastAsia="Caladea" w:cs="Caladea"/>
+          <w:b w:val="0"/>
+          <w:bCs w:val="0"/>
+        </w:rPr>
+      </w:r>
+    </w:p>
+    <w:p>
+      <w:pPr>
+        <w:pStyle w:val="141"/>
+        <w:pBdr>
+          <w:top w:val="none" w:color="000000" w:sz="4" w:space="0"/>
+          <w:left w:val="none" w:color="000000" w:sz="4" w:space="0"/>
+          <w:bottom w:val="none" w:color="000000" w:sz="4" w:space="0"/>
+          <w:right w:val="none" w:color="000000" w:sz="4" w:space="0"/>
+        </w:pBdr>
+        <w:spacing/>
+        <w:ind w:right="0" w:firstLine="0" w:left="0"/>
+        <w:rPr>
+          <w:rFonts w:ascii="Caladea" w:hAnsi="Caladea" w:cs="Caladea"/>
+          <w:b w:val="0"/>
+          <w:bCs w:val="0"/>
+        </w:rPr>
+      </w:pPr>
+      <w:r>
+        <w:rPr>
+          <w:rFonts w:ascii="Caladea" w:hAnsi="Caladea" w:eastAsia="Caladea" w:cs="Caladea"/>
+          <w:b w:val="0"/>
+          <w:bCs w:val="0"/>
+          <w:color w:val="000000"/>
+          <w:sz w:val="28"/>
+        </w:rPr>
+        <w:t xml:space="preserve">6.2 Withdraw</w:t>
+      </w:r>
+      <w:r>
+        <w:rPr>
+          <w:rFonts w:ascii="Caladea" w:hAnsi="Caladea" w:eastAsia="Caladea" w:cs="Caladea"/>
+          <w:b w:val="0"/>
+          <w:bCs w:val="0"/>
+        </w:rPr>
+      </w:r>
+    </w:p>
+    <w:p>
+      <w:pPr>
+        <w:pStyle w:val="668"/>
+        <w:numPr>
+          <w:ilvl w:val="0"/>
+          <w:numId w:val="1"/>
+        </w:numPr>
+        <w:pBdr>
+          <w:top w:val="none" w:color="000000" w:sz="4" w:space="0"/>
+          <w:left w:val="none" w:color="000000" w:sz="4" w:space="0"/>
+          <w:bottom w:val="none" w:color="000000" w:sz="4" w:space="0"/>
+          <w:right w:val="none" w:color="000000" w:sz="4" w:space="0"/>
+        </w:pBdr>
+        <w:spacing/>
+        <w:ind w:right="0"/>
+        <w:rPr>
+          <w:rFonts w:ascii="Caladea" w:hAnsi="Caladea" w:cs="Caladea"/>
+          <w:b w:val="0"/>
+          <w:bCs w:val="0"/>
+        </w:rPr>
+      </w:pPr>
+      <w:r>
+        <w:rPr>
+          <w:rFonts w:ascii="Caladea" w:hAnsi="Caladea" w:eastAsia="Caladea" w:cs="Caladea"/>
+          <w:b w:val="0"/>
+          <w:bCs w:val="0"/>
+          <w:color w:val="000000"/>
+          <w:sz w:val="24"/>
+        </w:rPr>
+        <w:t xml:space="preserve">Choose </w:t>
+      </w:r>
+      <w:r>
+        <w:rPr>
+          <w:rFonts w:ascii="Caladea" w:hAnsi="Caladea" w:eastAsia="Caladea" w:cs="Caladea"/>
+          <w:b w:val="0"/>
+          <w:bCs w:val="0"/>
+          <w:color w:val="000000"/>
+          <w:sz w:val="20"/>
+        </w:rPr>
+        <w:t xml:space="preserve">2</w:t>
+      </w:r>
+      <w:r>
+        <w:rPr>
+          <w:rFonts w:ascii="Caladea" w:hAnsi="Caladea" w:eastAsia="Caladea" w:cs="Caladea"/>
+          <w:b w:val="0"/>
+          <w:bCs w:val="0"/>
+          <w:color w:val="000000"/>
+          <w:sz w:val="24"/>
+        </w:rPr>
+        <w:t xml:space="preserve">.</w:t>
+      </w:r>
+      <w:r>
+        <w:rPr>
+          <w:rFonts w:ascii="Caladea" w:hAnsi="Caladea" w:eastAsia="Caladea" w:cs="Caladea"/>
+          <w:b w:val="0"/>
+          <w:bCs w:val="0"/>
+        </w:rPr>
+      </w:r>
+    </w:p>
+    <w:p>
+      <w:pPr>
+        <w:pStyle w:val="668"/>
+        <w:numPr>
+          <w:ilvl w:val="0"/>
+          <w:numId w:val="1"/>
+        </w:numPr>
+        <w:pBdr>
+          <w:top w:val="none" w:color="000000" w:sz="4" w:space="0"/>
+          <w:left w:val="none" w:color="000000" w:sz="4" w:space="0"/>
+          <w:bottom w:val="none" w:color="000000" w:sz="4" w:space="0"/>
+          <w:right w:val="none" w:color="000000" w:sz="4" w:space="0"/>
+        </w:pBdr>
+        <w:spacing/>
+        <w:ind w:right="0"/>
+        <w:rPr>
+          <w:rFonts w:ascii="Caladea" w:hAnsi="Caladea" w:cs="Caladea"/>
+          <w:b w:val="0"/>
+          <w:bCs w:val="0"/>
+        </w:rPr>
+      </w:pPr>
+      <w:r>
+        <w:rPr>
+          <w:rFonts w:ascii="Caladea" w:hAnsi="Caladea" w:eastAsia="Caladea" w:cs="Caladea"/>
+          <w:b w:val="0"/>
+          <w:bCs w:val="0"/>
+          <w:color w:val="000000"/>
+          <w:sz w:val="24"/>
+        </w:rPr>
+        <w:t xml:space="preserve">Enter the amount.</w:t>
+      </w:r>
+      <w:r>
+        <w:rPr>
+          <w:rFonts w:ascii="Caladea" w:hAnsi="Caladea" w:eastAsia="Caladea" w:cs="Caladea"/>
+          <w:b w:val="0"/>
+          <w:bCs w:val="0"/>
+        </w:rPr>
+      </w:r>
+    </w:p>
+    <w:p>
+      <w:pPr>
+        <w:pStyle w:val="668"/>
+        <w:numPr>
+          <w:ilvl w:val="0"/>
+          <w:numId w:val="1"/>
+        </w:numPr>
+        <w:pBdr>
+          <w:top w:val="none" w:color="000000" w:sz="4" w:space="0"/>
+          <w:left w:val="none" w:color="000000" w:sz="4" w:space="0"/>
+          <w:bottom w:val="none" w:color="000000" w:sz="4" w:space="0"/>
+          <w:right w:val="none" w:color="000000" w:sz="4" w:space="0"/>
+        </w:pBdr>
+        <w:spacing/>
+        <w:ind w:right="0"/>
+        <w:rPr>
+          <w:rFonts w:ascii="Caladea" w:hAnsi="Caladea" w:cs="Caladea"/>
+          <w:b w:val="0"/>
+          <w:bCs w:val="0"/>
+        </w:rPr>
+      </w:pPr>
+      <w:r>
+        <w:rPr>
+          <w:rFonts w:ascii="Caladea" w:hAnsi="Caladea" w:eastAsia="Caladea" w:cs="Caladea"/>
+          <w:b w:val="0"/>
+          <w:bCs w:val="0"/>
+          <w:color w:val="000000"/>
+          <w:sz w:val="24"/>
+        </w:rPr>
+        <w:t xml:space="preserve">The system checks:</w:t>
+      </w:r>
+      <w:r>
+        <w:rPr>
+          <w:rFonts w:ascii="Caladea" w:hAnsi="Caladea" w:eastAsia="Caladea" w:cs="Caladea"/>
+          <w:b w:val="0"/>
+          <w:bCs w:val="0"/>
+        </w:rPr>
+      </w:r>
+    </w:p>
+    <w:p>
+      <w:pPr>
+        <w:pStyle w:val="668"/>
+        <w:numPr>
+          <w:ilvl w:val="1"/>
+          <w:numId w:val="2"/>
+        </w:numPr>
+        <w:pBdr>
+          <w:top w:val="none" w:color="000000" w:sz="4" w:space="0"/>
+          <w:left w:val="none" w:color="000000" w:sz="4" w:space="0"/>
+          <w:bottom w:val="none" w:color="000000" w:sz="4" w:space="0"/>
+          <w:right w:val="none" w:color="000000" w:sz="4" w:space="0"/>
+        </w:pBdr>
+        <w:spacing/>
+        <w:ind w:right="0"/>
+        <w:rPr>
+          <w:rFonts w:ascii="Caladea" w:hAnsi="Caladea" w:cs="Caladea"/>
+          <w:b w:val="0"/>
+          <w:bCs w:val="0"/>
+        </w:rPr>
+      </w:pPr>
+      <w:r>
+        <w:rPr>
+          <w:rFonts w:ascii="Caladea" w:hAnsi="Caladea" w:eastAsia="Caladea" w:cs="Caladea"/>
+          <w:b w:val="0"/>
+          <w:bCs w:val="0"/>
+          <w:color w:val="000000"/>
+          <w:sz w:val="24"/>
+        </w:rPr>
+        <w:t xml:space="preserve">Personal accounts: allowed down to -£500 overdraft.</w:t>
+      </w:r>
+      <w:r>
+        <w:rPr>
+          <w:rFonts w:ascii="Caladea" w:hAnsi="Caladea" w:eastAsia="Caladea" w:cs="Caladea"/>
+          <w:b w:val="0"/>
+          <w:bCs w:val="0"/>
+        </w:rPr>
+      </w:r>
+    </w:p>
+    <w:p>
+      <w:pPr>
+        <w:pStyle w:val="668"/>
+        <w:numPr>
+          <w:ilvl w:val="1"/>
+          <w:numId w:val="2"/>
+        </w:numPr>
+        <w:pBdr>
+          <w:top w:val="none" w:color="000000" w:sz="4" w:space="0"/>
+          <w:left w:val="none" w:color="000000" w:sz="4" w:space="0"/>
+          <w:bottom w:val="none" w:color="000000" w:sz="4" w:space="0"/>
+          <w:right w:val="none" w:color="000000" w:sz="4" w:space="0"/>
+        </w:pBdr>
+        <w:spacing/>
+        <w:ind w:right="0"/>
+        <w:rPr>
+          <w:rFonts w:ascii="Caladea" w:hAnsi="Caladea" w:cs="Caladea"/>
+          <w:b w:val="0"/>
+          <w:bCs w:val="0"/>
+        </w:rPr>
+      </w:pPr>
+      <w:r>
+        <w:rPr>
+          <w:rFonts w:ascii="Caladea" w:hAnsi="Caladea" w:eastAsia="Caladea" w:cs="Caladea"/>
+          <w:b w:val="0"/>
+          <w:bCs w:val="0"/>
+          <w:color w:val="000000"/>
+          <w:sz w:val="24"/>
+        </w:rPr>
+        <w:t xml:space="preserve">ISA accounts: cannot go below £0.</w:t>
+      </w:r>
+      <w:r>
+        <w:rPr>
+          <w:rFonts w:ascii="Caladea" w:hAnsi="Caladea" w:eastAsia="Caladea" w:cs="Caladea"/>
+          <w:b w:val="0"/>
+          <w:bCs w:val="0"/>
+        </w:rPr>
+      </w:r>
+    </w:p>
+    <w:p>
+      <w:pPr>
+        <w:pStyle w:val="668"/>
+        <w:numPr>
+          <w:ilvl w:val="1"/>
+          <w:numId w:val="2"/>
+        </w:numPr>
+        <w:pBdr>
+          <w:top w:val="none" w:color="000000" w:sz="4" w:space="0"/>
+          <w:left w:val="none" w:color="000000" w:sz="4" w:space="0"/>
+          <w:bottom w:val="none" w:color="000000" w:sz="4" w:space="0"/>
+          <w:right w:val="none" w:color="000000" w:sz="4" w:space="0"/>
+        </w:pBdr>
+        <w:spacing/>
+        <w:ind w:right="0"/>
+        <w:rPr>
+          <w:rFonts w:ascii="Caladea" w:hAnsi="Caladea" w:cs="Caladea"/>
+          <w:b w:val="0"/>
+          <w:bCs w:val="0"/>
+        </w:rPr>
+      </w:pPr>
+      <w:r>
+        <w:rPr>
+          <w:rFonts w:ascii="Caladea" w:hAnsi="Caladea" w:eastAsia="Caladea" w:cs="Caladea"/>
+          <w:b w:val="0"/>
+          <w:bCs w:val="0"/>
+          <w:color w:val="000000"/>
+          <w:sz w:val="24"/>
+        </w:rPr>
+        <w:t xml:space="preserve">Business accounts: overdraft only if activated by a manager.</w:t>
+      </w:r>
+      <w:r>
+        <w:rPr>
+          <w:rFonts w:ascii="Caladea" w:hAnsi="Caladea" w:eastAsia="Caladea" w:cs="Caladea"/>
+          <w:b w:val="0"/>
+          <w:bCs w:val="0"/>
+        </w:rPr>
+      </w:r>
+    </w:p>
+    <w:p>
+      <w:pPr>
+        <w:pStyle w:val="668"/>
+        <w:numPr>
+          <w:ilvl w:val="0"/>
+          <w:numId w:val="1"/>
+        </w:numPr>
+        <w:pBdr>
+          <w:top w:val="none" w:color="000000" w:sz="4" w:space="0"/>
+          <w:left w:val="none" w:color="000000" w:sz="4" w:space="0"/>
+          <w:bottom w:val="none" w:color="000000" w:sz="4" w:space="0"/>
+          <w:right w:val="none" w:color="000000" w:sz="4" w:space="0"/>
+        </w:pBdr>
+        <w:spacing/>
+        <w:ind w:right="0"/>
+        <w:rPr>
+          <w:rFonts w:ascii="Caladea" w:hAnsi="Caladea" w:cs="Caladea"/>
+          <w:b w:val="0"/>
+          <w:bCs w:val="0"/>
+        </w:rPr>
+      </w:pPr>
+      <w:r>
+        <w:rPr>
+          <w:rFonts w:ascii="Caladea" w:hAnsi="Caladea" w:eastAsia="Caladea" w:cs="Caladea"/>
+          <w:b w:val="0"/>
+          <w:bCs w:val="0"/>
+          <w:color w:val="000000"/>
+          <w:sz w:val="24"/>
+        </w:rPr>
+        <w:t xml:space="preserve">If the withdrawal is not allowed, an error message is shown and the balance does not change.</w:t>
+      </w:r>
+      <w:r>
+        <w:rPr>
+          <w:rFonts w:ascii="Caladea" w:hAnsi="Caladea" w:eastAsia="Caladea" w:cs="Caladea"/>
+          <w:b w:val="0"/>
+          <w:bCs w:val="0"/>
+        </w:rPr>
+      </w:r>
+    </w:p>
+    <w:p>
+      <w:pPr>
+        <w:pStyle w:val="141"/>
+        <w:pBdr>
+          <w:top w:val="none" w:color="000000" w:sz="4" w:space="0"/>
+          <w:left w:val="none" w:color="000000" w:sz="4" w:space="0"/>
+          <w:bottom w:val="none" w:color="000000" w:sz="4" w:space="0"/>
+          <w:right w:val="none" w:color="000000" w:sz="4" w:space="0"/>
+        </w:pBdr>
+        <w:spacing/>
+        <w:ind w:right="0" w:firstLine="0" w:left="0"/>
+        <w:rPr>
+          <w:rFonts w:ascii="Caladea" w:hAnsi="Caladea" w:cs="Caladea"/>
+          <w:b w:val="0"/>
+          <w:bCs w:val="0"/>
+        </w:rPr>
+      </w:pPr>
+      <w:r>
+        <w:rPr>
+          <w:rFonts w:ascii="Caladea" w:hAnsi="Caladea" w:eastAsia="Caladea" w:cs="Caladea"/>
+          <w:b w:val="0"/>
+          <w:bCs w:val="0"/>
+          <w:color w:val="000000"/>
+          <w:sz w:val="28"/>
+        </w:rPr>
+        <w:t xml:space="preserve">6.3 Transfer</w:t>
+      </w:r>
+      <w:r>
+        <w:rPr>
+          <w:rFonts w:ascii="Caladea" w:hAnsi="Caladea" w:eastAsia="Caladea" w:cs="Caladea"/>
+          <w:b w:val="0"/>
+          <w:bCs w:val="0"/>
+        </w:rPr>
+      </w:r>
+    </w:p>
+    <w:p>
+      <w:pPr>
+        <w:pStyle w:val="668"/>
+        <w:numPr>
+          <w:ilvl w:val="0"/>
+          <w:numId w:val="1"/>
+        </w:numPr>
+        <w:pBdr>
+          <w:top w:val="none" w:color="000000" w:sz="4" w:space="0"/>
+          <w:left w:val="none" w:color="000000" w:sz="4" w:space="0"/>
+          <w:bottom w:val="none" w:color="000000" w:sz="4" w:space="0"/>
+          <w:right w:val="none" w:color="000000" w:sz="4" w:space="0"/>
+        </w:pBdr>
+        <w:spacing/>
+        <w:ind w:right="0"/>
+        <w:rPr>
+          <w:rFonts w:ascii="Caladea" w:hAnsi="Caladea" w:cs="Caladea"/>
+          <w:b w:val="0"/>
+          <w:bCs w:val="0"/>
+        </w:rPr>
+      </w:pPr>
+      <w:r>
+        <w:rPr>
+          <w:rFonts w:ascii="Caladea" w:hAnsi="Caladea" w:eastAsia="Caladea" w:cs="Caladea"/>
+          <w:b w:val="0"/>
+          <w:bCs w:val="0"/>
+          <w:color w:val="000000"/>
+          <w:sz w:val="24"/>
+        </w:rPr>
+        <w:t xml:space="preserve">Choose </w:t>
+      </w:r>
+      <w:r>
+        <w:rPr>
+          <w:rFonts w:ascii="Caladea" w:hAnsi="Caladea" w:eastAsia="Caladea" w:cs="Caladea"/>
+          <w:b w:val="0"/>
+          <w:bCs w:val="0"/>
+          <w:color w:val="000000"/>
+          <w:sz w:val="20"/>
+        </w:rPr>
+        <w:t xml:space="preserve">3</w:t>
+      </w:r>
+      <w:r>
+        <w:rPr>
+          <w:rFonts w:ascii="Caladea" w:hAnsi="Caladea" w:eastAsia="Caladea" w:cs="Caladea"/>
+          <w:b w:val="0"/>
+          <w:bCs w:val="0"/>
+          <w:color w:val="000000"/>
+          <w:sz w:val="24"/>
+        </w:rPr>
+        <w:t xml:space="preserve">.</w:t>
+      </w:r>
+      <w:r>
+        <w:rPr>
+          <w:rFonts w:ascii="Caladea" w:hAnsi="Caladea" w:eastAsia="Caladea" w:cs="Caladea"/>
+          <w:b w:val="0"/>
+          <w:bCs w:val="0"/>
+        </w:rPr>
+      </w:r>
+    </w:p>
+    <w:p>
+      <w:pPr>
+        <w:pStyle w:val="668"/>
+        <w:numPr>
+          <w:ilvl w:val="0"/>
+          <w:numId w:val="1"/>
+        </w:numPr>
+        <w:pBdr>
+          <w:top w:val="none" w:color="000000" w:sz="4" w:space="0"/>
+          <w:left w:val="none" w:color="000000" w:sz="4" w:space="0"/>
+          <w:bottom w:val="none" w:color="000000" w:sz="4" w:space="0"/>
+          <w:right w:val="none" w:color="000000" w:sz="4" w:space="0"/>
+        </w:pBdr>
+        <w:spacing/>
+        <w:ind w:right="0"/>
+        <w:rPr>
+          <w:rFonts w:ascii="Caladea" w:hAnsi="Caladea" w:cs="Caladea"/>
+          <w:b w:val="0"/>
+          <w:bCs w:val="0"/>
+        </w:rPr>
+      </w:pPr>
+      <w:r>
+        <w:rPr>
+          <w:rFonts w:ascii="Caladea" w:hAnsi="Caladea" w:eastAsia="Caladea" w:cs="Caladea"/>
+          <w:b w:val="0"/>
+          <w:bCs w:val="0"/>
+          <w:color w:val="000000"/>
+          <w:sz w:val="24"/>
+        </w:rPr>
+        <w:t xml:space="preserve">A list of the customer’s </w:t>
+      </w:r>
+      <w:r>
+        <w:rPr>
+          <w:rFonts w:ascii="Caladea" w:hAnsi="Caladea" w:eastAsia="Caladea" w:cs="Caladea"/>
+          <w:b w:val="0"/>
+          <w:bCs w:val="0"/>
+          <w:color w:val="000000"/>
+          <w:sz w:val="24"/>
+        </w:rPr>
+        <w:t xml:space="preserve">other</w:t>
+      </w:r>
+      <w:r>
+        <w:rPr>
+          <w:rFonts w:ascii="Caladea" w:hAnsi="Caladea" w:eastAsia="Caladea" w:cs="Caladea"/>
+          <w:b w:val="0"/>
+          <w:bCs w:val="0"/>
+          <w:color w:val="000000"/>
+          <w:sz w:val="24"/>
+        </w:rPr>
+        <w:t xml:space="preserve"> accounts appears.</w:t>
+      </w:r>
+      <w:r>
+        <w:rPr>
+          <w:rFonts w:ascii="Caladea" w:hAnsi="Caladea" w:eastAsia="Caladea" w:cs="Caladea"/>
+          <w:b w:val="0"/>
+          <w:bCs w:val="0"/>
+        </w:rPr>
+      </w:r>
+    </w:p>
+    <w:p>
+      <w:pPr>
+        <w:pStyle w:val="668"/>
+        <w:numPr>
+          <w:ilvl w:val="0"/>
+          <w:numId w:val="1"/>
+        </w:numPr>
+        <w:pBdr>
+          <w:top w:val="none" w:color="000000" w:sz="4" w:space="0"/>
+          <w:left w:val="none" w:color="000000" w:sz="4" w:space="0"/>
+          <w:bottom w:val="none" w:color="000000" w:sz="4" w:space="0"/>
+          <w:right w:val="none" w:color="000000" w:sz="4" w:space="0"/>
+        </w:pBdr>
+        <w:spacing/>
+        <w:ind w:right="0"/>
+        <w:rPr>
+          <w:rFonts w:ascii="Caladea" w:hAnsi="Caladea" w:cs="Caladea"/>
+          <w:b w:val="0"/>
+          <w:bCs w:val="0"/>
+        </w:rPr>
+      </w:pPr>
+      <w:r>
+        <w:rPr>
+          <w:rFonts w:ascii="Caladea" w:hAnsi="Caladea" w:eastAsia="Caladea" w:cs="Caladea"/>
+          <w:b w:val="0"/>
+          <w:bCs w:val="0"/>
+          <w:color w:val="000000"/>
+          <w:sz w:val="24"/>
+        </w:rPr>
+        <w:t xml:space="preserve">Enter the destination account number.</w:t>
+      </w:r>
+      <w:r>
+        <w:rPr>
+          <w:rFonts w:ascii="Caladea" w:hAnsi="Caladea" w:eastAsia="Caladea" w:cs="Caladea"/>
+          <w:b w:val="0"/>
+          <w:bCs w:val="0"/>
+        </w:rPr>
+      </w:r>
+    </w:p>
+    <w:p>
+      <w:pPr>
+        <w:pStyle w:val="668"/>
+        <w:numPr>
+          <w:ilvl w:val="0"/>
+          <w:numId w:val="1"/>
+        </w:numPr>
+        <w:pBdr>
+          <w:top w:val="none" w:color="000000" w:sz="4" w:space="0"/>
+          <w:left w:val="none" w:color="000000" w:sz="4" w:space="0"/>
+          <w:bottom w:val="none" w:color="000000" w:sz="4" w:space="0"/>
+          <w:right w:val="none" w:color="000000" w:sz="4" w:space="0"/>
+        </w:pBdr>
+        <w:spacing/>
+        <w:ind w:right="0"/>
+        <w:rPr>
+          <w:rFonts w:ascii="Caladea" w:hAnsi="Caladea" w:cs="Caladea"/>
+          <w:b w:val="0"/>
+          <w:bCs w:val="0"/>
+        </w:rPr>
+      </w:pPr>
+      <w:r>
+        <w:rPr>
+          <w:rFonts w:ascii="Caladea" w:hAnsi="Caladea" w:eastAsia="Caladea" w:cs="Caladea"/>
+          <w:b w:val="0"/>
+          <w:bCs w:val="0"/>
+          <w:color w:val="000000"/>
+          <w:sz w:val="24"/>
+        </w:rPr>
+        <w:t xml:space="preserve">Enter the amount.</w:t>
+      </w:r>
+      <w:r>
+        <w:rPr>
+          <w:rFonts w:ascii="Caladea" w:hAnsi="Caladea" w:eastAsia="Caladea" w:cs="Caladea"/>
+          <w:b w:val="0"/>
+          <w:bCs w:val="0"/>
+        </w:rPr>
+      </w:r>
+    </w:p>
+    <w:p>
+      <w:pPr>
+        <w:pStyle w:val="668"/>
+        <w:numPr>
+          <w:ilvl w:val="0"/>
+          <w:numId w:val="1"/>
+        </w:numPr>
+        <w:pBdr>
+          <w:top w:val="none" w:color="000000" w:sz="4" w:space="0"/>
+          <w:left w:val="none" w:color="000000" w:sz="4" w:space="0"/>
+          <w:bottom w:val="none" w:color="000000" w:sz="4" w:space="0"/>
+          <w:right w:val="none" w:color="000000" w:sz="4" w:space="0"/>
+        </w:pBdr>
+        <w:spacing/>
+        <w:ind w:right="0"/>
+        <w:rPr>
+          <w:rFonts w:ascii="Caladea" w:hAnsi="Caladea" w:cs="Caladea"/>
+          <w:b w:val="0"/>
+          <w:bCs w:val="0"/>
+        </w:rPr>
+      </w:pPr>
+      <w:r>
+        <w:rPr>
+          <w:rFonts w:ascii="Caladea" w:hAnsi="Caladea" w:eastAsia="Caladea" w:cs="Caladea"/>
+          <w:b w:val="0"/>
+          <w:bCs w:val="0"/>
+          <w:color w:val="000000"/>
+          <w:sz w:val="24"/>
+        </w:rPr>
+        <w:t xml:space="preserve">The money is moved from the current account to the destination. Both accounts’ histories record the transfer.</w:t>
+      </w:r>
+      <w:r>
+        <w:rPr>
+          <w:rFonts w:ascii="Caladea" w:hAnsi="Caladea" w:eastAsia="Caladea" w:cs="Caladea"/>
+          <w:b w:val="0"/>
+          <w:bCs w:val="0"/>
+        </w:rPr>
+      </w:r>
+    </w:p>
+    <w:p>
+      <w:pPr>
+        <w:pStyle w:val="141"/>
+        <w:pBdr>
+          <w:top w:val="none" w:color="000000" w:sz="4" w:space="0"/>
+          <w:left w:val="none" w:color="000000" w:sz="4" w:space="0"/>
+          <w:bottom w:val="none" w:color="000000" w:sz="4" w:space="0"/>
+          <w:right w:val="none" w:color="000000" w:sz="4" w:space="0"/>
+        </w:pBdr>
+        <w:spacing/>
+        <w:ind w:right="0" w:firstLine="0" w:left="0"/>
+        <w:rPr>
+          <w:rFonts w:ascii="Caladea" w:hAnsi="Caladea" w:cs="Caladea"/>
+          <w:b w:val="0"/>
+          <w:bCs w:val="0"/>
+        </w:rPr>
+      </w:pPr>
+      <w:r>
+        <w:rPr>
+          <w:rFonts w:ascii="Caladea" w:hAnsi="Caladea" w:eastAsia="Caladea" w:cs="Caladea"/>
+          <w:b w:val="0"/>
+          <w:bCs w:val="0"/>
+          <w:color w:val="000000"/>
+          <w:sz w:val="28"/>
+        </w:rPr>
+        <w:t xml:space="preserve">6.4 View Transaction History</w:t>
+      </w:r>
+      <w:r>
+        <w:rPr>
+          <w:rFonts w:ascii="Caladea" w:hAnsi="Caladea" w:eastAsia="Caladea" w:cs="Caladea"/>
+          <w:b w:val="0"/>
+          <w:bCs w:val="0"/>
+        </w:rPr>
+      </w:r>
+    </w:p>
+    <w:p>
+      <w:pPr>
+        <w:pStyle w:val="668"/>
+        <w:numPr>
+          <w:ilvl w:val="0"/>
+          <w:numId w:val="1"/>
+        </w:numPr>
+        <w:pBdr>
+          <w:top w:val="none" w:color="000000" w:sz="4" w:space="0"/>
+          <w:left w:val="none" w:color="000000" w:sz="4" w:space="0"/>
+          <w:bottom w:val="none" w:color="000000" w:sz="4" w:space="0"/>
+          <w:right w:val="none" w:color="000000" w:sz="4" w:space="0"/>
+        </w:pBdr>
+        <w:spacing/>
+        <w:ind w:right="0"/>
+        <w:rPr>
+          <w:rFonts w:ascii="Caladea" w:hAnsi="Caladea" w:cs="Caladea"/>
+          <w:b w:val="0"/>
+          <w:bCs w:val="0"/>
+        </w:rPr>
+      </w:pPr>
+      <w:r>
+        <w:rPr>
+          <w:rFonts w:ascii="Caladea" w:hAnsi="Caladea" w:eastAsia="Caladea" w:cs="Caladea"/>
+          <w:b w:val="0"/>
+          <w:bCs w:val="0"/>
+          <w:color w:val="000000"/>
+          <w:sz w:val="24"/>
+        </w:rPr>
+        <w:t xml:space="preserve">Choose </w:t>
+      </w:r>
+      <w:r>
+        <w:rPr>
+          <w:rFonts w:ascii="Caladea" w:hAnsi="Caladea" w:eastAsia="Caladea" w:cs="Caladea"/>
+          <w:b w:val="0"/>
+          <w:bCs w:val="0"/>
+          <w:color w:val="000000"/>
+          <w:sz w:val="20"/>
+        </w:rPr>
+        <w:t xml:space="preserve">4</w:t>
+      </w:r>
+      <w:r>
+        <w:rPr>
+          <w:rFonts w:ascii="Caladea" w:hAnsi="Caladea" w:eastAsia="Caladea" w:cs="Caladea"/>
+          <w:b w:val="0"/>
+          <w:bCs w:val="0"/>
+          <w:color w:val="000000"/>
+          <w:sz w:val="24"/>
+        </w:rPr>
+        <w:t xml:space="preserve">.</w:t>
+      </w:r>
+      <w:r>
+        <w:rPr>
+          <w:rFonts w:ascii="Caladea" w:hAnsi="Caladea" w:eastAsia="Caladea" w:cs="Caladea"/>
+          <w:b w:val="0"/>
+          <w:bCs w:val="0"/>
+        </w:rPr>
+      </w:r>
+    </w:p>
+    <w:p>
+      <w:pPr>
+        <w:pStyle w:val="668"/>
+        <w:numPr>
+          <w:ilvl w:val="0"/>
+          <w:numId w:val="1"/>
+        </w:numPr>
+        <w:pBdr>
+          <w:top w:val="none" w:color="000000" w:sz="4" w:space="0"/>
+          <w:left w:val="none" w:color="000000" w:sz="4" w:space="0"/>
+          <w:bottom w:val="none" w:color="000000" w:sz="4" w:space="0"/>
+          <w:right w:val="none" w:color="000000" w:sz="4" w:space="0"/>
+        </w:pBdr>
+        <w:spacing/>
+        <w:ind w:right="0"/>
+        <w:rPr>
+          <w:rFonts w:ascii="Caladea" w:hAnsi="Caladea" w:cs="Caladea"/>
+          <w:b w:val="0"/>
+          <w:bCs w:val="0"/>
+        </w:rPr>
+      </w:pPr>
+      <w:r>
+        <w:rPr>
+          <w:rFonts w:ascii="Caladea" w:hAnsi="Caladea" w:eastAsia="Caladea" w:cs="Caladea"/>
+          <w:b w:val="0"/>
+          <w:bCs w:val="0"/>
+          <w:color w:val="000000"/>
+          <w:sz w:val="24"/>
+        </w:rPr>
+        <w:t xml:space="preserve">A numbered list of all transactions (deposits, withdrawals, transfers, fees, interest) appears, with timestamps and balances after each transaction.</w:t>
+      </w:r>
+      <w:r>
+        <w:rPr>
+          <w:rFonts w:ascii="Caladea" w:hAnsi="Caladea" w:eastAsia="Caladea" w:cs="Caladea"/>
+          <w:b w:val="0"/>
+          <w:bCs w:val="0"/>
+        </w:rPr>
+      </w:r>
+    </w:p>
+    <w:p>
+      <w:pPr>
+        <w:pStyle w:val="141"/>
+        <w:pBdr>
+          <w:top w:val="none" w:color="000000" w:sz="4" w:space="0"/>
+          <w:left w:val="none" w:color="000000" w:sz="4" w:space="0"/>
+          <w:bottom w:val="none" w:color="000000" w:sz="4" w:space="0"/>
+          <w:right w:val="none" w:color="000000" w:sz="4" w:space="0"/>
+        </w:pBdr>
+        <w:spacing/>
+        <w:ind w:right="0" w:firstLine="0" w:left="0"/>
+        <w:rPr>
+          <w:rFonts w:ascii="Caladea" w:hAnsi="Caladea" w:cs="Caladea"/>
+          <w:b w:val="0"/>
+          <w:bCs w:val="0"/>
+        </w:rPr>
+      </w:pPr>
+      <w:r>
+        <w:rPr>
+          <w:rFonts w:ascii="Caladea" w:hAnsi="Caladea" w:eastAsia="Caladea" w:cs="Caladea"/>
+          <w:b w:val="0"/>
+          <w:bCs w:val="0"/>
+          <w:color w:val="000000"/>
+          <w:sz w:val="28"/>
+        </w:rPr>
+        <w:t xml:space="preserve">6.5 View Account Details</w:t>
+      </w:r>
+      <w:r>
+        <w:rPr>
+          <w:rFonts w:ascii="Caladea" w:hAnsi="Caladea" w:eastAsia="Caladea" w:cs="Caladea"/>
+          <w:b w:val="0"/>
+          <w:bCs w:val="0"/>
+        </w:rPr>
+      </w:r>
+    </w:p>
+    <w:p>
+      <w:pPr>
+        <w:pStyle w:val="668"/>
+        <w:numPr>
+          <w:ilvl w:val="0"/>
+          <w:numId w:val="1"/>
+        </w:numPr>
+        <w:pBdr>
+          <w:top w:val="none" w:color="000000" w:sz="4" w:space="0"/>
+          <w:left w:val="none" w:color="000000" w:sz="4" w:space="0"/>
+          <w:bottom w:val="none" w:color="000000" w:sz="4" w:space="0"/>
+          <w:right w:val="none" w:color="000000" w:sz="4" w:space="0"/>
+        </w:pBdr>
+        <w:spacing/>
+        <w:ind w:right="0"/>
+        <w:rPr>
+          <w:rFonts w:ascii="Caladea" w:hAnsi="Caladea" w:cs="Caladea"/>
+          <w:b w:val="0"/>
+          <w:bCs w:val="0"/>
+        </w:rPr>
+      </w:pPr>
+      <w:r>
+        <w:rPr>
+          <w:rFonts w:ascii="Caladea" w:hAnsi="Caladea" w:eastAsia="Caladea" w:cs="Caladea"/>
+          <w:b w:val="0"/>
+          <w:bCs w:val="0"/>
+          <w:color w:val="000000"/>
+          <w:sz w:val="24"/>
+        </w:rPr>
+        <w:t xml:space="preserve">Choose </w:t>
+      </w:r>
+      <w:r>
+        <w:rPr>
+          <w:rFonts w:ascii="Caladea" w:hAnsi="Caladea" w:eastAsia="Caladea" w:cs="Caladea"/>
+          <w:b w:val="0"/>
+          <w:bCs w:val="0"/>
+          <w:color w:val="000000"/>
+          <w:sz w:val="20"/>
+        </w:rPr>
+        <w:t xml:space="preserve">5</w:t>
+      </w:r>
+      <w:r>
+        <w:rPr>
+          <w:rFonts w:ascii="Caladea" w:hAnsi="Caladea" w:eastAsia="Caladea" w:cs="Caladea"/>
+          <w:b w:val="0"/>
+          <w:bCs w:val="0"/>
+          <w:color w:val="000000"/>
+          <w:sz w:val="24"/>
+        </w:rPr>
+        <w:t xml:space="preserve">.</w:t>
+      </w:r>
+      <w:r>
+        <w:rPr>
+          <w:rFonts w:ascii="Caladea" w:hAnsi="Caladea" w:eastAsia="Caladea" w:cs="Caladea"/>
+          <w:b w:val="0"/>
+          <w:bCs w:val="0"/>
+        </w:rPr>
+      </w:r>
+    </w:p>
+    <w:p>
+      <w:pPr>
+        <w:pStyle w:val="668"/>
+        <w:numPr>
+          <w:ilvl w:val="0"/>
+          <w:numId w:val="1"/>
+        </w:numPr>
+        <w:pBdr>
+          <w:top w:val="none" w:color="000000" w:sz="4" w:space="0"/>
+          <w:left w:val="none" w:color="000000" w:sz="4" w:space="0"/>
+          <w:bottom w:val="none" w:color="000000" w:sz="4" w:space="0"/>
+          <w:right w:val="none" w:color="000000" w:sz="4" w:space="0"/>
+        </w:pBdr>
+        <w:spacing/>
+        <w:ind w:right="0"/>
+        <w:rPr>
+          <w:rFonts w:ascii="Caladea" w:hAnsi="Caladea" w:cs="Caladea"/>
+          <w:b w:val="0"/>
+          <w:bCs w:val="0"/>
+        </w:rPr>
+      </w:pPr>
+      <w:r>
+        <w:rPr>
+          <w:rFonts w:ascii="Caladea" w:hAnsi="Caladea" w:eastAsia="Caladea" w:cs="Caladea"/>
+          <w:b w:val="0"/>
+          <w:bCs w:val="0"/>
+          <w:color w:val="000000"/>
+          <w:sz w:val="24"/>
+        </w:rPr>
+        <w:t xml:space="preserve">Shows full information: account number, sort code, balance, type, and type‑specific details (overdraft limit for Personal, interest rate for ISA, cheque book status for Business, etc.).</w:t>
+      </w:r>
+      <w:r>
+        <w:rPr>
+          <w:rFonts w:ascii="Caladea" w:hAnsi="Caladea" w:eastAsia="Caladea" w:cs="Caladea"/>
+          <w:b w:val="0"/>
+          <w:bCs w:val="0"/>
+        </w:rPr>
+      </w:r>
+    </w:p>
+    <w:p>
+      <w:pPr>
+        <w:pStyle w:val="141"/>
+        <w:pBdr>
+          <w:top w:val="none" w:color="000000" w:sz="4" w:space="0"/>
+          <w:left w:val="none" w:color="000000" w:sz="4" w:space="0"/>
+          <w:bottom w:val="none" w:color="000000" w:sz="4" w:space="0"/>
+          <w:right w:val="none" w:color="000000" w:sz="4" w:space="0"/>
+        </w:pBdr>
+        <w:spacing/>
+        <w:ind w:right="0" w:firstLine="0" w:left="0"/>
+        <w:rPr>
+          <w:rFonts w:ascii="Caladea" w:hAnsi="Caladea" w:cs="Caladea"/>
+          <w:b w:val="0"/>
+          <w:bCs w:val="0"/>
+        </w:rPr>
+      </w:pPr>
+      <w:r>
+        <w:rPr>
+          <w:rFonts w:ascii="Caladea" w:hAnsi="Caladea" w:eastAsia="Caladea" w:cs="Caladea"/>
+          <w:b w:val="0"/>
+          <w:bCs w:val="0"/>
+          <w:color w:val="000000"/>
+          <w:sz w:val="28"/>
+        </w:rPr>
+        <w:t xml:space="preserve">6.6 Back to Customer Menu</w:t>
+      </w:r>
+      <w:r>
+        <w:rPr>
+          <w:rFonts w:ascii="Caladea" w:hAnsi="Caladea" w:eastAsia="Caladea" w:cs="Caladea"/>
+          <w:b w:val="0"/>
+          <w:bCs w:val="0"/>
+        </w:rPr>
+      </w:r>
+    </w:p>
+    <w:p>
+      <w:pPr>
+        <w:pStyle w:val="668"/>
+        <w:numPr>
+          <w:ilvl w:val="0"/>
+          <w:numId w:val="1"/>
+        </w:numPr>
+        <w:pBdr>
+          <w:top w:val="none" w:color="000000" w:sz="4" w:space="0"/>
+          <w:left w:val="none" w:color="000000" w:sz="4" w:space="0"/>
+          <w:bottom w:val="none" w:color="000000" w:sz="4" w:space="0"/>
+          <w:right w:val="none" w:color="000000" w:sz="4" w:space="0"/>
+        </w:pBdr>
+        <w:spacing/>
+        <w:ind w:right="0"/>
+        <w:rPr>
+          <w:rFonts w:ascii="Caladea" w:hAnsi="Caladea" w:cs="Caladea"/>
+          <w:b w:val="0"/>
+          <w:bCs w:val="0"/>
+        </w:rPr>
+      </w:pPr>
+      <w:r>
+        <w:rPr>
+          <w:rFonts w:ascii="Caladea" w:hAnsi="Caladea" w:eastAsia="Caladea" w:cs="Caladea"/>
+          <w:b w:val="0"/>
+          <w:bCs w:val="0"/>
+          <w:color w:val="000000"/>
+          <w:sz w:val="24"/>
+        </w:rPr>
+        <w:t xml:space="preserve">Choose </w:t>
+      </w:r>
+      <w:r>
+        <w:rPr>
+          <w:rFonts w:ascii="Caladea" w:hAnsi="Caladea" w:eastAsia="Caladea" w:cs="Caladea"/>
+          <w:b w:val="0"/>
+          <w:bCs w:val="0"/>
+          <w:color w:val="000000"/>
+          <w:sz w:val="20"/>
+        </w:rPr>
+        <w:t xml:space="preserve">6</w:t>
+      </w:r>
+      <w:r>
+        <w:rPr>
+          <w:rFonts w:ascii="Caladea" w:hAnsi="Caladea" w:eastAsia="Caladea" w:cs="Caladea"/>
+          <w:b w:val="0"/>
+          <w:bCs w:val="0"/>
+          <w:color w:val="000000"/>
+          <w:sz w:val="24"/>
+        </w:rPr>
+        <w:t xml:space="preserve"> to return to the Customer Menu and possibly select another account or log out.</w:t>
+      </w:r>
+      <w:r>
+        <w:rPr>
+          <w:rFonts w:ascii="Caladea" w:hAnsi="Caladea" w:eastAsia="Caladea" w:cs="Caladea"/>
+          <w:b w:val="0"/>
+          <w:bCs w:val="0"/>
+        </w:rPr>
+      </w:r>
+    </w:p>
+    <w:p>
+      <w:pPr>
+        <w:pStyle w:val="140"/>
+        <w:pBdr>
+          <w:top w:val="none" w:color="000000" w:sz="4" w:space="0"/>
+          <w:left w:val="none" w:color="000000" w:sz="4" w:space="0"/>
+          <w:bottom w:val="none" w:color="000000" w:sz="4" w:space="0"/>
+          <w:right w:val="none" w:color="000000" w:sz="4" w:space="0"/>
+        </w:pBdr>
+        <w:spacing/>
+        <w:ind w:right="0" w:firstLine="0" w:left="0"/>
+        <w:rPr>
+          <w:rFonts w:ascii="Caladea" w:hAnsi="Caladea" w:cs="Caladea"/>
+          <w:sz w:val="32"/>
+          <w:szCs w:val="28"/>
+        </w:rPr>
+      </w:pPr>
+      <w:r>
+        <w:rPr>
+          <w:rFonts w:ascii="Caladea" w:hAnsi="Caladea" w:eastAsia="Caladea" w:cs="Caladea"/>
+          <w:b/>
+          <w:color w:val="000000"/>
+          <w:sz w:val="32"/>
+          <w:szCs w:val="28"/>
+        </w:rPr>
+        <w:t xml:space="preserve">7. Using the Help System</w:t>
+      </w:r>
+      <w:r>
+        <w:rPr>
+          <w:rFonts w:ascii="Caladea" w:hAnsi="Caladea" w:eastAsia="Caladea" w:cs="Caladea"/>
+          <w:sz w:val="28"/>
+          <w:szCs w:val="28"/>
+        </w:rPr>
+      </w:r>
+    </w:p>
+    <w:p>
+      <w:pPr>
+        <w:pBdr>
+          <w:top w:val="none" w:color="000000" w:sz="4" w:space="0"/>
+          <w:left w:val="none" w:color="000000" w:sz="4" w:space="0"/>
+          <w:bottom w:val="none" w:color="000000" w:sz="4" w:space="0"/>
+          <w:right w:val="none" w:color="000000" w:sz="4" w:space="0"/>
+        </w:pBdr>
+        <w:spacing/>
+        <w:ind w:right="0" w:firstLine="0" w:left="0"/>
+        <w:rPr>
+          <w:rFonts w:ascii="Caladea" w:hAnsi="Caladea" w:cs="Caladea"/>
+        </w:rPr>
+      </w:pPr>
+      <w:r>
+        <w:rPr>
+          <w:rFonts w:ascii="Caladea" w:hAnsi="Caladea" w:eastAsia="Caladea" w:cs="Caladea"/>
+          <w:color w:val="000000"/>
+          <w:sz w:val="24"/>
+        </w:rPr>
+        <w:t xml:space="preserve">At </w:t>
+      </w:r>
+      <w:r>
+        <w:rPr>
+          <w:rFonts w:ascii="Caladea" w:hAnsi="Caladea" w:eastAsia="Caladea" w:cs="Caladea"/>
+          <w:b/>
+          <w:color w:val="000000"/>
+          <w:sz w:val="24"/>
+        </w:rPr>
+        <w:t xml:space="preserve">any menu</w:t>
+      </w:r>
+      <w:r>
+        <w:rPr>
+          <w:rFonts w:ascii="Caladea" w:hAnsi="Caladea" w:eastAsia="Caladea" w:cs="Caladea"/>
+          <w:color w:val="000000"/>
+          <w:sz w:val="24"/>
+        </w:rPr>
+        <w:t xml:space="preserve">, typ</w:t>
+      </w:r>
+      <w:r>
+        <w:rPr>
+          <w:rFonts w:ascii="Caladea" w:hAnsi="Caladea" w:eastAsia="Caladea" w:cs="Caladea"/>
+          <w:color w:val="000000"/>
+          <w:sz w:val="24"/>
+          <w:lang w:val="en"/>
+        </w:rPr>
+        <w:t xml:space="preserve">e help or ?</w:t>
+      </w:r>
+      <w:r>
+        <w:rPr>
+          <w:rFonts w:ascii="Caladea" w:hAnsi="Caladea" w:eastAsia="Caladea" w:cs="Caladea"/>
+          <w:color w:val="000000"/>
+          <w:sz w:val="24"/>
+        </w:rPr>
+        <w:t xml:space="preserve"> and press </w:t>
+      </w:r>
+      <w:r>
+        <w:rPr>
+          <w:rFonts w:ascii="Caladea" w:hAnsi="Caladea" w:eastAsia="Caladea" w:cs="Caladea"/>
+          <w:b/>
+          <w:color w:val="000000"/>
+          <w:sz w:val="24"/>
+        </w:rPr>
+        <w:t xml:space="preserve">Enter</w:t>
+      </w:r>
+      <w:r>
+        <w:rPr>
+          <w:rFonts w:ascii="Caladea" w:hAnsi="Caladea" w:eastAsia="Caladea" w:cs="Caladea"/>
+          <w:color w:val="000000"/>
+          <w:sz w:val="24"/>
+        </w:rPr>
+        <w:t xml:space="preserve">.</w:t>
+        <w:br/>
+        <w:t xml:space="preserve">The system displays a help text that is specific to the menu you are currently in. For example:</w:t>
+      </w:r>
+      <w:r>
+        <w:rPr>
+          <w:rFonts w:ascii="Caladea" w:hAnsi="Caladea" w:eastAsia="Caladea" w:cs="Caladea"/>
+        </w:rPr>
+      </w:r>
+    </w:p>
+    <w:p>
+      <w:pPr>
+        <w:pStyle w:val="668"/>
+        <w:numPr>
+          <w:ilvl w:val="0"/>
+          <w:numId w:val="1"/>
+        </w:numPr>
+        <w:pBdr>
+          <w:top w:val="none" w:color="000000" w:sz="4" w:space="0"/>
+          <w:left w:val="none" w:color="000000" w:sz="4" w:space="0"/>
+          <w:bottom w:val="none" w:color="000000" w:sz="4" w:space="0"/>
+          <w:right w:val="none" w:color="000000" w:sz="4" w:space="0"/>
+        </w:pBdr>
+        <w:spacing/>
+        <w:ind w:right="0"/>
+        <w:rPr>
+          <w:rFonts w:ascii="Caladea" w:hAnsi="Caladea" w:cs="Caladea"/>
+        </w:rPr>
+      </w:pPr>
+      <w:r>
+        <w:rPr>
+          <w:rFonts w:ascii="Caladea" w:hAnsi="Caladea" w:eastAsia="Caladea" w:cs="Caladea"/>
+          <w:color w:val="000000"/>
+          <w:sz w:val="24"/>
+        </w:rPr>
+        <w:t xml:space="preserve">In Main Menu: explains how to authenticate or exit.</w:t>
+      </w:r>
+      <w:r>
+        <w:rPr>
+          <w:rFonts w:ascii="Caladea" w:hAnsi="Caladea" w:eastAsia="Caladea" w:cs="Caladea"/>
+        </w:rPr>
+      </w:r>
+    </w:p>
+    <w:p>
+      <w:pPr>
+        <w:pStyle w:val="668"/>
+        <w:numPr>
+          <w:ilvl w:val="0"/>
+          <w:numId w:val="1"/>
+        </w:numPr>
+        <w:pBdr>
+          <w:top w:val="none" w:color="000000" w:sz="4" w:space="0"/>
+          <w:left w:val="none" w:color="000000" w:sz="4" w:space="0"/>
+          <w:bottom w:val="none" w:color="000000" w:sz="4" w:space="0"/>
+          <w:right w:val="none" w:color="000000" w:sz="4" w:space="0"/>
+        </w:pBdr>
+        <w:spacing/>
+        <w:ind w:right="0"/>
+        <w:rPr>
+          <w:rFonts w:ascii="Caladea" w:hAnsi="Caladea" w:cs="Caladea"/>
+        </w:rPr>
+      </w:pPr>
+      <w:r>
+        <w:rPr>
+          <w:rFonts w:ascii="Caladea" w:hAnsi="Caladea" w:eastAsia="Caladea" w:cs="Caladea"/>
+          <w:color w:val="000000"/>
+          <w:sz w:val="24"/>
+        </w:rPr>
+        <w:t xml:space="preserve">In Customer Menu: explains account viewing, creation, selection, logout.</w:t>
+      </w:r>
+      <w:r>
+        <w:rPr>
+          <w:rFonts w:ascii="Caladea" w:hAnsi="Caladea" w:eastAsia="Caladea" w:cs="Caladea"/>
+        </w:rPr>
+      </w:r>
+    </w:p>
+    <w:p>
+      <w:pPr>
+        <w:pStyle w:val="668"/>
+        <w:numPr>
+          <w:ilvl w:val="0"/>
+          <w:numId w:val="1"/>
+        </w:numPr>
+        <w:pBdr>
+          <w:top w:val="none" w:color="000000" w:sz="4" w:space="0"/>
+          <w:left w:val="none" w:color="000000" w:sz="4" w:space="0"/>
+          <w:bottom w:val="none" w:color="000000" w:sz="4" w:space="0"/>
+          <w:right w:val="none" w:color="000000" w:sz="4" w:space="0"/>
+        </w:pBdr>
+        <w:spacing/>
+        <w:ind w:right="0"/>
+        <w:rPr>
+          <w:rFonts w:ascii="Caladea" w:hAnsi="Caladea" w:cs="Caladea"/>
+        </w:rPr>
+      </w:pPr>
+      <w:r>
+        <w:rPr>
+          <w:rFonts w:ascii="Caladea" w:hAnsi="Caladea" w:eastAsia="Caladea" w:cs="Caladea"/>
+          <w:color w:val="000000"/>
+          <w:sz w:val="24"/>
+        </w:rPr>
+        <w:t xml:space="preserve">In Account Operations Menu: explains deposit, withdraw, transfer, etc.</w:t>
+      </w:r>
+      <w:r>
+        <w:rPr>
+          <w:rFonts w:ascii="Caladea" w:hAnsi="Caladea" w:eastAsia="Caladea" w:cs="Caladea"/>
+        </w:rPr>
+      </w:r>
+    </w:p>
+    <w:p>
+      <w:pPr>
+        <w:pBdr>
+          <w:top w:val="none" w:color="000000" w:sz="4" w:space="0"/>
+          <w:left w:val="none" w:color="000000" w:sz="4" w:space="0"/>
+          <w:bottom w:val="none" w:color="000000" w:sz="4" w:space="0"/>
+          <w:right w:val="none" w:color="000000" w:sz="4" w:space="0"/>
+        </w:pBdr>
+        <w:spacing/>
+        <w:ind w:right="0" w:firstLine="0" w:left="0"/>
+        <w:rPr>
+          <w:rFonts w:ascii="Caladea" w:hAnsi="Caladea" w:cs="Caladea"/>
+        </w:rPr>
+      </w:pPr>
+      <w:r>
+        <w:rPr>
+          <w:rFonts w:ascii="Caladea" w:hAnsi="Caladea" w:eastAsia="Caladea" w:cs="Caladea"/>
+          <w:color w:val="000000"/>
+          <w:sz w:val="24"/>
+        </w:rPr>
+        <w:t xml:space="preserve">After reading the help, press </w:t>
+      </w:r>
+      <w:r>
+        <w:rPr>
+          <w:rFonts w:ascii="Caladea" w:hAnsi="Caladea" w:eastAsia="Caladea" w:cs="Caladea"/>
+          <w:b/>
+          <w:color w:val="000000"/>
+          <w:sz w:val="24"/>
+        </w:rPr>
+        <w:t xml:space="preserve">Enter</w:t>
+      </w:r>
+      <w:r>
+        <w:rPr>
+          <w:rFonts w:ascii="Caladea" w:hAnsi="Caladea" w:eastAsia="Caladea" w:cs="Caladea"/>
+          <w:color w:val="000000"/>
+          <w:sz w:val="24"/>
+        </w:rPr>
+        <w:t xml:space="preserve"> to return to the menu.</w:t>
+      </w:r>
+      <w:r>
+        <w:rPr>
+          <w:rFonts w:ascii="Caladea" w:hAnsi="Caladea" w:eastAsia="Caladea" w:cs="Caladea"/>
+        </w:rPr>
+      </w:r>
+    </w:p>
+    <w:p>
+      <w:pPr>
+        <w:pStyle w:val="140"/>
+        <w:pBdr>
+          <w:top w:val="none" w:color="000000" w:sz="4" w:space="0"/>
+          <w:left w:val="none" w:color="000000" w:sz="4" w:space="0"/>
+          <w:bottom w:val="none" w:color="000000" w:sz="4" w:space="0"/>
+          <w:right w:val="none" w:color="000000" w:sz="4" w:space="0"/>
+        </w:pBdr>
+        <w:spacing/>
+        <w:ind w:right="0" w:firstLine="0" w:left="0"/>
+        <w:rPr>
+          <w:rFonts w:ascii="Caladea" w:hAnsi="Caladea" w:cs="Caladea"/>
+          <w:sz w:val="32"/>
+          <w:szCs w:val="28"/>
+        </w:rPr>
+      </w:pPr>
+      <w:r>
+        <w:rPr>
+          <w:rFonts w:ascii="Caladea" w:hAnsi="Caladea" w:eastAsia="Caladea" w:cs="Caladea"/>
+          <w:b/>
+          <w:color w:val="000000"/>
+          <w:sz w:val="32"/>
+          <w:szCs w:val="28"/>
+        </w:rPr>
+        <w:t xml:space="preserve">8. Audit Log and Data Persistence</w:t>
+      </w:r>
+      <w:r>
+        <w:rPr>
+          <w:rFonts w:ascii="Caladea" w:hAnsi="Caladea" w:eastAsia="Caladea" w:cs="Caladea"/>
+          <w:sz w:val="28"/>
+          <w:szCs w:val="28"/>
+        </w:rPr>
+      </w:r>
+    </w:p>
+    <w:p>
+      <w:pPr>
+        <w:pStyle w:val="668"/>
+        <w:numPr>
+          <w:ilvl w:val="0"/>
+          <w:numId w:val="1"/>
+        </w:numPr>
+        <w:pBdr>
+          <w:top w:val="none" w:color="000000" w:sz="4" w:space="0"/>
+          <w:left w:val="none" w:color="000000" w:sz="4" w:space="0"/>
+          <w:bottom w:val="none" w:color="000000" w:sz="4" w:space="0"/>
+          <w:right w:val="none" w:color="000000" w:sz="4" w:space="0"/>
+        </w:pBdr>
+        <w:spacing/>
+        <w:ind w:right="0"/>
+        <w:rPr>
+          <w:rFonts w:ascii="Caladea" w:hAnsi="Caladea" w:cs="Caladea"/>
+        </w:rPr>
+      </w:pPr>
+      <w:r>
+        <w:rPr>
+          <w:rFonts w:ascii="Caladea" w:hAnsi="Caladea" w:eastAsia="Caladea" w:cs="Caladea"/>
+          <w:b/>
+          <w:color w:val="000000"/>
+          <w:sz w:val="24"/>
+        </w:rPr>
+        <w:t xml:space="preserve">Audit Log</w:t>
+      </w:r>
+      <w:r>
+        <w:rPr>
+          <w:rFonts w:ascii="Caladea" w:hAnsi="Caladea" w:eastAsia="Caladea" w:cs="Caladea"/>
+          <w:color w:val="000000"/>
+          <w:sz w:val="24"/>
+        </w:rPr>
+        <w:t xml:space="preserve"> – Every important action (authentication, account creation, deposit, withdrawal, transfer) is written to </w:t>
+      </w:r>
+      <w:r>
+        <w:rPr>
+          <w:rFonts w:ascii="Caladea" w:hAnsi="Caladea" w:eastAsia="Caladea" w:cs="Caladea"/>
+          <w:color w:val="000000"/>
+          <w:sz w:val="20"/>
+        </w:rPr>
+        <w:t xml:space="preserve">data/audit.log</w:t>
+      </w:r>
+      <w:r>
+        <w:rPr>
+          <w:rFonts w:ascii="Caladea" w:hAnsi="Caladea" w:eastAsia="Caladea" w:cs="Caladea"/>
+          <w:color w:val="000000"/>
+          <w:sz w:val="24"/>
+        </w:rPr>
+        <w:t xml:space="preserve"> with a timestamp.</w:t>
+      </w:r>
+      <w:r>
+        <w:rPr>
+          <w:rFonts w:ascii="Caladea" w:hAnsi="Caladea" w:eastAsia="Caladea" w:cs="Caladea"/>
+        </w:rPr>
+      </w:r>
+    </w:p>
+    <w:p>
+      <w:pPr>
+        <w:pStyle w:val="668"/>
+        <w:numPr>
+          <w:ilvl w:val="0"/>
+          <w:numId w:val="1"/>
+        </w:numPr>
+        <w:pBdr>
+          <w:top w:val="none" w:color="000000" w:sz="4" w:space="0"/>
+          <w:left w:val="none" w:color="000000" w:sz="4" w:space="0"/>
+          <w:bottom w:val="none" w:color="000000" w:sz="4" w:space="0"/>
+          <w:right w:val="none" w:color="000000" w:sz="4" w:space="0"/>
+        </w:pBdr>
+        <w:spacing/>
+        <w:ind w:right="0"/>
+        <w:rPr>
+          <w:rFonts w:ascii="Caladea" w:hAnsi="Caladea" w:cs="Caladea"/>
+        </w:rPr>
+      </w:pPr>
+      <w:r>
+        <w:rPr>
+          <w:rFonts w:ascii="Caladea" w:hAnsi="Caladea" w:eastAsia="Caladea" w:cs="Caladea"/>
+          <w:b/>
+          <w:color w:val="000000"/>
+          <w:sz w:val="24"/>
+        </w:rPr>
+        <w:t xml:space="preserve">Data Persistence</w:t>
+      </w:r>
+      <w:r>
+        <w:rPr>
+          <w:rFonts w:ascii="Caladea" w:hAnsi="Caladea" w:eastAsia="Caladea" w:cs="Caladea"/>
+          <w:color w:val="000000"/>
+          <w:sz w:val="24"/>
+        </w:rPr>
+        <w:t xml:space="preserve"> – All customers, accounts, balances, and transaction histories are saved automatically to </w:t>
+      </w:r>
+      <w:r>
+        <w:rPr>
+          <w:rFonts w:ascii="Caladea" w:hAnsi="Caladea" w:eastAsia="Caladea" w:cs="Caladea"/>
+          <w:color w:val="000000"/>
+          <w:sz w:val="20"/>
+        </w:rPr>
+        <w:t xml:space="preserve">data/customers.json</w:t>
+      </w:r>
+      <w:r>
+        <w:rPr>
+          <w:rFonts w:ascii="Caladea" w:hAnsi="Caladea" w:eastAsia="Caladea" w:cs="Caladea"/>
+          <w:color w:val="000000"/>
+          <w:sz w:val="24"/>
+        </w:rPr>
+        <w:t xml:space="preserve"> after every change.</w:t>
+      </w:r>
+      <w:r>
+        <w:rPr>
+          <w:rFonts w:ascii="Caladea" w:hAnsi="Caladea" w:eastAsia="Caladea" w:cs="Caladea"/>
+        </w:rPr>
+      </w:r>
+    </w:p>
+    <w:p>
+      <w:pPr>
+        <w:pStyle w:val="668"/>
+        <w:numPr>
+          <w:ilvl w:val="0"/>
+          <w:numId w:val="1"/>
+        </w:numPr>
+        <w:pBdr>
+          <w:top w:val="none" w:color="000000" w:sz="4" w:space="0"/>
+          <w:left w:val="none" w:color="000000" w:sz="4" w:space="0"/>
+          <w:bottom w:val="none" w:color="000000" w:sz="4" w:space="0"/>
+          <w:right w:val="none" w:color="000000" w:sz="4" w:space="0"/>
+        </w:pBdr>
+        <w:spacing/>
+        <w:ind w:right="0"/>
+        <w:rPr>
+          <w:rFonts w:ascii="Caladea" w:hAnsi="Caladea" w:cs="Caladea"/>
+        </w:rPr>
+      </w:pPr>
+      <w:r>
+        <w:rPr>
+          <w:rFonts w:ascii="Caladea" w:hAnsi="Caladea" w:eastAsia="Caladea" w:cs="Caladea"/>
+          <w:color w:val="000000"/>
+          <w:sz w:val="24"/>
+        </w:rPr>
+        <w:t xml:space="preserve">If the system is restarted, all data is reloaded exactly as it was before.</w:t>
+      </w:r>
+      <w:r>
+        <w:rPr>
+          <w:rFonts w:ascii="Caladea" w:hAnsi="Caladea" w:eastAsia="Caladea" w:cs="Caladea"/>
+          <w:sz w:val="24"/>
+        </w:rPr>
+      </w:r>
+    </w:p>
+    <w:p>
+      <w:pPr>
+        <w:pBdr>
+          <w:top w:val="none" w:color="000000" w:sz="4" w:space="0"/>
+          <w:left w:val="none" w:color="000000" w:sz="4" w:space="0"/>
+          <w:bottom w:val="none" w:color="000000" w:sz="4" w:space="0"/>
+          <w:right w:val="none" w:color="000000" w:sz="4" w:space="0"/>
+        </w:pBdr>
+        <w:spacing/>
+        <w:ind w:right="0" w:firstLine="0" w:left="709"/>
+        <w:rPr>
+          <w:rFonts w:ascii="Caladea" w:hAnsi="Caladea" w:cs="Caladea"/>
+          <w:sz w:val="24"/>
+          <w:szCs w:val="24"/>
+        </w:rPr>
+      </w:pPr>
+      <w:r>
+        <w:rPr>
+          <w:rFonts w:ascii="Caladea" w:hAnsi="Caladea" w:eastAsia="Caladea" w:cs="Caladea"/>
+          <w:color w:val="000000"/>
+          <w:sz w:val="24"/>
+          <w:highlight w:val="none"/>
+        </w:rPr>
+      </w:r>
+      <w:r>
+        <w:rPr>
+          <w:rFonts w:ascii="Caladea" w:hAnsi="Caladea" w:eastAsia="Caladea" w:cs="Caladea"/>
+          <w:color w:val="000000"/>
+          <w:sz w:val="24"/>
+          <w:highlight w:val="none"/>
+        </w:rPr>
+      </w:r>
+      <w:r>
+        <w:rPr>
+          <w:rFonts w:ascii="Caladea" w:hAnsi="Caladea" w:eastAsia="Caladea" w:cs="Caladea"/>
+          <w:color w:val="000000"/>
+          <w:sz w:val="24"/>
+          <w:highlight w:val="none"/>
+        </w:rPr>
+      </w:r>
+    </w:p>
+    <w:p>
+      <w:pPr>
+        <w:pStyle w:val="140"/>
+        <w:pBdr>
+          <w:top w:val="none" w:color="000000" w:sz="4" w:space="0"/>
+          <w:left w:val="none" w:color="000000" w:sz="4" w:space="0"/>
+          <w:bottom w:val="none" w:color="000000" w:sz="4" w:space="0"/>
+          <w:right w:val="none" w:color="000000" w:sz="4" w:space="0"/>
+        </w:pBdr>
+        <w:spacing/>
+        <w:ind w:right="0" w:firstLine="0" w:left="0"/>
+        <w:rPr>
+          <w:rFonts w:ascii="Caladea" w:hAnsi="Caladea" w:cs="Caladea"/>
+          <w:sz w:val="36"/>
+        </w:rPr>
+      </w:pPr>
+      <w:r>
+        <w:rPr>
+          <w:rFonts w:ascii="Caladea" w:hAnsi="Caladea" w:eastAsia="Caladea" w:cs="Caladea"/>
+          <w:b/>
+          <w:color w:val="000000"/>
+          <w:sz w:val="32"/>
+          <w:szCs w:val="28"/>
+          <w:lang w:val="en"/>
+        </w:rPr>
+        <w:t xml:space="preserve">9</w:t>
+      </w:r>
+      <w:r>
+        <w:rPr>
+          <w:rFonts w:ascii="Caladea" w:hAnsi="Caladea" w:eastAsia="Caladea" w:cs="Caladea"/>
+          <w:b/>
+          <w:color w:val="000000"/>
+          <w:sz w:val="32"/>
+          <w:szCs w:val="28"/>
+        </w:rPr>
+        <w:t xml:space="preserve">. </w:t>
+      </w:r>
+      <w:r>
+        <w:rPr>
+          <w:rFonts w:ascii="Caladea" w:hAnsi="Caladea" w:eastAsia="Caladea" w:cs="Caladea"/>
+          <w:b/>
+          <w:color w:val="000000"/>
+          <w:sz w:val="32"/>
+          <w:szCs w:val="28"/>
+          <w:lang w:val="en"/>
+        </w:rPr>
+        <w:t xml:space="preserve">Error Handling – What you Might see.</w:t>
+      </w:r>
+      <w:r>
+        <w:rPr>
+          <w:rFonts w:ascii="Caladea" w:hAnsi="Caladea" w:eastAsia="Caladea" w:cs="Caladea"/>
+          <w:b/>
+          <w:color w:val="000000"/>
+          <w:sz w:val="36"/>
+          <w:lang w:val="en"/>
+        </w:rPr>
+        <w:t xml:space="preserve"> </w:t>
+      </w:r>
+      <w:r>
+        <w:rPr>
+          <w:rFonts w:ascii="Caladea" w:hAnsi="Caladea" w:eastAsia="Caladea" w:cs="Caladea"/>
+          <w:color w:val="000000"/>
+          <w:sz w:val="24"/>
+          <w:highlight w:val="none"/>
+        </w:rPr>
+      </w:r>
+      <w:r>
+        <w:rPr>
+          <w:rFonts w:ascii="Caladea" w:hAnsi="Caladea" w:eastAsia="Caladea" w:cs="Caladea"/>
+          <w:sz w:val="36"/>
+        </w:rPr>
+      </w:r>
+    </w:p>
+    <w:tbl>
+      <w:tblPr>
+        <w:tblStyle w:val="12"/>
+        <w:tblInd w:w="0" w:type="dxa"/>
+        <w:tblW w:w="0" w:type="auto"/>
+        <w:tblBorders>
+          <w:top w:val="none" w:color="000000" w:sz="4" w:space="0"/>
+          <w:left w:val="none" w:color="000000" w:sz="4" w:space="0"/>
+          <w:bottom w:val="none" w:color="000000" w:sz="4" w:space="0"/>
+          <w:right w:val="none" w:color="000000" w:sz="4" w:space="0"/>
+          <w:insideH w:val="none" w:color="000000" w:sz="4" w:space="0"/>
+          <w:insideV w:val="none" w:color="000000" w:sz="4" w:space="0"/>
+        </w:tblBorders>
+        <w:tblLayout w:type="fixed"/>
+        <w:tblLook w:val="04A0" w:firstRow="1" w:lastRow="0" w:firstColumn="1" w:lastColumn="0" w:noHBand="0" w:noVBand="1"/>
+      </w:tblPr>
+      <w:tblGrid>
+        <w:gridCol w:w="3260"/>
+        <w:gridCol w:w="3402"/>
+        <w:gridCol w:w="2693"/>
+      </w:tblGrid>
+      <w:tr>
+        <w:trPr/>
+        <w:tc>
+          <w:tcPr>
+            <w:tcBorders/>
+            <w:tcMar>
+              <w:left w:w="15" w:type="dxa"/>
+              <w:top w:w="15" w:type="dxa"/>
+              <w:right w:w="15" w:type="dxa"/>
+              <w:bottom w:w="15" w:type="dxa"/>
+            </w:tcMar>
+            <w:tcW w:w="3260" w:type="dxa"/>
+            <w:vAlign w:val="center"/>
+          </w:tcPr>
+          <w:p>
+            <w:pPr>
+              <w:pBdr/>
+              <w:spacing w:after="0" w:before="0" w:line="240"/>
+              <w:ind/>
+              <w:jc w:val="center"/>
+              <w:rPr>
+                <w:rFonts w:ascii="Caladea" w:hAnsi="Caladea" w:cs="Caladea"/>
+                <w:sz w:val="24"/>
+                <w:szCs w:val="24"/>
+              </w:rPr>
+            </w:pPr>
+            <w:r>
+              <w:rPr>
+                <w:rFonts w:ascii="Caladea" w:hAnsi="Caladea" w:eastAsia="Caladea" w:cs="Caladea"/>
+                <w:b/>
+                <w:color w:val="000000"/>
+                <w:sz w:val="24"/>
+                <w:szCs w:val="24"/>
+              </w:rPr>
+              <w:t xml:space="preserve">Message</w:t>
+            </w:r>
+            <w:r>
+              <w:rPr>
+                <w:rFonts w:ascii="Caladea" w:hAnsi="Caladea" w:eastAsia="Caladea" w:cs="Caladea"/>
+                <w:sz w:val="24"/>
+                <w:szCs w:val="24"/>
+              </w:rPr>
+            </w:r>
+          </w:p>
+        </w:tc>
+        <w:tc>
+          <w:tcPr>
+            <w:tcBorders/>
+            <w:tcMar>
+              <w:left w:w="15" w:type="dxa"/>
+              <w:top w:w="15" w:type="dxa"/>
+              <w:right w:w="15" w:type="dxa"/>
+              <w:bottom w:w="15" w:type="dxa"/>
+            </w:tcMar>
+            <w:tcW w:w="3402" w:type="dxa"/>
+            <w:vAlign w:val="center"/>
+          </w:tcPr>
+          <w:p>
+            <w:pPr>
+              <w:pBdr/>
+              <w:spacing w:after="0" w:before="0" w:line="240"/>
+              <w:ind/>
+              <w:jc w:val="center"/>
+              <w:rPr>
+                <w:rFonts w:ascii="Caladea" w:hAnsi="Caladea" w:cs="Caladea"/>
+                <w:sz w:val="24"/>
+                <w:szCs w:val="24"/>
+              </w:rPr>
+            </w:pPr>
+            <w:r>
+              <w:rPr>
+                <w:rFonts w:ascii="Caladea" w:hAnsi="Caladea" w:eastAsia="Caladea" w:cs="Caladea"/>
+                <w:b/>
+                <w:color w:val="000000"/>
+                <w:sz w:val="24"/>
+                <w:szCs w:val="24"/>
+              </w:rPr>
+              <w:t xml:space="preserve">What it means</w:t>
+            </w:r>
+            <w:r>
+              <w:rPr>
+                <w:rFonts w:ascii="Caladea" w:hAnsi="Caladea" w:eastAsia="Caladea" w:cs="Caladea"/>
+                <w:sz w:val="24"/>
+                <w:szCs w:val="24"/>
+              </w:rPr>
+            </w:r>
+          </w:p>
+        </w:tc>
+        <w:tc>
+          <w:tcPr>
+            <w:tcBorders/>
+            <w:tcMar>
+              <w:left w:w="15" w:type="dxa"/>
+              <w:top w:w="15" w:type="dxa"/>
+              <w:right w:w="15" w:type="dxa"/>
+              <w:bottom w:w="15" w:type="dxa"/>
+            </w:tcMar>
+            <w:tcW w:w="2693" w:type="dxa"/>
+            <w:vAlign w:val="center"/>
+          </w:tcPr>
+          <w:p>
+            <w:pPr>
+              <w:pBdr/>
+              <w:spacing w:after="0" w:before="0" w:line="240"/>
+              <w:ind/>
+              <w:jc w:val="center"/>
+              <w:rPr>
+                <w:rFonts w:ascii="Caladea" w:hAnsi="Caladea" w:cs="Caladea"/>
+                <w:sz w:val="24"/>
+                <w:szCs w:val="24"/>
+              </w:rPr>
+            </w:pPr>
+            <w:r>
+              <w:rPr>
+                <w:rFonts w:ascii="Caladea" w:hAnsi="Caladea" w:eastAsia="Caladea" w:cs="Caladea"/>
+                <w:b/>
+                <w:color w:val="000000"/>
+                <w:sz w:val="24"/>
+                <w:szCs w:val="24"/>
+              </w:rPr>
+              <w:t xml:space="preserve">What to do</w:t>
+            </w:r>
+            <w:r>
+              <w:rPr>
+                <w:rFonts w:ascii="Caladea" w:hAnsi="Caladea" w:eastAsia="Caladea" w:cs="Caladea"/>
+                <w:sz w:val="24"/>
+                <w:szCs w:val="24"/>
+              </w:rPr>
+            </w:r>
+          </w:p>
+        </w:tc>
+      </w:tr>
+      <w:tr>
+        <w:trPr>
+          <w:trHeight w:val="753"/>
+        </w:trPr>
+        <w:tc>
+          <w:tcPr>
+            <w:tcBorders/>
+            <w:tcMar>
+              <w:left w:w="15" w:type="dxa"/>
+              <w:top w:w="15" w:type="dxa"/>
+              <w:right w:w="15" w:type="dxa"/>
+              <w:bottom w:w="15" w:type="dxa"/>
+            </w:tcMar>
+            <w:tcW w:w="3260" w:type="dxa"/>
+            <w:vAlign w:val="center"/>
+          </w:tcPr>
+          <w:p>
+            <w:pPr>
+              <w:pBdr/>
+              <w:spacing w:after="0" w:before="0" w:line="240"/>
+              <w:ind/>
+              <w:rPr>
+                <w:rFonts w:ascii="Caladea" w:hAnsi="Caladea" w:cs="Caladea"/>
+                <w:sz w:val="24"/>
+                <w:szCs w:val="24"/>
+              </w:rPr>
+            </w:pPr>
+            <w:r>
+              <w:rPr>
+                <w:rFonts w:ascii="Caladea" w:hAnsi="Caladea" w:eastAsia="Caladea" w:cs="Caladea"/>
+                <w:color w:val="000000"/>
+                <w:sz w:val="24"/>
+                <w:szCs w:val="24"/>
+              </w:rPr>
+              <w:t xml:space="preserve">Deposit amount must be positive</w:t>
+            </w:r>
+            <w:r>
+              <w:rPr>
+                <w:rFonts w:ascii="Caladea" w:hAnsi="Caladea" w:eastAsia="Caladea" w:cs="Caladea"/>
+                <w:sz w:val="24"/>
+                <w:szCs w:val="24"/>
+              </w:rPr>
+            </w:r>
+          </w:p>
+        </w:tc>
+        <w:tc>
+          <w:tcPr>
+            <w:tcBorders/>
+            <w:tcMar>
+              <w:left w:w="15" w:type="dxa"/>
+              <w:top w:w="15" w:type="dxa"/>
+              <w:right w:w="15" w:type="dxa"/>
+              <w:bottom w:w="15" w:type="dxa"/>
+            </w:tcMar>
+            <w:tcW w:w="3402" w:type="dxa"/>
+            <w:vAlign w:val="center"/>
+          </w:tcPr>
+          <w:p>
+            <w:pPr>
+              <w:pBdr/>
+              <w:spacing w:after="0" w:before="0" w:line="240"/>
+              <w:ind/>
+              <w:rPr>
+                <w:rFonts w:ascii="Caladea" w:hAnsi="Caladea" w:cs="Caladea"/>
+                <w:sz w:val="24"/>
+                <w:szCs w:val="24"/>
+              </w:rPr>
+            </w:pPr>
+            <w:r>
+              <w:rPr>
+                <w:rFonts w:ascii="Caladea" w:hAnsi="Caladea" w:eastAsia="Caladea" w:cs="Caladea"/>
+                <w:color w:val="000000"/>
+                <w:sz w:val="24"/>
+                <w:szCs w:val="24"/>
+              </w:rPr>
+              <w:t xml:space="preserve">You entered 0 or a negative number.</w:t>
+            </w:r>
+            <w:r>
+              <w:rPr>
+                <w:rFonts w:ascii="Caladea" w:hAnsi="Caladea" w:eastAsia="Caladea" w:cs="Caladea"/>
+                <w:sz w:val="24"/>
+                <w:szCs w:val="24"/>
+              </w:rPr>
+            </w:r>
+          </w:p>
+        </w:tc>
+        <w:tc>
+          <w:tcPr>
+            <w:tcBorders/>
+            <w:tcMar>
+              <w:left w:w="15" w:type="dxa"/>
+              <w:top w:w="15" w:type="dxa"/>
+              <w:right w:w="15" w:type="dxa"/>
+              <w:bottom w:w="15" w:type="dxa"/>
+            </w:tcMar>
+            <w:tcW w:w="2693" w:type="dxa"/>
+            <w:vAlign w:val="center"/>
+          </w:tcPr>
+          <w:p>
+            <w:pPr>
+              <w:pBdr/>
+              <w:spacing w:after="0" w:before="0" w:line="240"/>
+              <w:ind/>
+              <w:rPr>
+                <w:rFonts w:ascii="Caladea" w:hAnsi="Caladea" w:cs="Caladea"/>
+                <w:sz w:val="24"/>
+                <w:szCs w:val="24"/>
+              </w:rPr>
+            </w:pPr>
+            <w:r>
+              <w:rPr>
+                <w:rFonts w:ascii="Caladea" w:hAnsi="Caladea" w:eastAsia="Caladea" w:cs="Caladea"/>
+                <w:color w:val="000000"/>
+                <w:sz w:val="24"/>
+                <w:szCs w:val="24"/>
+              </w:rPr>
+              <w:t xml:space="preserve">Enter an amount greater than 0.</w:t>
+            </w:r>
+            <w:r>
+              <w:rPr>
+                <w:rFonts w:ascii="Caladea" w:hAnsi="Caladea" w:eastAsia="Caladea" w:cs="Caladea"/>
+                <w:sz w:val="24"/>
+                <w:szCs w:val="24"/>
+              </w:rPr>
+            </w:r>
+          </w:p>
+        </w:tc>
+      </w:tr>
+      <w:tr>
+        <w:trPr>
+          <w:trHeight w:val="820"/>
+        </w:trPr>
+        <w:tc>
+          <w:tcPr>
+            <w:tcBorders/>
+            <w:tcMar>
+              <w:left w:w="15" w:type="dxa"/>
+              <w:top w:w="15" w:type="dxa"/>
+              <w:right w:w="15" w:type="dxa"/>
+              <w:bottom w:w="15" w:type="dxa"/>
+            </w:tcMar>
+            <w:tcW w:w="3260" w:type="dxa"/>
+            <w:vAlign w:val="center"/>
+          </w:tcPr>
+          <w:p>
+            <w:pPr>
+              <w:pBdr/>
+              <w:spacing w:after="0" w:before="0" w:line="240"/>
+              <w:ind/>
+              <w:rPr>
+                <w:rFonts w:ascii="Caladea" w:hAnsi="Caladea" w:cs="Caladea"/>
+                <w:sz w:val="24"/>
+                <w:szCs w:val="24"/>
+              </w:rPr>
+            </w:pPr>
+            <w:r>
+              <w:rPr>
+                <w:rFonts w:ascii="Caladea" w:hAnsi="Caladea" w:eastAsia="Caladea" w:cs="Caladea"/>
+                <w:color w:val="000000"/>
+                <w:sz w:val="24"/>
+                <w:szCs w:val="24"/>
+              </w:rPr>
+              <w:t xml:space="preserve">Withdrawal amount must be positive</w:t>
+            </w:r>
+            <w:r>
+              <w:rPr>
+                <w:rFonts w:ascii="Caladea" w:hAnsi="Caladea" w:eastAsia="Caladea" w:cs="Caladea"/>
+                <w:sz w:val="24"/>
+                <w:szCs w:val="24"/>
+              </w:rPr>
+            </w:r>
+          </w:p>
+        </w:tc>
+        <w:tc>
+          <w:tcPr>
+            <w:tcBorders/>
+            <w:tcMar>
+              <w:left w:w="15" w:type="dxa"/>
+              <w:top w:w="15" w:type="dxa"/>
+              <w:right w:w="15" w:type="dxa"/>
+              <w:bottom w:w="15" w:type="dxa"/>
+            </w:tcMar>
+            <w:tcW w:w="3402" w:type="dxa"/>
+            <w:vAlign w:val="center"/>
+          </w:tcPr>
+          <w:p>
+            <w:pPr>
+              <w:pBdr/>
+              <w:spacing w:after="0" w:before="0" w:line="240"/>
+              <w:ind/>
+              <w:rPr>
+                <w:rFonts w:ascii="Caladea" w:hAnsi="Caladea" w:cs="Caladea"/>
+                <w:sz w:val="24"/>
+                <w:szCs w:val="24"/>
+              </w:rPr>
+            </w:pPr>
+            <w:r>
+              <w:rPr>
+                <w:rFonts w:ascii="Caladea" w:hAnsi="Caladea" w:eastAsia="Caladea" w:cs="Caladea"/>
+                <w:color w:val="000000"/>
+                <w:sz w:val="24"/>
+                <w:szCs w:val="24"/>
+              </w:rPr>
+              <w:t xml:space="preserve">Same as above.</w:t>
+            </w:r>
+            <w:r>
+              <w:rPr>
+                <w:rFonts w:ascii="Caladea" w:hAnsi="Caladea" w:eastAsia="Caladea" w:cs="Caladea"/>
+                <w:sz w:val="24"/>
+                <w:szCs w:val="24"/>
+              </w:rPr>
+            </w:r>
+          </w:p>
+        </w:tc>
+        <w:tc>
+          <w:tcPr>
+            <w:tcBorders/>
+            <w:tcMar>
+              <w:left w:w="15" w:type="dxa"/>
+              <w:top w:w="15" w:type="dxa"/>
+              <w:right w:w="15" w:type="dxa"/>
+              <w:bottom w:w="15" w:type="dxa"/>
+            </w:tcMar>
+            <w:tcW w:w="2693" w:type="dxa"/>
+            <w:vAlign w:val="center"/>
+          </w:tcPr>
+          <w:p>
+            <w:pPr>
+              <w:pBdr/>
+              <w:spacing w:after="0" w:before="0" w:line="240"/>
+              <w:ind/>
+              <w:rPr>
+                <w:rFonts w:ascii="Caladea" w:hAnsi="Caladea" w:cs="Caladea"/>
+                <w:sz w:val="24"/>
+                <w:szCs w:val="24"/>
+              </w:rPr>
+            </w:pPr>
+            <w:r>
+              <w:rPr>
+                <w:rFonts w:ascii="Caladea" w:hAnsi="Caladea" w:eastAsia="Caladea" w:cs="Caladea"/>
+                <w:color w:val="000000"/>
+                <w:sz w:val="24"/>
+                <w:szCs w:val="24"/>
+              </w:rPr>
+              <w:t xml:space="preserve">Enter a positive amount.</w:t>
+            </w:r>
+            <w:r>
+              <w:rPr>
+                <w:rFonts w:ascii="Caladea" w:hAnsi="Caladea" w:eastAsia="Caladea" w:cs="Caladea"/>
+                <w:sz w:val="24"/>
+                <w:szCs w:val="24"/>
+              </w:rPr>
+            </w:r>
+          </w:p>
+        </w:tc>
+      </w:tr>
+      <w:tr>
+        <w:trPr>
+          <w:trHeight w:val="1104"/>
+        </w:trPr>
+        <w:tc>
+          <w:tcPr>
+            <w:tcBorders/>
+            <w:tcMar>
+              <w:left w:w="15" w:type="dxa"/>
+              <w:top w:w="15" w:type="dxa"/>
+              <w:right w:w="15" w:type="dxa"/>
+              <w:bottom w:w="15" w:type="dxa"/>
+            </w:tcMar>
+            <w:tcW w:w="3260" w:type="dxa"/>
+            <w:vAlign w:val="center"/>
+          </w:tcPr>
+          <w:p>
+            <w:pPr>
+              <w:pBdr/>
+              <w:spacing w:after="0" w:before="0" w:line="240"/>
+              <w:ind/>
+              <w:rPr>
+                <w:rFonts w:ascii="Caladea" w:hAnsi="Caladea" w:cs="Caladea"/>
+                <w:sz w:val="24"/>
+                <w:szCs w:val="24"/>
+              </w:rPr>
+            </w:pPr>
+            <w:r>
+              <w:rPr>
+                <w:rFonts w:ascii="Caladea" w:hAnsi="Caladea" w:eastAsia="Caladea" w:cs="Caladea"/>
+                <w:color w:val="000000"/>
+                <w:sz w:val="24"/>
+                <w:szCs w:val="24"/>
+              </w:rPr>
+              <w:t xml:space="preserve">Insufficient funds...</w:t>
+            </w:r>
+            <w:r>
+              <w:rPr>
+                <w:rFonts w:ascii="Caladea" w:hAnsi="Caladea" w:eastAsia="Caladea" w:cs="Caladea"/>
+                <w:sz w:val="24"/>
+                <w:szCs w:val="24"/>
+              </w:rPr>
+            </w:r>
+          </w:p>
+        </w:tc>
+        <w:tc>
+          <w:tcPr>
+            <w:tcBorders/>
+            <w:tcMar>
+              <w:left w:w="15" w:type="dxa"/>
+              <w:top w:w="15" w:type="dxa"/>
+              <w:right w:w="15" w:type="dxa"/>
+              <w:bottom w:w="15" w:type="dxa"/>
+            </w:tcMar>
+            <w:tcW w:w="3402" w:type="dxa"/>
+            <w:vAlign w:val="center"/>
+          </w:tcPr>
+          <w:p>
+            <w:pPr>
+              <w:pBdr/>
+              <w:spacing w:after="0" w:before="0" w:line="240"/>
+              <w:ind/>
+              <w:rPr>
+                <w:rFonts w:ascii="Caladea" w:hAnsi="Caladea" w:cs="Caladea"/>
+                <w:sz w:val="24"/>
+                <w:szCs w:val="24"/>
+              </w:rPr>
+            </w:pPr>
+            <w:r>
+              <w:rPr>
+                <w:rFonts w:ascii="Caladea" w:hAnsi="Caladea" w:eastAsia="Caladea" w:cs="Caladea"/>
+                <w:color w:val="000000"/>
+                <w:sz w:val="24"/>
+                <w:szCs w:val="24"/>
+              </w:rPr>
+              <w:t xml:space="preserve">The account does not have enough money (or overdraft is not available).</w:t>
+            </w:r>
+            <w:r>
+              <w:rPr>
+                <w:rFonts w:ascii="Caladea" w:hAnsi="Caladea" w:eastAsia="Caladea" w:cs="Caladea"/>
+                <w:sz w:val="24"/>
+                <w:szCs w:val="24"/>
+              </w:rPr>
+            </w:r>
+          </w:p>
+        </w:tc>
+        <w:tc>
+          <w:tcPr>
+            <w:tcBorders/>
+            <w:tcMar>
+              <w:left w:w="15" w:type="dxa"/>
+              <w:top w:w="15" w:type="dxa"/>
+              <w:right w:w="15" w:type="dxa"/>
+              <w:bottom w:w="15" w:type="dxa"/>
+            </w:tcMar>
+            <w:tcW w:w="2693" w:type="dxa"/>
+            <w:vAlign w:val="center"/>
+          </w:tcPr>
+          <w:p>
+            <w:pPr>
+              <w:pBdr/>
+              <w:spacing w:after="0" w:before="0" w:line="240"/>
+              <w:ind/>
+              <w:rPr>
+                <w:rFonts w:ascii="Caladea" w:hAnsi="Caladea" w:cs="Caladea"/>
+                <w:sz w:val="24"/>
+                <w:szCs w:val="24"/>
+              </w:rPr>
+            </w:pPr>
+            <w:r>
+              <w:rPr>
+                <w:rFonts w:ascii="Caladea" w:hAnsi="Caladea" w:eastAsia="Caladea" w:cs="Caladea"/>
+                <w:color w:val="000000"/>
+                <w:sz w:val="24"/>
+                <w:szCs w:val="24"/>
+              </w:rPr>
+              <w:t xml:space="preserve">Check the balance or choose a smaller amount.</w:t>
+            </w:r>
+            <w:r>
+              <w:rPr>
+                <w:rFonts w:ascii="Caladea" w:hAnsi="Caladea" w:eastAsia="Caladea" w:cs="Caladea"/>
+                <w:sz w:val="24"/>
+                <w:szCs w:val="24"/>
+              </w:rPr>
+            </w:r>
+          </w:p>
+        </w:tc>
+      </w:tr>
+      <w:tr>
+        <w:trPr/>
+        <w:tc>
+          <w:tcPr>
+            <w:tcBorders/>
+            <w:tcMar>
+              <w:left w:w="15" w:type="dxa"/>
+              <w:top w:w="15" w:type="dxa"/>
+              <w:right w:w="15" w:type="dxa"/>
+              <w:bottom w:w="15" w:type="dxa"/>
+            </w:tcMar>
+            <w:tcW w:w="3260" w:type="dxa"/>
+            <w:vAlign w:val="center"/>
+          </w:tcPr>
+          <w:p>
+            <w:pPr>
+              <w:pBdr/>
+              <w:spacing w:after="0" w:before="0" w:line="240"/>
+              <w:ind/>
+              <w:rPr>
+                <w:rFonts w:ascii="Caladea" w:hAnsi="Caladea" w:cs="Caladea"/>
+                <w:sz w:val="24"/>
+                <w:szCs w:val="24"/>
+              </w:rPr>
+            </w:pPr>
+            <w:r>
+              <w:rPr>
+                <w:rFonts w:ascii="Caladea" w:hAnsi="Caladea" w:eastAsia="Caladea" w:cs="Caladea"/>
+                <w:color w:val="000000"/>
+                <w:sz w:val="24"/>
+                <w:szCs w:val="24"/>
+              </w:rPr>
+              <w:t xml:space="preserve">Cannot transfer to the same account</w:t>
+            </w:r>
+            <w:r>
+              <w:rPr>
+                <w:rFonts w:ascii="Caladea" w:hAnsi="Caladea" w:eastAsia="Caladea" w:cs="Caladea"/>
+                <w:sz w:val="24"/>
+                <w:szCs w:val="24"/>
+              </w:rPr>
+            </w:r>
+          </w:p>
+        </w:tc>
+        <w:tc>
+          <w:tcPr>
+            <w:tcBorders/>
+            <w:tcMar>
+              <w:left w:w="15" w:type="dxa"/>
+              <w:top w:w="15" w:type="dxa"/>
+              <w:right w:w="15" w:type="dxa"/>
+              <w:bottom w:w="15" w:type="dxa"/>
+            </w:tcMar>
+            <w:tcW w:w="3402" w:type="dxa"/>
+            <w:vAlign w:val="center"/>
+          </w:tcPr>
+          <w:p>
+            <w:pPr>
+              <w:pBdr/>
+              <w:spacing w:after="0" w:before="0" w:line="240"/>
+              <w:ind/>
+              <w:rPr>
+                <w:rFonts w:ascii="Caladea" w:hAnsi="Caladea" w:cs="Caladea"/>
+                <w:sz w:val="24"/>
+                <w:szCs w:val="24"/>
+              </w:rPr>
+            </w:pPr>
+            <w:r>
+              <w:rPr>
+                <w:rFonts w:ascii="Caladea" w:hAnsi="Caladea" w:eastAsia="Caladea" w:cs="Caladea"/>
+                <w:color w:val="000000"/>
+                <w:sz w:val="24"/>
+                <w:szCs w:val="24"/>
+              </w:rPr>
+              <w:t xml:space="preserve">Source and destination are the same.</w:t>
+            </w:r>
+            <w:r>
+              <w:rPr>
+                <w:rFonts w:ascii="Caladea" w:hAnsi="Caladea" w:eastAsia="Caladea" w:cs="Caladea"/>
+                <w:sz w:val="24"/>
+                <w:szCs w:val="24"/>
+              </w:rPr>
+            </w:r>
+          </w:p>
+        </w:tc>
+        <w:tc>
+          <w:tcPr>
+            <w:tcBorders/>
+            <w:tcMar>
+              <w:left w:w="15" w:type="dxa"/>
+              <w:top w:w="15" w:type="dxa"/>
+              <w:right w:w="15" w:type="dxa"/>
+              <w:bottom w:w="15" w:type="dxa"/>
+            </w:tcMar>
+            <w:tcW w:w="2693" w:type="dxa"/>
+            <w:vAlign w:val="center"/>
+          </w:tcPr>
+          <w:p>
+            <w:pPr>
+              <w:pBdr/>
+              <w:spacing w:after="0" w:before="0" w:line="240"/>
+              <w:ind/>
+              <w:rPr>
+                <w:rFonts w:ascii="Caladea" w:hAnsi="Caladea" w:cs="Caladea"/>
+                <w:sz w:val="24"/>
+                <w:szCs w:val="24"/>
+              </w:rPr>
+            </w:pPr>
+            <w:r>
+              <w:rPr>
+                <w:rFonts w:ascii="Caladea" w:hAnsi="Caladea" w:eastAsia="Caladea" w:cs="Caladea"/>
+                <w:color w:val="000000"/>
+                <w:sz w:val="24"/>
+                <w:szCs w:val="24"/>
+              </w:rPr>
+              <w:t xml:space="preserve">Choose a different destination account.</w:t>
+            </w:r>
+            <w:r>
+              <w:rPr>
+                <w:rFonts w:ascii="Caladea" w:hAnsi="Caladea" w:eastAsia="Caladea" w:cs="Caladea"/>
+                <w:sz w:val="24"/>
+                <w:szCs w:val="24"/>
+              </w:rPr>
+            </w:r>
+          </w:p>
+        </w:tc>
+      </w:tr>
+      <w:tr>
+        <w:trPr>
+          <w:trHeight w:val="795"/>
+        </w:trPr>
+        <w:tc>
+          <w:tcPr>
+            <w:tcBorders/>
+            <w:tcMar>
+              <w:left w:w="15" w:type="dxa"/>
+              <w:top w:w="15" w:type="dxa"/>
+              <w:right w:w="15" w:type="dxa"/>
+              <w:bottom w:w="15" w:type="dxa"/>
+            </w:tcMar>
+            <w:tcW w:w="3260" w:type="dxa"/>
+            <w:vAlign w:val="center"/>
+          </w:tcPr>
+          <w:p>
+            <w:pPr>
+              <w:pBdr/>
+              <w:spacing w:after="0" w:before="0" w:line="240"/>
+              <w:ind/>
+              <w:rPr>
+                <w:rFonts w:ascii="Caladea" w:hAnsi="Caladea" w:cs="Caladea"/>
+                <w:sz w:val="24"/>
+                <w:szCs w:val="24"/>
+              </w:rPr>
+            </w:pPr>
+            <w:r>
+              <w:rPr>
+                <w:rFonts w:ascii="Caladea" w:hAnsi="Caladea" w:eastAsia="Caladea" w:cs="Caladea"/>
+                <w:color w:val="000000"/>
+                <w:sz w:val="24"/>
+                <w:szCs w:val="24"/>
+              </w:rPr>
+              <w:t xml:space="preserve">ISA</w:t>
+            </w:r>
+            <w:r>
+              <w:rPr>
+                <w:rFonts w:ascii="Caladea" w:hAnsi="Caladea" w:eastAsia="Caladea" w:cs="Caladea"/>
+                <w:color w:val="000000"/>
+                <w:sz w:val="24"/>
+                <w:szCs w:val="24"/>
+                <w:lang w:val="en"/>
+              </w:rPr>
+              <w:t xml:space="preserve">/Business</w:t>
+            </w:r>
+            <w:r>
+              <w:rPr>
+                <w:rFonts w:ascii="Caladea" w:hAnsi="Caladea" w:eastAsia="Caladea" w:cs="Caladea"/>
+                <w:color w:val="000000"/>
+                <w:sz w:val="24"/>
+                <w:szCs w:val="24"/>
+              </w:rPr>
+              <w:t xml:space="preserve"> account already exists...</w:t>
+            </w:r>
+            <w:r>
+              <w:rPr>
+                <w:rFonts w:ascii="Caladea" w:hAnsi="Caladea" w:eastAsia="Caladea" w:cs="Caladea"/>
+                <w:sz w:val="24"/>
+                <w:szCs w:val="24"/>
+              </w:rPr>
+            </w:r>
+          </w:p>
+        </w:tc>
+        <w:tc>
+          <w:tcPr>
+            <w:tcBorders/>
+            <w:tcMar>
+              <w:left w:w="15" w:type="dxa"/>
+              <w:top w:w="15" w:type="dxa"/>
+              <w:right w:w="15" w:type="dxa"/>
+              <w:bottom w:w="15" w:type="dxa"/>
+            </w:tcMar>
+            <w:tcW w:w="3402" w:type="dxa"/>
+            <w:vAlign w:val="center"/>
+          </w:tcPr>
+          <w:p>
+            <w:pPr>
+              <w:pBdr/>
+              <w:spacing w:after="0" w:before="0" w:line="240"/>
+              <w:ind/>
+              <w:rPr>
+                <w:rFonts w:ascii="Caladea" w:hAnsi="Caladea" w:cs="Caladea"/>
+                <w:sz w:val="24"/>
+                <w:szCs w:val="24"/>
+              </w:rPr>
+            </w:pPr>
+            <w:r>
+              <w:rPr>
+                <w:rFonts w:ascii="Caladea" w:hAnsi="Caladea" w:eastAsia="Caladea" w:cs="Caladea"/>
+                <w:color w:val="000000"/>
+                <w:sz w:val="24"/>
+                <w:szCs w:val="24"/>
+              </w:rPr>
+              <w:t xml:space="preserve">You tried to add a second ISA</w:t>
+            </w:r>
+            <w:r>
+              <w:rPr>
+                <w:rFonts w:ascii="Caladea" w:hAnsi="Caladea" w:eastAsia="Caladea" w:cs="Caladea"/>
+                <w:color w:val="000000"/>
+                <w:sz w:val="24"/>
+                <w:szCs w:val="24"/>
+                <w:lang w:val="en"/>
+              </w:rPr>
+              <w:t xml:space="preserve">/Business</w:t>
+            </w:r>
+            <w:r>
+              <w:rPr>
+                <w:rFonts w:ascii="Caladea" w:hAnsi="Caladea" w:eastAsia="Caladea" w:cs="Caladea"/>
+                <w:color w:val="000000"/>
+                <w:sz w:val="24"/>
+                <w:szCs w:val="24"/>
+              </w:rPr>
+              <w:t xml:space="preserve"> to the same customer.</w:t>
+            </w:r>
+            <w:r>
+              <w:rPr>
+                <w:rFonts w:ascii="Caladea" w:hAnsi="Caladea" w:eastAsia="Caladea" w:cs="Caladea"/>
+                <w:sz w:val="24"/>
+                <w:szCs w:val="24"/>
+              </w:rPr>
+            </w:r>
+          </w:p>
+        </w:tc>
+        <w:tc>
+          <w:tcPr>
+            <w:tcBorders/>
+            <w:tcMar>
+              <w:left w:w="15" w:type="dxa"/>
+              <w:top w:w="15" w:type="dxa"/>
+              <w:right w:w="15" w:type="dxa"/>
+              <w:bottom w:w="15" w:type="dxa"/>
+            </w:tcMar>
+            <w:tcW w:w="2693" w:type="dxa"/>
+            <w:vAlign w:val="center"/>
+          </w:tcPr>
+          <w:p>
+            <w:pPr>
+              <w:pBdr/>
+              <w:spacing w:after="0" w:before="0" w:line="240"/>
+              <w:ind/>
+              <w:rPr>
+                <w:rFonts w:ascii="Caladea" w:hAnsi="Caladea" w:cs="Caladea"/>
+                <w:sz w:val="24"/>
+                <w:szCs w:val="24"/>
+              </w:rPr>
+            </w:pPr>
+            <w:r>
+              <w:rPr>
+                <w:rFonts w:ascii="Caladea" w:hAnsi="Caladea" w:eastAsia="Caladea" w:cs="Caladea"/>
+                <w:color w:val="000000"/>
+                <w:sz w:val="24"/>
+                <w:szCs w:val="24"/>
+              </w:rPr>
+              <w:t xml:space="preserve">Use the existing ISA</w:t>
+            </w:r>
+            <w:r>
+              <w:rPr>
+                <w:rFonts w:ascii="Caladea" w:hAnsi="Caladea" w:eastAsia="Caladea" w:cs="Caladea"/>
+                <w:color w:val="000000"/>
+                <w:sz w:val="24"/>
+                <w:szCs w:val="24"/>
+                <w:lang w:val="en"/>
+              </w:rPr>
+              <w:t xml:space="preserve">/Business Account.</w:t>
+            </w:r>
+            <w:r>
+              <w:rPr>
+                <w:rFonts w:ascii="Caladea" w:hAnsi="Caladea" w:eastAsia="Caladea" w:cs="Caladea"/>
+                <w:color w:val="000000"/>
+                <w:sz w:val="24"/>
+                <w:szCs w:val="24"/>
+              </w:rPr>
+              <w:t xml:space="preserve">.</w:t>
+            </w:r>
+            <w:r>
+              <w:rPr>
+                <w:rFonts w:ascii="Caladea" w:hAnsi="Caladea" w:eastAsia="Caladea" w:cs="Caladea"/>
+                <w:sz w:val="24"/>
+                <w:szCs w:val="24"/>
+              </w:rPr>
+            </w:r>
+          </w:p>
+        </w:tc>
+      </w:tr>
+      <w:tr>
+        <w:trPr>
+          <w:trHeight w:val="962"/>
+        </w:trPr>
+        <w:tc>
+          <w:tcPr>
+            <w:tcBorders/>
+            <w:tcMar>
+              <w:left w:w="15" w:type="dxa"/>
+              <w:top w:w="15" w:type="dxa"/>
+              <w:right w:w="15" w:type="dxa"/>
+              <w:bottom w:w="15" w:type="dxa"/>
+            </w:tcMar>
+            <w:tcW w:w="3260" w:type="dxa"/>
+            <w:vAlign w:val="center"/>
+          </w:tcPr>
+          <w:p>
+            <w:pPr>
+              <w:pBdr/>
+              <w:spacing w:after="0" w:before="0" w:line="240"/>
+              <w:ind/>
+              <w:rPr>
+                <w:rFonts w:ascii="Caladea" w:hAnsi="Caladea" w:cs="Caladea"/>
+                <w:sz w:val="24"/>
+                <w:szCs w:val="24"/>
+              </w:rPr>
+            </w:pPr>
+            <w:r>
+              <w:rPr>
+                <w:rFonts w:ascii="Caladea" w:hAnsi="Caladea" w:eastAsia="Caladea" w:cs="Caladea"/>
+                <w:color w:val="000000"/>
+                <w:sz w:val="24"/>
+                <w:szCs w:val="24"/>
+              </w:rPr>
+              <w:t xml:space="preserve">Invalid business type...</w:t>
+            </w:r>
+            <w:r>
+              <w:rPr>
+                <w:rFonts w:ascii="Caladea" w:hAnsi="Caladea" w:eastAsia="Caladea" w:cs="Caladea"/>
+                <w:sz w:val="24"/>
+                <w:szCs w:val="24"/>
+              </w:rPr>
+            </w:r>
+          </w:p>
+        </w:tc>
+        <w:tc>
+          <w:tcPr>
+            <w:tcBorders/>
+            <w:tcMar>
+              <w:left w:w="15" w:type="dxa"/>
+              <w:top w:w="15" w:type="dxa"/>
+              <w:right w:w="15" w:type="dxa"/>
+              <w:bottom w:w="15" w:type="dxa"/>
+            </w:tcMar>
+            <w:tcW w:w="3402" w:type="dxa"/>
+            <w:vAlign w:val="center"/>
+          </w:tcPr>
+          <w:p>
+            <w:pPr>
+              <w:pBdr/>
+              <w:spacing w:after="0" w:before="0" w:line="240"/>
+              <w:ind/>
+              <w:rPr>
+                <w:rFonts w:ascii="Caladea" w:hAnsi="Caladea" w:cs="Caladea"/>
+                <w:sz w:val="24"/>
+                <w:szCs w:val="24"/>
+              </w:rPr>
+            </w:pPr>
+            <w:r>
+              <w:rPr>
+                <w:rFonts w:ascii="Caladea" w:hAnsi="Caladea" w:eastAsia="Caladea" w:cs="Caladea"/>
+                <w:color w:val="000000"/>
+                <w:sz w:val="24"/>
+                <w:szCs w:val="24"/>
+              </w:rPr>
+              <w:t xml:space="preserve">You entered a business type that is not eligible.</w:t>
+            </w:r>
+            <w:r>
+              <w:rPr>
+                <w:rFonts w:ascii="Caladea" w:hAnsi="Caladea" w:eastAsia="Caladea" w:cs="Caladea"/>
+                <w:sz w:val="24"/>
+                <w:szCs w:val="24"/>
+              </w:rPr>
+            </w:r>
+          </w:p>
+        </w:tc>
+        <w:tc>
+          <w:tcPr>
+            <w:tcBorders/>
+            <w:tcMar>
+              <w:left w:w="15" w:type="dxa"/>
+              <w:top w:w="15" w:type="dxa"/>
+              <w:right w:w="15" w:type="dxa"/>
+              <w:bottom w:w="15" w:type="dxa"/>
+            </w:tcMar>
+            <w:tcW w:w="2693" w:type="dxa"/>
+            <w:vAlign w:val="center"/>
+          </w:tcPr>
+          <w:p>
+            <w:pPr>
+              <w:pBdr/>
+              <w:spacing w:after="0" w:before="0" w:line="240"/>
+              <w:ind/>
+              <w:rPr>
+                <w:rFonts w:ascii="Caladea" w:hAnsi="Caladea" w:cs="Caladea"/>
+                <w:sz w:val="24"/>
+                <w:szCs w:val="24"/>
+              </w:rPr>
+            </w:pPr>
+            <w:r>
+              <w:rPr>
+                <w:rFonts w:ascii="Caladea" w:hAnsi="Caladea" w:eastAsia="Caladea" w:cs="Caladea"/>
+                <w:color w:val="000000"/>
+                <w:sz w:val="24"/>
+                <w:szCs w:val="24"/>
+              </w:rPr>
+              <w:t xml:space="preserve">Use SOLE_TRADER, PARTNERSHIP, or LIMITED_COMPANY.</w:t>
+            </w:r>
+            <w:r>
+              <w:rPr>
+                <w:rFonts w:ascii="Caladea" w:hAnsi="Caladea" w:eastAsia="Caladea" w:cs="Caladea"/>
+                <w:sz w:val="24"/>
+                <w:szCs w:val="24"/>
+              </w:rPr>
+            </w:r>
+          </w:p>
+        </w:tc>
+      </w:tr>
+      <w:tr>
+        <w:trPr>
+          <w:trHeight w:val="962"/>
+        </w:trPr>
+        <w:tc>
+          <w:tcPr>
+            <w:tcBorders/>
+            <w:tcMar>
+              <w:left w:w="15" w:type="dxa"/>
+              <w:top w:w="15" w:type="dxa"/>
+              <w:right w:w="15" w:type="dxa"/>
+              <w:bottom w:w="15" w:type="dxa"/>
+            </w:tcMar>
+            <w:tcW w:w="3260" w:type="dxa"/>
+            <w:vAlign w:val="center"/>
+          </w:tcPr>
+          <w:p>
+            <w:pPr>
+              <w:pBdr/>
+              <w:spacing w:after="0" w:before="0" w:line="240"/>
+              <w:ind/>
+              <w:rPr>
+                <w:rFonts w:ascii="Caladea" w:hAnsi="Caladea" w:cs="Caladea"/>
+                <w:sz w:val="24"/>
+                <w:szCs w:val="24"/>
+              </w:rPr>
+            </w:pPr>
+            <w:r>
+              <w:rPr>
+                <w:rFonts w:ascii="Caladea" w:hAnsi="Caladea" w:eastAsia="Caladea" w:cs="Caladea"/>
+                <w:color w:val="000000"/>
+                <w:sz w:val="24"/>
+                <w:szCs w:val="24"/>
+              </w:rPr>
+              <w:t xml:space="preserve">Personal account requires minimum £1 opening balance</w:t>
+            </w:r>
+            <w:r>
+              <w:rPr>
+                <w:rFonts w:ascii="Caladea" w:hAnsi="Caladea" w:eastAsia="Caladea" w:cs="Caladea"/>
+                <w:sz w:val="24"/>
+                <w:szCs w:val="24"/>
+              </w:rPr>
+            </w:r>
+          </w:p>
+        </w:tc>
+        <w:tc>
+          <w:tcPr>
+            <w:tcBorders/>
+            <w:tcMar>
+              <w:left w:w="15" w:type="dxa"/>
+              <w:top w:w="15" w:type="dxa"/>
+              <w:right w:w="15" w:type="dxa"/>
+              <w:bottom w:w="15" w:type="dxa"/>
+            </w:tcMar>
+            <w:tcW w:w="3402" w:type="dxa"/>
+            <w:vAlign w:val="center"/>
+          </w:tcPr>
+          <w:p>
+            <w:pPr>
+              <w:pBdr/>
+              <w:spacing w:after="0" w:before="0" w:line="240"/>
+              <w:ind/>
+              <w:rPr>
+                <w:rFonts w:ascii="Caladea" w:hAnsi="Caladea" w:cs="Caladea"/>
+                <w:sz w:val="24"/>
+                <w:szCs w:val="24"/>
+              </w:rPr>
+            </w:pPr>
+            <w:r>
+              <w:rPr>
+                <w:rFonts w:ascii="Caladea" w:hAnsi="Caladea" w:eastAsia="Caladea" w:cs="Caladea"/>
+                <w:color w:val="000000"/>
+                <w:sz w:val="24"/>
+                <w:szCs w:val="24"/>
+              </w:rPr>
+              <w:t xml:space="preserve">You tried to open a personal account with less than £1.</w:t>
+            </w:r>
+            <w:r>
+              <w:rPr>
+                <w:rFonts w:ascii="Caladea" w:hAnsi="Caladea" w:eastAsia="Caladea" w:cs="Caladea"/>
+                <w:sz w:val="24"/>
+                <w:szCs w:val="24"/>
+              </w:rPr>
+            </w:r>
+          </w:p>
+        </w:tc>
+        <w:tc>
+          <w:tcPr>
+            <w:tcBorders/>
+            <w:tcMar>
+              <w:left w:w="15" w:type="dxa"/>
+              <w:top w:w="15" w:type="dxa"/>
+              <w:right w:w="15" w:type="dxa"/>
+              <w:bottom w:w="15" w:type="dxa"/>
+            </w:tcMar>
+            <w:tcW w:w="2693" w:type="dxa"/>
+            <w:vAlign w:val="center"/>
+          </w:tcPr>
+          <w:p>
+            <w:pPr>
+              <w:pBdr/>
+              <w:spacing w:after="0" w:before="0" w:line="240"/>
+              <w:ind/>
+              <w:rPr>
+                <w:rFonts w:ascii="Caladea" w:hAnsi="Caladea" w:cs="Caladea"/>
+                <w:sz w:val="24"/>
+                <w:szCs w:val="24"/>
+              </w:rPr>
+            </w:pPr>
+            <w:r>
+              <w:rPr>
+                <w:rFonts w:ascii="Caladea" w:hAnsi="Caladea" w:eastAsia="Caladea" w:cs="Caladea"/>
+                <w:color w:val="000000"/>
+                <w:sz w:val="24"/>
+                <w:szCs w:val="24"/>
+              </w:rPr>
+              <w:t xml:space="preserve">Use at least £1.</w:t>
+            </w:r>
+            <w:r>
+              <w:rPr>
+                <w:rFonts w:ascii="Caladea" w:hAnsi="Caladea" w:eastAsia="Caladea" w:cs="Caladea"/>
+                <w:sz w:val="24"/>
+                <w:szCs w:val="24"/>
+              </w:rPr>
+            </w:r>
+          </w:p>
+        </w:tc>
+      </w:tr>
+    </w:tbl>
+    <w:p>
+      <w:pPr>
+        <w:pBdr/>
+        <w:spacing/>
+        <w:ind/>
+        <w:rPr>
+          <w:rFonts w:ascii="Caladea" w:hAnsi="Caladea" w:cs="Caladea"/>
+        </w:rPr>
+      </w:pPr>
+      <w:r>
+        <w:rPr>
+          <w:rFonts w:ascii="Caladea" w:hAnsi="Caladea" w:eastAsia="Caladea" w:cs="Caladea"/>
+        </w:rPr>
+      </w:r>
+      <w:r>
+        <w:rPr>
+          <w:rFonts w:ascii="Caladea" w:hAnsi="Caladea" w:eastAsia="Caladea" w:cs="Caladea"/>
+        </w:rPr>
+      </w:r>
+      <w:r>
+        <w:rPr>
+          <w:rFonts w:ascii="Caladea" w:hAnsi="Caladea" w:eastAsia="Caladea" w:cs="Caladea"/>
+        </w:rPr>
+      </w:r>
+    </w:p>
+    <w:p>
+      <w:pPr>
+        <w:pStyle w:val="140"/>
+        <w:pBdr>
+          <w:top w:val="none" w:color="000000" w:sz="4" w:space="0"/>
+          <w:left w:val="none" w:color="000000" w:sz="4" w:space="0"/>
+          <w:bottom w:val="none" w:color="000000" w:sz="4" w:space="0"/>
+          <w:right w:val="none" w:color="000000" w:sz="4" w:space="0"/>
+        </w:pBdr>
+        <w:spacing/>
+        <w:ind w:right="0" w:firstLine="0" w:left="0"/>
+        <w:rPr>
+          <w:rFonts w:ascii="Caladea" w:hAnsi="Caladea" w:cs="Caladea"/>
+          <w:sz w:val="32"/>
+          <w:szCs w:val="28"/>
+        </w:rPr>
+      </w:pPr>
+      <w:r>
+        <w:rPr>
+          <w:rFonts w:ascii="Caladea" w:hAnsi="Caladea" w:eastAsia="Caladea" w:cs="Caladea"/>
+          <w:b/>
+          <w:color w:val="000000"/>
+          <w:sz w:val="32"/>
+          <w:szCs w:val="28"/>
+        </w:rPr>
+        <w:t xml:space="preserve">10. Quick Reference – Sort Codes</w:t>
+      </w:r>
+      <w:r>
+        <w:rPr>
+          <w:rFonts w:ascii="Caladea" w:hAnsi="Caladea" w:eastAsia="Caladea" w:cs="Caladea"/>
+          <w:sz w:val="28"/>
+          <w:szCs w:val="28"/>
+        </w:rPr>
+      </w:r>
+    </w:p>
+    <w:tbl>
+      <w:tblPr>
+        <w:tblStyle w:val="12"/>
+        <w:tblInd w:w="0" w:type="dxa"/>
+        <w:tblW w:w="0" w:type="auto"/>
+        <w:tblBorders>
+          <w:top w:val="none" w:color="000000" w:sz="4" w:space="0"/>
+          <w:left w:val="none" w:color="000000" w:sz="4" w:space="0"/>
+          <w:bottom w:val="none" w:color="000000" w:sz="4" w:space="0"/>
+          <w:right w:val="none" w:color="000000" w:sz="4" w:space="0"/>
+          <w:insideH w:val="none" w:color="000000" w:sz="4" w:space="0"/>
+          <w:insideV w:val="none" w:color="000000" w:sz="4" w:space="0"/>
+        </w:tblBorders>
+        <w:tblLayout w:type="fixed"/>
+        <w:tblLook w:val="04A0" w:firstRow="1" w:lastRow="0" w:firstColumn="1" w:lastColumn="0" w:noHBand="0" w:noVBand="1"/>
+      </w:tblPr>
+      <w:tblGrid>
+        <w:gridCol w:w="2268"/>
+        <w:gridCol w:w="2126"/>
+      </w:tblGrid>
+      <w:tr>
+        <w:trPr>
+          <w:trHeight w:val="747"/>
+        </w:trPr>
+        <w:tc>
+          <w:tcPr>
+            <w:tcBorders/>
+            <w:tcMar>
+              <w:left w:w="15" w:type="dxa"/>
+              <w:top w:w="15" w:type="dxa"/>
+              <w:right w:w="15" w:type="dxa"/>
+              <w:bottom w:w="15" w:type="dxa"/>
+            </w:tcMar>
+            <w:tcW w:w="2268" w:type="dxa"/>
+            <w:vAlign w:val="center"/>
+          </w:tcPr>
+          <w:p>
+            <w:pPr>
+              <w:pBdr/>
+              <w:spacing w:after="0" w:before="0" w:line="240"/>
+              <w:ind/>
+              <w:jc w:val="center"/>
+              <w:rPr>
+                <w:rFonts w:ascii="Caladea" w:hAnsi="Caladea" w:cs="Caladea"/>
+              </w:rPr>
+            </w:pPr>
+            <w:r>
+              <w:rPr>
+                <w:rFonts w:ascii="Caladea" w:hAnsi="Caladea" w:eastAsia="Caladea" w:cs="Caladea"/>
+                <w:b/>
+                <w:color w:val="000000"/>
+                <w:sz w:val="24"/>
+              </w:rPr>
+              <w:t xml:space="preserve">Account Type</w:t>
+            </w:r>
+            <w:r>
+              <w:rPr>
+                <w:rFonts w:ascii="Caladea" w:hAnsi="Caladea" w:eastAsia="Caladea" w:cs="Caladea"/>
+              </w:rPr>
+            </w:r>
+          </w:p>
+        </w:tc>
+        <w:tc>
+          <w:tcPr>
+            <w:tcBorders/>
+            <w:tcMar>
+              <w:left w:w="15" w:type="dxa"/>
+              <w:top w:w="15" w:type="dxa"/>
+              <w:right w:w="15" w:type="dxa"/>
+              <w:bottom w:w="15" w:type="dxa"/>
+            </w:tcMar>
+            <w:tcW w:w="2126" w:type="dxa"/>
+            <w:vAlign w:val="center"/>
+          </w:tcPr>
+          <w:p>
+            <w:pPr>
+              <w:pBdr/>
+              <w:spacing w:after="0" w:before="0" w:line="240"/>
+              <w:ind/>
+              <w:jc w:val="center"/>
+              <w:rPr>
+                <w:rFonts w:ascii="Caladea" w:hAnsi="Caladea" w:cs="Caladea"/>
+              </w:rPr>
+            </w:pPr>
+            <w:r>
+              <w:rPr>
+                <w:rFonts w:ascii="Caladea" w:hAnsi="Caladea" w:eastAsia="Caladea" w:cs="Caladea"/>
+                <w:b/>
+                <w:color w:val="000000"/>
+                <w:sz w:val="24"/>
+              </w:rPr>
+              <w:t xml:space="preserve">Sort Code</w:t>
+            </w:r>
+            <w:r>
+              <w:rPr>
+                <w:rFonts w:ascii="Caladea" w:hAnsi="Caladea" w:eastAsia="Caladea" w:cs="Caladea"/>
+              </w:rPr>
+            </w:r>
+          </w:p>
+        </w:tc>
+      </w:tr>
+      <w:tr>
+        <w:trPr>
+          <w:trHeight w:val="379"/>
+        </w:trPr>
+        <w:tc>
+          <w:tcPr>
+            <w:tcBorders/>
+            <w:tcMar>
+              <w:left w:w="15" w:type="dxa"/>
+              <w:top w:w="15" w:type="dxa"/>
+              <w:right w:w="15" w:type="dxa"/>
+              <w:bottom w:w="15" w:type="dxa"/>
+            </w:tcMar>
+            <w:tcW w:w="2268" w:type="dxa"/>
+            <w:vAlign w:val="center"/>
+          </w:tcPr>
+          <w:p>
+            <w:pPr>
+              <w:pBdr/>
+              <w:spacing w:after="0" w:before="0" w:line="240"/>
+              <w:ind/>
+              <w:rPr>
+                <w:rFonts w:ascii="Caladea" w:hAnsi="Caladea" w:cs="Caladea"/>
+              </w:rPr>
+            </w:pPr>
+            <w:r>
+              <w:rPr>
+                <w:rFonts w:ascii="Caladea" w:hAnsi="Caladea" w:eastAsia="Caladea" w:cs="Caladea"/>
+                <w:color w:val="000000"/>
+                <w:sz w:val="24"/>
+              </w:rPr>
+              <w:t xml:space="preserve">Personal</w:t>
+            </w:r>
+            <w:r>
+              <w:rPr>
+                <w:rFonts w:ascii="Caladea" w:hAnsi="Caladea" w:eastAsia="Caladea" w:cs="Caladea"/>
+              </w:rPr>
+            </w:r>
+          </w:p>
+        </w:tc>
+        <w:tc>
+          <w:tcPr>
+            <w:tcBorders/>
+            <w:tcMar>
+              <w:left w:w="15" w:type="dxa"/>
+              <w:top w:w="15" w:type="dxa"/>
+              <w:right w:w="15" w:type="dxa"/>
+              <w:bottom w:w="15" w:type="dxa"/>
+            </w:tcMar>
+            <w:tcW w:w="2126" w:type="dxa"/>
+            <w:vAlign w:val="center"/>
+          </w:tcPr>
+          <w:p>
+            <w:pPr>
+              <w:pBdr/>
+              <w:spacing w:after="0" w:before="0" w:line="240"/>
+              <w:ind/>
+              <w:rPr>
+                <w:rFonts w:ascii="Caladea" w:hAnsi="Caladea" w:cs="Caladea"/>
+              </w:rPr>
+            </w:pPr>
+            <w:r>
+              <w:rPr>
+                <w:rFonts w:ascii="Caladea" w:hAnsi="Caladea" w:eastAsia="Caladea" w:cs="Caladea"/>
+                <w:color w:val="000000"/>
+                <w:sz w:val="24"/>
+              </w:rPr>
+              <w:t xml:space="preserve">60-60-60</w:t>
+            </w:r>
+            <w:r>
+              <w:rPr>
+                <w:rFonts w:ascii="Caladea" w:hAnsi="Caladea" w:eastAsia="Caladea" w:cs="Caladea"/>
+              </w:rPr>
+            </w:r>
+          </w:p>
+        </w:tc>
+      </w:tr>
+      <w:tr>
+        <w:trPr>
+          <w:trHeight w:val="379"/>
+        </w:trPr>
+        <w:tc>
+          <w:tcPr>
+            <w:tcBorders/>
+            <w:tcMar>
+              <w:left w:w="15" w:type="dxa"/>
+              <w:top w:w="15" w:type="dxa"/>
+              <w:right w:w="15" w:type="dxa"/>
+              <w:bottom w:w="15" w:type="dxa"/>
+            </w:tcMar>
+            <w:tcW w:w="2268" w:type="dxa"/>
+            <w:vAlign w:val="center"/>
+          </w:tcPr>
+          <w:p>
+            <w:pPr>
+              <w:pBdr/>
+              <w:spacing w:after="0" w:before="0" w:line="240"/>
+              <w:ind/>
+              <w:rPr>
+                <w:rFonts w:ascii="Caladea" w:hAnsi="Caladea" w:cs="Caladea"/>
+              </w:rPr>
+            </w:pPr>
+            <w:r>
+              <w:rPr>
+                <w:rFonts w:ascii="Caladea" w:hAnsi="Caladea" w:eastAsia="Caladea" w:cs="Caladea"/>
+                <w:color w:val="000000"/>
+                <w:sz w:val="24"/>
+              </w:rPr>
+              <w:t xml:space="preserve">ISA</w:t>
+            </w:r>
+            <w:r>
+              <w:rPr>
+                <w:rFonts w:ascii="Caladea" w:hAnsi="Caladea" w:eastAsia="Caladea" w:cs="Caladea"/>
+              </w:rPr>
+            </w:r>
+          </w:p>
+        </w:tc>
+        <w:tc>
+          <w:tcPr>
+            <w:tcBorders/>
+            <w:tcMar>
+              <w:left w:w="15" w:type="dxa"/>
+              <w:top w:w="15" w:type="dxa"/>
+              <w:right w:w="15" w:type="dxa"/>
+              <w:bottom w:w="15" w:type="dxa"/>
+            </w:tcMar>
+            <w:tcW w:w="2126" w:type="dxa"/>
+            <w:vAlign w:val="center"/>
+          </w:tcPr>
+          <w:p>
+            <w:pPr>
+              <w:pBdr/>
+              <w:spacing w:after="0" w:before="0" w:line="240"/>
+              <w:ind/>
+              <w:rPr>
+                <w:rFonts w:ascii="Caladea" w:hAnsi="Caladea" w:cs="Caladea"/>
+              </w:rPr>
+            </w:pPr>
+            <w:r>
+              <w:rPr>
+                <w:rFonts w:ascii="Caladea" w:hAnsi="Caladea" w:eastAsia="Caladea" w:cs="Caladea"/>
+                <w:color w:val="000000"/>
+                <w:sz w:val="24"/>
+              </w:rPr>
+              <w:t xml:space="preserve">60-60-70</w:t>
+            </w:r>
+            <w:r>
+              <w:rPr>
+                <w:rFonts w:ascii="Caladea" w:hAnsi="Caladea" w:eastAsia="Caladea" w:cs="Caladea"/>
+              </w:rPr>
+            </w:r>
+          </w:p>
+        </w:tc>
+      </w:tr>
+      <w:tr>
+        <w:trPr>
+          <w:trHeight w:val="379"/>
+        </w:trPr>
+        <w:tc>
+          <w:tcPr>
+            <w:tcBorders/>
+            <w:tcMar>
+              <w:left w:w="15" w:type="dxa"/>
+              <w:top w:w="15" w:type="dxa"/>
+              <w:right w:w="15" w:type="dxa"/>
+              <w:bottom w:w="15" w:type="dxa"/>
+            </w:tcMar>
+            <w:tcW w:w="2268" w:type="dxa"/>
+            <w:vAlign w:val="center"/>
+          </w:tcPr>
+          <w:p>
+            <w:pPr>
+              <w:pBdr/>
+              <w:spacing w:after="0" w:before="0" w:line="240"/>
+              <w:ind/>
+              <w:rPr>
+                <w:rFonts w:ascii="Caladea" w:hAnsi="Caladea" w:cs="Caladea"/>
+              </w:rPr>
+            </w:pPr>
+            <w:r>
+              <w:rPr>
+                <w:rFonts w:ascii="Caladea" w:hAnsi="Caladea" w:eastAsia="Caladea" w:cs="Caladea"/>
+                <w:color w:val="000000"/>
+                <w:sz w:val="24"/>
+              </w:rPr>
+              <w:t xml:space="preserve">Business</w:t>
+            </w:r>
+            <w:r>
+              <w:rPr>
+                <w:rFonts w:ascii="Caladea" w:hAnsi="Caladea" w:eastAsia="Caladea" w:cs="Caladea"/>
+              </w:rPr>
+            </w:r>
+          </w:p>
+        </w:tc>
+        <w:tc>
+          <w:tcPr>
+            <w:tcBorders/>
+            <w:tcMar>
+              <w:left w:w="15" w:type="dxa"/>
+              <w:top w:w="15" w:type="dxa"/>
+              <w:right w:w="15" w:type="dxa"/>
+              <w:bottom w:w="15" w:type="dxa"/>
+            </w:tcMar>
+            <w:tcW w:w="2126" w:type="dxa"/>
+            <w:vAlign w:val="center"/>
+          </w:tcPr>
+          <w:p>
+            <w:pPr>
+              <w:pBdr/>
+              <w:spacing w:after="0" w:before="0" w:line="240"/>
+              <w:ind/>
+              <w:rPr>
+                <w:rFonts w:ascii="Caladea" w:hAnsi="Caladea" w:cs="Caladea"/>
+              </w:rPr>
+            </w:pPr>
+            <w:r>
+              <w:rPr>
+                <w:rFonts w:ascii="Caladea" w:hAnsi="Caladea" w:eastAsia="Caladea" w:cs="Caladea"/>
+                <w:color w:val="000000"/>
+                <w:sz w:val="24"/>
+              </w:rPr>
+              <w:t xml:space="preserve">60-70-70</w:t>
+            </w:r>
+            <w:r>
+              <w:rPr>
+                <w:rFonts w:ascii="Caladea" w:hAnsi="Caladea" w:eastAsia="Caladea" w:cs="Caladea"/>
+              </w:rPr>
+            </w:r>
+          </w:p>
+        </w:tc>
+      </w:tr>
+    </w:tbl>
+    <w:p>
+      <w:pPr>
+        <w:pBdr/>
+        <w:spacing/>
+        <w:ind/>
+        <w:rPr>
+          <w:rFonts w:ascii="Caladea" w:hAnsi="Caladea" w:cs="Caladea"/>
+        </w:rPr>
+      </w:pPr>
+      <w:r>
+        <w:rPr>
+          <w:rFonts w:ascii="Caladea" w:hAnsi="Caladea" w:eastAsia="Caladea" w:cs="Caladea"/>
+        </w:rPr>
+      </w:r>
+      <w:r>
+        <w:rPr>
+          <w:rFonts w:ascii="Caladea" w:hAnsi="Caladea" w:eastAsia="Caladea" w:cs="Caladea"/>
+        </w:rPr>
+      </w:r>
     </w:p>
     <w:sectPr>
       <w:footnotePr/>
@@ -97,6 +6437,1157 @@
     </w:p>
   </w:footnote>
 </w:footnotes>
+</file>
+
+<file path=word/numbering.xml><?xml version="1.0" encoding="utf-8"?>
+<w:numbering xmlns:wpc="http://schemas.microsoft.com/office/word/2010/wordprocessingCanvas" xmlns:mc="http://schemas.openxmlformats.org/markup-compatibility/2006" xmlns:o="urn:schemas-microsoft-com:office:office" xmlns:r="http://schemas.openxmlformats.org/officeDocument/2006/relationships" xmlns:m="http://schemas.openxmlformats.org/officeDocument/2006/math" xmlns:v="urn:schemas-microsoft-com:vml" xmlns:wp14="http://schemas.microsoft.com/office/word/2010/wordprocessingDrawing" xmlns:wp="http://schemas.openxmlformats.org/drawingml/2006/wordprocessingDrawing" xmlns:w10="urn:schemas-microsoft-com:office:word" xmlns:w="http://schemas.openxmlformats.org/wordprocessingml/2006/main" xmlns:w14="http://schemas.microsoft.com/office/word/2010/wordml" xmlns:w15="http://schemas.microsoft.com/office/word/2012/wordml" xmlns:wpg="http://schemas.microsoft.com/office/word/2010/wordprocessingGroup" xmlns:wpi="http://schemas.microsoft.com/office/word/2010/wordprocessingInk" xmlns:wne="http://schemas.microsoft.com/office/word/2006/wordml" xmlns:wps="http://schemas.microsoft.com/office/word/2010/wordprocessingShape" mc:Ignorable="w14 w15 wp14">
+  <w:abstractNum w:abstractNumId="0">
+    <w:nsid w:val="6AE5474C"/>
+    <w:lvl w:ilvl="0">
+      <w:isLgl w:val="false"/>
+      <w:lvlJc w:val="left"/>
+      <w:lvlText w:val="·"/>
+      <w:numFmt w:val="bullet"/>
+      <w:pPr>
+        <w:pBdr/>
+        <w:spacing/>
+        <w:ind w:hanging="360" w:left="709"/>
+      </w:pPr>
+      <w:rPr>
+        <w:rFonts w:hint="default" w:ascii="Symbol" w:hAnsi="Symbol" w:eastAsia="Symbol" w:cs="Symbol"/>
+      </w:rPr>
+      <w:start w:val="1"/>
+      <w:suff w:val="tab"/>
+    </w:lvl>
+    <w:lvl w:ilvl="1">
+      <w:isLgl w:val="false"/>
+      <w:lvlJc w:val="left"/>
+      <w:lvlText w:val="o"/>
+      <w:numFmt w:val="bullet"/>
+      <w:pPr>
+        <w:pBdr/>
+        <w:spacing/>
+        <w:ind w:hanging="360" w:left="1429"/>
+      </w:pPr>
+      <w:rPr>
+        <w:rFonts w:hint="default" w:ascii="Courier New" w:hAnsi="Courier New" w:eastAsia="Courier New" w:cs="Courier New"/>
+      </w:rPr>
+      <w:start w:val="1"/>
+      <w:suff w:val="tab"/>
+    </w:lvl>
+    <w:lvl w:ilvl="2">
+      <w:isLgl w:val="false"/>
+      <w:lvlJc w:val="left"/>
+      <w:lvlText w:val="§"/>
+      <w:numFmt w:val="bullet"/>
+      <w:pPr>
+        <w:pBdr/>
+        <w:spacing/>
+        <w:ind w:hanging="360" w:left="2149"/>
+      </w:pPr>
+      <w:rPr>
+        <w:rFonts w:hint="default" w:ascii="Wingdings" w:hAnsi="Wingdings" w:eastAsia="Wingdings" w:cs="Wingdings"/>
+      </w:rPr>
+      <w:start w:val="1"/>
+      <w:suff w:val="tab"/>
+    </w:lvl>
+    <w:lvl w:ilvl="3">
+      <w:isLgl w:val="false"/>
+      <w:lvlJc w:val="left"/>
+      <w:lvlText w:val="·"/>
+      <w:numFmt w:val="bullet"/>
+      <w:pPr>
+        <w:pBdr/>
+        <w:spacing/>
+        <w:ind w:hanging="360" w:left="2869"/>
+      </w:pPr>
+      <w:rPr>
+        <w:rFonts w:hint="default" w:ascii="Symbol" w:hAnsi="Symbol" w:eastAsia="Symbol" w:cs="Symbol"/>
+      </w:rPr>
+      <w:start w:val="1"/>
+      <w:suff w:val="tab"/>
+    </w:lvl>
+    <w:lvl w:ilvl="4">
+      <w:isLgl w:val="false"/>
+      <w:lvlJc w:val="left"/>
+      <w:lvlText w:val="o"/>
+      <w:numFmt w:val="bullet"/>
+      <w:pPr>
+        <w:pBdr/>
+        <w:spacing/>
+        <w:ind w:hanging="360" w:left="3589"/>
+      </w:pPr>
+      <w:rPr>
+        <w:rFonts w:hint="default" w:ascii="Courier New" w:hAnsi="Courier New" w:eastAsia="Courier New" w:cs="Courier New"/>
+      </w:rPr>
+      <w:start w:val="1"/>
+      <w:suff w:val="tab"/>
+    </w:lvl>
+    <w:lvl w:ilvl="5">
+      <w:isLgl w:val="false"/>
+      <w:lvlJc w:val="left"/>
+      <w:lvlText w:val="§"/>
+      <w:numFmt w:val="bullet"/>
+      <w:pPr>
+        <w:pBdr/>
+        <w:spacing/>
+        <w:ind w:hanging="360" w:left="4309"/>
+      </w:pPr>
+      <w:rPr>
+        <w:rFonts w:hint="default" w:ascii="Wingdings" w:hAnsi="Wingdings" w:eastAsia="Wingdings" w:cs="Wingdings"/>
+      </w:rPr>
+      <w:start w:val="1"/>
+      <w:suff w:val="tab"/>
+    </w:lvl>
+    <w:lvl w:ilvl="6">
+      <w:isLgl w:val="false"/>
+      <w:lvlJc w:val="left"/>
+      <w:lvlText w:val="·"/>
+      <w:numFmt w:val="bullet"/>
+      <w:pPr>
+        <w:pBdr/>
+        <w:spacing/>
+        <w:ind w:hanging="360" w:left="5029"/>
+      </w:pPr>
+      <w:rPr>
+        <w:rFonts w:hint="default" w:ascii="Symbol" w:hAnsi="Symbol" w:eastAsia="Symbol" w:cs="Symbol"/>
+      </w:rPr>
+      <w:start w:val="1"/>
+      <w:suff w:val="tab"/>
+    </w:lvl>
+    <w:lvl w:ilvl="7">
+      <w:isLgl w:val="false"/>
+      <w:lvlJc w:val="left"/>
+      <w:lvlText w:val="o"/>
+      <w:numFmt w:val="bullet"/>
+      <w:pPr>
+        <w:pBdr/>
+        <w:spacing/>
+        <w:ind w:hanging="360" w:left="5749"/>
+      </w:pPr>
+      <w:rPr>
+        <w:rFonts w:hint="default" w:ascii="Courier New" w:hAnsi="Courier New" w:eastAsia="Courier New" w:cs="Courier New"/>
+      </w:rPr>
+      <w:start w:val="1"/>
+      <w:suff w:val="tab"/>
+    </w:lvl>
+    <w:lvl w:ilvl="8">
+      <w:isLgl w:val="false"/>
+      <w:lvlJc w:val="left"/>
+      <w:lvlText w:val="§"/>
+      <w:numFmt w:val="bullet"/>
+      <w:pPr>
+        <w:pBdr/>
+        <w:spacing/>
+        <w:ind w:hanging="360" w:left="6469"/>
+      </w:pPr>
+      <w:rPr>
+        <w:rFonts w:hint="default" w:ascii="Wingdings" w:hAnsi="Wingdings" w:eastAsia="Wingdings" w:cs="Wingdings"/>
+      </w:rPr>
+      <w:start w:val="1"/>
+      <w:suff w:val="tab"/>
+    </w:lvl>
+  </w:abstractNum>
+  <w:abstractNum w:abstractNumId="1">
+    <w:nsid w:val="7D7586CF"/>
+    <w:lvl w:ilvl="0">
+      <w:isLgl w:val="false"/>
+      <w:lvlJc w:val="left"/>
+      <w:lvlText w:val="·"/>
+      <w:numFmt w:val="bullet"/>
+      <w:pPr>
+        <w:pBdr/>
+        <w:spacing/>
+        <w:ind w:hanging="360" w:left="709"/>
+      </w:pPr>
+      <w:rPr>
+        <w:rFonts w:hint="default" w:ascii="Symbol" w:hAnsi="Symbol" w:eastAsia="Symbol" w:cs="Symbol"/>
+      </w:rPr>
+      <w:start w:val="1"/>
+      <w:suff w:val="tab"/>
+    </w:lvl>
+    <w:lvl w:ilvl="1">
+      <w:isLgl w:val="false"/>
+      <w:lvlJc w:val="left"/>
+      <w:lvlText w:val="o"/>
+      <w:numFmt w:val="bullet"/>
+      <w:pPr>
+        <w:pBdr/>
+        <w:spacing/>
+        <w:ind w:hanging="360" w:left="1429"/>
+      </w:pPr>
+      <w:rPr>
+        <w:rFonts w:hint="default" w:ascii="Courier New" w:hAnsi="Courier New" w:eastAsia="Courier New" w:cs="Courier New"/>
+      </w:rPr>
+      <w:start w:val="1"/>
+      <w:suff w:val="tab"/>
+    </w:lvl>
+    <w:lvl w:ilvl="2">
+      <w:isLgl w:val="false"/>
+      <w:lvlJc w:val="left"/>
+      <w:lvlText w:val="§"/>
+      <w:numFmt w:val="bullet"/>
+      <w:pPr>
+        <w:pBdr/>
+        <w:spacing/>
+        <w:ind w:hanging="360" w:left="2149"/>
+      </w:pPr>
+      <w:rPr>
+        <w:rFonts w:hint="default" w:ascii="Wingdings" w:hAnsi="Wingdings" w:eastAsia="Wingdings" w:cs="Wingdings"/>
+      </w:rPr>
+      <w:start w:val="1"/>
+      <w:suff w:val="tab"/>
+    </w:lvl>
+    <w:lvl w:ilvl="3">
+      <w:isLgl w:val="false"/>
+      <w:lvlJc w:val="left"/>
+      <w:lvlText w:val="·"/>
+      <w:numFmt w:val="bullet"/>
+      <w:pPr>
+        <w:pBdr/>
+        <w:spacing/>
+        <w:ind w:hanging="360" w:left="2869"/>
+      </w:pPr>
+      <w:rPr>
+        <w:rFonts w:hint="default" w:ascii="Symbol" w:hAnsi="Symbol" w:eastAsia="Symbol" w:cs="Symbol"/>
+      </w:rPr>
+      <w:start w:val="1"/>
+      <w:suff w:val="tab"/>
+    </w:lvl>
+    <w:lvl w:ilvl="4">
+      <w:isLgl w:val="false"/>
+      <w:lvlJc w:val="left"/>
+      <w:lvlText w:val="o"/>
+      <w:numFmt w:val="bullet"/>
+      <w:pPr>
+        <w:pBdr/>
+        <w:spacing/>
+        <w:ind w:hanging="360" w:left="3589"/>
+      </w:pPr>
+      <w:rPr>
+        <w:rFonts w:hint="default" w:ascii="Courier New" w:hAnsi="Courier New" w:eastAsia="Courier New" w:cs="Courier New"/>
+      </w:rPr>
+      <w:start w:val="1"/>
+      <w:suff w:val="tab"/>
+    </w:lvl>
+    <w:lvl w:ilvl="5">
+      <w:isLgl w:val="false"/>
+      <w:lvlJc w:val="left"/>
+      <w:lvlText w:val="§"/>
+      <w:numFmt w:val="bullet"/>
+      <w:pPr>
+        <w:pBdr/>
+        <w:spacing/>
+        <w:ind w:hanging="360" w:left="4309"/>
+      </w:pPr>
+      <w:rPr>
+        <w:rFonts w:hint="default" w:ascii="Wingdings" w:hAnsi="Wingdings" w:eastAsia="Wingdings" w:cs="Wingdings"/>
+      </w:rPr>
+      <w:start w:val="1"/>
+      <w:suff w:val="tab"/>
+    </w:lvl>
+    <w:lvl w:ilvl="6">
+      <w:isLgl w:val="false"/>
+      <w:lvlJc w:val="left"/>
+      <w:lvlText w:val="·"/>
+      <w:numFmt w:val="bullet"/>
+      <w:pPr>
+        <w:pBdr/>
+        <w:spacing/>
+        <w:ind w:hanging="360" w:left="5029"/>
+      </w:pPr>
+      <w:rPr>
+        <w:rFonts w:hint="default" w:ascii="Symbol" w:hAnsi="Symbol" w:eastAsia="Symbol" w:cs="Symbol"/>
+      </w:rPr>
+      <w:start w:val="1"/>
+      <w:suff w:val="tab"/>
+    </w:lvl>
+    <w:lvl w:ilvl="7">
+      <w:isLgl w:val="false"/>
+      <w:lvlJc w:val="left"/>
+      <w:lvlText w:val="o"/>
+      <w:numFmt w:val="bullet"/>
+      <w:pPr>
+        <w:pBdr/>
+        <w:spacing/>
+        <w:ind w:hanging="360" w:left="5749"/>
+      </w:pPr>
+      <w:rPr>
+        <w:rFonts w:hint="default" w:ascii="Courier New" w:hAnsi="Courier New" w:eastAsia="Courier New" w:cs="Courier New"/>
+      </w:rPr>
+      <w:start w:val="1"/>
+      <w:suff w:val="tab"/>
+    </w:lvl>
+    <w:lvl w:ilvl="8">
+      <w:isLgl w:val="false"/>
+      <w:lvlJc w:val="left"/>
+      <w:lvlText w:val="§"/>
+      <w:numFmt w:val="bullet"/>
+      <w:pPr>
+        <w:pBdr/>
+        <w:spacing/>
+        <w:ind w:hanging="360" w:left="6469"/>
+      </w:pPr>
+      <w:rPr>
+        <w:rFonts w:hint="default" w:ascii="Wingdings" w:hAnsi="Wingdings" w:eastAsia="Wingdings" w:cs="Wingdings"/>
+      </w:rPr>
+      <w:start w:val="1"/>
+      <w:suff w:val="tab"/>
+    </w:lvl>
+  </w:abstractNum>
+  <w:abstractNum w:abstractNumId="2">
+    <w:nsid w:val="018BA390"/>
+    <w:lvl w:ilvl="0">
+      <w:isLgl w:val="false"/>
+      <w:lvlJc w:val="right"/>
+      <w:lvlText w:val="%1."/>
+      <w:numFmt w:val="decimal"/>
+      <w:pPr>
+        <w:pBdr/>
+        <w:spacing/>
+        <w:ind w:hanging="360" w:left="709"/>
+      </w:pPr>
+      <w:rPr/>
+      <w:start w:val="1"/>
+      <w:suff w:val="tab"/>
+    </w:lvl>
+    <w:lvl w:ilvl="1">
+      <w:isLgl w:val="false"/>
+      <w:lvlJc w:val="right"/>
+      <w:lvlText w:val="%2."/>
+      <w:numFmt w:val="decimal"/>
+      <w:pPr>
+        <w:pBdr/>
+        <w:spacing/>
+        <w:ind w:hanging="360" w:left="1429"/>
+      </w:pPr>
+      <w:rPr/>
+      <w:start w:val="1"/>
+      <w:suff w:val="tab"/>
+    </w:lvl>
+    <w:lvl w:ilvl="2">
+      <w:isLgl w:val="false"/>
+      <w:lvlJc w:val="right"/>
+      <w:lvlText w:val="%3."/>
+      <w:numFmt w:val="decimal"/>
+      <w:pPr>
+        <w:pBdr/>
+        <w:spacing/>
+        <w:ind w:hanging="360" w:left="2149"/>
+      </w:pPr>
+      <w:rPr/>
+      <w:start w:val="1"/>
+      <w:suff w:val="tab"/>
+    </w:lvl>
+    <w:lvl w:ilvl="3">
+      <w:isLgl w:val="false"/>
+      <w:lvlJc w:val="right"/>
+      <w:lvlText w:val="%4."/>
+      <w:numFmt w:val="decimal"/>
+      <w:pPr>
+        <w:pBdr/>
+        <w:spacing/>
+        <w:ind w:hanging="360" w:left="2869"/>
+      </w:pPr>
+      <w:rPr/>
+      <w:start w:val="1"/>
+      <w:suff w:val="tab"/>
+    </w:lvl>
+    <w:lvl w:ilvl="4">
+      <w:isLgl w:val="false"/>
+      <w:lvlJc w:val="right"/>
+      <w:lvlText w:val="%5."/>
+      <w:numFmt w:val="decimal"/>
+      <w:pPr>
+        <w:pBdr/>
+        <w:spacing/>
+        <w:ind w:hanging="360" w:left="3589"/>
+      </w:pPr>
+      <w:rPr/>
+      <w:start w:val="1"/>
+      <w:suff w:val="tab"/>
+    </w:lvl>
+    <w:lvl w:ilvl="5">
+      <w:isLgl w:val="false"/>
+      <w:lvlJc w:val="right"/>
+      <w:lvlText w:val="%6."/>
+      <w:numFmt w:val="decimal"/>
+      <w:pPr>
+        <w:pBdr/>
+        <w:spacing/>
+        <w:ind w:hanging="360" w:left="4309"/>
+      </w:pPr>
+      <w:rPr/>
+      <w:start w:val="1"/>
+      <w:suff w:val="tab"/>
+    </w:lvl>
+    <w:lvl w:ilvl="6">
+      <w:isLgl w:val="false"/>
+      <w:lvlJc w:val="right"/>
+      <w:lvlText w:val="%7."/>
+      <w:numFmt w:val="decimal"/>
+      <w:pPr>
+        <w:pBdr/>
+        <w:spacing/>
+        <w:ind w:hanging="360" w:left="5029"/>
+      </w:pPr>
+      <w:rPr/>
+      <w:start w:val="1"/>
+      <w:suff w:val="tab"/>
+    </w:lvl>
+    <w:lvl w:ilvl="7">
+      <w:isLgl w:val="false"/>
+      <w:lvlJc w:val="right"/>
+      <w:lvlText w:val="%8."/>
+      <w:numFmt w:val="decimal"/>
+      <w:pPr>
+        <w:pBdr/>
+        <w:spacing/>
+        <w:ind w:hanging="360" w:left="5749"/>
+      </w:pPr>
+      <w:rPr/>
+      <w:start w:val="1"/>
+      <w:suff w:val="tab"/>
+    </w:lvl>
+    <w:lvl w:ilvl="8">
+      <w:isLgl w:val="false"/>
+      <w:lvlJc w:val="right"/>
+      <w:lvlText w:val="%9."/>
+      <w:numFmt w:val="decimal"/>
+      <w:pPr>
+        <w:pBdr/>
+        <w:spacing/>
+        <w:ind w:hanging="360" w:left="6469"/>
+      </w:pPr>
+      <w:rPr/>
+      <w:start w:val="1"/>
+      <w:suff w:val="tab"/>
+    </w:lvl>
+  </w:abstractNum>
+  <w:abstractNum w:abstractNumId="3">
+    <w:nsid w:val="510BCBB4"/>
+    <w:lvl w:ilvl="0">
+      <w:isLgl w:val="false"/>
+      <w:lvlJc w:val="left"/>
+      <w:lvlText w:val="·"/>
+      <w:numFmt w:val="bullet"/>
+      <w:pPr>
+        <w:pBdr/>
+        <w:spacing/>
+        <w:ind w:hanging="360" w:left="709"/>
+      </w:pPr>
+      <w:rPr>
+        <w:rFonts w:hint="default" w:ascii="Symbol" w:hAnsi="Symbol" w:eastAsia="Symbol" w:cs="Symbol"/>
+      </w:rPr>
+      <w:start w:val="1"/>
+      <w:suff w:val="tab"/>
+    </w:lvl>
+    <w:lvl w:ilvl="1">
+      <w:isLgl w:val="false"/>
+      <w:lvlJc w:val="left"/>
+      <w:lvlText w:val="o"/>
+      <w:numFmt w:val="bullet"/>
+      <w:pPr>
+        <w:pBdr/>
+        <w:spacing/>
+        <w:ind w:hanging="360" w:left="1429"/>
+      </w:pPr>
+      <w:rPr>
+        <w:rFonts w:hint="default" w:ascii="Courier New" w:hAnsi="Courier New" w:eastAsia="Courier New" w:cs="Courier New"/>
+      </w:rPr>
+      <w:start w:val="1"/>
+      <w:suff w:val="tab"/>
+    </w:lvl>
+    <w:lvl w:ilvl="2">
+      <w:isLgl w:val="false"/>
+      <w:lvlJc w:val="left"/>
+      <w:lvlText w:val="§"/>
+      <w:numFmt w:val="bullet"/>
+      <w:pPr>
+        <w:pBdr/>
+        <w:spacing/>
+        <w:ind w:hanging="360" w:left="2149"/>
+      </w:pPr>
+      <w:rPr>
+        <w:rFonts w:hint="default" w:ascii="Wingdings" w:hAnsi="Wingdings" w:eastAsia="Wingdings" w:cs="Wingdings"/>
+      </w:rPr>
+      <w:start w:val="1"/>
+      <w:suff w:val="tab"/>
+    </w:lvl>
+    <w:lvl w:ilvl="3">
+      <w:isLgl w:val="false"/>
+      <w:lvlJc w:val="left"/>
+      <w:lvlText w:val="·"/>
+      <w:numFmt w:val="bullet"/>
+      <w:pPr>
+        <w:pBdr/>
+        <w:spacing/>
+        <w:ind w:hanging="360" w:left="2869"/>
+      </w:pPr>
+      <w:rPr>
+        <w:rFonts w:hint="default" w:ascii="Symbol" w:hAnsi="Symbol" w:eastAsia="Symbol" w:cs="Symbol"/>
+      </w:rPr>
+      <w:start w:val="1"/>
+      <w:suff w:val="tab"/>
+    </w:lvl>
+    <w:lvl w:ilvl="4">
+      <w:isLgl w:val="false"/>
+      <w:lvlJc w:val="left"/>
+      <w:lvlText w:val="o"/>
+      <w:numFmt w:val="bullet"/>
+      <w:pPr>
+        <w:pBdr/>
+        <w:spacing/>
+        <w:ind w:hanging="360" w:left="3589"/>
+      </w:pPr>
+      <w:rPr>
+        <w:rFonts w:hint="default" w:ascii="Courier New" w:hAnsi="Courier New" w:eastAsia="Courier New" w:cs="Courier New"/>
+      </w:rPr>
+      <w:start w:val="1"/>
+      <w:suff w:val="tab"/>
+    </w:lvl>
+    <w:lvl w:ilvl="5">
+      <w:isLgl w:val="false"/>
+      <w:lvlJc w:val="left"/>
+      <w:lvlText w:val="§"/>
+      <w:numFmt w:val="bullet"/>
+      <w:pPr>
+        <w:pBdr/>
+        <w:spacing/>
+        <w:ind w:hanging="360" w:left="4309"/>
+      </w:pPr>
+      <w:rPr>
+        <w:rFonts w:hint="default" w:ascii="Wingdings" w:hAnsi="Wingdings" w:eastAsia="Wingdings" w:cs="Wingdings"/>
+      </w:rPr>
+      <w:start w:val="1"/>
+      <w:suff w:val="tab"/>
+    </w:lvl>
+    <w:lvl w:ilvl="6">
+      <w:isLgl w:val="false"/>
+      <w:lvlJc w:val="left"/>
+      <w:lvlText w:val="·"/>
+      <w:numFmt w:val="bullet"/>
+      <w:pPr>
+        <w:pBdr/>
+        <w:spacing/>
+        <w:ind w:hanging="360" w:left="5029"/>
+      </w:pPr>
+      <w:rPr>
+        <w:rFonts w:hint="default" w:ascii="Symbol" w:hAnsi="Symbol" w:eastAsia="Symbol" w:cs="Symbol"/>
+      </w:rPr>
+      <w:start w:val="1"/>
+      <w:suff w:val="tab"/>
+    </w:lvl>
+    <w:lvl w:ilvl="7">
+      <w:isLgl w:val="false"/>
+      <w:lvlJc w:val="left"/>
+      <w:lvlText w:val="o"/>
+      <w:numFmt w:val="bullet"/>
+      <w:pPr>
+        <w:pBdr/>
+        <w:spacing/>
+        <w:ind w:hanging="360" w:left="5749"/>
+      </w:pPr>
+      <w:rPr>
+        <w:rFonts w:hint="default" w:ascii="Courier New" w:hAnsi="Courier New" w:eastAsia="Courier New" w:cs="Courier New"/>
+      </w:rPr>
+      <w:start w:val="1"/>
+      <w:suff w:val="tab"/>
+    </w:lvl>
+    <w:lvl w:ilvl="8">
+      <w:isLgl w:val="false"/>
+      <w:lvlJc w:val="left"/>
+      <w:lvlText w:val="§"/>
+      <w:numFmt w:val="bullet"/>
+      <w:pPr>
+        <w:pBdr/>
+        <w:spacing/>
+        <w:ind w:hanging="360" w:left="6469"/>
+      </w:pPr>
+      <w:rPr>
+        <w:rFonts w:hint="default" w:ascii="Wingdings" w:hAnsi="Wingdings" w:eastAsia="Wingdings" w:cs="Wingdings"/>
+      </w:rPr>
+      <w:start w:val="1"/>
+      <w:suff w:val="tab"/>
+    </w:lvl>
+  </w:abstractNum>
+  <w:abstractNum w:abstractNumId="4">
+    <w:nsid w:val="463DBFCD"/>
+    <w:lvl w:ilvl="0">
+      <w:isLgl w:val="false"/>
+      <w:lvlJc w:val="left"/>
+      <w:lvlText w:val="·"/>
+      <w:numFmt w:val="bullet"/>
+      <w:pPr>
+        <w:pBdr/>
+        <w:spacing/>
+        <w:ind w:hanging="360" w:left="709"/>
+      </w:pPr>
+      <w:rPr>
+        <w:rFonts w:hint="default" w:ascii="Symbol" w:hAnsi="Symbol" w:eastAsia="Symbol" w:cs="Symbol"/>
+      </w:rPr>
+      <w:start w:val="1"/>
+      <w:suff w:val="tab"/>
+    </w:lvl>
+    <w:lvl w:ilvl="1">
+      <w:isLgl w:val="false"/>
+      <w:lvlJc w:val="left"/>
+      <w:lvlText w:val="o"/>
+      <w:numFmt w:val="bullet"/>
+      <w:pPr>
+        <w:pBdr/>
+        <w:spacing/>
+        <w:ind w:hanging="360" w:left="1429"/>
+      </w:pPr>
+      <w:rPr>
+        <w:rFonts w:hint="default" w:ascii="Courier New" w:hAnsi="Courier New" w:eastAsia="Courier New" w:cs="Courier New"/>
+      </w:rPr>
+      <w:start w:val="1"/>
+      <w:suff w:val="tab"/>
+    </w:lvl>
+    <w:lvl w:ilvl="2">
+      <w:isLgl w:val="false"/>
+      <w:lvlJc w:val="left"/>
+      <w:lvlText w:val="§"/>
+      <w:numFmt w:val="bullet"/>
+      <w:pPr>
+        <w:pBdr/>
+        <w:spacing/>
+        <w:ind w:hanging="360" w:left="2149"/>
+      </w:pPr>
+      <w:rPr>
+        <w:rFonts w:hint="default" w:ascii="Wingdings" w:hAnsi="Wingdings" w:eastAsia="Wingdings" w:cs="Wingdings"/>
+      </w:rPr>
+      <w:start w:val="1"/>
+      <w:suff w:val="tab"/>
+    </w:lvl>
+    <w:lvl w:ilvl="3">
+      <w:isLgl w:val="false"/>
+      <w:lvlJc w:val="left"/>
+      <w:lvlText w:val="·"/>
+      <w:numFmt w:val="bullet"/>
+      <w:pPr>
+        <w:pBdr/>
+        <w:spacing/>
+        <w:ind w:hanging="360" w:left="2869"/>
+      </w:pPr>
+      <w:rPr>
+        <w:rFonts w:hint="default" w:ascii="Symbol" w:hAnsi="Symbol" w:eastAsia="Symbol" w:cs="Symbol"/>
+      </w:rPr>
+      <w:start w:val="1"/>
+      <w:suff w:val="tab"/>
+    </w:lvl>
+    <w:lvl w:ilvl="4">
+      <w:isLgl w:val="false"/>
+      <w:lvlJc w:val="left"/>
+      <w:lvlText w:val="o"/>
+      <w:numFmt w:val="bullet"/>
+      <w:pPr>
+        <w:pBdr/>
+        <w:spacing/>
+        <w:ind w:hanging="360" w:left="3589"/>
+      </w:pPr>
+      <w:rPr>
+        <w:rFonts w:hint="default" w:ascii="Courier New" w:hAnsi="Courier New" w:eastAsia="Courier New" w:cs="Courier New"/>
+      </w:rPr>
+      <w:start w:val="1"/>
+      <w:suff w:val="tab"/>
+    </w:lvl>
+    <w:lvl w:ilvl="5">
+      <w:isLgl w:val="false"/>
+      <w:lvlJc w:val="left"/>
+      <w:lvlText w:val="§"/>
+      <w:numFmt w:val="bullet"/>
+      <w:pPr>
+        <w:pBdr/>
+        <w:spacing/>
+        <w:ind w:hanging="360" w:left="4309"/>
+      </w:pPr>
+      <w:rPr>
+        <w:rFonts w:hint="default" w:ascii="Wingdings" w:hAnsi="Wingdings" w:eastAsia="Wingdings" w:cs="Wingdings"/>
+      </w:rPr>
+      <w:start w:val="1"/>
+      <w:suff w:val="tab"/>
+    </w:lvl>
+    <w:lvl w:ilvl="6">
+      <w:isLgl w:val="false"/>
+      <w:lvlJc w:val="left"/>
+      <w:lvlText w:val="·"/>
+      <w:numFmt w:val="bullet"/>
+      <w:pPr>
+        <w:pBdr/>
+        <w:spacing/>
+        <w:ind w:hanging="360" w:left="5029"/>
+      </w:pPr>
+      <w:rPr>
+        <w:rFonts w:hint="default" w:ascii="Symbol" w:hAnsi="Symbol" w:eastAsia="Symbol" w:cs="Symbol"/>
+      </w:rPr>
+      <w:start w:val="1"/>
+      <w:suff w:val="tab"/>
+    </w:lvl>
+    <w:lvl w:ilvl="7">
+      <w:isLgl w:val="false"/>
+      <w:lvlJc w:val="left"/>
+      <w:lvlText w:val="o"/>
+      <w:numFmt w:val="bullet"/>
+      <w:pPr>
+        <w:pBdr/>
+        <w:spacing/>
+        <w:ind w:hanging="360" w:left="5749"/>
+      </w:pPr>
+      <w:rPr>
+        <w:rFonts w:hint="default" w:ascii="Courier New" w:hAnsi="Courier New" w:eastAsia="Courier New" w:cs="Courier New"/>
+      </w:rPr>
+      <w:start w:val="1"/>
+      <w:suff w:val="tab"/>
+    </w:lvl>
+    <w:lvl w:ilvl="8">
+      <w:isLgl w:val="false"/>
+      <w:lvlJc w:val="left"/>
+      <w:lvlText w:val="§"/>
+      <w:numFmt w:val="bullet"/>
+      <w:pPr>
+        <w:pBdr/>
+        <w:spacing/>
+        <w:ind w:hanging="360" w:left="6469"/>
+      </w:pPr>
+      <w:rPr>
+        <w:rFonts w:hint="default" w:ascii="Wingdings" w:hAnsi="Wingdings" w:eastAsia="Wingdings" w:cs="Wingdings"/>
+      </w:rPr>
+      <w:start w:val="1"/>
+      <w:suff w:val="tab"/>
+    </w:lvl>
+  </w:abstractNum>
+  <w:abstractNum w:abstractNumId="5">
+    <w:nsid w:val="5B726338"/>
+    <w:lvl w:ilvl="0">
+      <w:isLgl w:val="false"/>
+      <w:lvlJc w:val="right"/>
+      <w:lvlText w:val="%1."/>
+      <w:numFmt w:val="decimal"/>
+      <w:pPr>
+        <w:pBdr/>
+        <w:spacing/>
+        <w:ind w:hanging="360" w:left="709"/>
+      </w:pPr>
+      <w:rPr/>
+      <w:start w:val="1"/>
+      <w:suff w:val="tab"/>
+    </w:lvl>
+    <w:lvl w:ilvl="1">
+      <w:isLgl w:val="false"/>
+      <w:lvlJc w:val="right"/>
+      <w:lvlText w:val="%2."/>
+      <w:numFmt w:val="decimal"/>
+      <w:pPr>
+        <w:pBdr/>
+        <w:spacing/>
+        <w:ind w:hanging="360" w:left="1429"/>
+      </w:pPr>
+      <w:rPr/>
+      <w:start w:val="1"/>
+      <w:suff w:val="tab"/>
+    </w:lvl>
+    <w:lvl w:ilvl="2">
+      <w:isLgl w:val="false"/>
+      <w:lvlJc w:val="right"/>
+      <w:lvlText w:val="%3."/>
+      <w:numFmt w:val="decimal"/>
+      <w:pPr>
+        <w:pBdr/>
+        <w:spacing/>
+        <w:ind w:hanging="360" w:left="2149"/>
+      </w:pPr>
+      <w:rPr/>
+      <w:start w:val="1"/>
+      <w:suff w:val="tab"/>
+    </w:lvl>
+    <w:lvl w:ilvl="3">
+      <w:isLgl w:val="false"/>
+      <w:lvlJc w:val="right"/>
+      <w:lvlText w:val="%4."/>
+      <w:numFmt w:val="decimal"/>
+      <w:pPr>
+        <w:pBdr/>
+        <w:spacing/>
+        <w:ind w:hanging="360" w:left="2869"/>
+      </w:pPr>
+      <w:rPr/>
+      <w:start w:val="1"/>
+      <w:suff w:val="tab"/>
+    </w:lvl>
+    <w:lvl w:ilvl="4">
+      <w:isLgl w:val="false"/>
+      <w:lvlJc w:val="right"/>
+      <w:lvlText w:val="%5."/>
+      <w:numFmt w:val="decimal"/>
+      <w:pPr>
+        <w:pBdr/>
+        <w:spacing/>
+        <w:ind w:hanging="360" w:left="3589"/>
+      </w:pPr>
+      <w:rPr/>
+      <w:start w:val="1"/>
+      <w:suff w:val="tab"/>
+    </w:lvl>
+    <w:lvl w:ilvl="5">
+      <w:isLgl w:val="false"/>
+      <w:lvlJc w:val="right"/>
+      <w:lvlText w:val="%6."/>
+      <w:numFmt w:val="decimal"/>
+      <w:pPr>
+        <w:pBdr/>
+        <w:spacing/>
+        <w:ind w:hanging="360" w:left="4309"/>
+      </w:pPr>
+      <w:rPr/>
+      <w:start w:val="1"/>
+      <w:suff w:val="tab"/>
+    </w:lvl>
+    <w:lvl w:ilvl="6">
+      <w:isLgl w:val="false"/>
+      <w:lvlJc w:val="right"/>
+      <w:lvlText w:val="%7."/>
+      <w:numFmt w:val="decimal"/>
+      <w:pPr>
+        <w:pBdr/>
+        <w:spacing/>
+        <w:ind w:hanging="360" w:left="5029"/>
+      </w:pPr>
+      <w:rPr/>
+      <w:start w:val="1"/>
+      <w:suff w:val="tab"/>
+    </w:lvl>
+    <w:lvl w:ilvl="7">
+      <w:isLgl w:val="false"/>
+      <w:lvlJc w:val="right"/>
+      <w:lvlText w:val="%8."/>
+      <w:numFmt w:val="decimal"/>
+      <w:pPr>
+        <w:pBdr/>
+        <w:spacing/>
+        <w:ind w:hanging="360" w:left="5749"/>
+      </w:pPr>
+      <w:rPr/>
+      <w:start w:val="1"/>
+      <w:suff w:val="tab"/>
+    </w:lvl>
+    <w:lvl w:ilvl="8">
+      <w:isLgl w:val="false"/>
+      <w:lvlJc w:val="right"/>
+      <w:lvlText w:val="%9."/>
+      <w:numFmt w:val="decimal"/>
+      <w:pPr>
+        <w:pBdr/>
+        <w:spacing/>
+        <w:ind w:hanging="360" w:left="6469"/>
+      </w:pPr>
+      <w:rPr/>
+      <w:start w:val="1"/>
+      <w:suff w:val="tab"/>
+    </w:lvl>
+  </w:abstractNum>
+  <w:abstractNum w:abstractNumId="6">
+    <w:nsid w:val="2032DCF1"/>
+    <w:lvl w:ilvl="0">
+      <w:isLgl w:val="false"/>
+      <w:lvlJc w:val="left"/>
+      <w:lvlText w:val="·"/>
+      <w:numFmt w:val="bullet"/>
+      <w:pPr>
+        <w:pBdr/>
+        <w:spacing/>
+        <w:ind w:hanging="360" w:left="709"/>
+      </w:pPr>
+      <w:rPr>
+        <w:rFonts w:hint="default" w:ascii="Symbol" w:hAnsi="Symbol" w:eastAsia="Symbol" w:cs="Symbol"/>
+      </w:rPr>
+      <w:start w:val="1"/>
+      <w:suff w:val="tab"/>
+    </w:lvl>
+    <w:lvl w:ilvl="1">
+      <w:isLgl w:val="false"/>
+      <w:lvlJc w:val="left"/>
+      <w:lvlText w:val="o"/>
+      <w:numFmt w:val="bullet"/>
+      <w:pPr>
+        <w:pBdr/>
+        <w:spacing/>
+        <w:ind w:hanging="360" w:left="1429"/>
+      </w:pPr>
+      <w:rPr>
+        <w:rFonts w:hint="default" w:ascii="Courier New" w:hAnsi="Courier New" w:eastAsia="Courier New" w:cs="Courier New"/>
+      </w:rPr>
+      <w:start w:val="1"/>
+      <w:suff w:val="tab"/>
+    </w:lvl>
+    <w:lvl w:ilvl="2">
+      <w:isLgl w:val="false"/>
+      <w:lvlJc w:val="left"/>
+      <w:lvlText w:val="§"/>
+      <w:numFmt w:val="bullet"/>
+      <w:pPr>
+        <w:pBdr/>
+        <w:spacing/>
+        <w:ind w:hanging="360" w:left="2149"/>
+      </w:pPr>
+      <w:rPr>
+        <w:rFonts w:hint="default" w:ascii="Wingdings" w:hAnsi="Wingdings" w:eastAsia="Wingdings" w:cs="Wingdings"/>
+      </w:rPr>
+      <w:start w:val="1"/>
+      <w:suff w:val="tab"/>
+    </w:lvl>
+    <w:lvl w:ilvl="3">
+      <w:isLgl w:val="false"/>
+      <w:lvlJc w:val="left"/>
+      <w:lvlText w:val="·"/>
+      <w:numFmt w:val="bullet"/>
+      <w:pPr>
+        <w:pBdr/>
+        <w:spacing/>
+        <w:ind w:hanging="360" w:left="2869"/>
+      </w:pPr>
+      <w:rPr>
+        <w:rFonts w:hint="default" w:ascii="Symbol" w:hAnsi="Symbol" w:eastAsia="Symbol" w:cs="Symbol"/>
+      </w:rPr>
+      <w:start w:val="1"/>
+      <w:suff w:val="tab"/>
+    </w:lvl>
+    <w:lvl w:ilvl="4">
+      <w:isLgl w:val="false"/>
+      <w:lvlJc w:val="left"/>
+      <w:lvlText w:val="o"/>
+      <w:numFmt w:val="bullet"/>
+      <w:pPr>
+        <w:pBdr/>
+        <w:spacing/>
+        <w:ind w:hanging="360" w:left="3589"/>
+      </w:pPr>
+      <w:rPr>
+        <w:rFonts w:hint="default" w:ascii="Courier New" w:hAnsi="Courier New" w:eastAsia="Courier New" w:cs="Courier New"/>
+      </w:rPr>
+      <w:start w:val="1"/>
+      <w:suff w:val="tab"/>
+    </w:lvl>
+    <w:lvl w:ilvl="5">
+      <w:isLgl w:val="false"/>
+      <w:lvlJc w:val="left"/>
+      <w:lvlText w:val="§"/>
+      <w:numFmt w:val="bullet"/>
+      <w:pPr>
+        <w:pBdr/>
+        <w:spacing/>
+        <w:ind w:hanging="360" w:left="4309"/>
+      </w:pPr>
+      <w:rPr>
+        <w:rFonts w:hint="default" w:ascii="Wingdings" w:hAnsi="Wingdings" w:eastAsia="Wingdings" w:cs="Wingdings"/>
+      </w:rPr>
+      <w:start w:val="1"/>
+      <w:suff w:val="tab"/>
+    </w:lvl>
+    <w:lvl w:ilvl="6">
+      <w:isLgl w:val="false"/>
+      <w:lvlJc w:val="left"/>
+      <w:lvlText w:val="·"/>
+      <w:numFmt w:val="bullet"/>
+      <w:pPr>
+        <w:pBdr/>
+        <w:spacing/>
+        <w:ind w:hanging="360" w:left="5029"/>
+      </w:pPr>
+      <w:rPr>
+        <w:rFonts w:hint="default" w:ascii="Symbol" w:hAnsi="Symbol" w:eastAsia="Symbol" w:cs="Symbol"/>
+      </w:rPr>
+      <w:start w:val="1"/>
+      <w:suff w:val="tab"/>
+    </w:lvl>
+    <w:lvl w:ilvl="7">
+      <w:isLgl w:val="false"/>
+      <w:lvlJc w:val="left"/>
+      <w:lvlText w:val="o"/>
+      <w:numFmt w:val="bullet"/>
+      <w:pPr>
+        <w:pBdr/>
+        <w:spacing/>
+        <w:ind w:hanging="360" w:left="5749"/>
+      </w:pPr>
+      <w:rPr>
+        <w:rFonts w:hint="default" w:ascii="Courier New" w:hAnsi="Courier New" w:eastAsia="Courier New" w:cs="Courier New"/>
+      </w:rPr>
+      <w:start w:val="1"/>
+      <w:suff w:val="tab"/>
+    </w:lvl>
+    <w:lvl w:ilvl="8">
+      <w:isLgl w:val="false"/>
+      <w:lvlJc w:val="left"/>
+      <w:lvlText w:val="§"/>
+      <w:numFmt w:val="bullet"/>
+      <w:pPr>
+        <w:pBdr/>
+        <w:spacing/>
+        <w:ind w:hanging="360" w:left="6469"/>
+      </w:pPr>
+      <w:rPr>
+        <w:rFonts w:hint="default" w:ascii="Wingdings" w:hAnsi="Wingdings" w:eastAsia="Wingdings" w:cs="Wingdings"/>
+      </w:rPr>
+      <w:start w:val="1"/>
+      <w:suff w:val="tab"/>
+    </w:lvl>
+  </w:abstractNum>
+  <w:abstractNum w:abstractNumId="7">
+    <w:nsid w:val="09622B9A"/>
+    <w:lvl w:ilvl="0">
+      <w:isLgl w:val="false"/>
+      <w:lvlJc w:val="right"/>
+      <w:lvlText w:val="%1."/>
+      <w:numFmt w:val="decimal"/>
+      <w:pPr>
+        <w:pBdr/>
+        <w:spacing/>
+        <w:ind w:hanging="360" w:left="709"/>
+      </w:pPr>
+      <w:rPr/>
+      <w:start w:val="1"/>
+      <w:suff w:val="tab"/>
+    </w:lvl>
+    <w:lvl w:ilvl="1">
+      <w:isLgl w:val="false"/>
+      <w:lvlJc w:val="right"/>
+      <w:lvlText w:val="%2."/>
+      <w:numFmt w:val="decimal"/>
+      <w:pPr>
+        <w:pBdr/>
+        <w:spacing/>
+        <w:ind w:hanging="360" w:left="1429"/>
+      </w:pPr>
+      <w:rPr/>
+      <w:start w:val="1"/>
+      <w:suff w:val="tab"/>
+    </w:lvl>
+    <w:lvl w:ilvl="2">
+      <w:isLgl w:val="false"/>
+      <w:lvlJc w:val="right"/>
+      <w:lvlText w:val="%3."/>
+      <w:numFmt w:val="decimal"/>
+      <w:pPr>
+        <w:pBdr/>
+        <w:spacing/>
+        <w:ind w:hanging="360" w:left="2149"/>
+      </w:pPr>
+      <w:rPr/>
+      <w:start w:val="1"/>
+      <w:suff w:val="tab"/>
+    </w:lvl>
+    <w:lvl w:ilvl="3">
+      <w:isLgl w:val="false"/>
+      <w:lvlJc w:val="right"/>
+      <w:lvlText w:val="%4."/>
+      <w:numFmt w:val="decimal"/>
+      <w:pPr>
+        <w:pBdr/>
+        <w:spacing/>
+        <w:ind w:hanging="360" w:left="2869"/>
+      </w:pPr>
+      <w:rPr/>
+      <w:start w:val="1"/>
+      <w:suff w:val="tab"/>
+    </w:lvl>
+    <w:lvl w:ilvl="4">
+      <w:isLgl w:val="false"/>
+      <w:lvlJc w:val="right"/>
+      <w:lvlText w:val="%5."/>
+      <w:numFmt w:val="decimal"/>
+      <w:pPr>
+        <w:pBdr/>
+        <w:spacing/>
+        <w:ind w:hanging="360" w:left="3589"/>
+      </w:pPr>
+      <w:rPr/>
+      <w:start w:val="1"/>
+      <w:suff w:val="tab"/>
+    </w:lvl>
+    <w:lvl w:ilvl="5">
+      <w:isLgl w:val="false"/>
+      <w:lvlJc w:val="right"/>
+      <w:lvlText w:val="%6."/>
+      <w:numFmt w:val="decimal"/>
+      <w:pPr>
+        <w:pBdr/>
+        <w:spacing/>
+        <w:ind w:hanging="360" w:left="4309"/>
+      </w:pPr>
+      <w:rPr/>
+      <w:start w:val="1"/>
+      <w:suff w:val="tab"/>
+    </w:lvl>
+    <w:lvl w:ilvl="6">
+      <w:isLgl w:val="false"/>
+      <w:lvlJc w:val="right"/>
+      <w:lvlText w:val="%7."/>
+      <w:numFmt w:val="decimal"/>
+      <w:pPr>
+        <w:pBdr/>
+        <w:spacing/>
+        <w:ind w:hanging="360" w:left="5029"/>
+      </w:pPr>
+      <w:rPr/>
+      <w:start w:val="1"/>
+      <w:suff w:val="tab"/>
+    </w:lvl>
+    <w:lvl w:ilvl="7">
+      <w:isLgl w:val="false"/>
+      <w:lvlJc w:val="right"/>
+      <w:lvlText w:val="%8."/>
+      <w:numFmt w:val="decimal"/>
+      <w:pPr>
+        <w:pBdr/>
+        <w:spacing/>
+        <w:ind w:hanging="360" w:left="5749"/>
+      </w:pPr>
+      <w:rPr/>
+      <w:start w:val="1"/>
+      <w:suff w:val="tab"/>
+    </w:lvl>
+    <w:lvl w:ilvl="8">
+      <w:isLgl w:val="false"/>
+      <w:lvlJc w:val="right"/>
+      <w:lvlText w:val="%9."/>
+      <w:numFmt w:val="decimal"/>
+      <w:pPr>
+        <w:pBdr/>
+        <w:spacing/>
+        <w:ind w:hanging="360" w:left="6469"/>
+      </w:pPr>
+      <w:rPr/>
+      <w:start w:val="1"/>
+      <w:suff w:val="tab"/>
+    </w:lvl>
+  </w:abstractNum>
+  <w:num w:numId="1">
+    <w:abstractNumId w:val="0"/>
+  </w:num>
+  <w:num w:numId="2">
+    <w:abstractNumId w:val="1"/>
+  </w:num>
+  <w:num w:numId="3">
+    <w:abstractNumId w:val="2"/>
+  </w:num>
+  <w:num w:numId="4">
+    <w:abstractNumId w:val="3"/>
+  </w:num>
+  <w:num w:numId="5">
+    <w:abstractNumId w:val="4"/>
+  </w:num>
+  <w:num w:numId="6">
+    <w:abstractNumId w:val="5"/>
+  </w:num>
+  <w:num w:numId="7">
+    <w:abstractNumId w:val="6"/>
+  </w:num>
+  <w:num w:numId="8">
+    <w:abstractNumId w:val="7"/>
+  </w:num>
+</w:numbering>
 </file>
 
 <file path=word/styles.xml><?xml version="1.0" encoding="utf-8"?>

--- a/Documentation Files/User Guide/User Guide.docx
+++ b/Documentation Files/User Guide/User Guide.docx
@@ -4,7 +4,7 @@
   <w:body>
     <w:p>
       <w:pPr>
-        <w:pStyle w:val="139"/>
+        <w:pStyle w:val="843"/>
         <w:pBdr>
           <w:top w:val="none" w:color="000000" w:sz="4" w:space="0"/>
           <w:left w:val="none" w:color="000000" w:sz="4" w:space="0"/>
@@ -36,6 +36,13 @@
           <w:szCs w:val="36"/>
         </w:rPr>
       </w:r>
+      <w:r>
+        <w:rPr>
+          <w:rFonts w:ascii="Caladea" w:hAnsi="Caladea" w:cs="Caladea"/>
+          <w:sz w:val="36"/>
+          <w:szCs w:val="36"/>
+        </w:rPr>
+      </w:r>
     </w:p>
     <w:p>
       <w:pPr>
@@ -74,10 +81,15 @@
           <w:rFonts w:ascii="Caladea" w:hAnsi="Caladea" w:eastAsia="Caladea" w:cs="Caladea"/>
         </w:rPr>
       </w:r>
+      <w:r>
+        <w:rPr>
+          <w:rFonts w:ascii="Caladea" w:hAnsi="Caladea" w:cs="Caladea"/>
+        </w:rPr>
+      </w:r>
     </w:p>
     <w:p>
       <w:pPr>
-        <w:pStyle w:val="140"/>
+        <w:pStyle w:val="844"/>
         <w:pBdr>
           <w:top w:val="none" w:color="000000" w:sz="4" w:space="0"/>
           <w:left w:val="none" w:color="000000" w:sz="4" w:space="0"/>
@@ -109,6 +121,13 @@
           <w:szCs w:val="32"/>
         </w:rPr>
       </w:r>
+      <w:r>
+        <w:rPr>
+          <w:rFonts w:ascii="Caladea" w:hAnsi="Caladea" w:cs="Caladea"/>
+          <w:sz w:val="32"/>
+          <w:szCs w:val="32"/>
+        </w:rPr>
+      </w:r>
     </w:p>
     <w:p>
       <w:pPr>
@@ -139,10 +158,15 @@
           <w:rFonts w:ascii="Caladea" w:hAnsi="Caladea" w:eastAsia="Caladea" w:cs="Caladea"/>
         </w:rPr>
       </w:r>
+      <w:r>
+        <w:rPr>
+          <w:rFonts w:ascii="Caladea" w:hAnsi="Caladea" w:cs="Caladea"/>
+        </w:rPr>
+      </w:r>
     </w:p>
     <w:p>
       <w:pPr>
-        <w:pStyle w:val="668"/>
+        <w:pStyle w:val="906"/>
         <w:numPr>
           <w:ilvl w:val="0"/>
           <w:numId w:val="7"/>
@@ -172,10 +196,15 @@
           <w:rFonts w:ascii="Caladea" w:hAnsi="Caladea" w:eastAsia="Caladea" w:cs="Caladea"/>
         </w:rPr>
       </w:r>
+      <w:r>
+        <w:rPr>
+          <w:rFonts w:ascii="Caladea" w:hAnsi="Caladea" w:cs="Caladea"/>
+        </w:rPr>
+      </w:r>
     </w:p>
     <w:p>
       <w:pPr>
-        <w:pStyle w:val="668"/>
+        <w:pStyle w:val="906"/>
         <w:numPr>
           <w:ilvl w:val="0"/>
           <w:numId w:val="7"/>
@@ -205,10 +234,15 @@
           <w:rFonts w:ascii="Caladea" w:hAnsi="Caladea" w:eastAsia="Caladea" w:cs="Caladea"/>
         </w:rPr>
       </w:r>
+      <w:r>
+        <w:rPr>
+          <w:rFonts w:ascii="Caladea" w:hAnsi="Caladea" w:cs="Caladea"/>
+        </w:rPr>
+      </w:r>
     </w:p>
     <w:p>
       <w:pPr>
-        <w:pStyle w:val="668"/>
+        <w:pStyle w:val="906"/>
         <w:numPr>
           <w:ilvl w:val="0"/>
           <w:numId w:val="7"/>
@@ -238,10 +272,15 @@
           <w:rFonts w:ascii="Caladea" w:hAnsi="Caladea" w:eastAsia="Caladea" w:cs="Caladea"/>
         </w:rPr>
       </w:r>
+      <w:r>
+        <w:rPr>
+          <w:rFonts w:ascii="Caladea" w:hAnsi="Caladea" w:cs="Caladea"/>
+        </w:rPr>
+      </w:r>
     </w:p>
     <w:p>
       <w:pPr>
-        <w:pStyle w:val="668"/>
+        <w:pStyle w:val="906"/>
         <w:numPr>
           <w:ilvl w:val="0"/>
           <w:numId w:val="7"/>
@@ -271,10 +310,15 @@
           <w:rFonts w:ascii="Caladea" w:hAnsi="Caladea" w:eastAsia="Caladea" w:cs="Caladea"/>
         </w:rPr>
       </w:r>
+      <w:r>
+        <w:rPr>
+          <w:rFonts w:ascii="Caladea" w:hAnsi="Caladea" w:cs="Caladea"/>
+        </w:rPr>
+      </w:r>
     </w:p>
     <w:p>
       <w:pPr>
-        <w:pStyle w:val="668"/>
+        <w:pStyle w:val="906"/>
         <w:numPr>
           <w:ilvl w:val="0"/>
           <w:numId w:val="7"/>
@@ -304,10 +348,15 @@
           <w:rFonts w:ascii="Caladea" w:hAnsi="Caladea" w:eastAsia="Caladea" w:cs="Caladea"/>
         </w:rPr>
       </w:r>
+      <w:r>
+        <w:rPr>
+          <w:rFonts w:ascii="Caladea" w:hAnsi="Caladea" w:cs="Caladea"/>
+        </w:rPr>
+      </w:r>
     </w:p>
     <w:p>
       <w:pPr>
-        <w:pStyle w:val="668"/>
+        <w:pStyle w:val="906"/>
         <w:numPr>
           <w:ilvl w:val="0"/>
           <w:numId w:val="7"/>
@@ -337,6 +386,11 @@
           <w:rFonts w:ascii="Caladea" w:hAnsi="Caladea" w:eastAsia="Caladea" w:cs="Caladea"/>
         </w:rPr>
       </w:r>
+      <w:r>
+        <w:rPr>
+          <w:rFonts w:ascii="Caladea" w:hAnsi="Caladea" w:cs="Caladea"/>
+        </w:rPr>
+      </w:r>
     </w:p>
     <w:p>
       <w:pPr>
@@ -365,10 +419,15 @@
           <w:rFonts w:ascii="Caladea" w:hAnsi="Caladea" w:eastAsia="Caladea" w:cs="Caladea"/>
         </w:rPr>
       </w:r>
+      <w:r>
+        <w:rPr>
+          <w:rFonts w:ascii="Caladea" w:hAnsi="Caladea" w:cs="Caladea"/>
+        </w:rPr>
+      </w:r>
     </w:p>
     <w:p>
       <w:pPr>
-        <w:pStyle w:val="140"/>
+        <w:pStyle w:val="844"/>
         <w:pBdr>
           <w:top w:val="none" w:color="000000" w:sz="4" w:space="0"/>
           <w:left w:val="none" w:color="000000" w:sz="4" w:space="0"/>
@@ -400,10 +459,17 @@
           <w:szCs w:val="28"/>
         </w:rPr>
       </w:r>
+      <w:r>
+        <w:rPr>
+          <w:rFonts w:ascii="Caladea" w:hAnsi="Caladea" w:cs="Caladea"/>
+          <w:sz w:val="32"/>
+          <w:szCs w:val="28"/>
+        </w:rPr>
+      </w:r>
     </w:p>
     <w:p>
       <w:pPr>
-        <w:pStyle w:val="141"/>
+        <w:pStyle w:val="845"/>
         <w:pBdr>
           <w:top w:val="none" w:color="000000" w:sz="4" w:space="0"/>
           <w:left w:val="none" w:color="000000" w:sz="4" w:space="0"/>
@@ -435,10 +501,17 @@
           <w:bCs w:val="0"/>
         </w:rPr>
       </w:r>
+      <w:r>
+        <w:rPr>
+          <w:rFonts w:ascii="Caladea" w:hAnsi="Caladea" w:cs="Caladea"/>
+          <w:b w:val="0"/>
+          <w:bCs w:val="0"/>
+        </w:rPr>
+      </w:r>
     </w:p>
     <w:p>
       <w:pPr>
-        <w:pStyle w:val="668"/>
+        <w:pStyle w:val="906"/>
         <w:numPr>
           <w:ilvl w:val="0"/>
           <w:numId w:val="8"/>
@@ -484,19 +557,17 @@
       <w:r>
         <w:rPr>
           <w:rFonts w:ascii="Caladea" w:hAnsi="Caladea" w:eastAsia="Caladea" w:cs="Caladea"/>
-          <w:color w:val="000000"/>
-          <w:sz w:val="24"/>
         </w:rPr>
       </w:r>
       <w:r>
         <w:rPr>
-          <w:rFonts w:ascii="Caladea" w:hAnsi="Caladea" w:eastAsia="Caladea" w:cs="Caladea"/>
+          <w:rFonts w:ascii="Caladea" w:hAnsi="Caladea" w:cs="Caladea"/>
         </w:rPr>
       </w:r>
     </w:p>
     <w:p>
       <w:pPr>
-        <w:pStyle w:val="668"/>
+        <w:pStyle w:val="906"/>
         <w:numPr>
           <w:ilvl w:val="0"/>
           <w:numId w:val="8"/>
@@ -542,6 +613,11 @@
         <w:rPr>
           <w:rFonts w:ascii="Caladea" w:hAnsi="Caladea" w:eastAsia="Caladea" w:cs="Caladea"/>
           <w:sz w:val="24"/>
+        </w:rPr>
+      </w:r>
+      <w:r>
+        <w:rPr>
+          <w:rFonts w:ascii="Caladea" w:hAnsi="Caladea" w:cs="Caladea"/>
         </w:rPr>
       </w:r>
     </w:p>
@@ -651,16 +727,15 @@
       </w:r>
       <w:r>
         <w:rPr>
-          <w:rFonts w:ascii="Caladea" w:hAnsi="Caladea" w:eastAsia="Caladea" w:cs="Caladea"/>
-          <w:color w:val="000000"/>
+          <w:rFonts w:ascii="Caladea" w:hAnsi="Caladea" w:cs="Caladea"/>
           <w:sz w:val="24"/>
-          <w:highlight w:val="none"/>
+          <w:szCs w:val="24"/>
         </w:rPr>
       </w:r>
     </w:p>
     <w:p>
       <w:pPr>
-        <w:pStyle w:val="141"/>
+        <w:pStyle w:val="845"/>
         <w:pBdr>
           <w:top w:val="none" w:color="000000" w:sz="4" w:space="0"/>
           <w:left w:val="none" w:color="000000" w:sz="4" w:space="0"/>
@@ -695,17 +770,15 @@
       </w:r>
       <w:r>
         <w:rPr>
-          <w:rFonts w:ascii="Caladea" w:hAnsi="Caladea" w:eastAsia="Caladea" w:cs="Caladea"/>
-          <w:b/>
-          <w:color w:val="000000"/>
+          <w:rFonts w:ascii="Caladea" w:hAnsi="Caladea" w:cs="Caladea"/>
           <w:sz w:val="28"/>
-          <w:highlight w:val="none"/>
+          <w:szCs w:val="28"/>
         </w:rPr>
       </w:r>
     </w:p>
     <w:p>
       <w:pPr>
-        <w:pStyle w:val="141"/>
+        <w:pStyle w:val="845"/>
         <w:pBdr>
           <w:top w:val="none" w:color="000000" w:sz="4" w:space="0"/>
           <w:left w:val="none" w:color="000000" w:sz="4" w:space="0"/>
@@ -741,10 +814,21 @@
           <w:bCs w:val="0"/>
         </w:rPr>
       </w:r>
+      <w:r>
+        <w:rPr>
+          <w:rFonts w:ascii="Caladea" w:hAnsi="Caladea" w:cs="Caladea"/>
+          <w:b w:val="0"/>
+          <w:bCs w:val="0"/>
+          <w:color w:val="000000"/>
+          <w:sz w:val="28"/>
+          <w:szCs w:val="28"/>
+          <w:highlight w:val="none"/>
+        </w:rPr>
+      </w:r>
     </w:p>
     <w:p>
       <w:pPr>
-        <w:pStyle w:val="668"/>
+        <w:pStyle w:val="906"/>
         <w:numPr>
           <w:ilvl w:val="0"/>
           <w:numId w:val="5"/>
@@ -807,10 +891,15 @@
           <w:rFonts w:ascii="Caladea" w:hAnsi="Caladea" w:eastAsia="Caladea" w:cs="Caladea"/>
         </w:rPr>
       </w:r>
+      <w:r>
+        <w:rPr>
+          <w:rFonts w:ascii="Caladea" w:hAnsi="Caladea" w:cs="Caladea"/>
+        </w:rPr>
+      </w:r>
     </w:p>
     <w:p>
       <w:pPr>
-        <w:pStyle w:val="668"/>
+        <w:pStyle w:val="906"/>
         <w:numPr>
           <w:ilvl w:val="0"/>
           <w:numId w:val="5"/>
@@ -840,10 +929,15 @@
           <w:rFonts w:ascii="Caladea" w:hAnsi="Caladea" w:eastAsia="Caladea" w:cs="Caladea"/>
         </w:rPr>
       </w:r>
+      <w:r>
+        <w:rPr>
+          <w:rFonts w:ascii="Caladea" w:hAnsi="Caladea" w:cs="Caladea"/>
+        </w:rPr>
+      </w:r>
     </w:p>
     <w:p>
       <w:pPr>
-        <w:pStyle w:val="140"/>
+        <w:pStyle w:val="844"/>
         <w:pBdr>
           <w:top w:val="none" w:color="000000" w:sz="4" w:space="0"/>
           <w:left w:val="none" w:color="000000" w:sz="4" w:space="0"/>
@@ -875,6 +969,13 @@
           <w:szCs w:val="28"/>
         </w:rPr>
       </w:r>
+      <w:r>
+        <w:rPr>
+          <w:rFonts w:ascii="Caladea" w:hAnsi="Caladea" w:cs="Caladea"/>
+          <w:sz w:val="32"/>
+          <w:szCs w:val="28"/>
+        </w:rPr>
+      </w:r>
     </w:p>
     <w:p>
       <w:pPr>
@@ -903,10 +1004,15 @@
           <w:rFonts w:ascii="Caladea" w:hAnsi="Caladea" w:eastAsia="Caladea" w:cs="Caladea"/>
         </w:rPr>
       </w:r>
+      <w:r>
+        <w:rPr>
+          <w:rFonts w:ascii="Caladea" w:hAnsi="Caladea" w:cs="Caladea"/>
+        </w:rPr>
+      </w:r>
     </w:p>
     <w:p>
       <w:pPr>
-        <w:pStyle w:val="141"/>
+        <w:pStyle w:val="845"/>
         <w:pBdr>
           <w:top w:val="none" w:color="000000" w:sz="4" w:space="0"/>
           <w:left w:val="none" w:color="000000" w:sz="4" w:space="0"/>
@@ -938,10 +1044,17 @@
           <w:bCs w:val="0"/>
         </w:rPr>
       </w:r>
+      <w:r>
+        <w:rPr>
+          <w:rFonts w:ascii="Caladea" w:hAnsi="Caladea" w:cs="Caladea"/>
+          <w:b w:val="0"/>
+          <w:bCs w:val="0"/>
+        </w:rPr>
+      </w:r>
     </w:p>
     <w:p>
       <w:pPr>
-        <w:pStyle w:val="668"/>
+        <w:pStyle w:val="906"/>
         <w:numPr>
           <w:ilvl w:val="0"/>
           <w:numId w:val="6"/>
@@ -1004,10 +1117,15 @@
           <w:rFonts w:ascii="Caladea" w:hAnsi="Caladea" w:eastAsia="Caladea" w:cs="Caladea"/>
         </w:rPr>
       </w:r>
+      <w:r>
+        <w:rPr>
+          <w:rFonts w:ascii="Caladea" w:hAnsi="Caladea" w:cs="Caladea"/>
+        </w:rPr>
+      </w:r>
     </w:p>
     <w:p>
       <w:pPr>
-        <w:pStyle w:val="668"/>
+        <w:pStyle w:val="906"/>
         <w:numPr>
           <w:ilvl w:val="0"/>
           <w:numId w:val="6"/>
@@ -1070,10 +1188,15 @@
           <w:rFonts w:ascii="Caladea" w:hAnsi="Caladea" w:eastAsia="Caladea" w:cs="Caladea"/>
         </w:rPr>
       </w:r>
+      <w:r>
+        <w:rPr>
+          <w:rFonts w:ascii="Caladea" w:hAnsi="Caladea" w:cs="Caladea"/>
+        </w:rPr>
+      </w:r>
     </w:p>
     <w:p>
       <w:pPr>
-        <w:pStyle w:val="668"/>
+        <w:pStyle w:val="906"/>
         <w:numPr>
           <w:ilvl w:val="0"/>
           <w:numId w:val="6"/>
@@ -1120,10 +1243,15 @@
           <w:rFonts w:ascii="Caladea" w:hAnsi="Caladea" w:eastAsia="Caladea" w:cs="Caladea"/>
         </w:rPr>
       </w:r>
+      <w:r>
+        <w:rPr>
+          <w:rFonts w:ascii="Caladea" w:hAnsi="Caladea" w:cs="Caladea"/>
+        </w:rPr>
+      </w:r>
     </w:p>
     <w:p>
       <w:pPr>
-        <w:pStyle w:val="668"/>
+        <w:pStyle w:val="906"/>
         <w:numPr>
           <w:ilvl w:val="0"/>
           <w:numId w:val="6"/>
@@ -1153,6 +1281,11 @@
           <w:rFonts w:ascii="Caladea" w:hAnsi="Caladea" w:eastAsia="Caladea" w:cs="Caladea"/>
         </w:rPr>
       </w:r>
+      <w:r>
+        <w:rPr>
+          <w:rFonts w:ascii="Caladea" w:hAnsi="Caladea" w:cs="Caladea"/>
+        </w:rPr>
+      </w:r>
     </w:p>
     <w:p>
       <w:pPr>
@@ -1190,10 +1323,15 @@
           <w:rFonts w:ascii="Caladea" w:hAnsi="Caladea" w:eastAsia="Caladea" w:cs="Caladea"/>
         </w:rPr>
       </w:r>
+      <w:r>
+        <w:rPr>
+          <w:rFonts w:ascii="Caladea" w:hAnsi="Caladea" w:cs="Caladea"/>
+        </w:rPr>
+      </w:r>
     </w:p>
     <w:p>
       <w:pPr>
-        <w:pStyle w:val="141"/>
+        <w:pStyle w:val="845"/>
         <w:pBdr>
           <w:top w:val="none" w:color="000000" w:sz="4" w:space="0"/>
           <w:left w:val="none" w:color="000000" w:sz="4" w:space="0"/>
@@ -1225,10 +1363,17 @@
           <w:bCs w:val="0"/>
         </w:rPr>
       </w:r>
+      <w:r>
+        <w:rPr>
+          <w:rFonts w:ascii="Caladea" w:hAnsi="Caladea" w:cs="Caladea"/>
+          <w:b w:val="0"/>
+          <w:bCs w:val="0"/>
+        </w:rPr>
+      </w:r>
     </w:p>
     <w:p>
       <w:pPr>
-        <w:pStyle w:val="668"/>
+        <w:pStyle w:val="906"/>
         <w:numPr>
           <w:ilvl w:val="0"/>
           <w:numId w:val="6"/>
@@ -1274,10 +1419,15 @@
           <w:rFonts w:ascii="Caladea" w:hAnsi="Caladea" w:eastAsia="Caladea" w:cs="Caladea"/>
         </w:rPr>
       </w:r>
+      <w:r>
+        <w:rPr>
+          <w:rFonts w:ascii="Caladea" w:hAnsi="Caladea" w:cs="Caladea"/>
+        </w:rPr>
+      </w:r>
     </w:p>
     <w:p>
       <w:pPr>
-        <w:pStyle w:val="668"/>
+        <w:pStyle w:val="906"/>
         <w:numPr>
           <w:ilvl w:val="0"/>
           <w:numId w:val="6"/>
@@ -1307,10 +1457,15 @@
           <w:rFonts w:ascii="Caladea" w:hAnsi="Caladea" w:eastAsia="Caladea" w:cs="Caladea"/>
         </w:rPr>
       </w:r>
+      <w:r>
+        <w:rPr>
+          <w:rFonts w:ascii="Caladea" w:hAnsi="Caladea" w:cs="Caladea"/>
+        </w:rPr>
+      </w:r>
     </w:p>
     <w:p>
       <w:pPr>
-        <w:pStyle w:val="140"/>
+        <w:pStyle w:val="844"/>
         <w:pBdr>
           <w:top w:val="none" w:color="000000" w:sz="4" w:space="0"/>
           <w:left w:val="none" w:color="000000" w:sz="4" w:space="0"/>
@@ -1342,6 +1497,13 @@
           <w:szCs w:val="28"/>
         </w:rPr>
       </w:r>
+      <w:r>
+        <w:rPr>
+          <w:rFonts w:ascii="Caladea" w:hAnsi="Caladea" w:cs="Caladea"/>
+          <w:sz w:val="32"/>
+          <w:szCs w:val="28"/>
+        </w:rPr>
+      </w:r>
     </w:p>
     <w:p>
       <w:pPr>
@@ -1373,6 +1535,15 @@
         <w:rPr>
           <w:rFonts w:ascii="Caladea" w:hAnsi="Caladea" w:eastAsia="Caladea" w:cs="Caladea"/>
           <w:sz w:val="24"/>
+        </w:rPr>
+      </w:r>
+      <w:r>
+        <w:rPr>
+          <w:rFonts w:ascii="Caladea" w:hAnsi="Caladea" w:cs="Caladea"/>
+          <w:color w:val="000000"/>
+          <w:sz w:val="24"/>
+          <w:szCs w:val="24"/>
+          <w:highlight w:val="none"/>
         </w:rPr>
       </w:r>
     </w:p>
@@ -1477,29 +1648,31 @@
       <w:r>
         <w:rPr>
           <w:rFonts w:ascii="Caladea" w:hAnsi="Caladea" w:eastAsia="Caladea" w:cs="Caladea"/>
+          <w:sz w:val="24"/>
+          <w:szCs w:val="24"/>
+        </w:rPr>
+      </w:r>
+      <w:r>
+        <w:rPr>
+          <w:rFonts w:ascii="Caladea" w:hAnsi="Caladea" w:cs="Caladea"/>
           <w:color w:val="000000"/>
           <w:sz w:val="24"/>
+          <w:szCs w:val="24"/>
           <w:highlight w:val="none"/>
-        </w:rPr>
-      </w:r>
-      <w:r>
-        <w:rPr>
-          <w:rFonts w:ascii="Caladea" w:hAnsi="Caladea" w:eastAsia="Caladea" w:cs="Caladea"/>
-          <w:sz w:val="24"/>
-          <w:szCs w:val="24"/>
         </w:rPr>
       </w:r>
     </w:p>
     <w:tbl>
       <w:tblPr>
-        <w:tblStyle w:val="12"/>
+        <w:tblStyle w:val="717"/>
         <w:tblW w:w="0" w:type="auto"/>
         <w:tblBorders/>
+        <w:tblLayout w:type="fixed"/>
         <w:tblLook w:val="04A0" w:firstRow="1" w:lastRow="0" w:firstColumn="1" w:lastColumn="0" w:noHBand="0" w:noVBand="1"/>
       </w:tblPr>
       <w:tblGrid>
-        <w:gridCol w:w="4677"/>
-        <w:gridCol w:w="4677"/>
+        <w:gridCol w:w="2126"/>
+        <w:gridCol w:w="7228"/>
       </w:tblGrid>
       <w:tr>
         <w:trPr>
@@ -1508,7 +1681,7 @@
         <w:tc>
           <w:tcPr>
             <w:tcBorders/>
-            <w:tcW w:w="4677" w:type="dxa"/>
+            <w:tcW w:w="2126" w:type="dxa"/>
           </w:tcPr>
           <w:p>
             <w:pPr>
@@ -1549,12 +1722,11 @@
             </w:r>
             <w:r>
               <w:rPr>
-                <w:rFonts w:ascii="Caladea" w:hAnsi="Caladea" w:eastAsia="Caladea" w:cs="Caladea"/>
+                <w:rFonts w:ascii="Caladea" w:hAnsi="Caladea" w:cs="Caladea"/>
                 <w:b w:val="0"/>
                 <w:bCs w:val="0"/>
                 <w:sz w:val="24"/>
                 <w:szCs w:val="24"/>
-                <w:lang w:val="en" w:bidi="en"/>
                 <w14:ligatures w14:val="none"/>
               </w:rPr>
             </w:r>
@@ -1563,7 +1735,7 @@
         <w:tc>
           <w:tcPr>
             <w:tcBorders/>
-            <w:tcW w:w="4677" w:type="dxa"/>
+            <w:tcW w:w="7228" w:type="dxa"/>
           </w:tcPr>
           <w:p>
             <w:pPr>
@@ -1604,12 +1776,11 @@
             </w:r>
             <w:r>
               <w:rPr>
-                <w:rFonts w:ascii="Caladea" w:hAnsi="Caladea" w:eastAsia="Caladea" w:cs="Caladea"/>
+                <w:rFonts w:ascii="Caladea" w:hAnsi="Caladea" w:cs="Caladea"/>
                 <w:b w:val="0"/>
                 <w:bCs w:val="0"/>
                 <w:sz w:val="24"/>
                 <w:szCs w:val="24"/>
-                <w:lang w:val="en" w:bidi="en"/>
                 <w14:ligatures w14:val="none"/>
               </w:rPr>
             </w:r>
@@ -1621,7 +1792,7 @@
         <w:tc>
           <w:tcPr>
             <w:tcBorders/>
-            <w:tcW w:w="4677" w:type="dxa"/>
+            <w:tcW w:w="2126" w:type="dxa"/>
           </w:tcPr>
           <w:p>
             <w:pPr>
@@ -1662,12 +1833,11 @@
             </w:r>
             <w:r>
               <w:rPr>
-                <w:rFonts w:ascii="Caladea" w:hAnsi="Caladea" w:eastAsia="Caladea" w:cs="Caladea"/>
+                <w:rFonts w:ascii="Caladea" w:hAnsi="Caladea" w:cs="Caladea"/>
                 <w:b w:val="0"/>
                 <w:bCs w:val="0"/>
                 <w:sz w:val="24"/>
                 <w:szCs w:val="24"/>
-                <w:lang w:val="en" w:bidi="en"/>
                 <w14:ligatures w14:val="none"/>
               </w:rPr>
             </w:r>
@@ -1676,7 +1846,7 @@
         <w:tc>
           <w:tcPr>
             <w:tcBorders/>
-            <w:tcW w:w="4677" w:type="dxa"/>
+            <w:tcW w:w="7228" w:type="dxa"/>
           </w:tcPr>
           <w:p>
             <w:pPr>
@@ -1717,12 +1887,11 @@
             </w:r>
             <w:r>
               <w:rPr>
-                <w:rFonts w:ascii="Caladea" w:hAnsi="Caladea" w:eastAsia="Caladea" w:cs="Caladea"/>
+                <w:rFonts w:ascii="Caladea" w:hAnsi="Caladea" w:cs="Caladea"/>
                 <w:b w:val="0"/>
                 <w:bCs w:val="0"/>
                 <w:sz w:val="24"/>
                 <w:szCs w:val="24"/>
-                <w:lang w:val="en" w:bidi="en"/>
                 <w14:ligatures w14:val="none"/>
               </w:rPr>
             </w:r>
@@ -1734,7 +1903,7 @@
         <w:tc>
           <w:tcPr>
             <w:tcBorders/>
-            <w:tcW w:w="4677" w:type="dxa"/>
+            <w:tcW w:w="2126" w:type="dxa"/>
           </w:tcPr>
           <w:p>
             <w:pPr>
@@ -1775,12 +1944,11 @@
             </w:r>
             <w:r>
               <w:rPr>
-                <w:rFonts w:ascii="Caladea" w:hAnsi="Caladea" w:eastAsia="Caladea" w:cs="Caladea"/>
+                <w:rFonts w:ascii="Caladea" w:hAnsi="Caladea" w:cs="Caladea"/>
                 <w:b w:val="0"/>
                 <w:bCs w:val="0"/>
                 <w:sz w:val="24"/>
                 <w:szCs w:val="24"/>
-                <w:lang w:val="en" w:bidi="en"/>
                 <w14:ligatures w14:val="none"/>
               </w:rPr>
             </w:r>
@@ -1789,7 +1957,7 @@
         <w:tc>
           <w:tcPr>
             <w:tcBorders/>
-            <w:tcW w:w="4677" w:type="dxa"/>
+            <w:tcW w:w="7228" w:type="dxa"/>
           </w:tcPr>
           <w:p>
             <w:pPr>
@@ -1830,12 +1998,11 @@
             </w:r>
             <w:r>
               <w:rPr>
-                <w:rFonts w:ascii="Caladea" w:hAnsi="Caladea" w:eastAsia="Caladea" w:cs="Caladea"/>
+                <w:rFonts w:ascii="Caladea" w:hAnsi="Caladea" w:cs="Caladea"/>
                 <w:b w:val="0"/>
                 <w:bCs w:val="0"/>
                 <w:sz w:val="24"/>
                 <w:szCs w:val="24"/>
-                <w:lang w:val="en" w:bidi="en"/>
                 <w14:ligatures w14:val="none"/>
               </w:rPr>
             </w:r>
@@ -1847,7 +2014,7 @@
         <w:tc>
           <w:tcPr>
             <w:tcBorders/>
-            <w:tcW w:w="4677" w:type="dxa"/>
+            <w:tcW w:w="2126" w:type="dxa"/>
           </w:tcPr>
           <w:p>
             <w:pPr>
@@ -1888,12 +2055,11 @@
             </w:r>
             <w:r>
               <w:rPr>
-                <w:rFonts w:ascii="Caladea" w:hAnsi="Caladea" w:eastAsia="Caladea" w:cs="Caladea"/>
+                <w:rFonts w:ascii="Caladea" w:hAnsi="Caladea" w:cs="Caladea"/>
                 <w:b w:val="0"/>
                 <w:bCs w:val="0"/>
                 <w:sz w:val="24"/>
                 <w:szCs w:val="24"/>
-                <w:lang w:val="en" w:bidi="en"/>
                 <w14:ligatures w14:val="none"/>
               </w:rPr>
             </w:r>
@@ -1902,7 +2068,7 @@
         <w:tc>
           <w:tcPr>
             <w:tcBorders/>
-            <w:tcW w:w="4677" w:type="dxa"/>
+            <w:tcW w:w="7228" w:type="dxa"/>
           </w:tcPr>
           <w:p>
             <w:pPr>
@@ -1943,12 +2109,11 @@
             </w:r>
             <w:r>
               <w:rPr>
-                <w:rFonts w:ascii="Caladea" w:hAnsi="Caladea" w:eastAsia="Caladea" w:cs="Caladea"/>
+                <w:rFonts w:ascii="Caladea" w:hAnsi="Caladea" w:cs="Caladea"/>
                 <w:b w:val="0"/>
                 <w:bCs w:val="0"/>
                 <w:sz w:val="24"/>
                 <w:szCs w:val="24"/>
-                <w:lang w:val="en" w:bidi="en"/>
                 <w14:ligatures w14:val="none"/>
               </w:rPr>
             </w:r>
@@ -1960,7 +2125,7 @@
         <w:tc>
           <w:tcPr>
             <w:tcBorders/>
-            <w:tcW w:w="4677" w:type="dxa"/>
+            <w:tcW w:w="2126" w:type="dxa"/>
           </w:tcPr>
           <w:p>
             <w:pPr>
@@ -2001,12 +2166,11 @@
             </w:r>
             <w:r>
               <w:rPr>
-                <w:rFonts w:ascii="Caladea" w:hAnsi="Caladea" w:eastAsia="Caladea" w:cs="Caladea"/>
+                <w:rFonts w:ascii="Caladea" w:hAnsi="Caladea" w:cs="Caladea"/>
                 <w:b w:val="0"/>
                 <w:bCs w:val="0"/>
                 <w:sz w:val="24"/>
                 <w:szCs w:val="24"/>
-                <w:lang w:val="en" w:bidi="en"/>
                 <w14:ligatures w14:val="none"/>
               </w:rPr>
             </w:r>
@@ -2015,7 +2179,7 @@
         <w:tc>
           <w:tcPr>
             <w:tcBorders/>
-            <w:tcW w:w="4677" w:type="dxa"/>
+            <w:tcW w:w="7228" w:type="dxa"/>
           </w:tcPr>
           <w:p>
             <w:pPr>
@@ -2056,12 +2220,11 @@
             </w:r>
             <w:r>
               <w:rPr>
-                <w:rFonts w:ascii="Caladea" w:hAnsi="Caladea" w:eastAsia="Caladea" w:cs="Caladea"/>
+                <w:rFonts w:ascii="Caladea" w:hAnsi="Caladea" w:cs="Caladea"/>
                 <w:b w:val="0"/>
                 <w:bCs w:val="0"/>
                 <w:sz w:val="24"/>
                 <w:szCs w:val="24"/>
-                <w:lang w:val="en" w:bidi="en"/>
                 <w14:ligatures w14:val="none"/>
               </w:rPr>
             </w:r>
@@ -2071,7 +2234,7 @@
     </w:tbl>
     <w:p>
       <w:pPr>
-        <w:pStyle w:val="140"/>
+        <w:pStyle w:val="844"/>
         <w:pBdr>
           <w:top w:val="none" w:color="000000" w:sz="4" w:space="0"/>
           <w:left w:val="none" w:color="000000" w:sz="4" w:space="0"/>
@@ -2112,18 +2275,19 @@
       </w:r>
       <w:r>
         <w:rPr>
-          <w:rFonts w:ascii="Caladea" w:hAnsi="Caladea" w:eastAsia="Caladea" w:cs="Caladea"/>
+          <w:rFonts w:ascii="Caladea" w:hAnsi="Caladea" w:cs="Caladea"/>
           <w:b/>
+          <w:bCs/>
           <w:color w:val="000000"/>
           <w:sz w:val="32"/>
-          <w:szCs w:val="28"/>
+          <w:szCs w:val="32"/>
           <w:highlight w:val="none"/>
         </w:rPr>
       </w:r>
     </w:p>
     <w:p>
       <w:pPr>
-        <w:pStyle w:val="140"/>
+        <w:pStyle w:val="844"/>
         <w:pBdr>
           <w:top w:val="none" w:color="000000" w:sz="4" w:space="0"/>
           <w:left w:val="none" w:color="000000" w:sz="4" w:space="0"/>
@@ -2159,6 +2323,17 @@
           <w:szCs w:val="28"/>
         </w:rPr>
       </w:r>
+      <w:r>
+        <w:rPr>
+          <w:rFonts w:ascii="Caladea" w:hAnsi="Caladea" w:eastAsia="Caladea" w:cs="Caladea"/>
+          <w:b/>
+          <w:bCs/>
+          <w:color w:val="000000"/>
+          <w:sz w:val="32"/>
+          <w:szCs w:val="32"/>
+          <w:highlight w:val="none"/>
+        </w:rPr>
+      </w:r>
     </w:p>
     <w:p>
       <w:pPr>
@@ -2203,10 +2378,15 @@
           <w:rFonts w:ascii="Caladea" w:hAnsi="Caladea" w:eastAsia="Caladea" w:cs="Caladea"/>
         </w:rPr>
       </w:r>
+      <w:r>
+        <w:rPr>
+          <w:rFonts w:ascii="Caladea" w:hAnsi="Caladea" w:cs="Caladea"/>
+        </w:rPr>
+      </w:r>
     </w:p>
     <w:p>
       <w:pPr>
-        <w:pStyle w:val="141"/>
+        <w:pStyle w:val="845"/>
         <w:pBdr>
           <w:top w:val="none" w:color="000000" w:sz="4" w:space="0"/>
           <w:left w:val="none" w:color="000000" w:sz="4" w:space="0"/>
@@ -2238,6 +2418,13 @@
           <w:bCs w:val="0"/>
         </w:rPr>
       </w:r>
+      <w:r>
+        <w:rPr>
+          <w:rFonts w:ascii="Caladea" w:hAnsi="Caladea" w:cs="Caladea"/>
+          <w:b w:val="0"/>
+          <w:bCs w:val="0"/>
+        </w:rPr>
+      </w:r>
     </w:p>
     <w:p>
       <w:pPr>
@@ -2379,10 +2566,15 @@
           <w:rFonts w:ascii="Caladea" w:hAnsi="Caladea" w:eastAsia="Caladea" w:cs="Caladea"/>
         </w:rPr>
       </w:r>
+      <w:r>
+        <w:rPr>
+          <w:rFonts w:ascii="Caladea" w:hAnsi="Caladea" w:cs="Caladea"/>
+        </w:rPr>
+      </w:r>
     </w:p>
     <w:p>
       <w:pPr>
-        <w:pStyle w:val="141"/>
+        <w:pStyle w:val="845"/>
         <w:pBdr>
           <w:top w:val="none" w:color="000000" w:sz="4" w:space="0"/>
           <w:left w:val="none" w:color="000000" w:sz="4" w:space="0"/>
@@ -2414,10 +2606,17 @@
           <w:bCs w:val="0"/>
         </w:rPr>
       </w:r>
+      <w:r>
+        <w:rPr>
+          <w:rFonts w:ascii="Caladea" w:hAnsi="Caladea" w:cs="Caladea"/>
+          <w:b w:val="0"/>
+          <w:bCs w:val="0"/>
+        </w:rPr>
+      </w:r>
     </w:p>
     <w:p>
       <w:pPr>
-        <w:pStyle w:val="668"/>
+        <w:pStyle w:val="906"/>
         <w:numPr>
           <w:ilvl w:val="0"/>
           <w:numId w:val="4"/>
@@ -2464,10 +2663,15 @@
           <w:rFonts w:ascii="Caladea" w:hAnsi="Caladea" w:eastAsia="Caladea" w:cs="Caladea"/>
         </w:rPr>
       </w:r>
+      <w:r>
+        <w:rPr>
+          <w:rFonts w:ascii="Caladea" w:hAnsi="Caladea" w:cs="Caladea"/>
+        </w:rPr>
+      </w:r>
     </w:p>
     <w:p>
       <w:pPr>
-        <w:pStyle w:val="668"/>
+        <w:pStyle w:val="906"/>
         <w:numPr>
           <w:ilvl w:val="0"/>
           <w:numId w:val="4"/>
@@ -2531,10 +2735,15 @@
           <w:rFonts w:ascii="Caladea" w:hAnsi="Caladea" w:eastAsia="Caladea" w:cs="Caladea"/>
         </w:rPr>
       </w:r>
+      <w:r>
+        <w:rPr>
+          <w:rFonts w:ascii="Caladea" w:hAnsi="Caladea" w:cs="Caladea"/>
+        </w:rPr>
+      </w:r>
     </w:p>
     <w:p>
       <w:pPr>
-        <w:pStyle w:val="141"/>
+        <w:pStyle w:val="845"/>
         <w:pBdr>
           <w:top w:val="none" w:color="000000" w:sz="4" w:space="0"/>
           <w:left w:val="none" w:color="000000" w:sz="4" w:space="0"/>
@@ -2566,6 +2775,13 @@
           <w:bCs w:val="0"/>
         </w:rPr>
       </w:r>
+      <w:r>
+        <w:rPr>
+          <w:rFonts w:ascii="Caladea" w:hAnsi="Caladea" w:cs="Caladea"/>
+          <w:b w:val="0"/>
+          <w:bCs w:val="0"/>
+        </w:rPr>
+      </w:r>
     </w:p>
     <w:p>
       <w:pPr>
@@ -2662,10 +2878,15 @@
           <w:rFonts w:ascii="Caladea" w:hAnsi="Caladea" w:eastAsia="Caladea" w:cs="Caladea"/>
         </w:rPr>
       </w:r>
+      <w:r>
+        <w:rPr>
+          <w:rFonts w:ascii="Caladea" w:hAnsi="Caladea" w:cs="Caladea"/>
+        </w:rPr>
+      </w:r>
     </w:p>
     <w:p>
       <w:pPr>
-        <w:pStyle w:val="141"/>
+        <w:pStyle w:val="845"/>
         <w:pBdr>
           <w:top w:val="none" w:color="000000" w:sz="4" w:space="0"/>
           <w:left w:val="none" w:color="000000" w:sz="4" w:space="0"/>
@@ -2697,10 +2918,17 @@
           <w:bCs w:val="0"/>
         </w:rPr>
       </w:r>
+      <w:r>
+        <w:rPr>
+          <w:rFonts w:ascii="Caladea" w:hAnsi="Caladea" w:cs="Caladea"/>
+          <w:b w:val="0"/>
+          <w:bCs w:val="0"/>
+        </w:rPr>
+      </w:r>
     </w:p>
     <w:p>
       <w:pPr>
-        <w:pStyle w:val="668"/>
+        <w:pStyle w:val="906"/>
         <w:numPr>
           <w:ilvl w:val="0"/>
           <w:numId w:val="4"/>
@@ -2730,10 +2958,15 @@
           <w:rFonts w:ascii="Caladea" w:hAnsi="Caladea" w:eastAsia="Caladea" w:cs="Caladea"/>
         </w:rPr>
       </w:r>
+      <w:r>
+        <w:rPr>
+          <w:rFonts w:ascii="Caladea" w:hAnsi="Caladea" w:cs="Caladea"/>
+        </w:rPr>
+      </w:r>
     </w:p>
     <w:p>
       <w:pPr>
-        <w:pStyle w:val="668"/>
+        <w:pStyle w:val="906"/>
         <w:numPr>
           <w:ilvl w:val="0"/>
           <w:numId w:val="4"/>
@@ -2763,10 +2996,15 @@
           <w:rFonts w:ascii="Caladea" w:hAnsi="Caladea" w:eastAsia="Caladea" w:cs="Caladea"/>
         </w:rPr>
       </w:r>
+      <w:r>
+        <w:rPr>
+          <w:rFonts w:ascii="Caladea" w:hAnsi="Caladea" w:cs="Caladea"/>
+        </w:rPr>
+      </w:r>
     </w:p>
     <w:p>
       <w:pPr>
-        <w:pStyle w:val="140"/>
+        <w:pStyle w:val="844"/>
         <w:pBdr>
           <w:top w:val="none" w:color="000000" w:sz="4" w:space="0"/>
           <w:left w:val="none" w:color="000000" w:sz="4" w:space="0"/>
@@ -2801,17 +3039,15 @@
       </w:r>
       <w:r>
         <w:rPr>
-          <w:rFonts w:ascii="Caladea" w:hAnsi="Caladea" w:eastAsia="Caladea" w:cs="Caladea"/>
-          <w:b/>
-          <w:color w:val="000000"/>
+          <w:rFonts w:ascii="Caladea" w:hAnsi="Caladea" w:cs="Caladea"/>
           <w:sz w:val="36"/>
-          <w:highlight w:val="none"/>
+          <w:szCs w:val="36"/>
         </w:rPr>
       </w:r>
     </w:p>
     <w:p>
       <w:pPr>
-        <w:pStyle w:val="140"/>
+        <w:pStyle w:val="844"/>
         <w:pBdr>
           <w:top w:val="none" w:color="000000" w:sz="4" w:space="0"/>
           <w:left w:val="none" w:color="000000" w:sz="4" w:space="0"/>
@@ -2847,6 +3083,17 @@
           <w:szCs w:val="28"/>
         </w:rPr>
       </w:r>
+      <w:r>
+        <w:rPr>
+          <w:rFonts w:ascii="Caladea" w:hAnsi="Caladea" w:cs="Caladea"/>
+          <w:b/>
+          <w:bCs/>
+          <w:color w:val="000000"/>
+          <w:sz w:val="32"/>
+          <w:szCs w:val="32"/>
+          <w:highlight w:val="none"/>
+        </w:rPr>
+      </w:r>
     </w:p>
     <w:p>
       <w:pPr>
@@ -2892,10 +3139,15 @@
           <w:rFonts w:ascii="Caladea" w:hAnsi="Caladea" w:eastAsia="Caladea" w:cs="Caladea"/>
         </w:rPr>
       </w:r>
+      <w:r>
+        <w:rPr>
+          <w:rFonts w:ascii="Caladea" w:hAnsi="Caladea" w:cs="Caladea"/>
+        </w:rPr>
+      </w:r>
     </w:p>
     <w:p>
       <w:pPr>
-        <w:pStyle w:val="668"/>
+        <w:pStyle w:val="906"/>
         <w:numPr>
           <w:ilvl w:val="0"/>
           <w:numId w:val="3"/>
@@ -2925,10 +3177,15 @@
           <w:rFonts w:ascii="Caladea" w:hAnsi="Caladea" w:eastAsia="Caladea" w:cs="Caladea"/>
         </w:rPr>
       </w:r>
+      <w:r>
+        <w:rPr>
+          <w:rFonts w:ascii="Caladea" w:hAnsi="Caladea" w:cs="Caladea"/>
+        </w:rPr>
+      </w:r>
     </w:p>
     <w:p>
       <w:pPr>
-        <w:pStyle w:val="668"/>
+        <w:pStyle w:val="906"/>
         <w:numPr>
           <w:ilvl w:val="0"/>
           <w:numId w:val="3"/>
@@ -2958,10 +3215,15 @@
           <w:rFonts w:ascii="Caladea" w:hAnsi="Caladea" w:eastAsia="Caladea" w:cs="Caladea"/>
         </w:rPr>
       </w:r>
+      <w:r>
+        <w:rPr>
+          <w:rFonts w:ascii="Caladea" w:hAnsi="Caladea" w:cs="Caladea"/>
+        </w:rPr>
+      </w:r>
     </w:p>
     <w:p>
       <w:pPr>
-        <w:pStyle w:val="668"/>
+        <w:pStyle w:val="906"/>
         <w:numPr>
           <w:ilvl w:val="0"/>
           <w:numId w:val="3"/>
@@ -3008,10 +3270,15 @@
           <w:rFonts w:ascii="Caladea" w:hAnsi="Caladea" w:eastAsia="Caladea" w:cs="Caladea"/>
         </w:rPr>
       </w:r>
+      <w:r>
+        <w:rPr>
+          <w:rFonts w:ascii="Caladea" w:hAnsi="Caladea" w:cs="Caladea"/>
+        </w:rPr>
+      </w:r>
     </w:p>
     <w:p>
       <w:pPr>
-        <w:pStyle w:val="141"/>
+        <w:pStyle w:val="845"/>
         <w:pBdr>
           <w:top w:val="none" w:color="000000" w:sz="4" w:space="0"/>
           <w:left w:val="none" w:color="000000" w:sz="4" w:space="0"/>
@@ -3066,7 +3333,7 @@
                       <pic:spPr bwMode="auto">
                         <a:xfrm flipH="0" flipV="0">
                           <a:off x="0" y="0"/>
-                          <a:ext cx="3110582" cy="2456909"/>
+                          <a:ext cx="3110581" cy="2456909"/>
                         </a:xfrm>
                         <a:prstGeom prst="rect">
                           <a:avLst/>
@@ -3118,17 +3385,15 @@
       </w:r>
       <w:r>
         <w:rPr>
-          <w:rFonts w:ascii="Caladea" w:hAnsi="Caladea" w:eastAsia="Caladea" w:cs="Caladea"/>
-          <w:b/>
-          <w:color w:val="000000"/>
+          <w:rFonts w:ascii="Caladea" w:hAnsi="Caladea" w:cs="Caladea"/>
           <w:sz w:val="28"/>
-          <w:highlight w:val="none"/>
+          <w:szCs w:val="28"/>
         </w:rPr>
       </w:r>
     </w:p>
     <w:p>
       <w:pPr>
-        <w:pStyle w:val="141"/>
+        <w:pStyle w:val="845"/>
         <w:pBdr>
           <w:top w:val="none" w:color="000000" w:sz="4" w:space="0"/>
           <w:left w:val="none" w:color="000000" w:sz="4" w:space="0"/>
@@ -3164,10 +3429,21 @@
           <w:bCs w:val="0"/>
         </w:rPr>
       </w:r>
+      <w:r>
+        <w:rPr>
+          <w:rFonts w:ascii="Caladea" w:hAnsi="Caladea" w:cs="Caladea"/>
+          <w:b w:val="0"/>
+          <w:bCs w:val="0"/>
+          <w:color w:val="000000"/>
+          <w:sz w:val="28"/>
+          <w:szCs w:val="28"/>
+          <w:highlight w:val="none"/>
+        </w:rPr>
+      </w:r>
     </w:p>
     <w:p>
       <w:pPr>
-        <w:pStyle w:val="668"/>
+        <w:pStyle w:val="906"/>
         <w:numPr>
           <w:ilvl w:val="0"/>
           <w:numId w:val="1"/>
@@ -3184,6 +3460,8 @@
           <w:rFonts w:ascii="Caladea" w:hAnsi="Caladea" w:cs="Caladea"/>
           <w:b w:val="0"/>
           <w:bCs w:val="0"/>
+          <w:sz w:val="24"/>
+          <w:szCs w:val="24"/>
         </w:rPr>
       </w:pPr>
       <w:r>
@@ -3193,18 +3471,9 @@
           <w:bCs w:val="0"/>
           <w:color w:val="000000"/>
           <w:sz w:val="24"/>
+          <w:szCs w:val="24"/>
         </w:rPr>
         <w:t xml:space="preserve">Choose </w:t>
-      </w:r>
-      <w:r>
-        <w:rPr>
-          <w:rFonts w:ascii="Caladea" w:hAnsi="Caladea" w:eastAsia="Caladea" w:cs="Caladea"/>
-          <w:b w:val="0"/>
-          <w:bCs w:val="0"/>
-          <w:color w:val="000000"/>
-          <w:sz w:val="20"/>
-        </w:rPr>
-        <w:t xml:space="preserve">1</w:t>
       </w:r>
       <w:r>
         <w:rPr>
@@ -3213,6 +3482,18 @@
           <w:bCs w:val="0"/>
           <w:color w:val="000000"/>
           <w:sz w:val="24"/>
+          <w:szCs w:val="24"/>
+        </w:rPr>
+        <w:t xml:space="preserve">1</w:t>
+      </w:r>
+      <w:r>
+        <w:rPr>
+          <w:rFonts w:ascii="Caladea" w:hAnsi="Caladea" w:eastAsia="Caladea" w:cs="Caladea"/>
+          <w:b w:val="0"/>
+          <w:bCs w:val="0"/>
+          <w:color w:val="000000"/>
+          <w:sz w:val="24"/>
+          <w:szCs w:val="24"/>
         </w:rPr>
         <w:t xml:space="preserve">.</w:t>
       </w:r>
@@ -3221,12 +3502,23 @@
           <w:rFonts w:ascii="Caladea" w:hAnsi="Caladea" w:eastAsia="Caladea" w:cs="Caladea"/>
           <w:b w:val="0"/>
           <w:bCs w:val="0"/>
+          <w:sz w:val="24"/>
+          <w:szCs w:val="24"/>
+        </w:rPr>
+      </w:r>
+      <w:r>
+        <w:rPr>
+          <w:rFonts w:ascii="Caladea" w:hAnsi="Caladea" w:cs="Caladea"/>
+          <w:b w:val="0"/>
+          <w:bCs w:val="0"/>
+          <w:sz w:val="24"/>
+          <w:szCs w:val="24"/>
         </w:rPr>
       </w:r>
     </w:p>
     <w:p>
       <w:pPr>
-        <w:pStyle w:val="668"/>
+        <w:pStyle w:val="906"/>
         <w:numPr>
           <w:ilvl w:val="0"/>
           <w:numId w:val="1"/>
@@ -3243,6 +3535,8 @@
           <w:rFonts w:ascii="Caladea" w:hAnsi="Caladea" w:cs="Caladea"/>
           <w:b w:val="0"/>
           <w:bCs w:val="0"/>
+          <w:sz w:val="24"/>
+          <w:szCs w:val="24"/>
         </w:rPr>
       </w:pPr>
       <w:r>
@@ -3252,18 +3546,9 @@
           <w:bCs w:val="0"/>
           <w:color w:val="000000"/>
           <w:sz w:val="24"/>
+          <w:szCs w:val="24"/>
         </w:rPr>
         <w:t xml:space="preserve">Enter the amount (e.g., </w:t>
-      </w:r>
-      <w:r>
-        <w:rPr>
-          <w:rFonts w:ascii="Caladea" w:hAnsi="Caladea" w:eastAsia="Caladea" w:cs="Caladea"/>
-          <w:b w:val="0"/>
-          <w:bCs w:val="0"/>
-          <w:color w:val="000000"/>
-          <w:sz w:val="20"/>
-        </w:rPr>
-        <w:t xml:space="preserve">50.00</w:t>
       </w:r>
       <w:r>
         <w:rPr>
@@ -3272,6 +3557,18 @@
           <w:bCs w:val="0"/>
           <w:color w:val="000000"/>
           <w:sz w:val="24"/>
+          <w:szCs w:val="24"/>
+        </w:rPr>
+        <w:t xml:space="preserve">50.00</w:t>
+      </w:r>
+      <w:r>
+        <w:rPr>
+          <w:rFonts w:ascii="Caladea" w:hAnsi="Caladea" w:eastAsia="Caladea" w:cs="Caladea"/>
+          <w:b w:val="0"/>
+          <w:bCs w:val="0"/>
+          <w:color w:val="000000"/>
+          <w:sz w:val="24"/>
+          <w:szCs w:val="24"/>
         </w:rPr>
         <w:t xml:space="preserve">).</w:t>
       </w:r>
@@ -3280,12 +3577,23 @@
           <w:rFonts w:ascii="Caladea" w:hAnsi="Caladea" w:eastAsia="Caladea" w:cs="Caladea"/>
           <w:b w:val="0"/>
           <w:bCs w:val="0"/>
+          <w:sz w:val="24"/>
+          <w:szCs w:val="24"/>
+        </w:rPr>
+      </w:r>
+      <w:r>
+        <w:rPr>
+          <w:rFonts w:ascii="Caladea" w:hAnsi="Caladea" w:cs="Caladea"/>
+          <w:b w:val="0"/>
+          <w:bCs w:val="0"/>
+          <w:sz w:val="24"/>
+          <w:szCs w:val="24"/>
         </w:rPr>
       </w:r>
     </w:p>
     <w:p>
       <w:pPr>
-        <w:pStyle w:val="668"/>
+        <w:pStyle w:val="906"/>
         <w:numPr>
           <w:ilvl w:val="0"/>
           <w:numId w:val="1"/>
@@ -3321,10 +3629,17 @@
           <w:bCs w:val="0"/>
         </w:rPr>
       </w:r>
+      <w:r>
+        <w:rPr>
+          <w:rFonts w:ascii="Caladea" w:hAnsi="Caladea" w:cs="Caladea"/>
+          <w:b w:val="0"/>
+          <w:bCs w:val="0"/>
+        </w:rPr>
+      </w:r>
     </w:p>
     <w:p>
       <w:pPr>
-        <w:pStyle w:val="141"/>
+        <w:pStyle w:val="845"/>
         <w:pBdr>
           <w:top w:val="none" w:color="000000" w:sz="4" w:space="0"/>
           <w:left w:val="none" w:color="000000" w:sz="4" w:space="0"/>
@@ -3356,10 +3671,17 @@
           <w:bCs w:val="0"/>
         </w:rPr>
       </w:r>
+      <w:r>
+        <w:rPr>
+          <w:rFonts w:ascii="Caladea" w:hAnsi="Caladea" w:cs="Caladea"/>
+          <w:b w:val="0"/>
+          <w:bCs w:val="0"/>
+        </w:rPr>
+      </w:r>
     </w:p>
     <w:p>
       <w:pPr>
-        <w:pStyle w:val="668"/>
+        <w:pStyle w:val="906"/>
         <w:numPr>
           <w:ilvl w:val="0"/>
           <w:numId w:val="1"/>
@@ -3394,7 +3716,8 @@
           <w:b w:val="0"/>
           <w:bCs w:val="0"/>
           <w:color w:val="000000"/>
-          <w:sz w:val="20"/>
+          <w:sz w:val="24"/>
+          <w:lang w:val="en"/>
         </w:rPr>
         <w:t xml:space="preserve">2</w:t>
       </w:r>
@@ -3415,10 +3738,17 @@
           <w:bCs w:val="0"/>
         </w:rPr>
       </w:r>
+      <w:r>
+        <w:rPr>
+          <w:rFonts w:ascii="Caladea" w:hAnsi="Caladea" w:cs="Caladea"/>
+          <w:b w:val="0"/>
+          <w:bCs w:val="0"/>
+        </w:rPr>
+      </w:r>
     </w:p>
     <w:p>
       <w:pPr>
-        <w:pStyle w:val="668"/>
+        <w:pStyle w:val="906"/>
         <w:numPr>
           <w:ilvl w:val="0"/>
           <w:numId w:val="1"/>
@@ -3454,10 +3784,17 @@
           <w:bCs w:val="0"/>
         </w:rPr>
       </w:r>
+      <w:r>
+        <w:rPr>
+          <w:rFonts w:ascii="Caladea" w:hAnsi="Caladea" w:cs="Caladea"/>
+          <w:b w:val="0"/>
+          <w:bCs w:val="0"/>
+        </w:rPr>
+      </w:r>
     </w:p>
     <w:p>
       <w:pPr>
-        <w:pStyle w:val="668"/>
+        <w:pStyle w:val="906"/>
         <w:numPr>
           <w:ilvl w:val="0"/>
           <w:numId w:val="1"/>
@@ -3493,10 +3830,17 @@
           <w:bCs w:val="0"/>
         </w:rPr>
       </w:r>
+      <w:r>
+        <w:rPr>
+          <w:rFonts w:ascii="Caladea" w:hAnsi="Caladea" w:cs="Caladea"/>
+          <w:b w:val="0"/>
+          <w:bCs w:val="0"/>
+        </w:rPr>
+      </w:r>
     </w:p>
     <w:p>
       <w:pPr>
-        <w:pStyle w:val="668"/>
+        <w:pStyle w:val="906"/>
         <w:numPr>
           <w:ilvl w:val="1"/>
           <w:numId w:val="2"/>
@@ -3523,19 +3867,47 @@
           <w:color w:val="000000"/>
           <w:sz w:val="24"/>
         </w:rPr>
-        <w:t xml:space="preserve">Personal accounts: allowed down to -£500 overdraft.</w:t>
+        <w:t xml:space="preserve">Personal accounts: allowed down to -£</w:t>
       </w:r>
       <w:r>
         <w:rPr>
           <w:rFonts w:ascii="Caladea" w:hAnsi="Caladea" w:eastAsia="Caladea" w:cs="Caladea"/>
           <w:b w:val="0"/>
           <w:bCs w:val="0"/>
+          <w:color w:val="000000"/>
+          <w:sz w:val="24"/>
+          <w:lang w:val="en"/>
+        </w:rPr>
+        <w:t xml:space="preserve">1</w:t>
+      </w:r>
+      <w:r>
+        <w:rPr>
+          <w:rFonts w:ascii="Caladea" w:hAnsi="Caladea" w:eastAsia="Caladea" w:cs="Caladea"/>
+          <w:b w:val="0"/>
+          <w:bCs w:val="0"/>
+          <w:color w:val="000000"/>
+          <w:sz w:val="24"/>
+        </w:rPr>
+        <w:t xml:space="preserve">00 overdraft.</w:t>
+      </w:r>
+      <w:r>
+        <w:rPr>
+          <w:rFonts w:ascii="Caladea" w:hAnsi="Caladea" w:eastAsia="Caladea" w:cs="Caladea"/>
+          <w:b w:val="0"/>
+          <w:bCs w:val="0"/>
+        </w:rPr>
+      </w:r>
+      <w:r>
+        <w:rPr>
+          <w:rFonts w:ascii="Caladea" w:hAnsi="Caladea" w:cs="Caladea"/>
+          <w:b w:val="0"/>
+          <w:bCs w:val="0"/>
         </w:rPr>
       </w:r>
     </w:p>
     <w:p>
       <w:pPr>
-        <w:pStyle w:val="668"/>
+        <w:pStyle w:val="906"/>
         <w:numPr>
           <w:ilvl w:val="1"/>
           <w:numId w:val="2"/>
@@ -3571,10 +3943,17 @@
           <w:bCs w:val="0"/>
         </w:rPr>
       </w:r>
+      <w:r>
+        <w:rPr>
+          <w:rFonts w:ascii="Caladea" w:hAnsi="Caladea" w:cs="Caladea"/>
+          <w:b w:val="0"/>
+          <w:bCs w:val="0"/>
+        </w:rPr>
+      </w:r>
     </w:p>
     <w:p>
       <w:pPr>
-        <w:pStyle w:val="668"/>
+        <w:pStyle w:val="906"/>
         <w:numPr>
           <w:ilvl w:val="1"/>
           <w:numId w:val="2"/>
@@ -3610,10 +3989,17 @@
           <w:bCs w:val="0"/>
         </w:rPr>
       </w:r>
+      <w:r>
+        <w:rPr>
+          <w:rFonts w:ascii="Caladea" w:hAnsi="Caladea" w:cs="Caladea"/>
+          <w:b w:val="0"/>
+          <w:bCs w:val="0"/>
+        </w:rPr>
+      </w:r>
     </w:p>
     <w:p>
       <w:pPr>
-        <w:pStyle w:val="668"/>
+        <w:pStyle w:val="906"/>
         <w:numPr>
           <w:ilvl w:val="0"/>
           <w:numId w:val="1"/>
@@ -3649,10 +4035,17 @@
           <w:bCs w:val="0"/>
         </w:rPr>
       </w:r>
+      <w:r>
+        <w:rPr>
+          <w:rFonts w:ascii="Caladea" w:hAnsi="Caladea" w:cs="Caladea"/>
+          <w:b w:val="0"/>
+          <w:bCs w:val="0"/>
+        </w:rPr>
+      </w:r>
     </w:p>
     <w:p>
       <w:pPr>
-        <w:pStyle w:val="141"/>
+        <w:pStyle w:val="845"/>
         <w:pBdr>
           <w:top w:val="none" w:color="000000" w:sz="4" w:space="0"/>
           <w:left w:val="none" w:color="000000" w:sz="4" w:space="0"/>
@@ -3684,10 +4077,17 @@
           <w:bCs w:val="0"/>
         </w:rPr>
       </w:r>
+      <w:r>
+        <w:rPr>
+          <w:rFonts w:ascii="Caladea" w:hAnsi="Caladea" w:cs="Caladea"/>
+          <w:b w:val="0"/>
+          <w:bCs w:val="0"/>
+        </w:rPr>
+      </w:r>
     </w:p>
     <w:p>
       <w:pPr>
-        <w:pStyle w:val="668"/>
+        <w:pStyle w:val="906"/>
         <w:numPr>
           <w:ilvl w:val="0"/>
           <w:numId w:val="1"/>
@@ -3722,7 +4122,8 @@
           <w:b w:val="0"/>
           <w:bCs w:val="0"/>
           <w:color w:val="000000"/>
-          <w:sz w:val="20"/>
+          <w:sz w:val="24"/>
+          <w:lang w:val="en"/>
         </w:rPr>
         <w:t xml:space="preserve">3</w:t>
       </w:r>
@@ -3743,10 +4144,17 @@
           <w:bCs w:val="0"/>
         </w:rPr>
       </w:r>
+      <w:r>
+        <w:rPr>
+          <w:rFonts w:ascii="Caladea" w:hAnsi="Caladea" w:cs="Caladea"/>
+          <w:b w:val="0"/>
+          <w:bCs w:val="0"/>
+        </w:rPr>
+      </w:r>
     </w:p>
     <w:p>
       <w:pPr>
-        <w:pStyle w:val="668"/>
+        <w:pStyle w:val="906"/>
         <w:numPr>
           <w:ilvl w:val="0"/>
           <w:numId w:val="1"/>
@@ -3802,10 +4210,17 @@
           <w:bCs w:val="0"/>
         </w:rPr>
       </w:r>
+      <w:r>
+        <w:rPr>
+          <w:rFonts w:ascii="Caladea" w:hAnsi="Caladea" w:cs="Caladea"/>
+          <w:b w:val="0"/>
+          <w:bCs w:val="0"/>
+        </w:rPr>
+      </w:r>
     </w:p>
     <w:p>
       <w:pPr>
-        <w:pStyle w:val="668"/>
+        <w:pStyle w:val="906"/>
         <w:numPr>
           <w:ilvl w:val="0"/>
           <w:numId w:val="1"/>
@@ -3841,10 +4256,17 @@
           <w:bCs w:val="0"/>
         </w:rPr>
       </w:r>
+      <w:r>
+        <w:rPr>
+          <w:rFonts w:ascii="Caladea" w:hAnsi="Caladea" w:cs="Caladea"/>
+          <w:b w:val="0"/>
+          <w:bCs w:val="0"/>
+        </w:rPr>
+      </w:r>
     </w:p>
     <w:p>
       <w:pPr>
-        <w:pStyle w:val="668"/>
+        <w:pStyle w:val="906"/>
         <w:numPr>
           <w:ilvl w:val="0"/>
           <w:numId w:val="1"/>
@@ -3880,10 +4302,17 @@
           <w:bCs w:val="0"/>
         </w:rPr>
       </w:r>
+      <w:r>
+        <w:rPr>
+          <w:rFonts w:ascii="Caladea" w:hAnsi="Caladea" w:cs="Caladea"/>
+          <w:b w:val="0"/>
+          <w:bCs w:val="0"/>
+        </w:rPr>
+      </w:r>
     </w:p>
     <w:p>
       <w:pPr>
-        <w:pStyle w:val="668"/>
+        <w:pStyle w:val="906"/>
         <w:numPr>
           <w:ilvl w:val="0"/>
           <w:numId w:val="1"/>
@@ -3919,10 +4348,17 @@
           <w:bCs w:val="0"/>
         </w:rPr>
       </w:r>
+      <w:r>
+        <w:rPr>
+          <w:rFonts w:ascii="Caladea" w:hAnsi="Caladea" w:cs="Caladea"/>
+          <w:b w:val="0"/>
+          <w:bCs w:val="0"/>
+        </w:rPr>
+      </w:r>
     </w:p>
     <w:p>
       <w:pPr>
-        <w:pStyle w:val="141"/>
+        <w:pStyle w:val="845"/>
         <w:pBdr>
           <w:top w:val="none" w:color="000000" w:sz="4" w:space="0"/>
           <w:left w:val="none" w:color="000000" w:sz="4" w:space="0"/>
@@ -3954,10 +4390,17 @@
           <w:bCs w:val="0"/>
         </w:rPr>
       </w:r>
+      <w:r>
+        <w:rPr>
+          <w:rFonts w:ascii="Caladea" w:hAnsi="Caladea" w:cs="Caladea"/>
+          <w:b w:val="0"/>
+          <w:bCs w:val="0"/>
+        </w:rPr>
+      </w:r>
     </w:p>
     <w:p>
       <w:pPr>
-        <w:pStyle w:val="668"/>
+        <w:pStyle w:val="906"/>
         <w:numPr>
           <w:ilvl w:val="0"/>
           <w:numId w:val="1"/>
@@ -3992,7 +4435,8 @@
           <w:b w:val="0"/>
           <w:bCs w:val="0"/>
           <w:color w:val="000000"/>
-          <w:sz w:val="20"/>
+          <w:sz w:val="24"/>
+          <w:lang w:val="en"/>
         </w:rPr>
         <w:t xml:space="preserve">4</w:t>
       </w:r>
@@ -4013,10 +4457,17 @@
           <w:bCs w:val="0"/>
         </w:rPr>
       </w:r>
+      <w:r>
+        <w:rPr>
+          <w:rFonts w:ascii="Caladea" w:hAnsi="Caladea" w:cs="Caladea"/>
+          <w:b w:val="0"/>
+          <w:bCs w:val="0"/>
+        </w:rPr>
+      </w:r>
     </w:p>
     <w:p>
       <w:pPr>
-        <w:pStyle w:val="668"/>
+        <w:pStyle w:val="906"/>
         <w:numPr>
           <w:ilvl w:val="0"/>
           <w:numId w:val="1"/>
@@ -4052,10 +4503,17 @@
           <w:bCs w:val="0"/>
         </w:rPr>
       </w:r>
+      <w:r>
+        <w:rPr>
+          <w:rFonts w:ascii="Caladea" w:hAnsi="Caladea" w:cs="Caladea"/>
+          <w:b w:val="0"/>
+          <w:bCs w:val="0"/>
+        </w:rPr>
+      </w:r>
     </w:p>
     <w:p>
       <w:pPr>
-        <w:pStyle w:val="141"/>
+        <w:pStyle w:val="845"/>
         <w:pBdr>
           <w:top w:val="none" w:color="000000" w:sz="4" w:space="0"/>
           <w:left w:val="none" w:color="000000" w:sz="4" w:space="0"/>
@@ -4087,10 +4545,17 @@
           <w:bCs w:val="0"/>
         </w:rPr>
       </w:r>
+      <w:r>
+        <w:rPr>
+          <w:rFonts w:ascii="Caladea" w:hAnsi="Caladea" w:cs="Caladea"/>
+          <w:b w:val="0"/>
+          <w:bCs w:val="0"/>
+        </w:rPr>
+      </w:r>
     </w:p>
     <w:p>
       <w:pPr>
-        <w:pStyle w:val="668"/>
+        <w:pStyle w:val="906"/>
         <w:numPr>
           <w:ilvl w:val="0"/>
           <w:numId w:val="1"/>
@@ -4125,7 +4590,8 @@
           <w:b w:val="0"/>
           <w:bCs w:val="0"/>
           <w:color w:val="000000"/>
-          <w:sz w:val="20"/>
+          <w:sz w:val="24"/>
+          <w:lang w:val="en"/>
         </w:rPr>
         <w:t xml:space="preserve">5</w:t>
       </w:r>
@@ -4146,10 +4612,17 @@
           <w:bCs w:val="0"/>
         </w:rPr>
       </w:r>
+      <w:r>
+        <w:rPr>
+          <w:rFonts w:ascii="Caladea" w:hAnsi="Caladea" w:cs="Caladea"/>
+          <w:b w:val="0"/>
+          <w:bCs w:val="0"/>
+        </w:rPr>
+      </w:r>
     </w:p>
     <w:p>
       <w:pPr>
-        <w:pStyle w:val="668"/>
+        <w:pStyle w:val="906"/>
         <w:numPr>
           <w:ilvl w:val="0"/>
           <w:numId w:val="1"/>
@@ -4185,10 +4658,17 @@
           <w:bCs w:val="0"/>
         </w:rPr>
       </w:r>
+      <w:r>
+        <w:rPr>
+          <w:rFonts w:ascii="Caladea" w:hAnsi="Caladea" w:cs="Caladea"/>
+          <w:b w:val="0"/>
+          <w:bCs w:val="0"/>
+        </w:rPr>
+      </w:r>
     </w:p>
     <w:p>
       <w:pPr>
-        <w:pStyle w:val="141"/>
+        <w:pStyle w:val="845"/>
         <w:pBdr>
           <w:top w:val="none" w:color="000000" w:sz="4" w:space="0"/>
           <w:left w:val="none" w:color="000000" w:sz="4" w:space="0"/>
@@ -4220,10 +4700,17 @@
           <w:bCs w:val="0"/>
         </w:rPr>
       </w:r>
+      <w:r>
+        <w:rPr>
+          <w:rFonts w:ascii="Caladea" w:hAnsi="Caladea" w:cs="Caladea"/>
+          <w:b w:val="0"/>
+          <w:bCs w:val="0"/>
+        </w:rPr>
+      </w:r>
     </w:p>
     <w:p>
       <w:pPr>
-        <w:pStyle w:val="668"/>
+        <w:pStyle w:val="906"/>
         <w:numPr>
           <w:ilvl w:val="0"/>
           <w:numId w:val="1"/>
@@ -4258,7 +4745,8 @@
           <w:b w:val="0"/>
           <w:bCs w:val="0"/>
           <w:color w:val="000000"/>
-          <w:sz w:val="20"/>
+          <w:sz w:val="24"/>
+          <w:lang w:val="en"/>
         </w:rPr>
         <w:t xml:space="preserve">6</w:t>
       </w:r>
@@ -4279,10 +4767,17 @@
           <w:bCs w:val="0"/>
         </w:rPr>
       </w:r>
+      <w:r>
+        <w:rPr>
+          <w:rFonts w:ascii="Caladea" w:hAnsi="Caladea" w:cs="Caladea"/>
+          <w:b w:val="0"/>
+          <w:bCs w:val="0"/>
+        </w:rPr>
+      </w:r>
     </w:p>
     <w:p>
       <w:pPr>
-        <w:pStyle w:val="140"/>
+        <w:pStyle w:val="844"/>
         <w:pBdr>
           <w:top w:val="none" w:color="000000" w:sz="4" w:space="0"/>
           <w:left w:val="none" w:color="000000" w:sz="4" w:space="0"/>
@@ -4314,6 +4809,13 @@
           <w:szCs w:val="28"/>
         </w:rPr>
       </w:r>
+      <w:r>
+        <w:rPr>
+          <w:rFonts w:ascii="Caladea" w:hAnsi="Caladea" w:cs="Caladea"/>
+          <w:sz w:val="32"/>
+          <w:szCs w:val="28"/>
+        </w:rPr>
+      </w:r>
     </w:p>
     <w:p>
       <w:pPr>
@@ -4395,10 +4897,15 @@
           <w:rFonts w:ascii="Caladea" w:hAnsi="Caladea" w:eastAsia="Caladea" w:cs="Caladea"/>
         </w:rPr>
       </w:r>
+      <w:r>
+        <w:rPr>
+          <w:rFonts w:ascii="Caladea" w:hAnsi="Caladea" w:cs="Caladea"/>
+        </w:rPr>
+      </w:r>
     </w:p>
     <w:p>
       <w:pPr>
-        <w:pStyle w:val="668"/>
+        <w:pStyle w:val="906"/>
         <w:numPr>
           <w:ilvl w:val="0"/>
           <w:numId w:val="1"/>
@@ -4428,10 +4935,15 @@
           <w:rFonts w:ascii="Caladea" w:hAnsi="Caladea" w:eastAsia="Caladea" w:cs="Caladea"/>
         </w:rPr>
       </w:r>
+      <w:r>
+        <w:rPr>
+          <w:rFonts w:ascii="Caladea" w:hAnsi="Caladea" w:cs="Caladea"/>
+        </w:rPr>
+      </w:r>
     </w:p>
     <w:p>
       <w:pPr>
-        <w:pStyle w:val="668"/>
+        <w:pStyle w:val="906"/>
         <w:numPr>
           <w:ilvl w:val="0"/>
           <w:numId w:val="1"/>
@@ -4461,10 +4973,15 @@
           <w:rFonts w:ascii="Caladea" w:hAnsi="Caladea" w:eastAsia="Caladea" w:cs="Caladea"/>
         </w:rPr>
       </w:r>
+      <w:r>
+        <w:rPr>
+          <w:rFonts w:ascii="Caladea" w:hAnsi="Caladea" w:cs="Caladea"/>
+        </w:rPr>
+      </w:r>
     </w:p>
     <w:p>
       <w:pPr>
-        <w:pStyle w:val="668"/>
+        <w:pStyle w:val="906"/>
         <w:numPr>
           <w:ilvl w:val="0"/>
           <w:numId w:val="1"/>
@@ -4494,6 +5011,11 @@
           <w:rFonts w:ascii="Caladea" w:hAnsi="Caladea" w:eastAsia="Caladea" w:cs="Caladea"/>
         </w:rPr>
       </w:r>
+      <w:r>
+        <w:rPr>
+          <w:rFonts w:ascii="Caladea" w:hAnsi="Caladea" w:cs="Caladea"/>
+        </w:rPr>
+      </w:r>
     </w:p>
     <w:p>
       <w:pPr>
@@ -4539,10 +5061,15 @@
           <w:rFonts w:ascii="Caladea" w:hAnsi="Caladea" w:eastAsia="Caladea" w:cs="Caladea"/>
         </w:rPr>
       </w:r>
+      <w:r>
+        <w:rPr>
+          <w:rFonts w:ascii="Caladea" w:hAnsi="Caladea" w:cs="Caladea"/>
+        </w:rPr>
+      </w:r>
     </w:p>
     <w:p>
       <w:pPr>
-        <w:pStyle w:val="140"/>
+        <w:pStyle w:val="844"/>
         <w:pBdr>
           <w:top w:val="none" w:color="000000" w:sz="4" w:space="0"/>
           <w:left w:val="none" w:color="000000" w:sz="4" w:space="0"/>
@@ -4574,10 +5101,17 @@
           <w:szCs w:val="28"/>
         </w:rPr>
       </w:r>
+      <w:r>
+        <w:rPr>
+          <w:rFonts w:ascii="Caladea" w:hAnsi="Caladea" w:cs="Caladea"/>
+          <w:sz w:val="32"/>
+          <w:szCs w:val="28"/>
+        </w:rPr>
+      </w:r>
     </w:p>
     <w:p>
       <w:pPr>
-        <w:pStyle w:val="668"/>
+        <w:pStyle w:val="906"/>
         <w:numPr>
           <w:ilvl w:val="0"/>
           <w:numId w:val="1"/>
@@ -4632,10 +5166,15 @@
           <w:rFonts w:ascii="Caladea" w:hAnsi="Caladea" w:eastAsia="Caladea" w:cs="Caladea"/>
         </w:rPr>
       </w:r>
+      <w:r>
+        <w:rPr>
+          <w:rFonts w:ascii="Caladea" w:hAnsi="Caladea" w:cs="Caladea"/>
+        </w:rPr>
+      </w:r>
     </w:p>
     <w:p>
       <w:pPr>
-        <w:pStyle w:val="668"/>
+        <w:pStyle w:val="906"/>
         <w:numPr>
           <w:ilvl w:val="0"/>
           <w:numId w:val="1"/>
@@ -4690,10 +5229,15 @@
           <w:rFonts w:ascii="Caladea" w:hAnsi="Caladea" w:eastAsia="Caladea" w:cs="Caladea"/>
         </w:rPr>
       </w:r>
+      <w:r>
+        <w:rPr>
+          <w:rFonts w:ascii="Caladea" w:hAnsi="Caladea" w:cs="Caladea"/>
+        </w:rPr>
+      </w:r>
     </w:p>
     <w:p>
       <w:pPr>
-        <w:pStyle w:val="668"/>
+        <w:pStyle w:val="906"/>
         <w:numPr>
           <w:ilvl w:val="0"/>
           <w:numId w:val="1"/>
@@ -4724,6 +5268,11 @@
           <w:sz w:val="24"/>
         </w:rPr>
       </w:r>
+      <w:r>
+        <w:rPr>
+          <w:rFonts w:ascii="Caladea" w:hAnsi="Caladea" w:cs="Caladea"/>
+        </w:rPr>
+      </w:r>
     </w:p>
     <w:p>
       <w:pPr>
@@ -4759,16 +5308,15 @@
       </w:r>
       <w:r>
         <w:rPr>
-          <w:rFonts w:ascii="Caladea" w:hAnsi="Caladea" w:eastAsia="Caladea" w:cs="Caladea"/>
-          <w:color w:val="000000"/>
+          <w:rFonts w:ascii="Caladea" w:hAnsi="Caladea" w:cs="Caladea"/>
           <w:sz w:val="24"/>
-          <w:highlight w:val="none"/>
+          <w:szCs w:val="24"/>
         </w:rPr>
       </w:r>
     </w:p>
     <w:p>
       <w:pPr>
-        <w:pStyle w:val="140"/>
+        <w:pStyle w:val="844"/>
         <w:pBdr>
           <w:top w:val="none" w:color="000000" w:sz="4" w:space="0"/>
           <w:left w:val="none" w:color="000000" w:sz="4" w:space="0"/>
@@ -4827,21 +5375,19 @@
       <w:r>
         <w:rPr>
           <w:rFonts w:ascii="Caladea" w:hAnsi="Caladea" w:eastAsia="Caladea" w:cs="Caladea"/>
-          <w:color w:val="000000"/>
-          <w:sz w:val="24"/>
-          <w:highlight w:val="none"/>
+          <w:sz w:val="36"/>
         </w:rPr>
       </w:r>
       <w:r>
         <w:rPr>
-          <w:rFonts w:ascii="Caladea" w:hAnsi="Caladea" w:eastAsia="Caladea" w:cs="Caladea"/>
+          <w:rFonts w:ascii="Caladea" w:hAnsi="Caladea" w:cs="Caladea"/>
           <w:sz w:val="36"/>
         </w:rPr>
       </w:r>
     </w:p>
     <w:tbl>
       <w:tblPr>
-        <w:tblStyle w:val="12"/>
+        <w:tblStyle w:val="717"/>
         <w:tblInd w:w="0" w:type="dxa"/>
         <w:tblW w:w="0" w:type="auto"/>
         <w:tblBorders>
@@ -4877,7 +5423,7 @@
           <w:p>
             <w:pPr>
               <w:pBdr/>
-              <w:spacing w:after="0" w:before="0" w:line="240"/>
+              <w:spacing w:after="0" w:before="0" w:line="240" w:lineRule="auto"/>
               <w:ind/>
               <w:jc w:val="center"/>
               <w:rPr>
@@ -4903,6 +5449,13 @@
                 <w:szCs w:val="24"/>
               </w:rPr>
             </w:r>
+            <w:r>
+              <w:rPr>
+                <w:rFonts w:ascii="Caladea" w:hAnsi="Caladea" w:cs="Caladea"/>
+                <w:sz w:val="24"/>
+                <w:szCs w:val="24"/>
+              </w:rPr>
+            </w:r>
           </w:p>
         </w:tc>
         <w:tc>
@@ -4920,7 +5473,7 @@
           <w:p>
             <w:pPr>
               <w:pBdr/>
-              <w:spacing w:after="0" w:before="0" w:line="240"/>
+              <w:spacing w:after="0" w:before="0" w:line="240" w:lineRule="auto"/>
               <w:ind/>
               <w:jc w:val="center"/>
               <w:rPr>
@@ -4946,6 +5499,13 @@
                 <w:szCs w:val="24"/>
               </w:rPr>
             </w:r>
+            <w:r>
+              <w:rPr>
+                <w:rFonts w:ascii="Caladea" w:hAnsi="Caladea" w:cs="Caladea"/>
+                <w:sz w:val="24"/>
+                <w:szCs w:val="24"/>
+              </w:rPr>
+            </w:r>
           </w:p>
         </w:tc>
         <w:tc>
@@ -4963,7 +5523,7 @@
           <w:p>
             <w:pPr>
               <w:pBdr/>
-              <w:spacing w:after="0" w:before="0" w:line="240"/>
+              <w:spacing w:after="0" w:before="0" w:line="240" w:lineRule="auto"/>
               <w:ind/>
               <w:jc w:val="center"/>
               <w:rPr>
@@ -4985,6 +5545,13 @@
             <w:r>
               <w:rPr>
                 <w:rFonts w:ascii="Caladea" w:hAnsi="Caladea" w:eastAsia="Caladea" w:cs="Caladea"/>
+                <w:sz w:val="24"/>
+                <w:szCs w:val="24"/>
+              </w:rPr>
+            </w:r>
+            <w:r>
+              <w:rPr>
+                <w:rFonts w:ascii="Caladea" w:hAnsi="Caladea" w:cs="Caladea"/>
                 <w:sz w:val="24"/>
                 <w:szCs w:val="24"/>
               </w:rPr>
@@ -5011,7 +5578,7 @@
           <w:p>
             <w:pPr>
               <w:pBdr/>
-              <w:spacing w:after="0" w:before="0" w:line="240"/>
+              <w:spacing w:after="0" w:before="0" w:line="240" w:lineRule="auto"/>
               <w:ind/>
               <w:rPr>
                 <w:rFonts w:ascii="Caladea" w:hAnsi="Caladea" w:cs="Caladea"/>
@@ -5035,6 +5602,13 @@
                 <w:szCs w:val="24"/>
               </w:rPr>
             </w:r>
+            <w:r>
+              <w:rPr>
+                <w:rFonts w:ascii="Caladea" w:hAnsi="Caladea" w:cs="Caladea"/>
+                <w:sz w:val="24"/>
+                <w:szCs w:val="24"/>
+              </w:rPr>
+            </w:r>
           </w:p>
         </w:tc>
         <w:tc>
@@ -5052,7 +5626,7 @@
           <w:p>
             <w:pPr>
               <w:pBdr/>
-              <w:spacing w:after="0" w:before="0" w:line="240"/>
+              <w:spacing w:after="0" w:before="0" w:line="240" w:lineRule="auto"/>
               <w:ind/>
               <w:rPr>
                 <w:rFonts w:ascii="Caladea" w:hAnsi="Caladea" w:cs="Caladea"/>
@@ -5076,6 +5650,13 @@
                 <w:szCs w:val="24"/>
               </w:rPr>
             </w:r>
+            <w:r>
+              <w:rPr>
+                <w:rFonts w:ascii="Caladea" w:hAnsi="Caladea" w:cs="Caladea"/>
+                <w:sz w:val="24"/>
+                <w:szCs w:val="24"/>
+              </w:rPr>
+            </w:r>
           </w:p>
         </w:tc>
         <w:tc>
@@ -5093,7 +5674,7 @@
           <w:p>
             <w:pPr>
               <w:pBdr/>
-              <w:spacing w:after="0" w:before="0" w:line="240"/>
+              <w:spacing w:after="0" w:before="0" w:line="240" w:lineRule="auto"/>
               <w:ind/>
               <w:rPr>
                 <w:rFonts w:ascii="Caladea" w:hAnsi="Caladea" w:cs="Caladea"/>
@@ -5113,6 +5694,13 @@
             <w:r>
               <w:rPr>
                 <w:rFonts w:ascii="Caladea" w:hAnsi="Caladea" w:eastAsia="Caladea" w:cs="Caladea"/>
+                <w:sz w:val="24"/>
+                <w:szCs w:val="24"/>
+              </w:rPr>
+            </w:r>
+            <w:r>
+              <w:rPr>
+                <w:rFonts w:ascii="Caladea" w:hAnsi="Caladea" w:cs="Caladea"/>
                 <w:sz w:val="24"/>
                 <w:szCs w:val="24"/>
               </w:rPr>
@@ -5139,7 +5727,7 @@
           <w:p>
             <w:pPr>
               <w:pBdr/>
-              <w:spacing w:after="0" w:before="0" w:line="240"/>
+              <w:spacing w:after="0" w:before="0" w:line="240" w:lineRule="auto"/>
               <w:ind/>
               <w:rPr>
                 <w:rFonts w:ascii="Caladea" w:hAnsi="Caladea" w:cs="Caladea"/>
@@ -5163,6 +5751,13 @@
                 <w:szCs w:val="24"/>
               </w:rPr>
             </w:r>
+            <w:r>
+              <w:rPr>
+                <w:rFonts w:ascii="Caladea" w:hAnsi="Caladea" w:cs="Caladea"/>
+                <w:sz w:val="24"/>
+                <w:szCs w:val="24"/>
+              </w:rPr>
+            </w:r>
           </w:p>
         </w:tc>
         <w:tc>
@@ -5180,7 +5775,7 @@
           <w:p>
             <w:pPr>
               <w:pBdr/>
-              <w:spacing w:after="0" w:before="0" w:line="240"/>
+              <w:spacing w:after="0" w:before="0" w:line="240" w:lineRule="auto"/>
               <w:ind/>
               <w:rPr>
                 <w:rFonts w:ascii="Caladea" w:hAnsi="Caladea" w:cs="Caladea"/>
@@ -5204,6 +5799,13 @@
                 <w:szCs w:val="24"/>
               </w:rPr>
             </w:r>
+            <w:r>
+              <w:rPr>
+                <w:rFonts w:ascii="Caladea" w:hAnsi="Caladea" w:cs="Caladea"/>
+                <w:sz w:val="24"/>
+                <w:szCs w:val="24"/>
+              </w:rPr>
+            </w:r>
           </w:p>
         </w:tc>
         <w:tc>
@@ -5221,7 +5823,7 @@
           <w:p>
             <w:pPr>
               <w:pBdr/>
-              <w:spacing w:after="0" w:before="0" w:line="240"/>
+              <w:spacing w:after="0" w:before="0" w:line="240" w:lineRule="auto"/>
               <w:ind/>
               <w:rPr>
                 <w:rFonts w:ascii="Caladea" w:hAnsi="Caladea" w:cs="Caladea"/>
@@ -5241,6 +5843,13 @@
             <w:r>
               <w:rPr>
                 <w:rFonts w:ascii="Caladea" w:hAnsi="Caladea" w:eastAsia="Caladea" w:cs="Caladea"/>
+                <w:sz w:val="24"/>
+                <w:szCs w:val="24"/>
+              </w:rPr>
+            </w:r>
+            <w:r>
+              <w:rPr>
+                <w:rFonts w:ascii="Caladea" w:hAnsi="Caladea" w:cs="Caladea"/>
                 <w:sz w:val="24"/>
                 <w:szCs w:val="24"/>
               </w:rPr>
@@ -5267,7 +5876,7 @@
           <w:p>
             <w:pPr>
               <w:pBdr/>
-              <w:spacing w:after="0" w:before="0" w:line="240"/>
+              <w:spacing w:after="0" w:before="0" w:line="240" w:lineRule="auto"/>
               <w:ind/>
               <w:rPr>
                 <w:rFonts w:ascii="Caladea" w:hAnsi="Caladea" w:cs="Caladea"/>
@@ -5291,6 +5900,13 @@
                 <w:szCs w:val="24"/>
               </w:rPr>
             </w:r>
+            <w:r>
+              <w:rPr>
+                <w:rFonts w:ascii="Caladea" w:hAnsi="Caladea" w:cs="Caladea"/>
+                <w:sz w:val="24"/>
+                <w:szCs w:val="24"/>
+              </w:rPr>
+            </w:r>
           </w:p>
         </w:tc>
         <w:tc>
@@ -5308,7 +5924,7 @@
           <w:p>
             <w:pPr>
               <w:pBdr/>
-              <w:spacing w:after="0" w:before="0" w:line="240"/>
+              <w:spacing w:after="0" w:before="0" w:line="240" w:lineRule="auto"/>
               <w:ind/>
               <w:rPr>
                 <w:rFonts w:ascii="Caladea" w:hAnsi="Caladea" w:cs="Caladea"/>
@@ -5332,6 +5948,13 @@
                 <w:szCs w:val="24"/>
               </w:rPr>
             </w:r>
+            <w:r>
+              <w:rPr>
+                <w:rFonts w:ascii="Caladea" w:hAnsi="Caladea" w:cs="Caladea"/>
+                <w:sz w:val="24"/>
+                <w:szCs w:val="24"/>
+              </w:rPr>
+            </w:r>
           </w:p>
         </w:tc>
         <w:tc>
@@ -5349,7 +5972,7 @@
           <w:p>
             <w:pPr>
               <w:pBdr/>
-              <w:spacing w:after="0" w:before="0" w:line="240"/>
+              <w:spacing w:after="0" w:before="0" w:line="240" w:lineRule="auto"/>
               <w:ind/>
               <w:rPr>
                 <w:rFonts w:ascii="Caladea" w:hAnsi="Caladea" w:cs="Caladea"/>
@@ -5369,6 +5992,13 @@
             <w:r>
               <w:rPr>
                 <w:rFonts w:ascii="Caladea" w:hAnsi="Caladea" w:eastAsia="Caladea" w:cs="Caladea"/>
+                <w:sz w:val="24"/>
+                <w:szCs w:val="24"/>
+              </w:rPr>
+            </w:r>
+            <w:r>
+              <w:rPr>
+                <w:rFonts w:ascii="Caladea" w:hAnsi="Caladea" w:cs="Caladea"/>
                 <w:sz w:val="24"/>
                 <w:szCs w:val="24"/>
               </w:rPr>
@@ -5393,7 +6023,7 @@
           <w:p>
             <w:pPr>
               <w:pBdr/>
-              <w:spacing w:after="0" w:before="0" w:line="240"/>
+              <w:spacing w:after="0" w:before="0" w:line="240" w:lineRule="auto"/>
               <w:ind/>
               <w:rPr>
                 <w:rFonts w:ascii="Caladea" w:hAnsi="Caladea" w:cs="Caladea"/>
@@ -5417,6 +6047,13 @@
                 <w:szCs w:val="24"/>
               </w:rPr>
             </w:r>
+            <w:r>
+              <w:rPr>
+                <w:rFonts w:ascii="Caladea" w:hAnsi="Caladea" w:cs="Caladea"/>
+                <w:sz w:val="24"/>
+                <w:szCs w:val="24"/>
+              </w:rPr>
+            </w:r>
           </w:p>
         </w:tc>
         <w:tc>
@@ -5434,7 +6071,7 @@
           <w:p>
             <w:pPr>
               <w:pBdr/>
-              <w:spacing w:after="0" w:before="0" w:line="240"/>
+              <w:spacing w:after="0" w:before="0" w:line="240" w:lineRule="auto"/>
               <w:ind/>
               <w:rPr>
                 <w:rFonts w:ascii="Caladea" w:hAnsi="Caladea" w:cs="Caladea"/>
@@ -5458,6 +6095,13 @@
                 <w:szCs w:val="24"/>
               </w:rPr>
             </w:r>
+            <w:r>
+              <w:rPr>
+                <w:rFonts w:ascii="Caladea" w:hAnsi="Caladea" w:cs="Caladea"/>
+                <w:sz w:val="24"/>
+                <w:szCs w:val="24"/>
+              </w:rPr>
+            </w:r>
           </w:p>
         </w:tc>
         <w:tc>
@@ -5475,7 +6119,7 @@
           <w:p>
             <w:pPr>
               <w:pBdr/>
-              <w:spacing w:after="0" w:before="0" w:line="240"/>
+              <w:spacing w:after="0" w:before="0" w:line="240" w:lineRule="auto"/>
               <w:ind/>
               <w:rPr>
                 <w:rFonts w:ascii="Caladea" w:hAnsi="Caladea" w:cs="Caladea"/>
@@ -5495,6 +6139,13 @@
             <w:r>
               <w:rPr>
                 <w:rFonts w:ascii="Caladea" w:hAnsi="Caladea" w:eastAsia="Caladea" w:cs="Caladea"/>
+                <w:sz w:val="24"/>
+                <w:szCs w:val="24"/>
+              </w:rPr>
+            </w:r>
+            <w:r>
+              <w:rPr>
+                <w:rFonts w:ascii="Caladea" w:hAnsi="Caladea" w:cs="Caladea"/>
                 <w:sz w:val="24"/>
                 <w:szCs w:val="24"/>
               </w:rPr>
@@ -5521,7 +6172,7 @@
           <w:p>
             <w:pPr>
               <w:pBdr/>
-              <w:spacing w:after="0" w:before="0" w:line="240"/>
+              <w:spacing w:after="0" w:before="0" w:line="240" w:lineRule="auto"/>
               <w:ind/>
               <w:rPr>
                 <w:rFonts w:ascii="Caladea" w:hAnsi="Caladea" w:cs="Caladea"/>
@@ -5564,6 +6215,13 @@
                 <w:szCs w:val="24"/>
               </w:rPr>
             </w:r>
+            <w:r>
+              <w:rPr>
+                <w:rFonts w:ascii="Caladea" w:hAnsi="Caladea" w:cs="Caladea"/>
+                <w:sz w:val="24"/>
+                <w:szCs w:val="24"/>
+              </w:rPr>
+            </w:r>
           </w:p>
         </w:tc>
         <w:tc>
@@ -5581,7 +6239,7 @@
           <w:p>
             <w:pPr>
               <w:pBdr/>
-              <w:spacing w:after="0" w:before="0" w:line="240"/>
+              <w:spacing w:after="0" w:before="0" w:line="240" w:lineRule="auto"/>
               <w:ind/>
               <w:rPr>
                 <w:rFonts w:ascii="Caladea" w:hAnsi="Caladea" w:cs="Caladea"/>
@@ -5624,6 +6282,13 @@
                 <w:szCs w:val="24"/>
               </w:rPr>
             </w:r>
+            <w:r>
+              <w:rPr>
+                <w:rFonts w:ascii="Caladea" w:hAnsi="Caladea" w:cs="Caladea"/>
+                <w:sz w:val="24"/>
+                <w:szCs w:val="24"/>
+              </w:rPr>
+            </w:r>
           </w:p>
         </w:tc>
         <w:tc>
@@ -5641,7 +6306,7 @@
           <w:p>
             <w:pPr>
               <w:pBdr/>
-              <w:spacing w:after="0" w:before="0" w:line="240"/>
+              <w:spacing w:after="0" w:before="0" w:line="240" w:lineRule="auto"/>
               <w:ind/>
               <w:rPr>
                 <w:rFonts w:ascii="Caladea" w:hAnsi="Caladea" w:cs="Caladea"/>
@@ -5684,130 +6349,9 @@
                 <w:szCs w:val="24"/>
               </w:rPr>
             </w:r>
-          </w:p>
-        </w:tc>
-      </w:tr>
-      <w:tr>
-        <w:trPr>
-          <w:trHeight w:val="962"/>
-        </w:trPr>
-        <w:tc>
-          <w:tcPr>
-            <w:tcBorders/>
-            <w:tcMar>
-              <w:left w:w="15" w:type="dxa"/>
-              <w:top w:w="15" w:type="dxa"/>
-              <w:right w:w="15" w:type="dxa"/>
-              <w:bottom w:w="15" w:type="dxa"/>
-            </w:tcMar>
-            <w:tcW w:w="3260" w:type="dxa"/>
-            <w:vAlign w:val="center"/>
-          </w:tcPr>
-          <w:p>
-            <w:pPr>
-              <w:pBdr/>
-              <w:spacing w:after="0" w:before="0" w:line="240"/>
-              <w:ind/>
+            <w:r>
               <w:rPr>
                 <w:rFonts w:ascii="Caladea" w:hAnsi="Caladea" w:cs="Caladea"/>
-                <w:sz w:val="24"/>
-                <w:szCs w:val="24"/>
-              </w:rPr>
-            </w:pPr>
-            <w:r>
-              <w:rPr>
-                <w:rFonts w:ascii="Caladea" w:hAnsi="Caladea" w:eastAsia="Caladea" w:cs="Caladea"/>
-                <w:color w:val="000000"/>
-                <w:sz w:val="24"/>
-                <w:szCs w:val="24"/>
-              </w:rPr>
-              <w:t xml:space="preserve">Invalid business type...</w:t>
-            </w:r>
-            <w:r>
-              <w:rPr>
-                <w:rFonts w:ascii="Caladea" w:hAnsi="Caladea" w:eastAsia="Caladea" w:cs="Caladea"/>
-                <w:sz w:val="24"/>
-                <w:szCs w:val="24"/>
-              </w:rPr>
-            </w:r>
-          </w:p>
-        </w:tc>
-        <w:tc>
-          <w:tcPr>
-            <w:tcBorders/>
-            <w:tcMar>
-              <w:left w:w="15" w:type="dxa"/>
-              <w:top w:w="15" w:type="dxa"/>
-              <w:right w:w="15" w:type="dxa"/>
-              <w:bottom w:w="15" w:type="dxa"/>
-            </w:tcMar>
-            <w:tcW w:w="3402" w:type="dxa"/>
-            <w:vAlign w:val="center"/>
-          </w:tcPr>
-          <w:p>
-            <w:pPr>
-              <w:pBdr/>
-              <w:spacing w:after="0" w:before="0" w:line="240"/>
-              <w:ind/>
-              <w:rPr>
-                <w:rFonts w:ascii="Caladea" w:hAnsi="Caladea" w:cs="Caladea"/>
-                <w:sz w:val="24"/>
-                <w:szCs w:val="24"/>
-              </w:rPr>
-            </w:pPr>
-            <w:r>
-              <w:rPr>
-                <w:rFonts w:ascii="Caladea" w:hAnsi="Caladea" w:eastAsia="Caladea" w:cs="Caladea"/>
-                <w:color w:val="000000"/>
-                <w:sz w:val="24"/>
-                <w:szCs w:val="24"/>
-              </w:rPr>
-              <w:t xml:space="preserve">You entered a business type that is not eligible.</w:t>
-            </w:r>
-            <w:r>
-              <w:rPr>
-                <w:rFonts w:ascii="Caladea" w:hAnsi="Caladea" w:eastAsia="Caladea" w:cs="Caladea"/>
-                <w:sz w:val="24"/>
-                <w:szCs w:val="24"/>
-              </w:rPr>
-            </w:r>
-          </w:p>
-        </w:tc>
-        <w:tc>
-          <w:tcPr>
-            <w:tcBorders/>
-            <w:tcMar>
-              <w:left w:w="15" w:type="dxa"/>
-              <w:top w:w="15" w:type="dxa"/>
-              <w:right w:w="15" w:type="dxa"/>
-              <w:bottom w:w="15" w:type="dxa"/>
-            </w:tcMar>
-            <w:tcW w:w="2693" w:type="dxa"/>
-            <w:vAlign w:val="center"/>
-          </w:tcPr>
-          <w:p>
-            <w:pPr>
-              <w:pBdr/>
-              <w:spacing w:after="0" w:before="0" w:line="240"/>
-              <w:ind/>
-              <w:rPr>
-                <w:rFonts w:ascii="Caladea" w:hAnsi="Caladea" w:cs="Caladea"/>
-                <w:sz w:val="24"/>
-                <w:szCs w:val="24"/>
-              </w:rPr>
-            </w:pPr>
-            <w:r>
-              <w:rPr>
-                <w:rFonts w:ascii="Caladea" w:hAnsi="Caladea" w:eastAsia="Caladea" w:cs="Caladea"/>
-                <w:color w:val="000000"/>
-                <w:sz w:val="24"/>
-                <w:szCs w:val="24"/>
-              </w:rPr>
-              <w:t xml:space="preserve">Use SOLE_TRADER, PARTNERSHIP, or LIMITED_COMPANY.</w:t>
-            </w:r>
-            <w:r>
-              <w:rPr>
-                <w:rFonts w:ascii="Caladea" w:hAnsi="Caladea" w:eastAsia="Caladea" w:cs="Caladea"/>
                 <w:sz w:val="24"/>
                 <w:szCs w:val="24"/>
               </w:rPr>
@@ -5834,7 +6378,156 @@
           <w:p>
             <w:pPr>
               <w:pBdr/>
-              <w:spacing w:after="0" w:before="0" w:line="240"/>
+              <w:spacing w:after="0" w:before="0" w:line="240" w:lineRule="auto"/>
+              <w:ind/>
+              <w:rPr>
+                <w:rFonts w:ascii="Caladea" w:hAnsi="Caladea" w:cs="Caladea"/>
+                <w:sz w:val="24"/>
+                <w:szCs w:val="24"/>
+              </w:rPr>
+            </w:pPr>
+            <w:r>
+              <w:rPr>
+                <w:rFonts w:ascii="Caladea" w:hAnsi="Caladea" w:eastAsia="Caladea" w:cs="Caladea"/>
+                <w:color w:val="000000"/>
+                <w:sz w:val="24"/>
+                <w:szCs w:val="24"/>
+              </w:rPr>
+              <w:t xml:space="preserve">Invalid business type...</w:t>
+            </w:r>
+            <w:r>
+              <w:rPr>
+                <w:rFonts w:ascii="Caladea" w:hAnsi="Caladea" w:eastAsia="Caladea" w:cs="Caladea"/>
+                <w:sz w:val="24"/>
+                <w:szCs w:val="24"/>
+              </w:rPr>
+            </w:r>
+            <w:r>
+              <w:rPr>
+                <w:rFonts w:ascii="Caladea" w:hAnsi="Caladea" w:cs="Caladea"/>
+                <w:sz w:val="24"/>
+                <w:szCs w:val="24"/>
+              </w:rPr>
+            </w:r>
+          </w:p>
+        </w:tc>
+        <w:tc>
+          <w:tcPr>
+            <w:tcBorders/>
+            <w:tcMar>
+              <w:left w:w="15" w:type="dxa"/>
+              <w:top w:w="15" w:type="dxa"/>
+              <w:right w:w="15" w:type="dxa"/>
+              <w:bottom w:w="15" w:type="dxa"/>
+            </w:tcMar>
+            <w:tcW w:w="3402" w:type="dxa"/>
+            <w:vAlign w:val="center"/>
+          </w:tcPr>
+          <w:p>
+            <w:pPr>
+              <w:pBdr/>
+              <w:spacing w:after="0" w:before="0" w:line="240" w:lineRule="auto"/>
+              <w:ind/>
+              <w:rPr>
+                <w:rFonts w:ascii="Caladea" w:hAnsi="Caladea" w:cs="Caladea"/>
+                <w:sz w:val="24"/>
+                <w:szCs w:val="24"/>
+              </w:rPr>
+            </w:pPr>
+            <w:r>
+              <w:rPr>
+                <w:rFonts w:ascii="Caladea" w:hAnsi="Caladea" w:eastAsia="Caladea" w:cs="Caladea"/>
+                <w:color w:val="000000"/>
+                <w:sz w:val="24"/>
+                <w:szCs w:val="24"/>
+              </w:rPr>
+              <w:t xml:space="preserve">You entered a business type that is not eligible.</w:t>
+            </w:r>
+            <w:r>
+              <w:rPr>
+                <w:rFonts w:ascii="Caladea" w:hAnsi="Caladea" w:eastAsia="Caladea" w:cs="Caladea"/>
+                <w:sz w:val="24"/>
+                <w:szCs w:val="24"/>
+              </w:rPr>
+            </w:r>
+            <w:r>
+              <w:rPr>
+                <w:rFonts w:ascii="Caladea" w:hAnsi="Caladea" w:cs="Caladea"/>
+                <w:sz w:val="24"/>
+                <w:szCs w:val="24"/>
+              </w:rPr>
+            </w:r>
+          </w:p>
+        </w:tc>
+        <w:tc>
+          <w:tcPr>
+            <w:tcBorders/>
+            <w:tcMar>
+              <w:left w:w="15" w:type="dxa"/>
+              <w:top w:w="15" w:type="dxa"/>
+              <w:right w:w="15" w:type="dxa"/>
+              <w:bottom w:w="15" w:type="dxa"/>
+            </w:tcMar>
+            <w:tcW w:w="2693" w:type="dxa"/>
+            <w:vAlign w:val="center"/>
+          </w:tcPr>
+          <w:p>
+            <w:pPr>
+              <w:pBdr/>
+              <w:spacing w:after="0" w:before="0" w:line="240" w:lineRule="auto"/>
+              <w:ind/>
+              <w:rPr>
+                <w:rFonts w:ascii="Caladea" w:hAnsi="Caladea" w:cs="Caladea"/>
+                <w:sz w:val="24"/>
+                <w:szCs w:val="24"/>
+              </w:rPr>
+            </w:pPr>
+            <w:r>
+              <w:rPr>
+                <w:rFonts w:ascii="Caladea" w:hAnsi="Caladea" w:eastAsia="Caladea" w:cs="Caladea"/>
+                <w:color w:val="000000"/>
+                <w:sz w:val="24"/>
+                <w:szCs w:val="24"/>
+              </w:rPr>
+              <w:t xml:space="preserve">Use SOLE_TRADER, PARTNERSHIP, or LIMITED_COMPANY.</w:t>
+            </w:r>
+            <w:r>
+              <w:rPr>
+                <w:rFonts w:ascii="Caladea" w:hAnsi="Caladea" w:eastAsia="Caladea" w:cs="Caladea"/>
+                <w:sz w:val="24"/>
+                <w:szCs w:val="24"/>
+              </w:rPr>
+            </w:r>
+            <w:r>
+              <w:rPr>
+                <w:rFonts w:ascii="Caladea" w:hAnsi="Caladea" w:cs="Caladea"/>
+                <w:sz w:val="24"/>
+                <w:szCs w:val="24"/>
+              </w:rPr>
+            </w:r>
+          </w:p>
+        </w:tc>
+      </w:tr>
+      <w:tr>
+        <w:trPr>
+          <w:trHeight w:val="962"/>
+        </w:trPr>
+        <w:tc>
+          <w:tcPr>
+            <w:tcBorders/>
+            <w:tcMar>
+              <w:left w:w="15" w:type="dxa"/>
+              <w:top w:w="15" w:type="dxa"/>
+              <w:right w:w="15" w:type="dxa"/>
+              <w:bottom w:w="15" w:type="dxa"/>
+            </w:tcMar>
+            <w:tcW w:w="3260" w:type="dxa"/>
+            <w:vAlign w:val="center"/>
+          </w:tcPr>
+          <w:p>
+            <w:pPr>
+              <w:pBdr/>
+              <w:spacing w:after="0" w:before="0" w:line="240" w:lineRule="auto"/>
               <w:ind/>
               <w:rPr>
                 <w:rFonts w:ascii="Caladea" w:hAnsi="Caladea" w:cs="Caladea"/>
@@ -5858,6 +6551,13 @@
                 <w:szCs w:val="24"/>
               </w:rPr>
             </w:r>
+            <w:r>
+              <w:rPr>
+                <w:rFonts w:ascii="Caladea" w:hAnsi="Caladea" w:cs="Caladea"/>
+                <w:sz w:val="24"/>
+                <w:szCs w:val="24"/>
+              </w:rPr>
+            </w:r>
           </w:p>
         </w:tc>
         <w:tc>
@@ -5875,7 +6575,7 @@
           <w:p>
             <w:pPr>
               <w:pBdr/>
-              <w:spacing w:after="0" w:before="0" w:line="240"/>
+              <w:spacing w:after="0" w:before="0" w:line="240" w:lineRule="auto"/>
               <w:ind/>
               <w:rPr>
                 <w:rFonts w:ascii="Caladea" w:hAnsi="Caladea" w:cs="Caladea"/>
@@ -5899,6 +6599,13 @@
                 <w:szCs w:val="24"/>
               </w:rPr>
             </w:r>
+            <w:r>
+              <w:rPr>
+                <w:rFonts w:ascii="Caladea" w:hAnsi="Caladea" w:cs="Caladea"/>
+                <w:sz w:val="24"/>
+                <w:szCs w:val="24"/>
+              </w:rPr>
+            </w:r>
           </w:p>
         </w:tc>
         <w:tc>
@@ -5916,7 +6623,7 @@
           <w:p>
             <w:pPr>
               <w:pBdr/>
-              <w:spacing w:after="0" w:before="0" w:line="240"/>
+              <w:spacing w:after="0" w:before="0" w:line="240" w:lineRule="auto"/>
               <w:ind/>
               <w:rPr>
                 <w:rFonts w:ascii="Caladea" w:hAnsi="Caladea" w:cs="Caladea"/>
@@ -5940,6 +6647,13 @@
                 <w:szCs w:val="24"/>
               </w:rPr>
             </w:r>
+            <w:r>
+              <w:rPr>
+                <w:rFonts w:ascii="Caladea" w:hAnsi="Caladea" w:cs="Caladea"/>
+                <w:sz w:val="24"/>
+                <w:szCs w:val="24"/>
+              </w:rPr>
+            </w:r>
           </w:p>
         </w:tc>
       </w:tr>
@@ -5965,13 +6679,13 @@
       </w:r>
       <w:r>
         <w:rPr>
-          <w:rFonts w:ascii="Caladea" w:hAnsi="Caladea" w:eastAsia="Caladea" w:cs="Caladea"/>
+          <w:rFonts w:ascii="Caladea" w:hAnsi="Caladea" w:cs="Caladea"/>
         </w:rPr>
       </w:r>
     </w:p>
     <w:p>
       <w:pPr>
-        <w:pStyle w:val="140"/>
+        <w:pStyle w:val="844"/>
         <w:pBdr>
           <w:top w:val="none" w:color="000000" w:sz="4" w:space="0"/>
           <w:left w:val="none" w:color="000000" w:sz="4" w:space="0"/>
@@ -6003,10 +6717,17 @@
           <w:szCs w:val="28"/>
         </w:rPr>
       </w:r>
+      <w:r>
+        <w:rPr>
+          <w:rFonts w:ascii="Caladea" w:hAnsi="Caladea" w:cs="Caladea"/>
+          <w:sz w:val="32"/>
+          <w:szCs w:val="28"/>
+        </w:rPr>
+      </w:r>
     </w:p>
     <w:tbl>
       <w:tblPr>
-        <w:tblStyle w:val="12"/>
+        <w:tblStyle w:val="717"/>
         <w:tblInd w:w="0" w:type="dxa"/>
         <w:tblW w:w="0" w:type="auto"/>
         <w:tblBorders>
@@ -6043,7 +6764,7 @@
           <w:p>
             <w:pPr>
               <w:pBdr/>
-              <w:spacing w:after="0" w:before="0" w:line="240"/>
+              <w:spacing w:after="0" w:before="0" w:line="240" w:lineRule="auto"/>
               <w:ind/>
               <w:jc w:val="center"/>
               <w:rPr>
@@ -6064,6 +6785,11 @@
                 <w:rFonts w:ascii="Caladea" w:hAnsi="Caladea" w:eastAsia="Caladea" w:cs="Caladea"/>
               </w:rPr>
             </w:r>
+            <w:r>
+              <w:rPr>
+                <w:rFonts w:ascii="Caladea" w:hAnsi="Caladea" w:cs="Caladea"/>
+              </w:rPr>
+            </w:r>
           </w:p>
         </w:tc>
         <w:tc>
@@ -6081,7 +6807,7 @@
           <w:p>
             <w:pPr>
               <w:pBdr/>
-              <w:spacing w:after="0" w:before="0" w:line="240"/>
+              <w:spacing w:after="0" w:before="0" w:line="240" w:lineRule="auto"/>
               <w:ind/>
               <w:jc w:val="center"/>
               <w:rPr>
@@ -6100,6 +6826,11 @@
             <w:r>
               <w:rPr>
                 <w:rFonts w:ascii="Caladea" w:hAnsi="Caladea" w:eastAsia="Caladea" w:cs="Caladea"/>
+              </w:rPr>
+            </w:r>
+            <w:r>
+              <w:rPr>
+                <w:rFonts w:ascii="Caladea" w:hAnsi="Caladea" w:cs="Caladea"/>
               </w:rPr>
             </w:r>
           </w:p>
@@ -6124,7 +6855,7 @@
           <w:p>
             <w:pPr>
               <w:pBdr/>
-              <w:spacing w:after="0" w:before="0" w:line="240"/>
+              <w:spacing w:after="0" w:before="0" w:line="240" w:lineRule="auto"/>
               <w:ind/>
               <w:rPr>
                 <w:rFonts w:ascii="Caladea" w:hAnsi="Caladea" w:cs="Caladea"/>
@@ -6141,6 +6872,11 @@
             <w:r>
               <w:rPr>
                 <w:rFonts w:ascii="Caladea" w:hAnsi="Caladea" w:eastAsia="Caladea" w:cs="Caladea"/>
+              </w:rPr>
+            </w:r>
+            <w:r>
+              <w:rPr>
+                <w:rFonts w:ascii="Caladea" w:hAnsi="Caladea" w:cs="Caladea"/>
               </w:rPr>
             </w:r>
           </w:p>
@@ -6160,7 +6896,7 @@
           <w:p>
             <w:pPr>
               <w:pBdr/>
-              <w:spacing w:after="0" w:before="0" w:line="240"/>
+              <w:spacing w:after="0" w:before="0" w:line="240" w:lineRule="auto"/>
               <w:ind/>
               <w:rPr>
                 <w:rFonts w:ascii="Caladea" w:hAnsi="Caladea" w:cs="Caladea"/>
@@ -6177,6 +6913,11 @@
             <w:r>
               <w:rPr>
                 <w:rFonts w:ascii="Caladea" w:hAnsi="Caladea" w:eastAsia="Caladea" w:cs="Caladea"/>
+              </w:rPr>
+            </w:r>
+            <w:r>
+              <w:rPr>
+                <w:rFonts w:ascii="Caladea" w:hAnsi="Caladea" w:cs="Caladea"/>
               </w:rPr>
             </w:r>
           </w:p>
@@ -6201,7 +6942,7 @@
           <w:p>
             <w:pPr>
               <w:pBdr/>
-              <w:spacing w:after="0" w:before="0" w:line="240"/>
+              <w:spacing w:after="0" w:before="0" w:line="240" w:lineRule="auto"/>
               <w:ind/>
               <w:rPr>
                 <w:rFonts w:ascii="Caladea" w:hAnsi="Caladea" w:cs="Caladea"/>
@@ -6218,6 +6959,11 @@
             <w:r>
               <w:rPr>
                 <w:rFonts w:ascii="Caladea" w:hAnsi="Caladea" w:eastAsia="Caladea" w:cs="Caladea"/>
+              </w:rPr>
+            </w:r>
+            <w:r>
+              <w:rPr>
+                <w:rFonts w:ascii="Caladea" w:hAnsi="Caladea" w:cs="Caladea"/>
               </w:rPr>
             </w:r>
           </w:p>
@@ -6237,7 +6983,7 @@
           <w:p>
             <w:pPr>
               <w:pBdr/>
-              <w:spacing w:after="0" w:before="0" w:line="240"/>
+              <w:spacing w:after="0" w:before="0" w:line="240" w:lineRule="auto"/>
               <w:ind/>
               <w:rPr>
                 <w:rFonts w:ascii="Caladea" w:hAnsi="Caladea" w:cs="Caladea"/>
@@ -6254,6 +7000,11 @@
             <w:r>
               <w:rPr>
                 <w:rFonts w:ascii="Caladea" w:hAnsi="Caladea" w:eastAsia="Caladea" w:cs="Caladea"/>
+              </w:rPr>
+            </w:r>
+            <w:r>
+              <w:rPr>
+                <w:rFonts w:ascii="Caladea" w:hAnsi="Caladea" w:cs="Caladea"/>
               </w:rPr>
             </w:r>
           </w:p>
@@ -6278,7 +7029,7 @@
           <w:p>
             <w:pPr>
               <w:pBdr/>
-              <w:spacing w:after="0" w:before="0" w:line="240"/>
+              <w:spacing w:after="0" w:before="0" w:line="240" w:lineRule="auto"/>
               <w:ind/>
               <w:rPr>
                 <w:rFonts w:ascii="Caladea" w:hAnsi="Caladea" w:cs="Caladea"/>
@@ -6295,6 +7046,11 @@
             <w:r>
               <w:rPr>
                 <w:rFonts w:ascii="Caladea" w:hAnsi="Caladea" w:eastAsia="Caladea" w:cs="Caladea"/>
+              </w:rPr>
+            </w:r>
+            <w:r>
+              <w:rPr>
+                <w:rFonts w:ascii="Caladea" w:hAnsi="Caladea" w:cs="Caladea"/>
               </w:rPr>
             </w:r>
           </w:p>
@@ -6314,7 +7070,7 @@
           <w:p>
             <w:pPr>
               <w:pBdr/>
-              <w:spacing w:after="0" w:before="0" w:line="240"/>
+              <w:spacing w:after="0" w:before="0" w:line="240" w:lineRule="auto"/>
               <w:ind/>
               <w:rPr>
                 <w:rFonts w:ascii="Caladea" w:hAnsi="Caladea" w:cs="Caladea"/>
@@ -6333,6 +7089,11 @@
                 <w:rFonts w:ascii="Caladea" w:hAnsi="Caladea" w:eastAsia="Caladea" w:cs="Caladea"/>
               </w:rPr>
             </w:r>
+            <w:r>
+              <w:rPr>
+                <w:rFonts w:ascii="Caladea" w:hAnsi="Caladea" w:cs="Caladea"/>
+              </w:rPr>
+            </w:r>
           </w:p>
         </w:tc>
       </w:tr>
@@ -6354,6 +7115,11 @@
       <w:r>
         <w:rPr>
           <w:rFonts w:ascii="Caladea" w:hAnsi="Caladea" w:eastAsia="Caladea" w:cs="Caladea"/>
+        </w:rPr>
+      </w:r>
+      <w:r>
+        <w:rPr>
+          <w:rFonts w:ascii="Caladea" w:hAnsi="Caladea" w:cs="Caladea"/>
         </w:rPr>
       </w:r>
     </w:p>
@@ -6379,7 +7145,6 @@
         <w:ind/>
         <w:rPr/>
       </w:pPr>
-      <w:r/>
       <w:r>
         <w:separator/>
       </w:r>
@@ -6394,7 +7159,6 @@
         <w:ind/>
         <w:rPr/>
       </w:pPr>
-      <w:r/>
       <w:r>
         <w:continuationSeparator/>
       </w:r>
@@ -6414,7 +7178,6 @@
         <w:ind/>
         <w:rPr/>
       </w:pPr>
-      <w:r/>
       <w:r>
         <w:separator/>
       </w:r>
@@ -6429,7 +7192,6 @@
         <w:ind/>
         <w:rPr/>
       </w:pPr>
-      <w:r/>
       <w:r>
         <w:continuationSeparator/>
       </w:r>
@@ -7748,9 +8510,9 @@
     <w:lsdException w:name="Bibliography" w:uiPriority="37"/>
     <w:lsdException w:name="TOC Heading" w:uiPriority="39" w:qFormat="1"/>
   </w:latentStyles>
-  <w:style w:type="table" w:styleId="12">
+  <w:style w:type="table" w:styleId="717">
     <w:name w:val="Table Grid"/>
-    <w:basedOn w:val="665"/>
+    <w:basedOn w:val="903"/>
     <w:uiPriority w:val="59"/>
     <w:pPr>
       <w:pBdr/>
@@ -7947,9 +8709,9 @@
       </w:tcPr>
     </w:tblStylePr>
   </w:style>
-  <w:style w:type="table" w:styleId="13">
+  <w:style w:type="table" w:styleId="718">
     <w:name w:val="Table Grid Light"/>
-    <w:basedOn w:val="665"/>
+    <w:basedOn w:val="903"/>
     <w:uiPriority w:val="59"/>
     <w:pPr>
       <w:pBdr/>
@@ -8146,9 +8908,9 @@
       </w:tcPr>
     </w:tblStylePr>
   </w:style>
-  <w:style w:type="table" w:styleId="14">
+  <w:style w:type="table" w:styleId="719">
     <w:name w:val="Plain Table 1"/>
-    <w:basedOn w:val="665"/>
+    <w:basedOn w:val="903"/>
     <w:uiPriority w:val="59"/>
     <w:pPr>
       <w:pBdr/>
@@ -8371,9 +9133,9 @@
       </w:tcPr>
     </w:tblStylePr>
   </w:style>
-  <w:style w:type="table" w:styleId="15">
+  <w:style w:type="table" w:styleId="720">
     <w:name w:val="Plain Table 2"/>
-    <w:basedOn w:val="665"/>
+    <w:basedOn w:val="903"/>
     <w:uiPriority w:val="59"/>
     <w:pPr>
       <w:pBdr/>
@@ -8604,9 +9366,9 @@
       </w:tcPr>
     </w:tblStylePr>
   </w:style>
-  <w:style w:type="table" w:styleId="16">
+  <w:style w:type="table" w:styleId="721">
     <w:name w:val="Plain Table 3"/>
-    <w:basedOn w:val="665"/>
+    <w:basedOn w:val="903"/>
     <w:uiPriority w:val="99"/>
     <w:pPr>
       <w:pBdr/>
@@ -8834,9 +9596,9 @@
       </w:tcPr>
     </w:tblStylePr>
   </w:style>
-  <w:style w:type="table" w:styleId="17">
+  <w:style w:type="table" w:styleId="722">
     <w:name w:val="Plain Table 4"/>
-    <w:basedOn w:val="665"/>
+    <w:basedOn w:val="903"/>
     <w:uiPriority w:val="99"/>
     <w:pPr>
       <w:pBdr/>
@@ -9050,9 +9812,9 @@
       </w:tcPr>
     </w:tblStylePr>
   </w:style>
-  <w:style w:type="table" w:styleId="18">
+  <w:style w:type="table" w:styleId="723">
     <w:name w:val="Plain Table 5"/>
-    <w:basedOn w:val="665"/>
+    <w:basedOn w:val="903"/>
     <w:uiPriority w:val="99"/>
     <w:pPr>
       <w:pBdr/>
@@ -9283,9 +10045,9 @@
       </w:tcPr>
     </w:tblStylePr>
   </w:style>
-  <w:style w:type="table" w:styleId="19">
+  <w:style w:type="table" w:styleId="724">
     <w:name w:val="Grid Table 1 Light"/>
-    <w:basedOn w:val="665"/>
+    <w:basedOn w:val="903"/>
     <w:uiPriority w:val="99"/>
     <w:pPr>
       <w:pBdr/>
@@ -9506,9 +10268,9 @@
       </w:tcPr>
     </w:tblStylePr>
   </w:style>
-  <w:style w:type="table" w:styleId="20">
+  <w:style w:type="table" w:styleId="725">
     <w:name w:val="Grid Table 1 Light - Accent 1"/>
-    <w:basedOn w:val="665"/>
+    <w:basedOn w:val="903"/>
     <w:uiPriority w:val="99"/>
     <w:pPr>
       <w:pBdr/>
@@ -9729,9 +10491,9 @@
       </w:tcPr>
     </w:tblStylePr>
   </w:style>
-  <w:style w:type="table" w:styleId="21">
+  <w:style w:type="table" w:styleId="726">
     <w:name w:val="Grid Table 1 Light - Accent 2"/>
-    <w:basedOn w:val="665"/>
+    <w:basedOn w:val="903"/>
     <w:uiPriority w:val="99"/>
     <w:pPr>
       <w:pBdr/>
@@ -9952,9 +10714,9 @@
       </w:tcPr>
     </w:tblStylePr>
   </w:style>
-  <w:style w:type="table" w:styleId="22">
+  <w:style w:type="table" w:styleId="727">
     <w:name w:val="Grid Table 1 Light - Accent 3"/>
-    <w:basedOn w:val="665"/>
+    <w:basedOn w:val="903"/>
     <w:uiPriority w:val="99"/>
     <w:pPr>
       <w:pBdr/>
@@ -10175,9 +10937,9 @@
       </w:tcPr>
     </w:tblStylePr>
   </w:style>
-  <w:style w:type="table" w:styleId="23">
+  <w:style w:type="table" w:styleId="728">
     <w:name w:val="Grid Table 1 Light - Accent 4"/>
-    <w:basedOn w:val="665"/>
+    <w:basedOn w:val="903"/>
     <w:uiPriority w:val="99"/>
     <w:pPr>
       <w:pBdr/>
@@ -10398,9 +11160,9 @@
       </w:tcPr>
     </w:tblStylePr>
   </w:style>
-  <w:style w:type="table" w:styleId="24">
+  <w:style w:type="table" w:styleId="729">
     <w:name w:val="Grid Table 1 Light - Accent 5"/>
-    <w:basedOn w:val="665"/>
+    <w:basedOn w:val="903"/>
     <w:uiPriority w:val="99"/>
     <w:pPr>
       <w:pBdr/>
@@ -10621,9 +11383,9 @@
       </w:tcPr>
     </w:tblStylePr>
   </w:style>
-  <w:style w:type="table" w:styleId="25">
+  <w:style w:type="table" w:styleId="730">
     <w:name w:val="Grid Table 1 Light - Accent 6"/>
-    <w:basedOn w:val="665"/>
+    <w:basedOn w:val="903"/>
     <w:uiPriority w:val="99"/>
     <w:pPr>
       <w:pBdr/>
@@ -10844,9 +11606,9 @@
       </w:tcPr>
     </w:tblStylePr>
   </w:style>
-  <w:style w:type="table" w:styleId="26">
+  <w:style w:type="table" w:styleId="731">
     <w:name w:val="Grid Table 2"/>
-    <w:basedOn w:val="665"/>
+    <w:basedOn w:val="903"/>
     <w:uiPriority w:val="99"/>
     <w:pPr>
       <w:pBdr/>
@@ -11076,9 +11838,9 @@
       </w:tcPr>
     </w:tblStylePr>
   </w:style>
-  <w:style w:type="table" w:styleId="27">
+  <w:style w:type="table" w:styleId="732">
     <w:name w:val="Grid Table 2 - Accent 1"/>
-    <w:basedOn w:val="665"/>
+    <w:basedOn w:val="903"/>
     <w:uiPriority w:val="99"/>
     <w:pPr>
       <w:pBdr/>
@@ -11308,9 +12070,9 @@
       </w:tcPr>
     </w:tblStylePr>
   </w:style>
-  <w:style w:type="table" w:styleId="28">
+  <w:style w:type="table" w:styleId="733">
     <w:name w:val="Grid Table 2 - Accent 2"/>
-    <w:basedOn w:val="665"/>
+    <w:basedOn w:val="903"/>
     <w:uiPriority w:val="99"/>
     <w:pPr>
       <w:pBdr/>
@@ -11540,9 +12302,9 @@
       </w:tcPr>
     </w:tblStylePr>
   </w:style>
-  <w:style w:type="table" w:styleId="29">
+  <w:style w:type="table" w:styleId="734">
     <w:name w:val="Grid Table 2 - Accent 3"/>
-    <w:basedOn w:val="665"/>
+    <w:basedOn w:val="903"/>
     <w:uiPriority w:val="99"/>
     <w:pPr>
       <w:pBdr/>
@@ -11772,9 +12534,9 @@
       </w:tcPr>
     </w:tblStylePr>
   </w:style>
-  <w:style w:type="table" w:styleId="30">
+  <w:style w:type="table" w:styleId="735">
     <w:name w:val="Grid Table 2 - Accent 4"/>
-    <w:basedOn w:val="665"/>
+    <w:basedOn w:val="903"/>
     <w:uiPriority w:val="99"/>
     <w:pPr>
       <w:pBdr/>
@@ -12004,9 +12766,9 @@
       </w:tcPr>
     </w:tblStylePr>
   </w:style>
-  <w:style w:type="table" w:styleId="31">
+  <w:style w:type="table" w:styleId="736">
     <w:name w:val="Grid Table 2 - Accent 5"/>
-    <w:basedOn w:val="665"/>
+    <w:basedOn w:val="903"/>
     <w:uiPriority w:val="99"/>
     <w:pPr>
       <w:pBdr/>
@@ -12236,9 +12998,9 @@
       </w:tcPr>
     </w:tblStylePr>
   </w:style>
-  <w:style w:type="table" w:styleId="32">
+  <w:style w:type="table" w:styleId="737">
     <w:name w:val="Grid Table 2 - Accent 6"/>
-    <w:basedOn w:val="665"/>
+    <w:basedOn w:val="903"/>
     <w:uiPriority w:val="99"/>
     <w:pPr>
       <w:pBdr/>
@@ -12468,9 +13230,9 @@
       </w:tcPr>
     </w:tblStylePr>
   </w:style>
-  <w:style w:type="table" w:styleId="33">
+  <w:style w:type="table" w:styleId="738">
     <w:name w:val="Grid Table 3"/>
-    <w:basedOn w:val="665"/>
+    <w:basedOn w:val="903"/>
     <w:uiPriority w:val="99"/>
     <w:pPr>
       <w:pBdr/>
@@ -12569,29 +13331,6 @@
         <w:tblBorders/>
       </w:tblPr>
       <w:tcPr>
-        <w:shd w:color="ffffff"/>
-        <w:tcBorders>
-          <w:top w:val="none" w:color="000000" w:sz="4" w:space="0"/>
-          <w:left w:val="none" w:color="000000" w:sz="4" w:space="0"/>
-          <w:bottom w:val="none" w:color="000000" w:sz="4" w:space="0"/>
-          <w:right w:val="none" w:color="000000" w:sz="4" w:space="0"/>
-        </w:tcBorders>
-      </w:tcPr>
-    </w:tblStylePr>
-    <w:tblStylePr w:type="firstRow">
-      <w:rPr>
-        <w:b/>
-        <w:color w:val="404040"/>
-      </w:rPr>
-      <w:pPr>
-        <w:pBdr/>
-        <w:spacing/>
-        <w:ind/>
-      </w:pPr>
-      <w:tblPr>
-        <w:tblBorders/>
-      </w:tblPr>
-      <w:tcPr>
         <w:shd w:val="clear" w:color="ffffff"/>
         <w:tcBorders>
           <w:top w:val="none" w:color="000000" w:sz="4" w:space="0"/>
@@ -12601,30 +13340,7 @@
         </w:tcBorders>
       </w:tcPr>
     </w:tblStylePr>
-    <w:tblStylePr w:type="lastCol">
-      <w:rPr>
-        <w:i/>
-        <w:color w:val="404040"/>
-      </w:rPr>
-      <w:pPr>
-        <w:pBdr/>
-        <w:spacing/>
-        <w:ind/>
-      </w:pPr>
-      <w:tblPr>
-        <w:tblBorders/>
-      </w:tblPr>
-      <w:tcPr>
-        <w:shd w:color="ffffff"/>
-        <w:tcBorders>
-          <w:top w:val="none" w:color="000000" w:sz="4" w:space="0"/>
-          <w:left w:val="none" w:color="000000" w:sz="4" w:space="0"/>
-          <w:bottom w:val="none" w:color="000000" w:sz="4" w:space="0"/>
-          <w:right w:val="none" w:color="000000" w:sz="4" w:space="0"/>
-        </w:tcBorders>
-      </w:tcPr>
-    </w:tblStylePr>
-    <w:tblStylePr w:type="lastRow">
+    <w:tblStylePr w:type="firstRow">
       <w:rPr>
         <w:b/>
         <w:color w:val="404040"/>
@@ -12647,6 +13363,52 @@
         </w:tcBorders>
       </w:tcPr>
     </w:tblStylePr>
+    <w:tblStylePr w:type="lastCol">
+      <w:rPr>
+        <w:i/>
+        <w:color w:val="404040"/>
+      </w:rPr>
+      <w:pPr>
+        <w:pBdr/>
+        <w:spacing/>
+        <w:ind/>
+      </w:pPr>
+      <w:tblPr>
+        <w:tblBorders/>
+      </w:tblPr>
+      <w:tcPr>
+        <w:shd w:val="clear" w:color="ffffff"/>
+        <w:tcBorders>
+          <w:top w:val="none" w:color="000000" w:sz="4" w:space="0"/>
+          <w:left w:val="none" w:color="000000" w:sz="4" w:space="0"/>
+          <w:bottom w:val="none" w:color="000000" w:sz="4" w:space="0"/>
+          <w:right w:val="none" w:color="000000" w:sz="4" w:space="0"/>
+        </w:tcBorders>
+      </w:tcPr>
+    </w:tblStylePr>
+    <w:tblStylePr w:type="lastRow">
+      <w:rPr>
+        <w:b/>
+        <w:color w:val="404040"/>
+      </w:rPr>
+      <w:pPr>
+        <w:pBdr/>
+        <w:spacing/>
+        <w:ind/>
+      </w:pPr>
+      <w:tblPr>
+        <w:tblBorders/>
+      </w:tblPr>
+      <w:tcPr>
+        <w:shd w:val="clear" w:color="ffffff"/>
+        <w:tcBorders>
+          <w:top w:val="none" w:color="000000" w:sz="4" w:space="0"/>
+          <w:left w:val="none" w:color="000000" w:sz="4" w:space="0"/>
+          <w:bottom w:val="none" w:color="000000" w:sz="4" w:space="0"/>
+          <w:right w:val="none" w:color="000000" w:sz="4" w:space="0"/>
+        </w:tcBorders>
+      </w:tcPr>
+    </w:tblStylePr>
     <w:tblStylePr w:type="nwCell">
       <w:pPr>
         <w:pBdr/>
@@ -12713,9 +13475,9 @@
       </w:tcPr>
     </w:tblStylePr>
   </w:style>
-  <w:style w:type="table" w:styleId="34">
+  <w:style w:type="table" w:styleId="739">
     <w:name w:val="Grid Table 3 - Accent 1"/>
-    <w:basedOn w:val="665"/>
+    <w:basedOn w:val="903"/>
     <w:uiPriority w:val="99"/>
     <w:pPr>
       <w:pBdr/>
@@ -12814,29 +13576,6 @@
         <w:tblBorders/>
       </w:tblPr>
       <w:tcPr>
-        <w:shd w:color="ffffff"/>
-        <w:tcBorders>
-          <w:top w:val="none" w:color="000000" w:sz="4" w:space="0"/>
-          <w:left w:val="none" w:color="000000" w:sz="4" w:space="0"/>
-          <w:bottom w:val="none" w:color="000000" w:sz="4" w:space="0"/>
-          <w:right w:val="none" w:color="000000" w:sz="4" w:space="0"/>
-        </w:tcBorders>
-      </w:tcPr>
-    </w:tblStylePr>
-    <w:tblStylePr w:type="firstRow">
-      <w:rPr>
-        <w:b/>
-        <w:color w:val="404040"/>
-      </w:rPr>
-      <w:pPr>
-        <w:pBdr/>
-        <w:spacing/>
-        <w:ind/>
-      </w:pPr>
-      <w:tblPr>
-        <w:tblBorders/>
-      </w:tblPr>
-      <w:tcPr>
         <w:shd w:val="clear" w:color="ffffff"/>
         <w:tcBorders>
           <w:top w:val="none" w:color="000000" w:sz="4" w:space="0"/>
@@ -12846,30 +13585,7 @@
         </w:tcBorders>
       </w:tcPr>
     </w:tblStylePr>
-    <w:tblStylePr w:type="lastCol">
-      <w:rPr>
-        <w:i/>
-        <w:color w:val="404040"/>
-      </w:rPr>
-      <w:pPr>
-        <w:pBdr/>
-        <w:spacing/>
-        <w:ind/>
-      </w:pPr>
-      <w:tblPr>
-        <w:tblBorders/>
-      </w:tblPr>
-      <w:tcPr>
-        <w:shd w:color="ffffff"/>
-        <w:tcBorders>
-          <w:top w:val="none" w:color="000000" w:sz="4" w:space="0"/>
-          <w:left w:val="none" w:color="000000" w:sz="4" w:space="0"/>
-          <w:bottom w:val="none" w:color="000000" w:sz="4" w:space="0"/>
-          <w:right w:val="none" w:color="000000" w:sz="4" w:space="0"/>
-        </w:tcBorders>
-      </w:tcPr>
-    </w:tblStylePr>
-    <w:tblStylePr w:type="lastRow">
+    <w:tblStylePr w:type="firstRow">
       <w:rPr>
         <w:b/>
         <w:color w:val="404040"/>
@@ -12892,6 +13608,52 @@
         </w:tcBorders>
       </w:tcPr>
     </w:tblStylePr>
+    <w:tblStylePr w:type="lastCol">
+      <w:rPr>
+        <w:i/>
+        <w:color w:val="404040"/>
+      </w:rPr>
+      <w:pPr>
+        <w:pBdr/>
+        <w:spacing/>
+        <w:ind/>
+      </w:pPr>
+      <w:tblPr>
+        <w:tblBorders/>
+      </w:tblPr>
+      <w:tcPr>
+        <w:shd w:val="clear" w:color="ffffff"/>
+        <w:tcBorders>
+          <w:top w:val="none" w:color="000000" w:sz="4" w:space="0"/>
+          <w:left w:val="none" w:color="000000" w:sz="4" w:space="0"/>
+          <w:bottom w:val="none" w:color="000000" w:sz="4" w:space="0"/>
+          <w:right w:val="none" w:color="000000" w:sz="4" w:space="0"/>
+        </w:tcBorders>
+      </w:tcPr>
+    </w:tblStylePr>
+    <w:tblStylePr w:type="lastRow">
+      <w:rPr>
+        <w:b/>
+        <w:color w:val="404040"/>
+      </w:rPr>
+      <w:pPr>
+        <w:pBdr/>
+        <w:spacing/>
+        <w:ind/>
+      </w:pPr>
+      <w:tblPr>
+        <w:tblBorders/>
+      </w:tblPr>
+      <w:tcPr>
+        <w:shd w:val="clear" w:color="ffffff"/>
+        <w:tcBorders>
+          <w:top w:val="none" w:color="000000" w:sz="4" w:space="0"/>
+          <w:left w:val="none" w:color="000000" w:sz="4" w:space="0"/>
+          <w:bottom w:val="none" w:color="000000" w:sz="4" w:space="0"/>
+          <w:right w:val="none" w:color="000000" w:sz="4" w:space="0"/>
+        </w:tcBorders>
+      </w:tcPr>
+    </w:tblStylePr>
     <w:tblStylePr w:type="nwCell">
       <w:pPr>
         <w:pBdr/>
@@ -12958,9 +13720,9 @@
       </w:tcPr>
     </w:tblStylePr>
   </w:style>
-  <w:style w:type="table" w:styleId="35">
+  <w:style w:type="table" w:styleId="740">
     <w:name w:val="Grid Table 3 - Accent 2"/>
-    <w:basedOn w:val="665"/>
+    <w:basedOn w:val="903"/>
     <w:uiPriority w:val="99"/>
     <w:pPr>
       <w:pBdr/>
@@ -13059,29 +13821,6 @@
         <w:tblBorders/>
       </w:tblPr>
       <w:tcPr>
-        <w:shd w:color="ffffff"/>
-        <w:tcBorders>
-          <w:top w:val="none" w:color="000000" w:sz="4" w:space="0"/>
-          <w:left w:val="none" w:color="000000" w:sz="4" w:space="0"/>
-          <w:bottom w:val="none" w:color="000000" w:sz="4" w:space="0"/>
-          <w:right w:val="none" w:color="000000" w:sz="4" w:space="0"/>
-        </w:tcBorders>
-      </w:tcPr>
-    </w:tblStylePr>
-    <w:tblStylePr w:type="firstRow">
-      <w:rPr>
-        <w:b/>
-        <w:color w:val="404040"/>
-      </w:rPr>
-      <w:pPr>
-        <w:pBdr/>
-        <w:spacing/>
-        <w:ind/>
-      </w:pPr>
-      <w:tblPr>
-        <w:tblBorders/>
-      </w:tblPr>
-      <w:tcPr>
         <w:shd w:val="clear" w:color="ffffff"/>
         <w:tcBorders>
           <w:top w:val="none" w:color="000000" w:sz="4" w:space="0"/>
@@ -13091,30 +13830,7 @@
         </w:tcBorders>
       </w:tcPr>
     </w:tblStylePr>
-    <w:tblStylePr w:type="lastCol">
-      <w:rPr>
-        <w:i/>
-        <w:color w:val="404040"/>
-      </w:rPr>
-      <w:pPr>
-        <w:pBdr/>
-        <w:spacing/>
-        <w:ind/>
-      </w:pPr>
-      <w:tblPr>
-        <w:tblBorders/>
-      </w:tblPr>
-      <w:tcPr>
-        <w:shd w:color="ffffff"/>
-        <w:tcBorders>
-          <w:top w:val="none" w:color="000000" w:sz="4" w:space="0"/>
-          <w:left w:val="none" w:color="000000" w:sz="4" w:space="0"/>
-          <w:bottom w:val="none" w:color="000000" w:sz="4" w:space="0"/>
-          <w:right w:val="none" w:color="000000" w:sz="4" w:space="0"/>
-        </w:tcBorders>
-      </w:tcPr>
-    </w:tblStylePr>
-    <w:tblStylePr w:type="lastRow">
+    <w:tblStylePr w:type="firstRow">
       <w:rPr>
         <w:b/>
         <w:color w:val="404040"/>
@@ -13137,6 +13853,52 @@
         </w:tcBorders>
       </w:tcPr>
     </w:tblStylePr>
+    <w:tblStylePr w:type="lastCol">
+      <w:rPr>
+        <w:i/>
+        <w:color w:val="404040"/>
+      </w:rPr>
+      <w:pPr>
+        <w:pBdr/>
+        <w:spacing/>
+        <w:ind/>
+      </w:pPr>
+      <w:tblPr>
+        <w:tblBorders/>
+      </w:tblPr>
+      <w:tcPr>
+        <w:shd w:val="clear" w:color="ffffff"/>
+        <w:tcBorders>
+          <w:top w:val="none" w:color="000000" w:sz="4" w:space="0"/>
+          <w:left w:val="none" w:color="000000" w:sz="4" w:space="0"/>
+          <w:bottom w:val="none" w:color="000000" w:sz="4" w:space="0"/>
+          <w:right w:val="none" w:color="000000" w:sz="4" w:space="0"/>
+        </w:tcBorders>
+      </w:tcPr>
+    </w:tblStylePr>
+    <w:tblStylePr w:type="lastRow">
+      <w:rPr>
+        <w:b/>
+        <w:color w:val="404040"/>
+      </w:rPr>
+      <w:pPr>
+        <w:pBdr/>
+        <w:spacing/>
+        <w:ind/>
+      </w:pPr>
+      <w:tblPr>
+        <w:tblBorders/>
+      </w:tblPr>
+      <w:tcPr>
+        <w:shd w:val="clear" w:color="ffffff"/>
+        <w:tcBorders>
+          <w:top w:val="none" w:color="000000" w:sz="4" w:space="0"/>
+          <w:left w:val="none" w:color="000000" w:sz="4" w:space="0"/>
+          <w:bottom w:val="none" w:color="000000" w:sz="4" w:space="0"/>
+          <w:right w:val="none" w:color="000000" w:sz="4" w:space="0"/>
+        </w:tcBorders>
+      </w:tcPr>
+    </w:tblStylePr>
     <w:tblStylePr w:type="nwCell">
       <w:pPr>
         <w:pBdr/>
@@ -13203,9 +13965,9 @@
       </w:tcPr>
     </w:tblStylePr>
   </w:style>
-  <w:style w:type="table" w:styleId="36">
+  <w:style w:type="table" w:styleId="741">
     <w:name w:val="Grid Table 3 - Accent 3"/>
-    <w:basedOn w:val="665"/>
+    <w:basedOn w:val="903"/>
     <w:uiPriority w:val="99"/>
     <w:pPr>
       <w:pBdr/>
@@ -13304,29 +14066,6 @@
         <w:tblBorders/>
       </w:tblPr>
       <w:tcPr>
-        <w:shd w:color="ffffff"/>
-        <w:tcBorders>
-          <w:top w:val="none" w:color="000000" w:sz="4" w:space="0"/>
-          <w:left w:val="none" w:color="000000" w:sz="4" w:space="0"/>
-          <w:bottom w:val="none" w:color="000000" w:sz="4" w:space="0"/>
-          <w:right w:val="none" w:color="000000" w:sz="4" w:space="0"/>
-        </w:tcBorders>
-      </w:tcPr>
-    </w:tblStylePr>
-    <w:tblStylePr w:type="firstRow">
-      <w:rPr>
-        <w:b/>
-        <w:color w:val="404040"/>
-      </w:rPr>
-      <w:pPr>
-        <w:pBdr/>
-        <w:spacing/>
-        <w:ind/>
-      </w:pPr>
-      <w:tblPr>
-        <w:tblBorders/>
-      </w:tblPr>
-      <w:tcPr>
         <w:shd w:val="clear" w:color="ffffff"/>
         <w:tcBorders>
           <w:top w:val="none" w:color="000000" w:sz="4" w:space="0"/>
@@ -13336,30 +14075,7 @@
         </w:tcBorders>
       </w:tcPr>
     </w:tblStylePr>
-    <w:tblStylePr w:type="lastCol">
-      <w:rPr>
-        <w:i/>
-        <w:color w:val="404040"/>
-      </w:rPr>
-      <w:pPr>
-        <w:pBdr/>
-        <w:spacing/>
-        <w:ind/>
-      </w:pPr>
-      <w:tblPr>
-        <w:tblBorders/>
-      </w:tblPr>
-      <w:tcPr>
-        <w:shd w:color="ffffff"/>
-        <w:tcBorders>
-          <w:top w:val="none" w:color="000000" w:sz="4" w:space="0"/>
-          <w:left w:val="none" w:color="000000" w:sz="4" w:space="0"/>
-          <w:bottom w:val="none" w:color="000000" w:sz="4" w:space="0"/>
-          <w:right w:val="none" w:color="000000" w:sz="4" w:space="0"/>
-        </w:tcBorders>
-      </w:tcPr>
-    </w:tblStylePr>
-    <w:tblStylePr w:type="lastRow">
+    <w:tblStylePr w:type="firstRow">
       <w:rPr>
         <w:b/>
         <w:color w:val="404040"/>
@@ -13382,6 +14098,52 @@
         </w:tcBorders>
       </w:tcPr>
     </w:tblStylePr>
+    <w:tblStylePr w:type="lastCol">
+      <w:rPr>
+        <w:i/>
+        <w:color w:val="404040"/>
+      </w:rPr>
+      <w:pPr>
+        <w:pBdr/>
+        <w:spacing/>
+        <w:ind/>
+      </w:pPr>
+      <w:tblPr>
+        <w:tblBorders/>
+      </w:tblPr>
+      <w:tcPr>
+        <w:shd w:val="clear" w:color="ffffff"/>
+        <w:tcBorders>
+          <w:top w:val="none" w:color="000000" w:sz="4" w:space="0"/>
+          <w:left w:val="none" w:color="000000" w:sz="4" w:space="0"/>
+          <w:bottom w:val="none" w:color="000000" w:sz="4" w:space="0"/>
+          <w:right w:val="none" w:color="000000" w:sz="4" w:space="0"/>
+        </w:tcBorders>
+      </w:tcPr>
+    </w:tblStylePr>
+    <w:tblStylePr w:type="lastRow">
+      <w:rPr>
+        <w:b/>
+        <w:color w:val="404040"/>
+      </w:rPr>
+      <w:pPr>
+        <w:pBdr/>
+        <w:spacing/>
+        <w:ind/>
+      </w:pPr>
+      <w:tblPr>
+        <w:tblBorders/>
+      </w:tblPr>
+      <w:tcPr>
+        <w:shd w:val="clear" w:color="ffffff"/>
+        <w:tcBorders>
+          <w:top w:val="none" w:color="000000" w:sz="4" w:space="0"/>
+          <w:left w:val="none" w:color="000000" w:sz="4" w:space="0"/>
+          <w:bottom w:val="none" w:color="000000" w:sz="4" w:space="0"/>
+          <w:right w:val="none" w:color="000000" w:sz="4" w:space="0"/>
+        </w:tcBorders>
+      </w:tcPr>
+    </w:tblStylePr>
     <w:tblStylePr w:type="nwCell">
       <w:pPr>
         <w:pBdr/>
@@ -13448,9 +14210,9 @@
       </w:tcPr>
     </w:tblStylePr>
   </w:style>
-  <w:style w:type="table" w:styleId="37">
+  <w:style w:type="table" w:styleId="742">
     <w:name w:val="Grid Table 3 - Accent 4"/>
-    <w:basedOn w:val="665"/>
+    <w:basedOn w:val="903"/>
     <w:uiPriority w:val="99"/>
     <w:pPr>
       <w:pBdr/>
@@ -13549,29 +14311,6 @@
         <w:tblBorders/>
       </w:tblPr>
       <w:tcPr>
-        <w:shd w:color="ffffff"/>
-        <w:tcBorders>
-          <w:top w:val="none" w:color="000000" w:sz="4" w:space="0"/>
-          <w:left w:val="none" w:color="000000" w:sz="4" w:space="0"/>
-          <w:bottom w:val="none" w:color="000000" w:sz="4" w:space="0"/>
-          <w:right w:val="none" w:color="000000" w:sz="4" w:space="0"/>
-        </w:tcBorders>
-      </w:tcPr>
-    </w:tblStylePr>
-    <w:tblStylePr w:type="firstRow">
-      <w:rPr>
-        <w:b/>
-        <w:color w:val="404040"/>
-      </w:rPr>
-      <w:pPr>
-        <w:pBdr/>
-        <w:spacing/>
-        <w:ind/>
-      </w:pPr>
-      <w:tblPr>
-        <w:tblBorders/>
-      </w:tblPr>
-      <w:tcPr>
         <w:shd w:val="clear" w:color="ffffff"/>
         <w:tcBorders>
           <w:top w:val="none" w:color="000000" w:sz="4" w:space="0"/>
@@ -13581,30 +14320,7 @@
         </w:tcBorders>
       </w:tcPr>
     </w:tblStylePr>
-    <w:tblStylePr w:type="lastCol">
-      <w:rPr>
-        <w:i/>
-        <w:color w:val="404040"/>
-      </w:rPr>
-      <w:pPr>
-        <w:pBdr/>
-        <w:spacing/>
-        <w:ind/>
-      </w:pPr>
-      <w:tblPr>
-        <w:tblBorders/>
-      </w:tblPr>
-      <w:tcPr>
-        <w:shd w:color="ffffff"/>
-        <w:tcBorders>
-          <w:top w:val="none" w:color="000000" w:sz="4" w:space="0"/>
-          <w:left w:val="none" w:color="000000" w:sz="4" w:space="0"/>
-          <w:bottom w:val="none" w:color="000000" w:sz="4" w:space="0"/>
-          <w:right w:val="none" w:color="000000" w:sz="4" w:space="0"/>
-        </w:tcBorders>
-      </w:tcPr>
-    </w:tblStylePr>
-    <w:tblStylePr w:type="lastRow">
+    <w:tblStylePr w:type="firstRow">
       <w:rPr>
         <w:b/>
         <w:color w:val="404040"/>
@@ -13627,6 +14343,52 @@
         </w:tcBorders>
       </w:tcPr>
     </w:tblStylePr>
+    <w:tblStylePr w:type="lastCol">
+      <w:rPr>
+        <w:i/>
+        <w:color w:val="404040"/>
+      </w:rPr>
+      <w:pPr>
+        <w:pBdr/>
+        <w:spacing/>
+        <w:ind/>
+      </w:pPr>
+      <w:tblPr>
+        <w:tblBorders/>
+      </w:tblPr>
+      <w:tcPr>
+        <w:shd w:val="clear" w:color="ffffff"/>
+        <w:tcBorders>
+          <w:top w:val="none" w:color="000000" w:sz="4" w:space="0"/>
+          <w:left w:val="none" w:color="000000" w:sz="4" w:space="0"/>
+          <w:bottom w:val="none" w:color="000000" w:sz="4" w:space="0"/>
+          <w:right w:val="none" w:color="000000" w:sz="4" w:space="0"/>
+        </w:tcBorders>
+      </w:tcPr>
+    </w:tblStylePr>
+    <w:tblStylePr w:type="lastRow">
+      <w:rPr>
+        <w:b/>
+        <w:color w:val="404040"/>
+      </w:rPr>
+      <w:pPr>
+        <w:pBdr/>
+        <w:spacing/>
+        <w:ind/>
+      </w:pPr>
+      <w:tblPr>
+        <w:tblBorders/>
+      </w:tblPr>
+      <w:tcPr>
+        <w:shd w:val="clear" w:color="ffffff"/>
+        <w:tcBorders>
+          <w:top w:val="none" w:color="000000" w:sz="4" w:space="0"/>
+          <w:left w:val="none" w:color="000000" w:sz="4" w:space="0"/>
+          <w:bottom w:val="none" w:color="000000" w:sz="4" w:space="0"/>
+          <w:right w:val="none" w:color="000000" w:sz="4" w:space="0"/>
+        </w:tcBorders>
+      </w:tcPr>
+    </w:tblStylePr>
     <w:tblStylePr w:type="nwCell">
       <w:pPr>
         <w:pBdr/>
@@ -13693,9 +14455,9 @@
       </w:tcPr>
     </w:tblStylePr>
   </w:style>
-  <w:style w:type="table" w:styleId="38">
+  <w:style w:type="table" w:styleId="743">
     <w:name w:val="Grid Table 3 - Accent 5"/>
-    <w:basedOn w:val="665"/>
+    <w:basedOn w:val="903"/>
     <w:uiPriority w:val="99"/>
     <w:pPr>
       <w:pBdr/>
@@ -13794,29 +14556,6 @@
         <w:tblBorders/>
       </w:tblPr>
       <w:tcPr>
-        <w:shd w:color="ffffff"/>
-        <w:tcBorders>
-          <w:top w:val="none" w:color="000000" w:sz="4" w:space="0"/>
-          <w:left w:val="none" w:color="000000" w:sz="4" w:space="0"/>
-          <w:bottom w:val="none" w:color="000000" w:sz="4" w:space="0"/>
-          <w:right w:val="none" w:color="000000" w:sz="4" w:space="0"/>
-        </w:tcBorders>
-      </w:tcPr>
-    </w:tblStylePr>
-    <w:tblStylePr w:type="firstRow">
-      <w:rPr>
-        <w:b/>
-        <w:color w:val="404040"/>
-      </w:rPr>
-      <w:pPr>
-        <w:pBdr/>
-        <w:spacing/>
-        <w:ind/>
-      </w:pPr>
-      <w:tblPr>
-        <w:tblBorders/>
-      </w:tblPr>
-      <w:tcPr>
         <w:shd w:val="clear" w:color="ffffff"/>
         <w:tcBorders>
           <w:top w:val="none" w:color="000000" w:sz="4" w:space="0"/>
@@ -13826,30 +14565,7 @@
         </w:tcBorders>
       </w:tcPr>
     </w:tblStylePr>
-    <w:tblStylePr w:type="lastCol">
-      <w:rPr>
-        <w:i/>
-        <w:color w:val="404040"/>
-      </w:rPr>
-      <w:pPr>
-        <w:pBdr/>
-        <w:spacing/>
-        <w:ind/>
-      </w:pPr>
-      <w:tblPr>
-        <w:tblBorders/>
-      </w:tblPr>
-      <w:tcPr>
-        <w:shd w:color="ffffff"/>
-        <w:tcBorders>
-          <w:top w:val="none" w:color="000000" w:sz="4" w:space="0"/>
-          <w:left w:val="none" w:color="000000" w:sz="4" w:space="0"/>
-          <w:bottom w:val="none" w:color="000000" w:sz="4" w:space="0"/>
-          <w:right w:val="none" w:color="000000" w:sz="4" w:space="0"/>
-        </w:tcBorders>
-      </w:tcPr>
-    </w:tblStylePr>
-    <w:tblStylePr w:type="lastRow">
+    <w:tblStylePr w:type="firstRow">
       <w:rPr>
         <w:b/>
         <w:color w:val="404040"/>
@@ -13872,6 +14588,52 @@
         </w:tcBorders>
       </w:tcPr>
     </w:tblStylePr>
+    <w:tblStylePr w:type="lastCol">
+      <w:rPr>
+        <w:i/>
+        <w:color w:val="404040"/>
+      </w:rPr>
+      <w:pPr>
+        <w:pBdr/>
+        <w:spacing/>
+        <w:ind/>
+      </w:pPr>
+      <w:tblPr>
+        <w:tblBorders/>
+      </w:tblPr>
+      <w:tcPr>
+        <w:shd w:val="clear" w:color="ffffff"/>
+        <w:tcBorders>
+          <w:top w:val="none" w:color="000000" w:sz="4" w:space="0"/>
+          <w:left w:val="none" w:color="000000" w:sz="4" w:space="0"/>
+          <w:bottom w:val="none" w:color="000000" w:sz="4" w:space="0"/>
+          <w:right w:val="none" w:color="000000" w:sz="4" w:space="0"/>
+        </w:tcBorders>
+      </w:tcPr>
+    </w:tblStylePr>
+    <w:tblStylePr w:type="lastRow">
+      <w:rPr>
+        <w:b/>
+        <w:color w:val="404040"/>
+      </w:rPr>
+      <w:pPr>
+        <w:pBdr/>
+        <w:spacing/>
+        <w:ind/>
+      </w:pPr>
+      <w:tblPr>
+        <w:tblBorders/>
+      </w:tblPr>
+      <w:tcPr>
+        <w:shd w:val="clear" w:color="ffffff"/>
+        <w:tcBorders>
+          <w:top w:val="none" w:color="000000" w:sz="4" w:space="0"/>
+          <w:left w:val="none" w:color="000000" w:sz="4" w:space="0"/>
+          <w:bottom w:val="none" w:color="000000" w:sz="4" w:space="0"/>
+          <w:right w:val="none" w:color="000000" w:sz="4" w:space="0"/>
+        </w:tcBorders>
+      </w:tcPr>
+    </w:tblStylePr>
     <w:tblStylePr w:type="nwCell">
       <w:pPr>
         <w:pBdr/>
@@ -13938,9 +14700,9 @@
       </w:tcPr>
     </w:tblStylePr>
   </w:style>
-  <w:style w:type="table" w:styleId="39">
+  <w:style w:type="table" w:styleId="744">
     <w:name w:val="Grid Table 3 - Accent 6"/>
-    <w:basedOn w:val="665"/>
+    <w:basedOn w:val="903"/>
     <w:uiPriority w:val="99"/>
     <w:pPr>
       <w:pBdr/>
@@ -14039,29 +14801,6 @@
         <w:tblBorders/>
       </w:tblPr>
       <w:tcPr>
-        <w:shd w:color="ffffff"/>
-        <w:tcBorders>
-          <w:top w:val="none" w:color="000000" w:sz="4" w:space="0"/>
-          <w:left w:val="none" w:color="000000" w:sz="4" w:space="0"/>
-          <w:bottom w:val="none" w:color="000000" w:sz="4" w:space="0"/>
-          <w:right w:val="none" w:color="000000" w:sz="4" w:space="0"/>
-        </w:tcBorders>
-      </w:tcPr>
-    </w:tblStylePr>
-    <w:tblStylePr w:type="firstRow">
-      <w:rPr>
-        <w:b/>
-        <w:color w:val="404040"/>
-      </w:rPr>
-      <w:pPr>
-        <w:pBdr/>
-        <w:spacing/>
-        <w:ind/>
-      </w:pPr>
-      <w:tblPr>
-        <w:tblBorders/>
-      </w:tblPr>
-      <w:tcPr>
         <w:shd w:val="clear" w:color="ffffff"/>
         <w:tcBorders>
           <w:top w:val="none" w:color="000000" w:sz="4" w:space="0"/>
@@ -14071,30 +14810,7 @@
         </w:tcBorders>
       </w:tcPr>
     </w:tblStylePr>
-    <w:tblStylePr w:type="lastCol">
-      <w:rPr>
-        <w:i/>
-        <w:color w:val="404040"/>
-      </w:rPr>
-      <w:pPr>
-        <w:pBdr/>
-        <w:spacing/>
-        <w:ind/>
-      </w:pPr>
-      <w:tblPr>
-        <w:tblBorders/>
-      </w:tblPr>
-      <w:tcPr>
-        <w:shd w:color="ffffff"/>
-        <w:tcBorders>
-          <w:top w:val="none" w:color="000000" w:sz="4" w:space="0"/>
-          <w:left w:val="none" w:color="000000" w:sz="4" w:space="0"/>
-          <w:bottom w:val="none" w:color="000000" w:sz="4" w:space="0"/>
-          <w:right w:val="none" w:color="000000" w:sz="4" w:space="0"/>
-        </w:tcBorders>
-      </w:tcPr>
-    </w:tblStylePr>
-    <w:tblStylePr w:type="lastRow">
+    <w:tblStylePr w:type="firstRow">
       <w:rPr>
         <w:b/>
         <w:color w:val="404040"/>
@@ -14117,6 +14833,52 @@
         </w:tcBorders>
       </w:tcPr>
     </w:tblStylePr>
+    <w:tblStylePr w:type="lastCol">
+      <w:rPr>
+        <w:i/>
+        <w:color w:val="404040"/>
+      </w:rPr>
+      <w:pPr>
+        <w:pBdr/>
+        <w:spacing/>
+        <w:ind/>
+      </w:pPr>
+      <w:tblPr>
+        <w:tblBorders/>
+      </w:tblPr>
+      <w:tcPr>
+        <w:shd w:val="clear" w:color="ffffff"/>
+        <w:tcBorders>
+          <w:top w:val="none" w:color="000000" w:sz="4" w:space="0"/>
+          <w:left w:val="none" w:color="000000" w:sz="4" w:space="0"/>
+          <w:bottom w:val="none" w:color="000000" w:sz="4" w:space="0"/>
+          <w:right w:val="none" w:color="000000" w:sz="4" w:space="0"/>
+        </w:tcBorders>
+      </w:tcPr>
+    </w:tblStylePr>
+    <w:tblStylePr w:type="lastRow">
+      <w:rPr>
+        <w:b/>
+        <w:color w:val="404040"/>
+      </w:rPr>
+      <w:pPr>
+        <w:pBdr/>
+        <w:spacing/>
+        <w:ind/>
+      </w:pPr>
+      <w:tblPr>
+        <w:tblBorders/>
+      </w:tblPr>
+      <w:tcPr>
+        <w:shd w:val="clear" w:color="ffffff"/>
+        <w:tcBorders>
+          <w:top w:val="none" w:color="000000" w:sz="4" w:space="0"/>
+          <w:left w:val="none" w:color="000000" w:sz="4" w:space="0"/>
+          <w:bottom w:val="none" w:color="000000" w:sz="4" w:space="0"/>
+          <w:right w:val="none" w:color="000000" w:sz="4" w:space="0"/>
+        </w:tcBorders>
+      </w:tcPr>
+    </w:tblStylePr>
     <w:tblStylePr w:type="nwCell">
       <w:pPr>
         <w:pBdr/>
@@ -14183,9 +14945,9 @@
       </w:tcPr>
     </w:tblStylePr>
   </w:style>
-  <w:style w:type="table" w:styleId="40">
+  <w:style w:type="table" w:styleId="745">
     <w:name w:val="Grid Table 4"/>
-    <w:basedOn w:val="665"/>
+    <w:basedOn w:val="903"/>
     <w:uiPriority w:val="59"/>
     <w:pPr>
       <w:pBdr/>
@@ -14416,9 +15178,9 @@
       </w:tcPr>
     </w:tblStylePr>
   </w:style>
-  <w:style w:type="table" w:styleId="41">
+  <w:style w:type="table" w:styleId="746">
     <w:name w:val="Grid Table 4 - Accent 1"/>
-    <w:basedOn w:val="665"/>
+    <w:basedOn w:val="903"/>
     <w:uiPriority w:val="59"/>
     <w:pPr>
       <w:pBdr/>
@@ -14649,9 +15411,9 @@
       </w:tcPr>
     </w:tblStylePr>
   </w:style>
-  <w:style w:type="table" w:styleId="42">
+  <w:style w:type="table" w:styleId="747">
     <w:name w:val="Grid Table 4 - Accent 2"/>
-    <w:basedOn w:val="665"/>
+    <w:basedOn w:val="903"/>
     <w:uiPriority w:val="59"/>
     <w:pPr>
       <w:pBdr/>
@@ -14882,9 +15644,9 @@
       </w:tcPr>
     </w:tblStylePr>
   </w:style>
-  <w:style w:type="table" w:styleId="43">
+  <w:style w:type="table" w:styleId="748">
     <w:name w:val="Grid Table 4 - Accent 3"/>
-    <w:basedOn w:val="665"/>
+    <w:basedOn w:val="903"/>
     <w:uiPriority w:val="59"/>
     <w:pPr>
       <w:pBdr/>
@@ -15115,9 +15877,9 @@
       </w:tcPr>
     </w:tblStylePr>
   </w:style>
-  <w:style w:type="table" w:styleId="44">
+  <w:style w:type="table" w:styleId="749">
     <w:name w:val="Grid Table 4 - Accent 4"/>
-    <w:basedOn w:val="665"/>
+    <w:basedOn w:val="903"/>
     <w:uiPriority w:val="59"/>
     <w:pPr>
       <w:pBdr/>
@@ -15348,9 +16110,9 @@
       </w:tcPr>
     </w:tblStylePr>
   </w:style>
-  <w:style w:type="table" w:styleId="45">
+  <w:style w:type="table" w:styleId="750">
     <w:name w:val="Grid Table 4 - Accent 5"/>
-    <w:basedOn w:val="665"/>
+    <w:basedOn w:val="903"/>
     <w:uiPriority w:val="59"/>
     <w:pPr>
       <w:pBdr/>
@@ -15581,9 +16343,9 @@
       </w:tcPr>
     </w:tblStylePr>
   </w:style>
-  <w:style w:type="table" w:styleId="46">
+  <w:style w:type="table" w:styleId="751">
     <w:name w:val="Grid Table 4 - Accent 6"/>
-    <w:basedOn w:val="665"/>
+    <w:basedOn w:val="903"/>
     <w:uiPriority w:val="59"/>
     <w:pPr>
       <w:pBdr/>
@@ -15814,9 +16576,9 @@
       </w:tcPr>
     </w:tblStylePr>
   </w:style>
-  <w:style w:type="table" w:styleId="47">
+  <w:style w:type="table" w:styleId="752">
     <w:name w:val="Grid Table 5 Dark"/>
-    <w:basedOn w:val="665"/>
+    <w:basedOn w:val="903"/>
     <w:uiPriority w:val="99"/>
     <w:pPr>
       <w:pBdr/>
@@ -16042,9 +16804,9 @@
       </w:tcPr>
     </w:tblStylePr>
   </w:style>
-  <w:style w:type="table" w:styleId="48">
+  <w:style w:type="table" w:styleId="753">
     <w:name w:val="Grid Table 5 Dark- Accent 1"/>
-    <w:basedOn w:val="665"/>
+    <w:basedOn w:val="903"/>
     <w:uiPriority w:val="99"/>
     <w:pPr>
       <w:pBdr/>
@@ -16270,9 +17032,9 @@
       </w:tcPr>
     </w:tblStylePr>
   </w:style>
-  <w:style w:type="table" w:styleId="49">
+  <w:style w:type="table" w:styleId="754">
     <w:name w:val="Grid Table 5 Dark - Accent 2"/>
-    <w:basedOn w:val="665"/>
+    <w:basedOn w:val="903"/>
     <w:uiPriority w:val="99"/>
     <w:pPr>
       <w:pBdr/>
@@ -16498,9 +17260,9 @@
       </w:tcPr>
     </w:tblStylePr>
   </w:style>
-  <w:style w:type="table" w:styleId="50">
+  <w:style w:type="table" w:styleId="755">
     <w:name w:val="Grid Table 5 Dark - Accent 3"/>
-    <w:basedOn w:val="665"/>
+    <w:basedOn w:val="903"/>
     <w:uiPriority w:val="99"/>
     <w:pPr>
       <w:pBdr/>
@@ -16726,9 +17488,9 @@
       </w:tcPr>
     </w:tblStylePr>
   </w:style>
-  <w:style w:type="table" w:styleId="51">
+  <w:style w:type="table" w:styleId="756">
     <w:name w:val="Grid Table 5 Dark- Accent 4"/>
-    <w:basedOn w:val="665"/>
+    <w:basedOn w:val="903"/>
     <w:uiPriority w:val="99"/>
     <w:pPr>
       <w:pBdr/>
@@ -16954,9 +17716,9 @@
       </w:tcPr>
     </w:tblStylePr>
   </w:style>
-  <w:style w:type="table" w:styleId="52">
+  <w:style w:type="table" w:styleId="757">
     <w:name w:val="Grid Table 5 Dark - Accent 5"/>
-    <w:basedOn w:val="665"/>
+    <w:basedOn w:val="903"/>
     <w:uiPriority w:val="99"/>
     <w:pPr>
       <w:pBdr/>
@@ -17182,9 +17944,9 @@
       </w:tcPr>
     </w:tblStylePr>
   </w:style>
-  <w:style w:type="table" w:styleId="53">
+  <w:style w:type="table" w:styleId="758">
     <w:name w:val="Grid Table 5 Dark - Accent 6"/>
-    <w:basedOn w:val="665"/>
+    <w:basedOn w:val="903"/>
     <w:uiPriority w:val="99"/>
     <w:pPr>
       <w:pBdr/>
@@ -17410,9 +18172,9 @@
       </w:tcPr>
     </w:tblStylePr>
   </w:style>
-  <w:style w:type="table" w:styleId="54">
+  <w:style w:type="table" w:styleId="759">
     <w:name w:val="Grid Table 6 Colorful"/>
-    <w:basedOn w:val="665"/>
+    <w:basedOn w:val="903"/>
     <w:uiPriority w:val="99"/>
     <w:pPr>
       <w:pBdr/>
@@ -17640,9 +18402,9 @@
       </w:tcPr>
     </w:tblStylePr>
   </w:style>
-  <w:style w:type="table" w:styleId="55">
+  <w:style w:type="table" w:styleId="760">
     <w:name w:val="Grid Table 6 Colorful - Accent 1"/>
-    <w:basedOn w:val="665"/>
+    <w:basedOn w:val="903"/>
     <w:uiPriority w:val="99"/>
     <w:pPr>
       <w:pBdr/>
@@ -17870,9 +18632,9 @@
       </w:tcPr>
     </w:tblStylePr>
   </w:style>
-  <w:style w:type="table" w:styleId="56">
+  <w:style w:type="table" w:styleId="761">
     <w:name w:val="Grid Table 6 Colorful - Accent 2"/>
-    <w:basedOn w:val="665"/>
+    <w:basedOn w:val="903"/>
     <w:uiPriority w:val="99"/>
     <w:pPr>
       <w:pBdr/>
@@ -18100,9 +18862,9 @@
       </w:tcPr>
     </w:tblStylePr>
   </w:style>
-  <w:style w:type="table" w:styleId="57">
+  <w:style w:type="table" w:styleId="762">
     <w:name w:val="Grid Table 6 Colorful - Accent 3"/>
-    <w:basedOn w:val="665"/>
+    <w:basedOn w:val="903"/>
     <w:uiPriority w:val="99"/>
     <w:pPr>
       <w:pBdr/>
@@ -18330,9 +19092,9 @@
       </w:tcPr>
     </w:tblStylePr>
   </w:style>
-  <w:style w:type="table" w:styleId="58">
+  <w:style w:type="table" w:styleId="763">
     <w:name w:val="Grid Table 6 Colorful - Accent 4"/>
-    <w:basedOn w:val="665"/>
+    <w:basedOn w:val="903"/>
     <w:uiPriority w:val="99"/>
     <w:pPr>
       <w:pBdr/>
@@ -18560,9 +19322,9 @@
       </w:tcPr>
     </w:tblStylePr>
   </w:style>
-  <w:style w:type="table" w:styleId="59">
+  <w:style w:type="table" w:styleId="764">
     <w:name w:val="Grid Table 6 Colorful - Accent 5"/>
-    <w:basedOn w:val="665"/>
+    <w:basedOn w:val="903"/>
     <w:uiPriority w:val="99"/>
     <w:pPr>
       <w:pBdr/>
@@ -18790,9 +19552,9 @@
       </w:tcPr>
     </w:tblStylePr>
   </w:style>
-  <w:style w:type="table" w:styleId="60">
+  <w:style w:type="table" w:styleId="765">
     <w:name w:val="Grid Table 6 Colorful - Accent 6"/>
-    <w:basedOn w:val="665"/>
+    <w:basedOn w:val="903"/>
     <w:uiPriority w:val="99"/>
     <w:pPr>
       <w:pBdr/>
@@ -19020,9 +19782,9 @@
       </w:tcPr>
     </w:tblStylePr>
   </w:style>
-  <w:style w:type="table" w:styleId="61">
+  <w:style w:type="table" w:styleId="766">
     <w:name w:val="Grid Table 7 Colorful"/>
-    <w:basedOn w:val="665"/>
+    <w:basedOn w:val="903"/>
     <w:uiPriority w:val="99"/>
     <w:pPr>
       <w:pBdr/>
@@ -19124,11 +19886,11 @@
         <w:tblBorders/>
       </w:tblPr>
       <w:tcPr>
-        <w:shd w:color="ffffff"/>
+        <w:shd w:val="clear" w:color="ffffff"/>
         <w:tcBorders>
-          <w:top w:val="none"/>
-          <w:left w:val="none"/>
-          <w:bottom w:val="none"/>
+          <w:top w:val="none" w:color="000000" w:sz="4" w:space="0"/>
+          <w:left w:val="none" w:color="000000" w:sz="4" w:space="0"/>
+          <w:bottom w:val="none" w:color="000000" w:sz="4" w:space="0"/>
           <w:right w:val="single" w:color="000000" w:themeColor="text1" w:themeTint="80" w:sz="4" w:space="0"/>
         </w:tcBorders>
       </w:tcPr>
@@ -19151,10 +19913,10 @@
       <w:tcPr>
         <w:shd w:val="clear" w:color="ffffff" w:themeColor="light1" w:fill="ffffff" w:themeFill="light1"/>
         <w:tcBorders>
-          <w:top w:val="none"/>
-          <w:left w:val="none"/>
+          <w:top w:val="none" w:color="000000" w:sz="4" w:space="0"/>
+          <w:left w:val="none" w:color="000000" w:sz="4" w:space="0"/>
           <w:bottom w:val="single" w:color="000000" w:themeColor="text1" w:themeTint="80" w:sz="4" w:space="0"/>
-          <w:right w:val="none"/>
+          <w:right w:val="none" w:color="000000" w:sz="4" w:space="0"/>
         </w:tcBorders>
       </w:tcPr>
     </w:tblStylePr>
@@ -19174,12 +19936,12 @@
         <w:tblBorders/>
       </w:tblPr>
       <w:tcPr>
-        <w:shd w:color="ffffff"/>
+        <w:shd w:val="clear" w:color="ffffff"/>
         <w:tcBorders>
-          <w:top w:val="none"/>
+          <w:top w:val="none" w:color="000000" w:sz="4" w:space="0"/>
           <w:left w:val="single" w:color="000000" w:themeColor="text1" w:themeTint="80" w:sz="4" w:space="0"/>
-          <w:bottom w:val="none"/>
-          <w:right w:val="none"/>
+          <w:bottom w:val="none" w:color="000000" w:sz="4" w:space="0"/>
+          <w:right w:val="none" w:color="000000" w:sz="4" w:space="0"/>
         </w:tcBorders>
       </w:tcPr>
     </w:tblStylePr>
@@ -19202,9 +19964,9 @@
         <w:shd w:val="clear" w:color="ffffff" w:themeColor="light1" w:fill="ffffff" w:themeFill="light1"/>
         <w:tcBorders>
           <w:top w:val="single" w:color="000000" w:themeColor="text1" w:themeTint="80" w:sz="4" w:space="0"/>
-          <w:left w:val="none"/>
-          <w:bottom w:val="none"/>
-          <w:right w:val="none"/>
+          <w:left w:val="none" w:color="000000" w:sz="4" w:space="0"/>
+          <w:bottom w:val="none" w:color="000000" w:sz="4" w:space="0"/>
+          <w:right w:val="none" w:color="000000" w:sz="4" w:space="0"/>
         </w:tcBorders>
       </w:tcPr>
     </w:tblStylePr>
@@ -19274,9 +20036,9 @@
       </w:tcPr>
     </w:tblStylePr>
   </w:style>
-  <w:style w:type="table" w:styleId="62">
+  <w:style w:type="table" w:styleId="767">
     <w:name w:val="Grid Table 7 Colorful - Accent 1"/>
-    <w:basedOn w:val="665"/>
+    <w:basedOn w:val="903"/>
     <w:uiPriority w:val="99"/>
     <w:pPr>
       <w:pBdr/>
@@ -19378,11 +20140,11 @@
         <w:tblBorders/>
       </w:tblPr>
       <w:tcPr>
-        <w:shd w:color="ffffff"/>
+        <w:shd w:val="clear" w:color="ffffff"/>
         <w:tcBorders>
-          <w:top w:val="none"/>
-          <w:left w:val="none"/>
-          <w:bottom w:val="none"/>
+          <w:top w:val="none" w:color="000000" w:sz="4" w:space="0"/>
+          <w:left w:val="none" w:color="000000" w:sz="4" w:space="0"/>
+          <w:bottom w:val="none" w:color="000000" w:sz="4" w:space="0"/>
           <w:right w:val="single" w:color="000000" w:themeColor="accent1" w:themeTint="80" w:sz="4" w:space="0"/>
         </w:tcBorders>
       </w:tcPr>
@@ -19405,10 +20167,10 @@
       <w:tcPr>
         <w:shd w:val="clear" w:color="ffffff" w:themeColor="light1" w:fill="ffffff" w:themeFill="light1"/>
         <w:tcBorders>
-          <w:top w:val="none"/>
-          <w:left w:val="none"/>
+          <w:top w:val="none" w:color="000000" w:sz="4" w:space="0"/>
+          <w:left w:val="none" w:color="000000" w:sz="4" w:space="0"/>
           <w:bottom w:val="single" w:color="000000" w:themeColor="accent1" w:themeTint="80" w:sz="4" w:space="0"/>
-          <w:right w:val="none"/>
+          <w:right w:val="none" w:color="000000" w:sz="4" w:space="0"/>
         </w:tcBorders>
       </w:tcPr>
     </w:tblStylePr>
@@ -19428,12 +20190,12 @@
         <w:tblBorders/>
       </w:tblPr>
       <w:tcPr>
-        <w:shd w:color="ffffff"/>
+        <w:shd w:val="clear" w:color="ffffff"/>
         <w:tcBorders>
-          <w:top w:val="none"/>
+          <w:top w:val="none" w:color="000000" w:sz="4" w:space="0"/>
           <w:left w:val="single" w:color="000000" w:themeColor="accent1" w:themeTint="80" w:sz="4" w:space="0"/>
-          <w:bottom w:val="none"/>
-          <w:right w:val="none"/>
+          <w:bottom w:val="none" w:color="000000" w:sz="4" w:space="0"/>
+          <w:right w:val="none" w:color="000000" w:sz="4" w:space="0"/>
         </w:tcBorders>
       </w:tcPr>
     </w:tblStylePr>
@@ -19456,9 +20218,9 @@
         <w:shd w:val="clear" w:color="ffffff" w:themeColor="light1" w:fill="ffffff" w:themeFill="light1"/>
         <w:tcBorders>
           <w:top w:val="single" w:color="000000" w:themeColor="accent1" w:themeTint="80" w:sz="4" w:space="0"/>
-          <w:left w:val="none"/>
-          <w:bottom w:val="none"/>
-          <w:right w:val="none"/>
+          <w:left w:val="none" w:color="000000" w:sz="4" w:space="0"/>
+          <w:bottom w:val="none" w:color="000000" w:sz="4" w:space="0"/>
+          <w:right w:val="none" w:color="000000" w:sz="4" w:space="0"/>
         </w:tcBorders>
       </w:tcPr>
     </w:tblStylePr>
@@ -19528,9 +20290,9 @@
       </w:tcPr>
     </w:tblStylePr>
   </w:style>
-  <w:style w:type="table" w:styleId="63">
+  <w:style w:type="table" w:styleId="768">
     <w:name w:val="Grid Table 7 Colorful - Accent 2"/>
-    <w:basedOn w:val="665"/>
+    <w:basedOn w:val="903"/>
     <w:uiPriority w:val="99"/>
     <w:pPr>
       <w:pBdr/>
@@ -19632,11 +20394,11 @@
         <w:tblBorders/>
       </w:tblPr>
       <w:tcPr>
-        <w:shd w:color="ffffff"/>
+        <w:shd w:val="clear" w:color="ffffff"/>
         <w:tcBorders>
-          <w:top w:val="none"/>
-          <w:left w:val="none"/>
-          <w:bottom w:val="none"/>
+          <w:top w:val="none" w:color="000000" w:sz="4" w:space="0"/>
+          <w:left w:val="none" w:color="000000" w:sz="4" w:space="0"/>
+          <w:bottom w:val="none" w:color="000000" w:sz="4" w:space="0"/>
           <w:right w:val="single" w:color="000000" w:themeColor="accent2" w:themeTint="97" w:sz="4" w:space="0"/>
         </w:tcBorders>
       </w:tcPr>
@@ -19659,10 +20421,10 @@
       <w:tcPr>
         <w:shd w:val="clear" w:color="ffffff" w:themeColor="light1" w:fill="ffffff" w:themeFill="light1"/>
         <w:tcBorders>
-          <w:top w:val="none"/>
-          <w:left w:val="none"/>
+          <w:top w:val="none" w:color="000000" w:sz="4" w:space="0"/>
+          <w:left w:val="none" w:color="000000" w:sz="4" w:space="0"/>
           <w:bottom w:val="single" w:color="000000" w:themeColor="accent2" w:themeTint="97" w:sz="4" w:space="0"/>
-          <w:right w:val="none"/>
+          <w:right w:val="none" w:color="000000" w:sz="4" w:space="0"/>
         </w:tcBorders>
       </w:tcPr>
     </w:tblStylePr>
@@ -19682,12 +20444,12 @@
         <w:tblBorders/>
       </w:tblPr>
       <w:tcPr>
-        <w:shd w:color="ffffff"/>
+        <w:shd w:val="clear" w:color="ffffff"/>
         <w:tcBorders>
-          <w:top w:val="none"/>
+          <w:top w:val="none" w:color="000000" w:sz="4" w:space="0"/>
           <w:left w:val="single" w:color="000000" w:themeColor="accent2" w:themeTint="97" w:sz="4" w:space="0"/>
-          <w:bottom w:val="none"/>
-          <w:right w:val="none"/>
+          <w:bottom w:val="none" w:color="000000" w:sz="4" w:space="0"/>
+          <w:right w:val="none" w:color="000000" w:sz="4" w:space="0"/>
         </w:tcBorders>
       </w:tcPr>
     </w:tblStylePr>
@@ -19710,9 +20472,9 @@
         <w:shd w:val="clear" w:color="ffffff" w:themeColor="light1" w:fill="ffffff" w:themeFill="light1"/>
         <w:tcBorders>
           <w:top w:val="single" w:color="000000" w:themeColor="accent2" w:themeTint="97" w:sz="4" w:space="0"/>
-          <w:left w:val="none"/>
-          <w:bottom w:val="none"/>
-          <w:right w:val="none"/>
+          <w:left w:val="none" w:color="000000" w:sz="4" w:space="0"/>
+          <w:bottom w:val="none" w:color="000000" w:sz="4" w:space="0"/>
+          <w:right w:val="none" w:color="000000" w:sz="4" w:space="0"/>
         </w:tcBorders>
       </w:tcPr>
     </w:tblStylePr>
@@ -19782,9 +20544,9 @@
       </w:tcPr>
     </w:tblStylePr>
   </w:style>
-  <w:style w:type="table" w:styleId="64">
+  <w:style w:type="table" w:styleId="769">
     <w:name w:val="Grid Table 7 Colorful - Accent 3"/>
-    <w:basedOn w:val="665"/>
+    <w:basedOn w:val="903"/>
     <w:uiPriority w:val="99"/>
     <w:pPr>
       <w:pBdr/>
@@ -19886,11 +20648,11 @@
         <w:tblBorders/>
       </w:tblPr>
       <w:tcPr>
-        <w:shd w:color="ffffff"/>
+        <w:shd w:val="clear" w:color="ffffff"/>
         <w:tcBorders>
-          <w:top w:val="none"/>
-          <w:left w:val="none"/>
-          <w:bottom w:val="none"/>
+          <w:top w:val="none" w:color="000000" w:sz="4" w:space="0"/>
+          <w:left w:val="none" w:color="000000" w:sz="4" w:space="0"/>
+          <w:bottom w:val="none" w:color="000000" w:sz="4" w:space="0"/>
           <w:right w:val="single" w:color="000000" w:themeColor="accent3" w:themeTint="FE" w:sz="4" w:space="0"/>
         </w:tcBorders>
       </w:tcPr>
@@ -19913,10 +20675,10 @@
       <w:tcPr>
         <w:shd w:val="clear" w:color="ffffff" w:themeColor="light1" w:fill="ffffff" w:themeFill="light1"/>
         <w:tcBorders>
-          <w:top w:val="none"/>
-          <w:left w:val="none"/>
+          <w:top w:val="none" w:color="000000" w:sz="4" w:space="0"/>
+          <w:left w:val="none" w:color="000000" w:sz="4" w:space="0"/>
           <w:bottom w:val="single" w:color="000000" w:themeColor="accent3" w:themeTint="FE" w:sz="4" w:space="0"/>
-          <w:right w:val="none"/>
+          <w:right w:val="none" w:color="000000" w:sz="4" w:space="0"/>
         </w:tcBorders>
       </w:tcPr>
     </w:tblStylePr>
@@ -19936,12 +20698,12 @@
         <w:tblBorders/>
       </w:tblPr>
       <w:tcPr>
-        <w:shd w:color="ffffff"/>
+        <w:shd w:val="clear" w:color="ffffff"/>
         <w:tcBorders>
-          <w:top w:val="none"/>
+          <w:top w:val="none" w:color="000000" w:sz="4" w:space="0"/>
           <w:left w:val="single" w:color="000000" w:themeColor="accent3" w:themeTint="FE" w:sz="4" w:space="0"/>
-          <w:bottom w:val="none"/>
-          <w:right w:val="none"/>
+          <w:bottom w:val="none" w:color="000000" w:sz="4" w:space="0"/>
+          <w:right w:val="none" w:color="000000" w:sz="4" w:space="0"/>
         </w:tcBorders>
       </w:tcPr>
     </w:tblStylePr>
@@ -19964,9 +20726,9 @@
         <w:shd w:val="clear" w:color="ffffff" w:themeColor="light1" w:fill="ffffff" w:themeFill="light1"/>
         <w:tcBorders>
           <w:top w:val="single" w:color="000000" w:themeColor="accent3" w:themeTint="FE" w:sz="4" w:space="0"/>
-          <w:left w:val="none"/>
-          <w:bottom w:val="none"/>
-          <w:right w:val="none"/>
+          <w:left w:val="none" w:color="000000" w:sz="4" w:space="0"/>
+          <w:bottom w:val="none" w:color="000000" w:sz="4" w:space="0"/>
+          <w:right w:val="none" w:color="000000" w:sz="4" w:space="0"/>
         </w:tcBorders>
       </w:tcPr>
     </w:tblStylePr>
@@ -20036,9 +20798,9 @@
       </w:tcPr>
     </w:tblStylePr>
   </w:style>
-  <w:style w:type="table" w:styleId="65">
+  <w:style w:type="table" w:styleId="770">
     <w:name w:val="Grid Table 7 Colorful - Accent 4"/>
-    <w:basedOn w:val="665"/>
+    <w:basedOn w:val="903"/>
     <w:uiPriority w:val="99"/>
     <w:pPr>
       <w:pBdr/>
@@ -20140,11 +20902,11 @@
         <w:tblBorders/>
       </w:tblPr>
       <w:tcPr>
-        <w:shd w:color="ffffff"/>
+        <w:shd w:val="clear" w:color="ffffff"/>
         <w:tcBorders>
-          <w:top w:val="none"/>
-          <w:left w:val="none"/>
-          <w:bottom w:val="none"/>
+          <w:top w:val="none" w:color="000000" w:sz="4" w:space="0"/>
+          <w:left w:val="none" w:color="000000" w:sz="4" w:space="0"/>
+          <w:bottom w:val="none" w:color="000000" w:sz="4" w:space="0"/>
           <w:right w:val="single" w:color="000000" w:themeColor="accent4" w:themeTint="9A" w:sz="4" w:space="0"/>
         </w:tcBorders>
       </w:tcPr>
@@ -20167,10 +20929,10 @@
       <w:tcPr>
         <w:shd w:val="clear" w:color="ffffff" w:themeColor="light1" w:fill="ffffff" w:themeFill="light1"/>
         <w:tcBorders>
-          <w:top w:val="none"/>
-          <w:left w:val="none"/>
+          <w:top w:val="none" w:color="000000" w:sz="4" w:space="0"/>
+          <w:left w:val="none" w:color="000000" w:sz="4" w:space="0"/>
           <w:bottom w:val="single" w:color="000000" w:themeColor="accent4" w:themeTint="9A" w:sz="4" w:space="0"/>
-          <w:right w:val="none"/>
+          <w:right w:val="none" w:color="000000" w:sz="4" w:space="0"/>
         </w:tcBorders>
       </w:tcPr>
     </w:tblStylePr>
@@ -20190,12 +20952,12 @@
         <w:tblBorders/>
       </w:tblPr>
       <w:tcPr>
-        <w:shd w:color="ffffff"/>
+        <w:shd w:val="clear" w:color="ffffff"/>
         <w:tcBorders>
-          <w:top w:val="none"/>
+          <w:top w:val="none" w:color="000000" w:sz="4" w:space="0"/>
           <w:left w:val="single" w:color="000000" w:themeColor="accent4" w:themeTint="9A" w:sz="4" w:space="0"/>
-          <w:bottom w:val="none"/>
-          <w:right w:val="none"/>
+          <w:bottom w:val="none" w:color="000000" w:sz="4" w:space="0"/>
+          <w:right w:val="none" w:color="000000" w:sz="4" w:space="0"/>
         </w:tcBorders>
       </w:tcPr>
     </w:tblStylePr>
@@ -20218,9 +20980,9 @@
         <w:shd w:val="clear" w:color="ffffff" w:themeColor="light1" w:fill="ffffff" w:themeFill="light1"/>
         <w:tcBorders>
           <w:top w:val="single" w:color="000000" w:themeColor="accent4" w:themeTint="9A" w:sz="4" w:space="0"/>
-          <w:left w:val="none"/>
-          <w:bottom w:val="none"/>
-          <w:right w:val="none"/>
+          <w:left w:val="none" w:color="000000" w:sz="4" w:space="0"/>
+          <w:bottom w:val="none" w:color="000000" w:sz="4" w:space="0"/>
+          <w:right w:val="none" w:color="000000" w:sz="4" w:space="0"/>
         </w:tcBorders>
       </w:tcPr>
     </w:tblStylePr>
@@ -20290,9 +21052,9 @@
       </w:tcPr>
     </w:tblStylePr>
   </w:style>
-  <w:style w:type="table" w:styleId="66">
+  <w:style w:type="table" w:styleId="771">
     <w:name w:val="Grid Table 7 Colorful - Accent 5"/>
-    <w:basedOn w:val="665"/>
+    <w:basedOn w:val="903"/>
     <w:uiPriority w:val="99"/>
     <w:pPr>
       <w:pBdr/>
@@ -20394,11 +21156,11 @@
         <w:tblBorders/>
       </w:tblPr>
       <w:tcPr>
-        <w:shd w:color="ffffff"/>
+        <w:shd w:val="clear" w:color="ffffff"/>
         <w:tcBorders>
-          <w:top w:val="none"/>
-          <w:left w:val="none"/>
-          <w:bottom w:val="none"/>
+          <w:top w:val="none" w:color="000000" w:sz="4" w:space="0"/>
+          <w:left w:val="none" w:color="000000" w:sz="4" w:space="0"/>
+          <w:bottom w:val="none" w:color="000000" w:sz="4" w:space="0"/>
           <w:right w:val="single" w:color="000000" w:themeColor="accent5" w:themeTint="90" w:sz="4" w:space="0"/>
         </w:tcBorders>
       </w:tcPr>
@@ -20421,10 +21183,10 @@
       <w:tcPr>
         <w:shd w:val="clear" w:color="ffffff" w:themeColor="light1" w:fill="ffffff" w:themeFill="light1"/>
         <w:tcBorders>
-          <w:top w:val="none"/>
-          <w:left w:val="none"/>
+          <w:top w:val="none" w:color="000000" w:sz="4" w:space="0"/>
+          <w:left w:val="none" w:color="000000" w:sz="4" w:space="0"/>
           <w:bottom w:val="single" w:color="000000" w:themeColor="accent5" w:themeTint="90" w:sz="4" w:space="0"/>
-          <w:right w:val="none"/>
+          <w:right w:val="none" w:color="000000" w:sz="4" w:space="0"/>
         </w:tcBorders>
       </w:tcPr>
     </w:tblStylePr>
@@ -20444,12 +21206,12 @@
         <w:tblBorders/>
       </w:tblPr>
       <w:tcPr>
-        <w:shd w:color="ffffff"/>
+        <w:shd w:val="clear" w:color="ffffff"/>
         <w:tcBorders>
-          <w:top w:val="none"/>
+          <w:top w:val="none" w:color="000000" w:sz="4" w:space="0"/>
           <w:left w:val="single" w:color="000000" w:themeColor="accent5" w:themeTint="90" w:sz="4" w:space="0"/>
-          <w:bottom w:val="none"/>
-          <w:right w:val="none"/>
+          <w:bottom w:val="none" w:color="000000" w:sz="4" w:space="0"/>
+          <w:right w:val="none" w:color="000000" w:sz="4" w:space="0"/>
         </w:tcBorders>
       </w:tcPr>
     </w:tblStylePr>
@@ -20472,9 +21234,9 @@
         <w:shd w:val="clear" w:color="ffffff" w:themeColor="light1" w:fill="ffffff" w:themeFill="light1"/>
         <w:tcBorders>
           <w:top w:val="single" w:color="000000" w:themeColor="accent5" w:themeTint="90" w:sz="4" w:space="0"/>
-          <w:left w:val="none"/>
-          <w:bottom w:val="none"/>
-          <w:right w:val="none"/>
+          <w:left w:val="none" w:color="000000" w:sz="4" w:space="0"/>
+          <w:bottom w:val="none" w:color="000000" w:sz="4" w:space="0"/>
+          <w:right w:val="none" w:color="000000" w:sz="4" w:space="0"/>
         </w:tcBorders>
       </w:tcPr>
     </w:tblStylePr>
@@ -20544,9 +21306,9 @@
       </w:tcPr>
     </w:tblStylePr>
   </w:style>
-  <w:style w:type="table" w:styleId="67">
+  <w:style w:type="table" w:styleId="772">
     <w:name w:val="Grid Table 7 Colorful - Accent 6"/>
-    <w:basedOn w:val="665"/>
+    <w:basedOn w:val="903"/>
     <w:uiPriority w:val="99"/>
     <w:pPr>
       <w:pBdr/>
@@ -20648,11 +21410,11 @@
         <w:tblBorders/>
       </w:tblPr>
       <w:tcPr>
-        <w:shd w:color="ffffff"/>
+        <w:shd w:val="clear" w:color="ffffff"/>
         <w:tcBorders>
-          <w:top w:val="none"/>
-          <w:left w:val="none"/>
-          <w:bottom w:val="none"/>
+          <w:top w:val="none" w:color="000000" w:sz="4" w:space="0"/>
+          <w:left w:val="none" w:color="000000" w:sz="4" w:space="0"/>
+          <w:bottom w:val="none" w:color="000000" w:sz="4" w:space="0"/>
           <w:right w:val="single" w:color="000000" w:themeColor="accent6" w:themeTint="90" w:sz="4" w:space="0"/>
         </w:tcBorders>
       </w:tcPr>
@@ -20675,10 +21437,10 @@
       <w:tcPr>
         <w:shd w:val="clear" w:color="ffffff" w:themeColor="light1" w:fill="ffffff" w:themeFill="light1"/>
         <w:tcBorders>
-          <w:top w:val="none"/>
-          <w:left w:val="none"/>
+          <w:top w:val="none" w:color="000000" w:sz="4" w:space="0"/>
+          <w:left w:val="none" w:color="000000" w:sz="4" w:space="0"/>
           <w:bottom w:val="single" w:color="000000" w:themeColor="accent6" w:themeTint="90" w:sz="4" w:space="0"/>
-          <w:right w:val="none"/>
+          <w:right w:val="none" w:color="000000" w:sz="4" w:space="0"/>
         </w:tcBorders>
       </w:tcPr>
     </w:tblStylePr>
@@ -20698,12 +21460,12 @@
         <w:tblBorders/>
       </w:tblPr>
       <w:tcPr>
-        <w:shd w:color="ffffff"/>
+        <w:shd w:val="clear" w:color="ffffff"/>
         <w:tcBorders>
-          <w:top w:val="none"/>
+          <w:top w:val="none" w:color="000000" w:sz="4" w:space="0"/>
           <w:left w:val="single" w:color="000000" w:themeColor="accent6" w:themeTint="90" w:sz="4" w:space="0"/>
-          <w:bottom w:val="none"/>
-          <w:right w:val="none"/>
+          <w:bottom w:val="none" w:color="000000" w:sz="4" w:space="0"/>
+          <w:right w:val="none" w:color="000000" w:sz="4" w:space="0"/>
         </w:tcBorders>
       </w:tcPr>
     </w:tblStylePr>
@@ -20726,9 +21488,9 @@
         <w:shd w:val="clear" w:color="ffffff" w:themeColor="light1" w:fill="ffffff" w:themeFill="light1"/>
         <w:tcBorders>
           <w:top w:val="single" w:color="000000" w:themeColor="accent6" w:themeTint="90" w:sz="4" w:space="0"/>
-          <w:left w:val="none"/>
-          <w:bottom w:val="none"/>
-          <w:right w:val="none"/>
+          <w:left w:val="none" w:color="000000" w:sz="4" w:space="0"/>
+          <w:bottom w:val="none" w:color="000000" w:sz="4" w:space="0"/>
+          <w:right w:val="none" w:color="000000" w:sz="4" w:space="0"/>
         </w:tcBorders>
       </w:tcPr>
     </w:tblStylePr>
@@ -20798,9 +21560,9 @@
       </w:tcPr>
     </w:tblStylePr>
   </w:style>
-  <w:style w:type="table" w:styleId="68">
+  <w:style w:type="table" w:styleId="773">
     <w:name w:val="List Table 1 Light"/>
-    <w:basedOn w:val="665"/>
+    <w:basedOn w:val="903"/>
     <w:uiPriority w:val="99"/>
     <w:pPr>
       <w:pBdr/>
@@ -21014,9 +21776,9 @@
       </w:tcPr>
     </w:tblStylePr>
   </w:style>
-  <w:style w:type="table" w:styleId="69">
+  <w:style w:type="table" w:styleId="774">
     <w:name w:val="List Table 1 Light - Accent 1"/>
-    <w:basedOn w:val="665"/>
+    <w:basedOn w:val="903"/>
     <w:uiPriority w:val="99"/>
     <w:pPr>
       <w:pBdr/>
@@ -21230,9 +21992,9 @@
       </w:tcPr>
     </w:tblStylePr>
   </w:style>
-  <w:style w:type="table" w:styleId="70">
+  <w:style w:type="table" w:styleId="775">
     <w:name w:val="List Table 1 Light - Accent 2"/>
-    <w:basedOn w:val="665"/>
+    <w:basedOn w:val="903"/>
     <w:uiPriority w:val="99"/>
     <w:pPr>
       <w:pBdr/>
@@ -21446,9 +22208,9 @@
       </w:tcPr>
     </w:tblStylePr>
   </w:style>
-  <w:style w:type="table" w:styleId="71">
+  <w:style w:type="table" w:styleId="776">
     <w:name w:val="List Table 1 Light - Accent 3"/>
-    <w:basedOn w:val="665"/>
+    <w:basedOn w:val="903"/>
     <w:uiPriority w:val="99"/>
     <w:pPr>
       <w:pBdr/>
@@ -21662,9 +22424,9 @@
       </w:tcPr>
     </w:tblStylePr>
   </w:style>
-  <w:style w:type="table" w:styleId="72">
+  <w:style w:type="table" w:styleId="777">
     <w:name w:val="List Table 1 Light - Accent 4"/>
-    <w:basedOn w:val="665"/>
+    <w:basedOn w:val="903"/>
     <w:uiPriority w:val="99"/>
     <w:pPr>
       <w:pBdr/>
@@ -21878,9 +22640,9 @@
       </w:tcPr>
     </w:tblStylePr>
   </w:style>
-  <w:style w:type="table" w:styleId="73">
+  <w:style w:type="table" w:styleId="778">
     <w:name w:val="List Table 1 Light - Accent 5"/>
-    <w:basedOn w:val="665"/>
+    <w:basedOn w:val="903"/>
     <w:uiPriority w:val="99"/>
     <w:pPr>
       <w:pBdr/>
@@ -22094,9 +22856,9 @@
       </w:tcPr>
     </w:tblStylePr>
   </w:style>
-  <w:style w:type="table" w:styleId="74">
+  <w:style w:type="table" w:styleId="779">
     <w:name w:val="List Table 1 Light - Accent 6"/>
-    <w:basedOn w:val="665"/>
+    <w:basedOn w:val="903"/>
     <w:uiPriority w:val="99"/>
     <w:pPr>
       <w:pBdr/>
@@ -22310,9 +23072,9 @@
       </w:tcPr>
     </w:tblStylePr>
   </w:style>
-  <w:style w:type="table" w:styleId="75">
+  <w:style w:type="table" w:styleId="780">
     <w:name w:val="List Table 2"/>
-    <w:basedOn w:val="665"/>
+    <w:basedOn w:val="903"/>
     <w:uiPriority w:val="99"/>
     <w:pPr>
       <w:pBdr/>
@@ -22548,9 +23310,9 @@
       </w:tcPr>
     </w:tblStylePr>
   </w:style>
-  <w:style w:type="table" w:styleId="76">
+  <w:style w:type="table" w:styleId="781">
     <w:name w:val="List Table 2 - Accent 1"/>
-    <w:basedOn w:val="665"/>
+    <w:basedOn w:val="903"/>
     <w:uiPriority w:val="99"/>
     <w:pPr>
       <w:pBdr/>
@@ -22786,9 +23548,9 @@
       </w:tcPr>
     </w:tblStylePr>
   </w:style>
-  <w:style w:type="table" w:styleId="77">
+  <w:style w:type="table" w:styleId="782">
     <w:name w:val="List Table 2 - Accent 2"/>
-    <w:basedOn w:val="665"/>
+    <w:basedOn w:val="903"/>
     <w:uiPriority w:val="99"/>
     <w:pPr>
       <w:pBdr/>
@@ -23024,9 +23786,9 @@
       </w:tcPr>
     </w:tblStylePr>
   </w:style>
-  <w:style w:type="table" w:styleId="78">
+  <w:style w:type="table" w:styleId="783">
     <w:name w:val="List Table 2 - Accent 3"/>
-    <w:basedOn w:val="665"/>
+    <w:basedOn w:val="903"/>
     <w:uiPriority w:val="99"/>
     <w:pPr>
       <w:pBdr/>
@@ -23262,9 +24024,9 @@
       </w:tcPr>
     </w:tblStylePr>
   </w:style>
-  <w:style w:type="table" w:styleId="79">
+  <w:style w:type="table" w:styleId="784">
     <w:name w:val="List Table 2 - Accent 4"/>
-    <w:basedOn w:val="665"/>
+    <w:basedOn w:val="903"/>
     <w:uiPriority w:val="99"/>
     <w:pPr>
       <w:pBdr/>
@@ -23500,9 +24262,9 @@
       </w:tcPr>
     </w:tblStylePr>
   </w:style>
-  <w:style w:type="table" w:styleId="80">
+  <w:style w:type="table" w:styleId="785">
     <w:name w:val="List Table 2 - Accent 5"/>
-    <w:basedOn w:val="665"/>
+    <w:basedOn w:val="903"/>
     <w:uiPriority w:val="99"/>
     <w:pPr>
       <w:pBdr/>
@@ -23738,9 +24500,9 @@
       </w:tcPr>
     </w:tblStylePr>
   </w:style>
-  <w:style w:type="table" w:styleId="81">
+  <w:style w:type="table" w:styleId="786">
     <w:name w:val="List Table 2 - Accent 6"/>
-    <w:basedOn w:val="665"/>
+    <w:basedOn w:val="903"/>
     <w:uiPriority w:val="99"/>
     <w:pPr>
       <w:pBdr/>
@@ -23976,9 +24738,9 @@
       </w:tcPr>
     </w:tblStylePr>
   </w:style>
-  <w:style w:type="table" w:styleId="82">
+  <w:style w:type="table" w:styleId="787">
     <w:name w:val="List Table 3"/>
-    <w:basedOn w:val="665"/>
+    <w:basedOn w:val="903"/>
     <w:uiPriority w:val="99"/>
     <w:pPr>
       <w:pBdr/>
@@ -24204,9 +24966,9 @@
       </w:tcPr>
     </w:tblStylePr>
   </w:style>
-  <w:style w:type="table" w:styleId="83">
+  <w:style w:type="table" w:styleId="788">
     <w:name w:val="List Table 3 - Accent 1"/>
-    <w:basedOn w:val="665"/>
+    <w:basedOn w:val="903"/>
     <w:uiPriority w:val="99"/>
     <w:pPr>
       <w:pBdr/>
@@ -24432,9 +25194,9 @@
       </w:tcPr>
     </w:tblStylePr>
   </w:style>
-  <w:style w:type="table" w:styleId="84">
+  <w:style w:type="table" w:styleId="789">
     <w:name w:val="List Table 3 - Accent 2"/>
-    <w:basedOn w:val="665"/>
+    <w:basedOn w:val="903"/>
     <w:uiPriority w:val="99"/>
     <w:pPr>
       <w:pBdr/>
@@ -24660,9 +25422,9 @@
       </w:tcPr>
     </w:tblStylePr>
   </w:style>
-  <w:style w:type="table" w:styleId="85">
+  <w:style w:type="table" w:styleId="790">
     <w:name w:val="List Table 3 - Accent 3"/>
-    <w:basedOn w:val="665"/>
+    <w:basedOn w:val="903"/>
     <w:uiPriority w:val="99"/>
     <w:pPr>
       <w:pBdr/>
@@ -24888,9 +25650,9 @@
       </w:tcPr>
     </w:tblStylePr>
   </w:style>
-  <w:style w:type="table" w:styleId="86">
+  <w:style w:type="table" w:styleId="791">
     <w:name w:val="List Table 3 - Accent 4"/>
-    <w:basedOn w:val="665"/>
+    <w:basedOn w:val="903"/>
     <w:uiPriority w:val="99"/>
     <w:pPr>
       <w:pBdr/>
@@ -25116,9 +25878,9 @@
       </w:tcPr>
     </w:tblStylePr>
   </w:style>
-  <w:style w:type="table" w:styleId="87">
+  <w:style w:type="table" w:styleId="792">
     <w:name w:val="List Table 3 - Accent 5"/>
-    <w:basedOn w:val="665"/>
+    <w:basedOn w:val="903"/>
     <w:uiPriority w:val="99"/>
     <w:pPr>
       <w:pBdr/>
@@ -25344,9 +26106,9 @@
       </w:tcPr>
     </w:tblStylePr>
   </w:style>
-  <w:style w:type="table" w:styleId="88">
+  <w:style w:type="table" w:styleId="793">
     <w:name w:val="List Table 3 - Accent 6"/>
-    <w:basedOn w:val="665"/>
+    <w:basedOn w:val="903"/>
     <w:uiPriority w:val="99"/>
     <w:pPr>
       <w:pBdr/>
@@ -25572,9 +26334,9 @@
       </w:tcPr>
     </w:tblStylePr>
   </w:style>
-  <w:style w:type="table" w:styleId="89">
+  <w:style w:type="table" w:styleId="794">
     <w:name w:val="List Table 4"/>
-    <w:basedOn w:val="665"/>
+    <w:basedOn w:val="903"/>
     <w:uiPriority w:val="99"/>
     <w:pPr>
       <w:pBdr/>
@@ -25797,9 +26559,9 @@
       </w:tcPr>
     </w:tblStylePr>
   </w:style>
-  <w:style w:type="table" w:styleId="90">
+  <w:style w:type="table" w:styleId="795">
     <w:name w:val="List Table 4 - Accent 1"/>
-    <w:basedOn w:val="665"/>
+    <w:basedOn w:val="903"/>
     <w:uiPriority w:val="99"/>
     <w:pPr>
       <w:pBdr/>
@@ -26022,9 +26784,9 @@
       </w:tcPr>
     </w:tblStylePr>
   </w:style>
-  <w:style w:type="table" w:styleId="91">
+  <w:style w:type="table" w:styleId="796">
     <w:name w:val="List Table 4 - Accent 2"/>
-    <w:basedOn w:val="665"/>
+    <w:basedOn w:val="903"/>
     <w:uiPriority w:val="99"/>
     <w:pPr>
       <w:pBdr/>
@@ -26247,9 +27009,9 @@
       </w:tcPr>
     </w:tblStylePr>
   </w:style>
-  <w:style w:type="table" w:styleId="92">
+  <w:style w:type="table" w:styleId="797">
     <w:name w:val="List Table 4 - Accent 3"/>
-    <w:basedOn w:val="665"/>
+    <w:basedOn w:val="903"/>
     <w:uiPriority w:val="99"/>
     <w:pPr>
       <w:pBdr/>
@@ -26472,9 +27234,9 @@
       </w:tcPr>
     </w:tblStylePr>
   </w:style>
-  <w:style w:type="table" w:styleId="93">
+  <w:style w:type="table" w:styleId="798">
     <w:name w:val="List Table 4 - Accent 4"/>
-    <w:basedOn w:val="665"/>
+    <w:basedOn w:val="903"/>
     <w:uiPriority w:val="99"/>
     <w:pPr>
       <w:pBdr/>
@@ -26697,9 +27459,9 @@
       </w:tcPr>
     </w:tblStylePr>
   </w:style>
-  <w:style w:type="table" w:styleId="94">
+  <w:style w:type="table" w:styleId="799">
     <w:name w:val="List Table 4 - Accent 5"/>
-    <w:basedOn w:val="665"/>
+    <w:basedOn w:val="903"/>
     <w:uiPriority w:val="99"/>
     <w:pPr>
       <w:pBdr/>
@@ -26922,9 +27684,9 @@
       </w:tcPr>
     </w:tblStylePr>
   </w:style>
-  <w:style w:type="table" w:styleId="95">
+  <w:style w:type="table" w:styleId="800">
     <w:name w:val="List Table 4 - Accent 6"/>
-    <w:basedOn w:val="665"/>
+    <w:basedOn w:val="903"/>
     <w:uiPriority w:val="99"/>
     <w:pPr>
       <w:pBdr/>
@@ -27147,9 +27909,9 @@
       </w:tcPr>
     </w:tblStylePr>
   </w:style>
-  <w:style w:type="table" w:styleId="96">
+  <w:style w:type="table" w:styleId="801">
     <w:name w:val="List Table 5 Dark"/>
-    <w:basedOn w:val="665"/>
+    <w:basedOn w:val="903"/>
     <w:uiPriority w:val="99"/>
     <w:pPr>
       <w:pBdr/>
@@ -27389,9 +28151,9 @@
       </w:tcPr>
     </w:tblStylePr>
   </w:style>
-  <w:style w:type="table" w:styleId="97">
+  <w:style w:type="table" w:styleId="802">
     <w:name w:val="List Table 5 Dark - Accent 1"/>
-    <w:basedOn w:val="665"/>
+    <w:basedOn w:val="903"/>
     <w:uiPriority w:val="99"/>
     <w:pPr>
       <w:pBdr/>
@@ -27631,9 +28393,9 @@
       </w:tcPr>
     </w:tblStylePr>
   </w:style>
-  <w:style w:type="table" w:styleId="98">
+  <w:style w:type="table" w:styleId="803">
     <w:name w:val="List Table 5 Dark - Accent 2"/>
-    <w:basedOn w:val="665"/>
+    <w:basedOn w:val="903"/>
     <w:uiPriority w:val="99"/>
     <w:pPr>
       <w:pBdr/>
@@ -27873,9 +28635,9 @@
       </w:tcPr>
     </w:tblStylePr>
   </w:style>
-  <w:style w:type="table" w:styleId="99">
+  <w:style w:type="table" w:styleId="804">
     <w:name w:val="List Table 5 Dark - Accent 3"/>
-    <w:basedOn w:val="665"/>
+    <w:basedOn w:val="903"/>
     <w:uiPriority w:val="99"/>
     <w:pPr>
       <w:pBdr/>
@@ -28115,9 +28877,9 @@
       </w:tcPr>
     </w:tblStylePr>
   </w:style>
-  <w:style w:type="table" w:styleId="100">
+  <w:style w:type="table" w:styleId="805">
     <w:name w:val="List Table 5 Dark - Accent 4"/>
-    <w:basedOn w:val="665"/>
+    <w:basedOn w:val="903"/>
     <w:uiPriority w:val="99"/>
     <w:pPr>
       <w:pBdr/>
@@ -28357,9 +29119,9 @@
       </w:tcPr>
     </w:tblStylePr>
   </w:style>
-  <w:style w:type="table" w:styleId="101">
+  <w:style w:type="table" w:styleId="806">
     <w:name w:val="List Table 5 Dark - Accent 5"/>
-    <w:basedOn w:val="665"/>
+    <w:basedOn w:val="903"/>
     <w:uiPriority w:val="99"/>
     <w:pPr>
       <w:pBdr/>
@@ -28599,9 +29361,9 @@
       </w:tcPr>
     </w:tblStylePr>
   </w:style>
-  <w:style w:type="table" w:styleId="102">
+  <w:style w:type="table" w:styleId="807">
     <w:name w:val="List Table 5 Dark - Accent 6"/>
-    <w:basedOn w:val="665"/>
+    <w:basedOn w:val="903"/>
     <w:uiPriority w:val="99"/>
     <w:pPr>
       <w:pBdr/>
@@ -28841,9 +29603,9 @@
       </w:tcPr>
     </w:tblStylePr>
   </w:style>
-  <w:style w:type="table" w:styleId="103">
+  <w:style w:type="table" w:styleId="808">
     <w:name w:val="List Table 6 Colorful"/>
-    <w:basedOn w:val="665"/>
+    <w:basedOn w:val="903"/>
     <w:uiPriority w:val="99"/>
     <w:pPr>
       <w:pBdr/>
@@ -29064,9 +29826,9 @@
       </w:tcPr>
     </w:tblStylePr>
   </w:style>
-  <w:style w:type="table" w:styleId="104">
+  <w:style w:type="table" w:styleId="809">
     <w:name w:val="List Table 6 Colorful - Accent 1"/>
-    <w:basedOn w:val="665"/>
+    <w:basedOn w:val="903"/>
     <w:uiPriority w:val="99"/>
     <w:pPr>
       <w:pBdr/>
@@ -29287,9 +30049,9 @@
       </w:tcPr>
     </w:tblStylePr>
   </w:style>
-  <w:style w:type="table" w:styleId="105">
+  <w:style w:type="table" w:styleId="810">
     <w:name w:val="List Table 6 Colorful - Accent 2"/>
-    <w:basedOn w:val="665"/>
+    <w:basedOn w:val="903"/>
     <w:uiPriority w:val="99"/>
     <w:pPr>
       <w:pBdr/>
@@ -29510,9 +30272,9 @@
       </w:tcPr>
     </w:tblStylePr>
   </w:style>
-  <w:style w:type="table" w:styleId="106">
+  <w:style w:type="table" w:styleId="811">
     <w:name w:val="List Table 6 Colorful - Accent 3"/>
-    <w:basedOn w:val="665"/>
+    <w:basedOn w:val="903"/>
     <w:uiPriority w:val="99"/>
     <w:pPr>
       <w:pBdr/>
@@ -29733,9 +30495,9 @@
       </w:tcPr>
     </w:tblStylePr>
   </w:style>
-  <w:style w:type="table" w:styleId="107">
+  <w:style w:type="table" w:styleId="812">
     <w:name w:val="List Table 6 Colorful - Accent 4"/>
-    <w:basedOn w:val="665"/>
+    <w:basedOn w:val="903"/>
     <w:uiPriority w:val="99"/>
     <w:pPr>
       <w:pBdr/>
@@ -29956,9 +30718,9 @@
       </w:tcPr>
     </w:tblStylePr>
   </w:style>
-  <w:style w:type="table" w:styleId="108">
+  <w:style w:type="table" w:styleId="813">
     <w:name w:val="List Table 6 Colorful - Accent 5"/>
-    <w:basedOn w:val="665"/>
+    <w:basedOn w:val="903"/>
     <w:uiPriority w:val="99"/>
     <w:pPr>
       <w:pBdr/>
@@ -30179,9 +30941,9 @@
       </w:tcPr>
     </w:tblStylePr>
   </w:style>
-  <w:style w:type="table" w:styleId="109">
+  <w:style w:type="table" w:styleId="814">
     <w:name w:val="List Table 6 Colorful - Accent 6"/>
-    <w:basedOn w:val="665"/>
+    <w:basedOn w:val="903"/>
     <w:uiPriority w:val="99"/>
     <w:pPr>
       <w:pBdr/>
@@ -30402,9 +31164,9 @@
       </w:tcPr>
     </w:tblStylePr>
   </w:style>
-  <w:style w:type="table" w:styleId="110">
+  <w:style w:type="table" w:styleId="815">
     <w:name w:val="List Table 7 Colorful"/>
-    <w:basedOn w:val="665"/>
+    <w:basedOn w:val="903"/>
     <w:uiPriority w:val="99"/>
     <w:pPr>
       <w:pBdr/>
@@ -30503,11 +31265,11 @@
         <w:tblBorders/>
       </w:tblPr>
       <w:tcPr>
-        <w:shd w:color="ffffff"/>
+        <w:shd w:val="clear" w:color="ffffff"/>
         <w:tcBorders>
-          <w:top w:val="none"/>
-          <w:left w:val="none"/>
-          <w:bottom w:val="none"/>
+          <w:top w:val="none" w:color="000000" w:sz="4" w:space="0"/>
+          <w:left w:val="none" w:color="000000" w:sz="4" w:space="0"/>
+          <w:bottom w:val="none" w:color="000000" w:sz="4" w:space="0"/>
           <w:right w:val="single" w:color="000000" w:themeColor="text1" w:themeTint="80" w:sz="4" w:space="0"/>
         </w:tcBorders>
       </w:tcPr>
@@ -30530,10 +31292,10 @@
       <w:tcPr>
         <w:shd w:val="clear" w:color="ffffff" w:themeColor="light1" w:fill="ffffff" w:themeFill="light1"/>
         <w:tcBorders>
-          <w:top w:val="none"/>
-          <w:left w:val="none"/>
+          <w:top w:val="none" w:color="000000" w:sz="4" w:space="0"/>
+          <w:left w:val="none" w:color="000000" w:sz="4" w:space="0"/>
           <w:bottom w:val="single" w:color="000000" w:themeColor="text1" w:themeTint="80" w:sz="4" w:space="0"/>
-          <w:right w:val="none"/>
+          <w:right w:val="none" w:color="000000" w:sz="4" w:space="0"/>
         </w:tcBorders>
       </w:tcPr>
     </w:tblStylePr>
@@ -30553,12 +31315,12 @@
         <w:tblBorders/>
       </w:tblPr>
       <w:tcPr>
-        <w:shd w:color="ffffff"/>
+        <w:shd w:val="clear" w:color="ffffff"/>
         <w:tcBorders>
-          <w:top w:val="none"/>
+          <w:top w:val="none" w:color="000000" w:sz="4" w:space="0"/>
           <w:left w:val="single" w:color="000000" w:themeColor="text1" w:themeTint="80" w:sz="4" w:space="0"/>
-          <w:bottom w:val="none"/>
-          <w:right w:val="none"/>
+          <w:bottom w:val="none" w:color="000000" w:sz="4" w:space="0"/>
+          <w:right w:val="none" w:color="000000" w:sz="4" w:space="0"/>
         </w:tcBorders>
       </w:tcPr>
     </w:tblStylePr>
@@ -30581,9 +31343,9 @@
         <w:shd w:val="clear" w:color="ffffff" w:themeColor="light1" w:fill="ffffff" w:themeFill="light1"/>
         <w:tcBorders>
           <w:top w:val="single" w:color="000000" w:themeColor="text1" w:themeTint="80" w:sz="4" w:space="0"/>
-          <w:left w:val="none"/>
-          <w:bottom w:val="none"/>
-          <w:right w:val="none"/>
+          <w:left w:val="none" w:color="000000" w:sz="4" w:space="0"/>
+          <w:bottom w:val="none" w:color="000000" w:sz="4" w:space="0"/>
+          <w:right w:val="none" w:color="000000" w:sz="4" w:space="0"/>
         </w:tcBorders>
       </w:tcPr>
     </w:tblStylePr>
@@ -30658,9 +31420,9 @@
       </w:tcPr>
     </w:tblStylePr>
   </w:style>
-  <w:style w:type="table" w:styleId="111">
+  <w:style w:type="table" w:styleId="816">
     <w:name w:val="List Table 7 Colorful - Accent 1"/>
-    <w:basedOn w:val="665"/>
+    <w:basedOn w:val="903"/>
     <w:uiPriority w:val="99"/>
     <w:pPr>
       <w:pBdr/>
@@ -30759,11 +31521,11 @@
         <w:tblBorders/>
       </w:tblPr>
       <w:tcPr>
-        <w:shd w:color="ffffff"/>
+        <w:shd w:val="clear" w:color="ffffff"/>
         <w:tcBorders>
-          <w:top w:val="none"/>
-          <w:left w:val="none"/>
-          <w:bottom w:val="none"/>
+          <w:top w:val="none" w:color="000000" w:sz="4" w:space="0"/>
+          <w:left w:val="none" w:color="000000" w:sz="4" w:space="0"/>
+          <w:bottom w:val="none" w:color="000000" w:sz="4" w:space="0"/>
           <w:right w:val="single" w:color="000000" w:themeColor="accent1" w:sz="4" w:space="0"/>
         </w:tcBorders>
       </w:tcPr>
@@ -30786,10 +31548,10 @@
       <w:tcPr>
         <w:shd w:val="clear" w:color="ffffff" w:themeColor="light1" w:fill="ffffff" w:themeFill="light1"/>
         <w:tcBorders>
-          <w:top w:val="none"/>
-          <w:left w:val="none"/>
+          <w:top w:val="none" w:color="000000" w:sz="4" w:space="0"/>
+          <w:left w:val="none" w:color="000000" w:sz="4" w:space="0"/>
           <w:bottom w:val="single" w:color="000000" w:themeColor="accent1" w:sz="4" w:space="0"/>
-          <w:right w:val="none"/>
+          <w:right w:val="none" w:color="000000" w:sz="4" w:space="0"/>
         </w:tcBorders>
       </w:tcPr>
     </w:tblStylePr>
@@ -30809,12 +31571,12 @@
         <w:tblBorders/>
       </w:tblPr>
       <w:tcPr>
-        <w:shd w:color="ffffff"/>
+        <w:shd w:val="clear" w:color="ffffff"/>
         <w:tcBorders>
-          <w:top w:val="none"/>
+          <w:top w:val="none" w:color="000000" w:sz="4" w:space="0"/>
           <w:left w:val="single" w:color="000000" w:themeColor="accent1" w:sz="4" w:space="0"/>
-          <w:bottom w:val="none"/>
-          <w:right w:val="none"/>
+          <w:bottom w:val="none" w:color="000000" w:sz="4" w:space="0"/>
+          <w:right w:val="none" w:color="000000" w:sz="4" w:space="0"/>
         </w:tcBorders>
       </w:tcPr>
     </w:tblStylePr>
@@ -30837,9 +31599,9 @@
         <w:shd w:val="clear" w:color="ffffff" w:themeColor="light1" w:fill="ffffff" w:themeFill="light1"/>
         <w:tcBorders>
           <w:top w:val="single" w:color="000000" w:themeColor="accent1" w:sz="4" w:space="0"/>
-          <w:left w:val="none"/>
-          <w:bottom w:val="none"/>
-          <w:right w:val="none"/>
+          <w:left w:val="none" w:color="000000" w:sz="4" w:space="0"/>
+          <w:bottom w:val="none" w:color="000000" w:sz="4" w:space="0"/>
+          <w:right w:val="none" w:color="000000" w:sz="4" w:space="0"/>
         </w:tcBorders>
       </w:tcPr>
     </w:tblStylePr>
@@ -30914,9 +31676,9 @@
       </w:tcPr>
     </w:tblStylePr>
   </w:style>
-  <w:style w:type="table" w:styleId="112">
+  <w:style w:type="table" w:styleId="817">
     <w:name w:val="List Table 7 Colorful - Accent 2"/>
-    <w:basedOn w:val="665"/>
+    <w:basedOn w:val="903"/>
     <w:uiPriority w:val="99"/>
     <w:pPr>
       <w:pBdr/>
@@ -31015,11 +31777,11 @@
         <w:tblBorders/>
       </w:tblPr>
       <w:tcPr>
-        <w:shd w:color="ffffff"/>
+        <w:shd w:val="clear" w:color="ffffff"/>
         <w:tcBorders>
-          <w:top w:val="none"/>
-          <w:left w:val="none"/>
-          <w:bottom w:val="none"/>
+          <w:top w:val="none" w:color="000000" w:sz="4" w:space="0"/>
+          <w:left w:val="none" w:color="000000" w:sz="4" w:space="0"/>
+          <w:bottom w:val="none" w:color="000000" w:sz="4" w:space="0"/>
           <w:right w:val="single" w:color="000000" w:themeColor="accent2" w:themeTint="97" w:sz="4" w:space="0"/>
         </w:tcBorders>
       </w:tcPr>
@@ -31042,10 +31804,10 @@
       <w:tcPr>
         <w:shd w:val="clear" w:color="ffffff" w:themeColor="light1" w:fill="ffffff" w:themeFill="light1"/>
         <w:tcBorders>
-          <w:top w:val="none"/>
-          <w:left w:val="none"/>
+          <w:top w:val="none" w:color="000000" w:sz="4" w:space="0"/>
+          <w:left w:val="none" w:color="000000" w:sz="4" w:space="0"/>
           <w:bottom w:val="single" w:color="000000" w:themeColor="accent2" w:themeTint="97" w:sz="4" w:space="0"/>
-          <w:right w:val="none"/>
+          <w:right w:val="none" w:color="000000" w:sz="4" w:space="0"/>
         </w:tcBorders>
       </w:tcPr>
     </w:tblStylePr>
@@ -31065,12 +31827,12 @@
         <w:tblBorders/>
       </w:tblPr>
       <w:tcPr>
-        <w:shd w:color="ffffff"/>
+        <w:shd w:val="clear" w:color="ffffff"/>
         <w:tcBorders>
-          <w:top w:val="none"/>
+          <w:top w:val="none" w:color="000000" w:sz="4" w:space="0"/>
           <w:left w:val="single" w:color="000000" w:themeColor="accent2" w:themeTint="97" w:sz="4" w:space="0"/>
-          <w:bottom w:val="none"/>
-          <w:right w:val="none"/>
+          <w:bottom w:val="none" w:color="000000" w:sz="4" w:space="0"/>
+          <w:right w:val="none" w:color="000000" w:sz="4" w:space="0"/>
         </w:tcBorders>
       </w:tcPr>
     </w:tblStylePr>
@@ -31093,9 +31855,9 @@
         <w:shd w:val="clear" w:color="ffffff" w:themeColor="light1" w:fill="ffffff" w:themeFill="light1"/>
         <w:tcBorders>
           <w:top w:val="single" w:color="000000" w:themeColor="accent2" w:themeTint="97" w:sz="4" w:space="0"/>
-          <w:left w:val="none"/>
-          <w:bottom w:val="none"/>
-          <w:right w:val="none"/>
+          <w:left w:val="none" w:color="000000" w:sz="4" w:space="0"/>
+          <w:bottom w:val="none" w:color="000000" w:sz="4" w:space="0"/>
+          <w:right w:val="none" w:color="000000" w:sz="4" w:space="0"/>
         </w:tcBorders>
       </w:tcPr>
     </w:tblStylePr>
@@ -31170,9 +31932,9 @@
       </w:tcPr>
     </w:tblStylePr>
   </w:style>
-  <w:style w:type="table" w:styleId="113">
+  <w:style w:type="table" w:styleId="818">
     <w:name w:val="List Table 7 Colorful - Accent 3"/>
-    <w:basedOn w:val="665"/>
+    <w:basedOn w:val="903"/>
     <w:uiPriority w:val="99"/>
     <w:pPr>
       <w:pBdr/>
@@ -31271,11 +32033,11 @@
         <w:tblBorders/>
       </w:tblPr>
       <w:tcPr>
-        <w:shd w:color="ffffff"/>
+        <w:shd w:val="clear" w:color="ffffff"/>
         <w:tcBorders>
-          <w:top w:val="none"/>
-          <w:left w:val="none"/>
-          <w:bottom w:val="none"/>
+          <w:top w:val="none" w:color="000000" w:sz="4" w:space="0"/>
+          <w:left w:val="none" w:color="000000" w:sz="4" w:space="0"/>
+          <w:bottom w:val="none" w:color="000000" w:sz="4" w:space="0"/>
           <w:right w:val="single" w:color="000000" w:themeColor="accent3" w:themeTint="98" w:sz="4" w:space="0"/>
         </w:tcBorders>
       </w:tcPr>
@@ -31298,10 +32060,10 @@
       <w:tcPr>
         <w:shd w:val="clear" w:color="ffffff" w:themeColor="light1" w:fill="ffffff" w:themeFill="light1"/>
         <w:tcBorders>
-          <w:top w:val="none"/>
-          <w:left w:val="none"/>
+          <w:top w:val="none" w:color="000000" w:sz="4" w:space="0"/>
+          <w:left w:val="none" w:color="000000" w:sz="4" w:space="0"/>
           <w:bottom w:val="single" w:color="000000" w:themeColor="accent3" w:themeTint="98" w:sz="4" w:space="0"/>
-          <w:right w:val="none"/>
+          <w:right w:val="none" w:color="000000" w:sz="4" w:space="0"/>
         </w:tcBorders>
       </w:tcPr>
     </w:tblStylePr>
@@ -31321,12 +32083,12 @@
         <w:tblBorders/>
       </w:tblPr>
       <w:tcPr>
-        <w:shd w:color="ffffff"/>
+        <w:shd w:val="clear" w:color="ffffff"/>
         <w:tcBorders>
-          <w:top w:val="none"/>
+          <w:top w:val="none" w:color="000000" w:sz="4" w:space="0"/>
           <w:left w:val="single" w:color="000000" w:themeColor="accent3" w:themeTint="98" w:sz="4" w:space="0"/>
-          <w:bottom w:val="none"/>
-          <w:right w:val="none"/>
+          <w:bottom w:val="none" w:color="000000" w:sz="4" w:space="0"/>
+          <w:right w:val="none" w:color="000000" w:sz="4" w:space="0"/>
         </w:tcBorders>
       </w:tcPr>
     </w:tblStylePr>
@@ -31349,9 +32111,9 @@
         <w:shd w:val="clear" w:color="ffffff" w:themeColor="light1" w:fill="ffffff" w:themeFill="light1"/>
         <w:tcBorders>
           <w:top w:val="single" w:color="000000" w:themeColor="accent3" w:themeTint="98" w:sz="4" w:space="0"/>
-          <w:left w:val="none"/>
-          <w:bottom w:val="none"/>
-          <w:right w:val="none"/>
+          <w:left w:val="none" w:color="000000" w:sz="4" w:space="0"/>
+          <w:bottom w:val="none" w:color="000000" w:sz="4" w:space="0"/>
+          <w:right w:val="none" w:color="000000" w:sz="4" w:space="0"/>
         </w:tcBorders>
       </w:tcPr>
     </w:tblStylePr>
@@ -31426,9 +32188,9 @@
       </w:tcPr>
     </w:tblStylePr>
   </w:style>
-  <w:style w:type="table" w:styleId="114">
+  <w:style w:type="table" w:styleId="819">
     <w:name w:val="List Table 7 Colorful - Accent 4"/>
-    <w:basedOn w:val="665"/>
+    <w:basedOn w:val="903"/>
     <w:uiPriority w:val="99"/>
     <w:pPr>
       <w:pBdr/>
@@ -31527,11 +32289,11 @@
         <w:tblBorders/>
       </w:tblPr>
       <w:tcPr>
-        <w:shd w:color="ffffff"/>
+        <w:shd w:val="clear" w:color="ffffff"/>
         <w:tcBorders>
-          <w:top w:val="none"/>
-          <w:left w:val="none"/>
-          <w:bottom w:val="none"/>
+          <w:top w:val="none" w:color="000000" w:sz="4" w:space="0"/>
+          <w:left w:val="none" w:color="000000" w:sz="4" w:space="0"/>
+          <w:bottom w:val="none" w:color="000000" w:sz="4" w:space="0"/>
           <w:right w:val="single" w:color="000000" w:themeColor="accent4" w:themeTint="9A" w:sz="4" w:space="0"/>
         </w:tcBorders>
       </w:tcPr>
@@ -31554,10 +32316,10 @@
       <w:tcPr>
         <w:shd w:val="clear" w:color="ffffff" w:themeColor="light1" w:fill="ffffff" w:themeFill="light1"/>
         <w:tcBorders>
-          <w:top w:val="none"/>
-          <w:left w:val="none"/>
+          <w:top w:val="none" w:color="000000" w:sz="4" w:space="0"/>
+          <w:left w:val="none" w:color="000000" w:sz="4" w:space="0"/>
           <w:bottom w:val="single" w:color="000000" w:themeColor="accent4" w:themeTint="9A" w:sz="4" w:space="0"/>
-          <w:right w:val="none"/>
+          <w:right w:val="none" w:color="000000" w:sz="4" w:space="0"/>
         </w:tcBorders>
       </w:tcPr>
     </w:tblStylePr>
@@ -31577,12 +32339,12 @@
         <w:tblBorders/>
       </w:tblPr>
       <w:tcPr>
-        <w:shd w:color="ffffff"/>
+        <w:shd w:val="clear" w:color="ffffff"/>
         <w:tcBorders>
-          <w:top w:val="none"/>
+          <w:top w:val="none" w:color="000000" w:sz="4" w:space="0"/>
           <w:left w:val="single" w:color="000000" w:themeColor="accent4" w:themeTint="9A" w:sz="4" w:space="0"/>
-          <w:bottom w:val="none"/>
-          <w:right w:val="none"/>
+          <w:bottom w:val="none" w:color="000000" w:sz="4" w:space="0"/>
+          <w:right w:val="none" w:color="000000" w:sz="4" w:space="0"/>
         </w:tcBorders>
       </w:tcPr>
     </w:tblStylePr>
@@ -31605,9 +32367,9 @@
         <w:shd w:val="clear" w:color="ffffff" w:themeColor="light1" w:fill="ffffff" w:themeFill="light1"/>
         <w:tcBorders>
           <w:top w:val="single" w:color="000000" w:themeColor="accent4" w:themeTint="9A" w:sz="4" w:space="0"/>
-          <w:left w:val="none"/>
-          <w:bottom w:val="none"/>
-          <w:right w:val="none"/>
+          <w:left w:val="none" w:color="000000" w:sz="4" w:space="0"/>
+          <w:bottom w:val="none" w:color="000000" w:sz="4" w:space="0"/>
+          <w:right w:val="none" w:color="000000" w:sz="4" w:space="0"/>
         </w:tcBorders>
       </w:tcPr>
     </w:tblStylePr>
@@ -31682,9 +32444,9 @@
       </w:tcPr>
     </w:tblStylePr>
   </w:style>
-  <w:style w:type="table" w:styleId="115">
+  <w:style w:type="table" w:styleId="820">
     <w:name w:val="List Table 7 Colorful - Accent 5"/>
-    <w:basedOn w:val="665"/>
+    <w:basedOn w:val="903"/>
     <w:uiPriority w:val="99"/>
     <w:pPr>
       <w:pBdr/>
@@ -31783,11 +32545,11 @@
         <w:tblBorders/>
       </w:tblPr>
       <w:tcPr>
-        <w:shd w:color="ffffff"/>
+        <w:shd w:val="clear" w:color="ffffff"/>
         <w:tcBorders>
-          <w:top w:val="none"/>
-          <w:left w:val="none"/>
-          <w:bottom w:val="none"/>
+          <w:top w:val="none" w:color="000000" w:sz="4" w:space="0"/>
+          <w:left w:val="none" w:color="000000" w:sz="4" w:space="0"/>
+          <w:bottom w:val="none" w:color="000000" w:sz="4" w:space="0"/>
           <w:right w:val="single" w:color="000000" w:themeColor="accent5" w:themeTint="9A" w:sz="4" w:space="0"/>
         </w:tcBorders>
       </w:tcPr>
@@ -31810,10 +32572,10 @@
       <w:tcPr>
         <w:shd w:val="clear" w:color="ffffff" w:themeColor="light1" w:fill="ffffff" w:themeFill="light1"/>
         <w:tcBorders>
-          <w:top w:val="none"/>
-          <w:left w:val="none"/>
+          <w:top w:val="none" w:color="000000" w:sz="4" w:space="0"/>
+          <w:left w:val="none" w:color="000000" w:sz="4" w:space="0"/>
           <w:bottom w:val="single" w:color="000000" w:themeColor="accent5" w:themeTint="9A" w:sz="4" w:space="0"/>
-          <w:right w:val="none"/>
+          <w:right w:val="none" w:color="000000" w:sz="4" w:space="0"/>
         </w:tcBorders>
       </w:tcPr>
     </w:tblStylePr>
@@ -31833,12 +32595,12 @@
         <w:tblBorders/>
       </w:tblPr>
       <w:tcPr>
-        <w:shd w:color="ffffff"/>
+        <w:shd w:val="clear" w:color="ffffff"/>
         <w:tcBorders>
-          <w:top w:val="none"/>
+          <w:top w:val="none" w:color="000000" w:sz="4" w:space="0"/>
           <w:left w:val="single" w:color="000000" w:themeColor="accent5" w:themeTint="9A" w:sz="4" w:space="0"/>
-          <w:bottom w:val="none"/>
-          <w:right w:val="none"/>
+          <w:bottom w:val="none" w:color="000000" w:sz="4" w:space="0"/>
+          <w:right w:val="none" w:color="000000" w:sz="4" w:space="0"/>
         </w:tcBorders>
       </w:tcPr>
     </w:tblStylePr>
@@ -31861,9 +32623,9 @@
         <w:shd w:val="clear" w:color="ffffff" w:themeColor="light1" w:fill="ffffff" w:themeFill="light1"/>
         <w:tcBorders>
           <w:top w:val="single" w:color="000000" w:themeColor="accent5" w:themeTint="9A" w:sz="4" w:space="0"/>
-          <w:left w:val="none"/>
-          <w:bottom w:val="none"/>
-          <w:right w:val="none"/>
+          <w:left w:val="none" w:color="000000" w:sz="4" w:space="0"/>
+          <w:bottom w:val="none" w:color="000000" w:sz="4" w:space="0"/>
+          <w:right w:val="none" w:color="000000" w:sz="4" w:space="0"/>
         </w:tcBorders>
       </w:tcPr>
     </w:tblStylePr>
@@ -31938,9 +32700,9 @@
       </w:tcPr>
     </w:tblStylePr>
   </w:style>
-  <w:style w:type="table" w:styleId="116">
+  <w:style w:type="table" w:styleId="821">
     <w:name w:val="List Table 7 Colorful - Accent 6"/>
-    <w:basedOn w:val="665"/>
+    <w:basedOn w:val="903"/>
     <w:uiPriority w:val="99"/>
     <w:pPr>
       <w:pBdr/>
@@ -32039,11 +32801,11 @@
         <w:tblBorders/>
       </w:tblPr>
       <w:tcPr>
-        <w:shd w:color="ffffff"/>
+        <w:shd w:val="clear" w:color="ffffff"/>
         <w:tcBorders>
-          <w:top w:val="none"/>
-          <w:left w:val="none"/>
-          <w:bottom w:val="none"/>
+          <w:top w:val="none" w:color="000000" w:sz="4" w:space="0"/>
+          <w:left w:val="none" w:color="000000" w:sz="4" w:space="0"/>
+          <w:bottom w:val="none" w:color="000000" w:sz="4" w:space="0"/>
           <w:right w:val="single" w:color="000000" w:themeColor="accent6" w:themeTint="98" w:sz="4" w:space="0"/>
         </w:tcBorders>
       </w:tcPr>
@@ -32066,10 +32828,10 @@
       <w:tcPr>
         <w:shd w:val="clear" w:color="ffffff" w:themeColor="light1" w:fill="ffffff" w:themeFill="light1"/>
         <w:tcBorders>
-          <w:top w:val="none"/>
-          <w:left w:val="none"/>
+          <w:top w:val="none" w:color="000000" w:sz="4" w:space="0"/>
+          <w:left w:val="none" w:color="000000" w:sz="4" w:space="0"/>
           <w:bottom w:val="single" w:color="000000" w:themeColor="accent6" w:themeTint="98" w:sz="4" w:space="0"/>
-          <w:right w:val="none"/>
+          <w:right w:val="none" w:color="000000" w:sz="4" w:space="0"/>
         </w:tcBorders>
       </w:tcPr>
     </w:tblStylePr>
@@ -32089,12 +32851,12 @@
         <w:tblBorders/>
       </w:tblPr>
       <w:tcPr>
-        <w:shd w:color="ffffff"/>
+        <w:shd w:val="clear" w:color="ffffff"/>
         <w:tcBorders>
-          <w:top w:val="none"/>
+          <w:top w:val="none" w:color="000000" w:sz="4" w:space="0"/>
           <w:left w:val="single" w:color="000000" w:themeColor="accent6" w:themeTint="98" w:sz="4" w:space="0"/>
-          <w:bottom w:val="none"/>
-          <w:right w:val="none"/>
+          <w:bottom w:val="none" w:color="000000" w:sz="4" w:space="0"/>
+          <w:right w:val="none" w:color="000000" w:sz="4" w:space="0"/>
         </w:tcBorders>
       </w:tcPr>
     </w:tblStylePr>
@@ -32117,9 +32879,9 @@
         <w:shd w:val="clear" w:color="ffffff" w:themeColor="light1" w:fill="ffffff" w:themeFill="light1"/>
         <w:tcBorders>
           <w:top w:val="single" w:color="000000" w:themeColor="accent6" w:themeTint="98" w:sz="4" w:space="0"/>
-          <w:left w:val="none"/>
-          <w:bottom w:val="none"/>
-          <w:right w:val="none"/>
+          <w:left w:val="none" w:color="000000" w:sz="4" w:space="0"/>
+          <w:bottom w:val="none" w:color="000000" w:sz="4" w:space="0"/>
+          <w:right w:val="none" w:color="000000" w:sz="4" w:space="0"/>
         </w:tcBorders>
       </w:tcPr>
     </w:tblStylePr>
@@ -32194,9 +32956,9 @@
       </w:tcPr>
     </w:tblStylePr>
   </w:style>
-  <w:style w:type="table" w:styleId="117">
+  <w:style w:type="table" w:styleId="822">
     <w:name w:val="Lined - Accent"/>
-    <w:basedOn w:val="665"/>
+    <w:basedOn w:val="903"/>
     <w:uiPriority w:val="99"/>
     <w:pPr>
       <w:pBdr/>
@@ -32431,9 +33193,9 @@
       </w:tcPr>
     </w:tblStylePr>
   </w:style>
-  <w:style w:type="table" w:styleId="118">
+  <w:style w:type="table" w:styleId="823">
     <w:name w:val="Lined - Accent 1"/>
-    <w:basedOn w:val="665"/>
+    <w:basedOn w:val="903"/>
     <w:uiPriority w:val="99"/>
     <w:pPr>
       <w:pBdr/>
@@ -32668,9 +33430,9 @@
       </w:tcPr>
     </w:tblStylePr>
   </w:style>
-  <w:style w:type="table" w:styleId="119">
+  <w:style w:type="table" w:styleId="824">
     <w:name w:val="Lined - Accent 2"/>
-    <w:basedOn w:val="665"/>
+    <w:basedOn w:val="903"/>
     <w:uiPriority w:val="99"/>
     <w:pPr>
       <w:pBdr/>
@@ -32905,9 +33667,9 @@
       </w:tcPr>
     </w:tblStylePr>
   </w:style>
-  <w:style w:type="table" w:styleId="120">
+  <w:style w:type="table" w:styleId="825">
     <w:name w:val="Lined - Accent 3"/>
-    <w:basedOn w:val="665"/>
+    <w:basedOn w:val="903"/>
     <w:uiPriority w:val="99"/>
     <w:pPr>
       <w:pBdr/>
@@ -33142,9 +33904,9 @@
       </w:tcPr>
     </w:tblStylePr>
   </w:style>
-  <w:style w:type="table" w:styleId="121">
+  <w:style w:type="table" w:styleId="826">
     <w:name w:val="Lined - Accent 4"/>
-    <w:basedOn w:val="665"/>
+    <w:basedOn w:val="903"/>
     <w:uiPriority w:val="99"/>
     <w:pPr>
       <w:pBdr/>
@@ -33379,9 +34141,9 @@
       </w:tcPr>
     </w:tblStylePr>
   </w:style>
-  <w:style w:type="table" w:styleId="122">
+  <w:style w:type="table" w:styleId="827">
     <w:name w:val="Lined - Accent 5"/>
-    <w:basedOn w:val="665"/>
+    <w:basedOn w:val="903"/>
     <w:uiPriority w:val="99"/>
     <w:pPr>
       <w:pBdr/>
@@ -33616,9 +34378,9 @@
       </w:tcPr>
     </w:tblStylePr>
   </w:style>
-  <w:style w:type="table" w:styleId="123">
+  <w:style w:type="table" w:styleId="828">
     <w:name w:val="Lined - Accent 6"/>
-    <w:basedOn w:val="665"/>
+    <w:basedOn w:val="903"/>
     <w:uiPriority w:val="99"/>
     <w:pPr>
       <w:pBdr/>
@@ -33853,9 +34615,9 @@
       </w:tcPr>
     </w:tblStylePr>
   </w:style>
-  <w:style w:type="table" w:styleId="124">
+  <w:style w:type="table" w:styleId="829">
     <w:name w:val="Bordered &amp; Lined - Accent"/>
-    <w:basedOn w:val="665"/>
+    <w:basedOn w:val="903"/>
     <w:uiPriority w:val="99"/>
     <w:pPr>
       <w:pBdr/>
@@ -34097,9 +34859,9 @@
       </w:tcPr>
     </w:tblStylePr>
   </w:style>
-  <w:style w:type="table" w:styleId="125">
+  <w:style w:type="table" w:styleId="830">
     <w:name w:val="Bordered &amp; Lined - Accent 1"/>
-    <w:basedOn w:val="665"/>
+    <w:basedOn w:val="903"/>
     <w:uiPriority w:val="99"/>
     <w:pPr>
       <w:pBdr/>
@@ -34341,9 +35103,9 @@
       </w:tcPr>
     </w:tblStylePr>
   </w:style>
-  <w:style w:type="table" w:styleId="126">
+  <w:style w:type="table" w:styleId="831">
     <w:name w:val="Bordered &amp; Lined - Accent 2"/>
-    <w:basedOn w:val="665"/>
+    <w:basedOn w:val="903"/>
     <w:uiPriority w:val="99"/>
     <w:pPr>
       <w:pBdr/>
@@ -34585,9 +35347,9 @@
       </w:tcPr>
     </w:tblStylePr>
   </w:style>
-  <w:style w:type="table" w:styleId="127">
+  <w:style w:type="table" w:styleId="832">
     <w:name w:val="Bordered &amp; Lined - Accent 3"/>
-    <w:basedOn w:val="665"/>
+    <w:basedOn w:val="903"/>
     <w:uiPriority w:val="99"/>
     <w:pPr>
       <w:pBdr/>
@@ -34829,9 +35591,9 @@
       </w:tcPr>
     </w:tblStylePr>
   </w:style>
-  <w:style w:type="table" w:styleId="128">
+  <w:style w:type="table" w:styleId="833">
     <w:name w:val="Bordered &amp; Lined - Accent 4"/>
-    <w:basedOn w:val="665"/>
+    <w:basedOn w:val="903"/>
     <w:uiPriority w:val="99"/>
     <w:pPr>
       <w:pBdr/>
@@ -35073,9 +35835,9 @@
       </w:tcPr>
     </w:tblStylePr>
   </w:style>
-  <w:style w:type="table" w:styleId="129">
+  <w:style w:type="table" w:styleId="834">
     <w:name w:val="Bordered &amp; Lined - Accent 5"/>
-    <w:basedOn w:val="665"/>
+    <w:basedOn w:val="903"/>
     <w:uiPriority w:val="99"/>
     <w:pPr>
       <w:pBdr/>
@@ -35317,9 +36079,9 @@
       </w:tcPr>
     </w:tblStylePr>
   </w:style>
-  <w:style w:type="table" w:styleId="130">
+  <w:style w:type="table" w:styleId="835">
     <w:name w:val="Bordered &amp; Lined - Accent 6"/>
-    <w:basedOn w:val="665"/>
+    <w:basedOn w:val="903"/>
     <w:uiPriority w:val="99"/>
     <w:pPr>
       <w:pBdr/>
@@ -35561,9 +36323,9 @@
       </w:tcPr>
     </w:tblStylePr>
   </w:style>
-  <w:style w:type="table" w:styleId="131">
+  <w:style w:type="table" w:styleId="836">
     <w:name w:val="Bordered"/>
-    <w:basedOn w:val="665"/>
+    <w:basedOn w:val="903"/>
     <w:uiPriority w:val="99"/>
     <w:pPr>
       <w:pBdr/>
@@ -35792,9 +36554,9 @@
       </w:tcPr>
     </w:tblStylePr>
   </w:style>
-  <w:style w:type="table" w:styleId="132">
+  <w:style w:type="table" w:styleId="837">
     <w:name w:val="Bordered - Accent 1"/>
-    <w:basedOn w:val="665"/>
+    <w:basedOn w:val="903"/>
     <w:uiPriority w:val="99"/>
     <w:pPr>
       <w:pBdr/>
@@ -36023,9 +36785,9 @@
       </w:tcPr>
     </w:tblStylePr>
   </w:style>
-  <w:style w:type="table" w:styleId="133">
+  <w:style w:type="table" w:styleId="838">
     <w:name w:val="Bordered - Accent 2"/>
-    <w:basedOn w:val="665"/>
+    <w:basedOn w:val="903"/>
     <w:uiPriority w:val="99"/>
     <w:pPr>
       <w:pBdr/>
@@ -36254,9 +37016,9 @@
       </w:tcPr>
     </w:tblStylePr>
   </w:style>
-  <w:style w:type="table" w:styleId="134">
+  <w:style w:type="table" w:styleId="839">
     <w:name w:val="Bordered - Accent 3"/>
-    <w:basedOn w:val="665"/>
+    <w:basedOn w:val="903"/>
     <w:uiPriority w:val="99"/>
     <w:pPr>
       <w:pBdr/>
@@ -36485,9 +37247,9 @@
       </w:tcPr>
     </w:tblStylePr>
   </w:style>
-  <w:style w:type="table" w:styleId="135">
+  <w:style w:type="table" w:styleId="840">
     <w:name w:val="Bordered - Accent 4"/>
-    <w:basedOn w:val="665"/>
+    <w:basedOn w:val="903"/>
     <w:uiPriority w:val="99"/>
     <w:pPr>
       <w:pBdr/>
@@ -36716,9 +37478,9 @@
       </w:tcPr>
     </w:tblStylePr>
   </w:style>
-  <w:style w:type="table" w:styleId="136">
+  <w:style w:type="table" w:styleId="841">
     <w:name w:val="Bordered - Accent 5"/>
-    <w:basedOn w:val="665"/>
+    <w:basedOn w:val="903"/>
     <w:uiPriority w:val="99"/>
     <w:pPr>
       <w:pBdr/>
@@ -36947,9 +37709,9 @@
       </w:tcPr>
     </w:tblStylePr>
   </w:style>
-  <w:style w:type="table" w:styleId="137">
+  <w:style w:type="table" w:styleId="842">
     <w:name w:val="Bordered - Accent 6"/>
-    <w:basedOn w:val="665"/>
+    <w:basedOn w:val="903"/>
     <w:uiPriority w:val="99"/>
     <w:pPr>
       <w:pBdr/>
@@ -37178,11 +37940,11 @@
       </w:tcPr>
     </w:tblStylePr>
   </w:style>
-  <w:style w:type="paragraph" w:styleId="139">
+  <w:style w:type="paragraph" w:styleId="843">
     <w:name w:val="Heading 1"/>
-    <w:basedOn w:val="664"/>
-    <w:next w:val="664"/>
-    <w:link w:val="150"/>
+    <w:basedOn w:val="902"/>
+    <w:next w:val="902"/>
+    <w:link w:val="853"/>
     <w:uiPriority w:val="9"/>
     <w:qFormat/>
     <w:pPr>
@@ -37200,11 +37962,11 @@
       <w:szCs w:val="40"/>
     </w:rPr>
   </w:style>
-  <w:style w:type="paragraph" w:styleId="140">
+  <w:style w:type="paragraph" w:styleId="844">
     <w:name w:val="Heading 2"/>
-    <w:basedOn w:val="664"/>
-    <w:next w:val="664"/>
-    <w:link w:val="151"/>
+    <w:basedOn w:val="902"/>
+    <w:next w:val="902"/>
+    <w:link w:val="854"/>
     <w:uiPriority w:val="9"/>
     <w:unhideWhenUsed/>
     <w:qFormat/>
@@ -37223,11 +37985,11 @@
       <w:szCs w:val="32"/>
     </w:rPr>
   </w:style>
-  <w:style w:type="paragraph" w:styleId="141">
+  <w:style w:type="paragraph" w:styleId="845">
     <w:name w:val="Heading 3"/>
-    <w:basedOn w:val="664"/>
-    <w:next w:val="664"/>
-    <w:link w:val="152"/>
+    <w:basedOn w:val="902"/>
+    <w:next w:val="902"/>
+    <w:link w:val="855"/>
     <w:uiPriority w:val="9"/>
     <w:unhideWhenUsed/>
     <w:qFormat/>
@@ -37246,11 +38008,11 @@
       <w:szCs w:val="28"/>
     </w:rPr>
   </w:style>
-  <w:style w:type="paragraph" w:styleId="142">
+  <w:style w:type="paragraph" w:styleId="846">
     <w:name w:val="Heading 4"/>
-    <w:basedOn w:val="664"/>
-    <w:next w:val="664"/>
-    <w:link w:val="153"/>
+    <w:basedOn w:val="902"/>
+    <w:next w:val="902"/>
+    <w:link w:val="856"/>
     <w:uiPriority w:val="9"/>
     <w:unhideWhenUsed/>
     <w:qFormat/>
@@ -37269,11 +38031,11 @@
       <w:color w:val="0f4761" w:themeColor="accent1" w:themeShade="BF"/>
     </w:rPr>
   </w:style>
-  <w:style w:type="paragraph" w:styleId="143">
+  <w:style w:type="paragraph" w:styleId="847">
     <w:name w:val="Heading 5"/>
-    <w:basedOn w:val="664"/>
-    <w:next w:val="664"/>
-    <w:link w:val="154"/>
+    <w:basedOn w:val="902"/>
+    <w:next w:val="902"/>
+    <w:link w:val="857"/>
     <w:uiPriority w:val="9"/>
     <w:unhideWhenUsed/>
     <w:qFormat/>
@@ -37290,11 +38052,11 @@
       <w:color w:val="0f4761" w:themeColor="accent1" w:themeShade="BF"/>
     </w:rPr>
   </w:style>
-  <w:style w:type="paragraph" w:styleId="144">
+  <w:style w:type="paragraph" w:styleId="848">
     <w:name w:val="Heading 6"/>
-    <w:basedOn w:val="664"/>
-    <w:next w:val="664"/>
-    <w:link w:val="155"/>
+    <w:basedOn w:val="902"/>
+    <w:next w:val="902"/>
+    <w:link w:val="858"/>
     <w:uiPriority w:val="9"/>
     <w:unhideWhenUsed/>
     <w:qFormat/>
@@ -37313,11 +38075,11 @@
       <w:color w:val="595959" w:themeColor="text1" w:themeTint="A6"/>
     </w:rPr>
   </w:style>
-  <w:style w:type="paragraph" w:styleId="145">
+  <w:style w:type="paragraph" w:styleId="849">
     <w:name w:val="Heading 7"/>
-    <w:basedOn w:val="664"/>
-    <w:next w:val="664"/>
-    <w:link w:val="156"/>
+    <w:basedOn w:val="902"/>
+    <w:next w:val="902"/>
+    <w:link w:val="859"/>
     <w:uiPriority w:val="9"/>
     <w:unhideWhenUsed/>
     <w:qFormat/>
@@ -37334,11 +38096,11 @@
       <w:color w:val="595959" w:themeColor="text1" w:themeTint="A6"/>
     </w:rPr>
   </w:style>
-  <w:style w:type="paragraph" w:styleId="146">
+  <w:style w:type="paragraph" w:styleId="850">
     <w:name w:val="Heading 8"/>
-    <w:basedOn w:val="664"/>
-    <w:next w:val="664"/>
-    <w:link w:val="157"/>
+    <w:basedOn w:val="902"/>
+    <w:next w:val="902"/>
+    <w:link w:val="860"/>
     <w:uiPriority w:val="9"/>
     <w:unhideWhenUsed/>
     <w:qFormat/>
@@ -37357,11 +38119,11 @@
       <w:color w:val="272727" w:themeColor="text1" w:themeTint="D8"/>
     </w:rPr>
   </w:style>
-  <w:style w:type="paragraph" w:styleId="147">
+  <w:style w:type="paragraph" w:styleId="851">
     <w:name w:val="Heading 9"/>
-    <w:basedOn w:val="664"/>
-    <w:next w:val="664"/>
-    <w:link w:val="158"/>
+    <w:basedOn w:val="902"/>
+    <w:next w:val="902"/>
+    <w:link w:val="861"/>
     <w:uiPriority w:val="9"/>
     <w:unhideWhenUsed/>
     <w:qFormat/>
@@ -37380,7 +38142,7 @@
       <w:color w:val="272727" w:themeColor="text1" w:themeTint="D8"/>
     </w:rPr>
   </w:style>
-  <w:style w:type="character" w:styleId="148" w:default="1">
+  <w:style w:type="character" w:styleId="852" w:default="1">
     <w:name w:val="Default Paragraph Font"/>
     <w:uiPriority w:val="1"/>
     <w:semiHidden/>
@@ -37391,10 +38153,10 @@
       <w:ind/>
     </w:pPr>
   </w:style>
-  <w:style w:type="character" w:styleId="150">
+  <w:style w:type="character" w:styleId="853">
     <w:name w:val="Heading 1 Char"/>
-    <w:basedOn w:val="148"/>
-    <w:link w:val="139"/>
+    <w:basedOn w:val="852"/>
+    <w:link w:val="843"/>
     <w:uiPriority w:val="9"/>
     <w:pPr>
       <w:pBdr/>
@@ -37408,10 +38170,10 @@
       <w:szCs w:val="40"/>
     </w:rPr>
   </w:style>
-  <w:style w:type="character" w:styleId="151">
+  <w:style w:type="character" w:styleId="854">
     <w:name w:val="Heading 2 Char"/>
-    <w:basedOn w:val="148"/>
-    <w:link w:val="140"/>
+    <w:basedOn w:val="852"/>
+    <w:link w:val="844"/>
     <w:uiPriority w:val="9"/>
     <w:pPr>
       <w:pBdr/>
@@ -37425,10 +38187,10 @@
       <w:szCs w:val="32"/>
     </w:rPr>
   </w:style>
-  <w:style w:type="character" w:styleId="152">
+  <w:style w:type="character" w:styleId="855">
     <w:name w:val="Heading 3 Char"/>
-    <w:basedOn w:val="148"/>
-    <w:link w:val="141"/>
+    <w:basedOn w:val="852"/>
+    <w:link w:val="845"/>
     <w:uiPriority w:val="9"/>
     <w:pPr>
       <w:pBdr/>
@@ -37442,10 +38204,10 @@
       <w:szCs w:val="28"/>
     </w:rPr>
   </w:style>
-  <w:style w:type="character" w:styleId="153">
+  <w:style w:type="character" w:styleId="856">
     <w:name w:val="Heading 4 Char"/>
-    <w:basedOn w:val="148"/>
-    <w:link w:val="142"/>
+    <w:basedOn w:val="852"/>
+    <w:link w:val="846"/>
     <w:uiPriority w:val="9"/>
     <w:pPr>
       <w:pBdr/>
@@ -37459,10 +38221,10 @@
       <w:color w:val="0f4761" w:themeColor="accent1" w:themeShade="BF"/>
     </w:rPr>
   </w:style>
-  <w:style w:type="character" w:styleId="154">
+  <w:style w:type="character" w:styleId="857">
     <w:name w:val="Heading 5 Char"/>
-    <w:basedOn w:val="148"/>
-    <w:link w:val="143"/>
+    <w:basedOn w:val="852"/>
+    <w:link w:val="847"/>
     <w:uiPriority w:val="9"/>
     <w:pPr>
       <w:pBdr/>
@@ -37474,10 +38236,10 @@
       <w:color w:val="0f4761" w:themeColor="accent1" w:themeShade="BF"/>
     </w:rPr>
   </w:style>
-  <w:style w:type="character" w:styleId="155">
+  <w:style w:type="character" w:styleId="858">
     <w:name w:val="Heading 6 Char"/>
-    <w:basedOn w:val="148"/>
-    <w:link w:val="144"/>
+    <w:basedOn w:val="852"/>
+    <w:link w:val="848"/>
     <w:uiPriority w:val="9"/>
     <w:pPr>
       <w:pBdr/>
@@ -37491,10 +38253,10 @@
       <w:color w:val="595959" w:themeColor="text1" w:themeTint="A6"/>
     </w:rPr>
   </w:style>
-  <w:style w:type="character" w:styleId="156">
+  <w:style w:type="character" w:styleId="859">
     <w:name w:val="Heading 7 Char"/>
-    <w:basedOn w:val="148"/>
-    <w:link w:val="145"/>
+    <w:basedOn w:val="852"/>
+    <w:link w:val="849"/>
     <w:uiPriority w:val="9"/>
     <w:pPr>
       <w:pBdr/>
@@ -37506,10 +38268,10 @@
       <w:color w:val="595959" w:themeColor="text1" w:themeTint="A6"/>
     </w:rPr>
   </w:style>
-  <w:style w:type="character" w:styleId="157">
+  <w:style w:type="character" w:styleId="860">
     <w:name w:val="Heading 8 Char"/>
-    <w:basedOn w:val="148"/>
-    <w:link w:val="146"/>
+    <w:basedOn w:val="852"/>
+    <w:link w:val="850"/>
     <w:uiPriority w:val="9"/>
     <w:pPr>
       <w:pBdr/>
@@ -37523,10 +38285,10 @@
       <w:color w:val="272727" w:themeColor="text1" w:themeTint="D8"/>
     </w:rPr>
   </w:style>
-  <w:style w:type="character" w:styleId="158">
+  <w:style w:type="character" w:styleId="861">
     <w:name w:val="Heading 9 Char"/>
-    <w:basedOn w:val="148"/>
-    <w:link w:val="147"/>
+    <w:basedOn w:val="852"/>
+    <w:link w:val="851"/>
     <w:uiPriority w:val="9"/>
     <w:pPr>
       <w:pBdr/>
@@ -37540,11 +38302,11 @@
       <w:color w:val="272727" w:themeColor="text1" w:themeTint="D8"/>
     </w:rPr>
   </w:style>
-  <w:style w:type="paragraph" w:styleId="159">
+  <w:style w:type="paragraph" w:styleId="862">
     <w:name w:val="Title"/>
-    <w:basedOn w:val="664"/>
-    <w:next w:val="664"/>
-    <w:link w:val="160"/>
+    <w:basedOn w:val="902"/>
+    <w:next w:val="902"/>
+    <w:link w:val="863"/>
     <w:uiPriority w:val="10"/>
     <w:qFormat/>
     <w:pPr>
@@ -37560,10 +38322,10 @@
       <w:szCs w:val="56"/>
     </w:rPr>
   </w:style>
-  <w:style w:type="character" w:styleId="160">
+  <w:style w:type="character" w:styleId="863">
     <w:name w:val="Title Char"/>
-    <w:basedOn w:val="148"/>
-    <w:link w:val="159"/>
+    <w:basedOn w:val="852"/>
+    <w:link w:val="862"/>
     <w:uiPriority w:val="10"/>
     <w:pPr>
       <w:pBdr/>
@@ -37577,11 +38339,11 @@
       <w:szCs w:val="56"/>
     </w:rPr>
   </w:style>
-  <w:style w:type="paragraph" w:styleId="161">
+  <w:style w:type="paragraph" w:styleId="864">
     <w:name w:val="Subtitle"/>
-    <w:basedOn w:val="664"/>
-    <w:next w:val="664"/>
-    <w:link w:val="162"/>
+    <w:basedOn w:val="902"/>
+    <w:next w:val="902"/>
+    <w:link w:val="865"/>
     <w:uiPriority w:val="11"/>
     <w:qFormat/>
     <w:pPr>
@@ -37599,10 +38361,10 @@
       <w:szCs w:val="28"/>
     </w:rPr>
   </w:style>
-  <w:style w:type="character" w:styleId="162">
+  <w:style w:type="character" w:styleId="865">
     <w:name w:val="Subtitle Char"/>
-    <w:basedOn w:val="148"/>
-    <w:link w:val="161"/>
+    <w:basedOn w:val="852"/>
+    <w:link w:val="864"/>
     <w:uiPriority w:val="11"/>
     <w:pPr>
       <w:pBdr/>
@@ -37616,11 +38378,11 @@
       <w:szCs w:val="28"/>
     </w:rPr>
   </w:style>
-  <w:style w:type="paragraph" w:styleId="163">
+  <w:style w:type="paragraph" w:styleId="866">
     <w:name w:val="Quote"/>
-    <w:basedOn w:val="664"/>
-    <w:next w:val="664"/>
-    <w:link w:val="164"/>
+    <w:basedOn w:val="902"/>
+    <w:next w:val="902"/>
+    <w:link w:val="867"/>
     <w:uiPriority w:val="29"/>
     <w:qFormat/>
     <w:pPr>
@@ -37635,10 +38397,10 @@
       <w:color w:val="404040" w:themeColor="text1" w:themeTint="BF"/>
     </w:rPr>
   </w:style>
-  <w:style w:type="character" w:styleId="164">
+  <w:style w:type="character" w:styleId="867">
     <w:name w:val="Quote Char"/>
-    <w:basedOn w:val="148"/>
-    <w:link w:val="163"/>
+    <w:basedOn w:val="852"/>
+    <w:link w:val="866"/>
     <w:uiPriority w:val="29"/>
     <w:pPr>
       <w:pBdr/>
@@ -37651,9 +38413,9 @@
       <w:color w:val="404040" w:themeColor="text1" w:themeTint="BF"/>
     </w:rPr>
   </w:style>
-  <w:style w:type="character" w:styleId="166">
+  <w:style w:type="character" w:styleId="868">
     <w:name w:val="Intense Emphasis"/>
-    <w:basedOn w:val="148"/>
+    <w:basedOn w:val="852"/>
     <w:uiPriority w:val="21"/>
     <w:qFormat/>
     <w:pPr>
@@ -37667,11 +38429,11 @@
       <w:color w:val="0f4761" w:themeColor="accent1" w:themeShade="BF"/>
     </w:rPr>
   </w:style>
-  <w:style w:type="paragraph" w:styleId="167">
+  <w:style w:type="paragraph" w:styleId="869">
     <w:name w:val="Intense Quote"/>
-    <w:basedOn w:val="664"/>
-    <w:next w:val="664"/>
-    <w:link w:val="168"/>
+    <w:basedOn w:val="902"/>
+    <w:next w:val="902"/>
+    <w:link w:val="870"/>
     <w:uiPriority w:val="30"/>
     <w:qFormat/>
     <w:pPr>
@@ -37689,10 +38451,10 @@
       <w:color w:val="0f4761" w:themeColor="accent1" w:themeShade="BF"/>
     </w:rPr>
   </w:style>
-  <w:style w:type="character" w:styleId="168">
+  <w:style w:type="character" w:styleId="870">
     <w:name w:val="Intense Quote Char"/>
-    <w:basedOn w:val="148"/>
-    <w:link w:val="167"/>
+    <w:basedOn w:val="852"/>
+    <w:link w:val="869"/>
     <w:uiPriority w:val="30"/>
     <w:pPr>
       <w:pBdr/>
@@ -37705,9 +38467,9 @@
       <w:color w:val="0f4761" w:themeColor="accent1" w:themeShade="BF"/>
     </w:rPr>
   </w:style>
-  <w:style w:type="character" w:styleId="169">
+  <w:style w:type="character" w:styleId="871">
     <w:name w:val="Intense Reference"/>
-    <w:basedOn w:val="148"/>
+    <w:basedOn w:val="852"/>
     <w:uiPriority w:val="32"/>
     <w:qFormat/>
     <w:pPr>
@@ -37723,9 +38485,9 @@
       <w:spacing w:val="5"/>
     </w:rPr>
   </w:style>
-  <w:style w:type="character" w:styleId="171">
+  <w:style w:type="character" w:styleId="872">
     <w:name w:val="Subtle Emphasis"/>
-    <w:basedOn w:val="148"/>
+    <w:basedOn w:val="852"/>
     <w:uiPriority w:val="19"/>
     <w:qFormat/>
     <w:pPr>
@@ -37739,9 +38501,9 @@
       <w:color w:val="404040" w:themeColor="text1" w:themeTint="BF"/>
     </w:rPr>
   </w:style>
-  <w:style w:type="character" w:styleId="172">
+  <w:style w:type="character" w:styleId="873">
     <w:name w:val="Emphasis"/>
-    <w:basedOn w:val="148"/>
+    <w:basedOn w:val="852"/>
     <w:uiPriority w:val="20"/>
     <w:qFormat/>
     <w:pPr>
@@ -37754,9 +38516,9 @@
       <w:iCs/>
     </w:rPr>
   </w:style>
-  <w:style w:type="character" w:styleId="173">
+  <w:style w:type="character" w:styleId="874">
     <w:name w:val="Strong"/>
-    <w:basedOn w:val="148"/>
+    <w:basedOn w:val="852"/>
     <w:uiPriority w:val="22"/>
     <w:qFormat/>
     <w:pPr>
@@ -37769,9 +38531,9 @@
       <w:bCs/>
     </w:rPr>
   </w:style>
-  <w:style w:type="character" w:styleId="174">
+  <w:style w:type="character" w:styleId="875">
     <w:name w:val="Subtle Reference"/>
-    <w:basedOn w:val="148"/>
+    <w:basedOn w:val="852"/>
     <w:uiPriority w:val="31"/>
     <w:qFormat/>
     <w:pPr>
@@ -37784,9 +38546,9 @@
       <w:color w:val="5a5a5a" w:themeColor="text1" w:themeTint="A5"/>
     </w:rPr>
   </w:style>
-  <w:style w:type="character" w:styleId="175">
+  <w:style w:type="character" w:styleId="876">
     <w:name w:val="Book Title"/>
-    <w:basedOn w:val="148"/>
+    <w:basedOn w:val="852"/>
     <w:uiPriority w:val="33"/>
     <w:qFormat/>
     <w:pPr>
@@ -37802,10 +38564,10 @@
       <w:spacing w:val="5"/>
     </w:rPr>
   </w:style>
-  <w:style w:type="paragraph" w:styleId="176">
+  <w:style w:type="paragraph" w:styleId="877">
     <w:name w:val="Header"/>
-    <w:basedOn w:val="664"/>
-    <w:link w:val="177"/>
+    <w:basedOn w:val="902"/>
+    <w:link w:val="878"/>
     <w:uiPriority w:val="99"/>
     <w:unhideWhenUsed/>
     <w:pPr>
@@ -37818,10 +38580,10 @@
       <w:ind/>
     </w:pPr>
   </w:style>
-  <w:style w:type="character" w:styleId="177">
+  <w:style w:type="character" w:styleId="878">
     <w:name w:val="Header Char"/>
-    <w:basedOn w:val="148"/>
-    <w:link w:val="176"/>
+    <w:basedOn w:val="852"/>
+    <w:link w:val="877"/>
     <w:uiPriority w:val="99"/>
     <w:pPr>
       <w:pBdr/>
@@ -37829,10 +38591,10 @@
       <w:ind/>
     </w:pPr>
   </w:style>
-  <w:style w:type="paragraph" w:styleId="178">
+  <w:style w:type="paragraph" w:styleId="879">
     <w:name w:val="Footer"/>
-    <w:basedOn w:val="664"/>
-    <w:link w:val="179"/>
+    <w:basedOn w:val="902"/>
+    <w:link w:val="880"/>
     <w:uiPriority w:val="99"/>
     <w:unhideWhenUsed/>
     <w:pPr>
@@ -37845,10 +38607,10 @@
       <w:ind/>
     </w:pPr>
   </w:style>
-  <w:style w:type="character" w:styleId="179">
+  <w:style w:type="character" w:styleId="880">
     <w:name w:val="Footer Char"/>
-    <w:basedOn w:val="148"/>
-    <w:link w:val="178"/>
+    <w:basedOn w:val="852"/>
+    <w:link w:val="879"/>
     <w:uiPriority w:val="99"/>
     <w:pPr>
       <w:pBdr/>
@@ -37856,10 +38618,10 @@
       <w:ind/>
     </w:pPr>
   </w:style>
-  <w:style w:type="paragraph" w:styleId="180">
+  <w:style w:type="paragraph" w:styleId="881">
     <w:name w:val="Caption"/>
-    <w:basedOn w:val="664"/>
-    <w:next w:val="664"/>
+    <w:basedOn w:val="902"/>
+    <w:next w:val="902"/>
     <w:uiPriority w:val="35"/>
     <w:unhideWhenUsed/>
     <w:qFormat/>
@@ -37876,10 +38638,10 @@
       <w:szCs w:val="18"/>
     </w:rPr>
   </w:style>
-  <w:style w:type="paragraph" w:styleId="181">
+  <w:style w:type="paragraph" w:styleId="882">
     <w:name w:val="footnote text"/>
-    <w:basedOn w:val="664"/>
-    <w:link w:val="182"/>
+    <w:basedOn w:val="902"/>
+    <w:link w:val="883"/>
     <w:uiPriority w:val="99"/>
     <w:semiHidden/>
     <w:unhideWhenUsed/>
@@ -37893,10 +38655,10 @@
       <w:szCs w:val="20"/>
     </w:rPr>
   </w:style>
-  <w:style w:type="character" w:styleId="182">
+  <w:style w:type="character" w:styleId="883">
     <w:name w:val="Footnote Text Char"/>
-    <w:basedOn w:val="148"/>
-    <w:link w:val="181"/>
+    <w:basedOn w:val="852"/>
+    <w:link w:val="882"/>
     <w:uiPriority w:val="99"/>
     <w:semiHidden/>
     <w:pPr>
@@ -37909,9 +38671,9 @@
       <w:szCs w:val="20"/>
     </w:rPr>
   </w:style>
-  <w:style w:type="character" w:styleId="183">
+  <w:style w:type="character" w:styleId="884">
     <w:name w:val="footnote reference"/>
-    <w:basedOn w:val="148"/>
+    <w:basedOn w:val="852"/>
     <w:uiPriority w:val="99"/>
     <w:semiHidden/>
     <w:unhideWhenUsed/>
@@ -37924,10 +38686,10 @@
       <w:vertAlign w:val="superscript"/>
     </w:rPr>
   </w:style>
-  <w:style w:type="paragraph" w:styleId="184">
+  <w:style w:type="paragraph" w:styleId="885">
     <w:name w:val="endnote text"/>
-    <w:basedOn w:val="664"/>
-    <w:link w:val="185"/>
+    <w:basedOn w:val="902"/>
+    <w:link w:val="886"/>
     <w:uiPriority w:val="99"/>
     <w:semiHidden/>
     <w:unhideWhenUsed/>
@@ -37941,10 +38703,10 @@
       <w:szCs w:val="20"/>
     </w:rPr>
   </w:style>
-  <w:style w:type="character" w:styleId="185">
+  <w:style w:type="character" w:styleId="886">
     <w:name w:val="Endnote Text Char"/>
-    <w:basedOn w:val="148"/>
-    <w:link w:val="184"/>
+    <w:basedOn w:val="852"/>
+    <w:link w:val="885"/>
     <w:uiPriority w:val="99"/>
     <w:semiHidden/>
     <w:pPr>
@@ -37957,9 +38719,9 @@
       <w:szCs w:val="20"/>
     </w:rPr>
   </w:style>
-  <w:style w:type="character" w:styleId="186">
+  <w:style w:type="character" w:styleId="887">
     <w:name w:val="endnote reference"/>
-    <w:basedOn w:val="148"/>
+    <w:basedOn w:val="852"/>
     <w:uiPriority w:val="99"/>
     <w:semiHidden/>
     <w:unhideWhenUsed/>
@@ -37972,9 +38734,9 @@
       <w:vertAlign w:val="superscript"/>
     </w:rPr>
   </w:style>
-  <w:style w:type="character" w:styleId="187">
+  <w:style w:type="character" w:styleId="888">
     <w:name w:val="Hyperlink"/>
-    <w:basedOn w:val="148"/>
+    <w:basedOn w:val="852"/>
     <w:uiPriority w:val="99"/>
     <w:unhideWhenUsed/>
     <w:pPr>
@@ -37987,9 +38749,9 @@
       <w:u w:val="single"/>
     </w:rPr>
   </w:style>
-  <w:style w:type="character" w:styleId="188">
+  <w:style w:type="character" w:styleId="889">
     <w:name w:val="FollowedHyperlink"/>
-    <w:basedOn w:val="148"/>
+    <w:basedOn w:val="852"/>
     <w:uiPriority w:val="99"/>
     <w:semiHidden/>
     <w:unhideWhenUsed/>
@@ -38003,10 +38765,10 @@
       <w:u w:val="single"/>
     </w:rPr>
   </w:style>
-  <w:style w:type="paragraph" w:styleId="189">
+  <w:style w:type="paragraph" w:styleId="890">
     <w:name w:val="toc 1"/>
-    <w:basedOn w:val="664"/>
-    <w:next w:val="664"/>
+    <w:basedOn w:val="902"/>
+    <w:next w:val="902"/>
     <w:uiPriority w:val="39"/>
     <w:unhideWhenUsed/>
     <w:pPr>
@@ -38015,10 +38777,10 @@
       <w:ind/>
     </w:pPr>
   </w:style>
-  <w:style w:type="paragraph" w:styleId="190">
+  <w:style w:type="paragraph" w:styleId="891">
     <w:name w:val="toc 2"/>
-    <w:basedOn w:val="664"/>
-    <w:next w:val="664"/>
+    <w:basedOn w:val="902"/>
+    <w:next w:val="902"/>
     <w:uiPriority w:val="39"/>
     <w:unhideWhenUsed/>
     <w:pPr>
@@ -38027,10 +38789,10 @@
       <w:ind w:left="220"/>
     </w:pPr>
   </w:style>
-  <w:style w:type="paragraph" w:styleId="191">
+  <w:style w:type="paragraph" w:styleId="892">
     <w:name w:val="toc 3"/>
-    <w:basedOn w:val="664"/>
-    <w:next w:val="664"/>
+    <w:basedOn w:val="902"/>
+    <w:next w:val="902"/>
     <w:uiPriority w:val="39"/>
     <w:unhideWhenUsed/>
     <w:pPr>
@@ -38039,10 +38801,10 @@
       <w:ind w:left="440"/>
     </w:pPr>
   </w:style>
-  <w:style w:type="paragraph" w:styleId="192">
+  <w:style w:type="paragraph" w:styleId="893">
     <w:name w:val="toc 4"/>
-    <w:basedOn w:val="664"/>
-    <w:next w:val="664"/>
+    <w:basedOn w:val="902"/>
+    <w:next w:val="902"/>
     <w:uiPriority w:val="39"/>
     <w:unhideWhenUsed/>
     <w:pPr>
@@ -38051,10 +38813,10 @@
       <w:ind w:left="660"/>
     </w:pPr>
   </w:style>
-  <w:style w:type="paragraph" w:styleId="193">
+  <w:style w:type="paragraph" w:styleId="894">
     <w:name w:val="toc 5"/>
-    <w:basedOn w:val="664"/>
-    <w:next w:val="664"/>
+    <w:basedOn w:val="902"/>
+    <w:next w:val="902"/>
     <w:uiPriority w:val="39"/>
     <w:unhideWhenUsed/>
     <w:pPr>
@@ -38063,10 +38825,10 @@
       <w:ind w:left="880"/>
     </w:pPr>
   </w:style>
-  <w:style w:type="paragraph" w:styleId="194">
+  <w:style w:type="paragraph" w:styleId="895">
     <w:name w:val="toc 6"/>
-    <w:basedOn w:val="664"/>
-    <w:next w:val="664"/>
+    <w:basedOn w:val="902"/>
+    <w:next w:val="902"/>
     <w:uiPriority w:val="39"/>
     <w:unhideWhenUsed/>
     <w:pPr>
@@ -38075,10 +38837,10 @@
       <w:ind w:left="1100"/>
     </w:pPr>
   </w:style>
-  <w:style w:type="paragraph" w:styleId="195">
+  <w:style w:type="paragraph" w:styleId="896">
     <w:name w:val="toc 7"/>
-    <w:basedOn w:val="664"/>
-    <w:next w:val="664"/>
+    <w:basedOn w:val="902"/>
+    <w:next w:val="902"/>
     <w:uiPriority w:val="39"/>
     <w:unhideWhenUsed/>
     <w:pPr>
@@ -38087,10 +38849,10 @@
       <w:ind w:left="1320"/>
     </w:pPr>
   </w:style>
-  <w:style w:type="paragraph" w:styleId="196">
+  <w:style w:type="paragraph" w:styleId="897">
     <w:name w:val="toc 8"/>
-    <w:basedOn w:val="664"/>
-    <w:next w:val="664"/>
+    <w:basedOn w:val="902"/>
+    <w:next w:val="902"/>
     <w:uiPriority w:val="39"/>
     <w:unhideWhenUsed/>
     <w:pPr>
@@ -38099,10 +38861,10 @@
       <w:ind w:left="1540"/>
     </w:pPr>
   </w:style>
-  <w:style w:type="paragraph" w:styleId="197">
+  <w:style w:type="paragraph" w:styleId="898">
     <w:name w:val="toc 9"/>
-    <w:basedOn w:val="664"/>
-    <w:next w:val="664"/>
+    <w:basedOn w:val="902"/>
+    <w:next w:val="902"/>
     <w:uiPriority w:val="39"/>
     <w:unhideWhenUsed/>
     <w:pPr>
@@ -38111,9 +38873,9 @@
       <w:ind w:left="1760"/>
     </w:pPr>
   </w:style>
-  <w:style w:type="character" w:styleId="198">
+  <w:style w:type="character" w:styleId="899">
     <w:name w:val="Placeholder Text"/>
-    <w:basedOn w:val="148"/>
+    <w:basedOn w:val="852"/>
     <w:uiPriority w:val="99"/>
     <w:semiHidden/>
     <w:pPr>
@@ -38125,7 +38887,7 @@
       <w:color w:val="666666"/>
     </w:rPr>
   </w:style>
-  <w:style w:type="paragraph" w:styleId="208">
+  <w:style w:type="paragraph" w:styleId="900">
     <w:name w:val="TOC Heading"/>
     <w:uiPriority w:val="39"/>
     <w:unhideWhenUsed/>
@@ -38135,10 +38897,10 @@
       <w:ind/>
     </w:pPr>
   </w:style>
-  <w:style w:type="paragraph" w:styleId="209">
+  <w:style w:type="paragraph" w:styleId="901">
     <w:name w:val="table of figures"/>
-    <w:basedOn w:val="664"/>
-    <w:next w:val="664"/>
+    <w:basedOn w:val="902"/>
+    <w:next w:val="902"/>
     <w:uiPriority w:val="99"/>
     <w:unhideWhenUsed/>
     <w:pPr>
@@ -38147,7 +38909,7 @@
       <w:ind/>
     </w:pPr>
   </w:style>
-  <w:style w:type="paragraph" w:styleId="664" w:default="1">
+  <w:style w:type="paragraph" w:styleId="902" w:default="1">
     <w:name w:val="Normal"/>
     <w:qFormat/>
     <w:pPr>
@@ -38156,7 +38918,7 @@
       <w:ind/>
     </w:pPr>
   </w:style>
-  <w:style w:type="table" w:styleId="665" w:default="1">
+  <w:style w:type="table" w:styleId="903" w:default="1">
     <w:name w:val="Normal Table"/>
     <w:uiPriority w:val="99"/>
     <w:semiHidden/>
@@ -38349,7 +39111,7 @@
       </w:tcPr>
     </w:tblStylePr>
   </w:style>
-  <w:style w:type="numbering" w:styleId="666" w:default="1">
+  <w:style w:type="numbering" w:styleId="904" w:default="1">
     <w:name w:val="No List"/>
     <w:uiPriority w:val="99"/>
     <w:semiHidden/>
@@ -38360,9 +39122,9 @@
       <w:ind/>
     </w:pPr>
   </w:style>
-  <w:style w:type="paragraph" w:styleId="667">
+  <w:style w:type="paragraph" w:styleId="905">
     <w:name w:val="No Spacing"/>
-    <w:basedOn w:val="664"/>
+    <w:basedOn w:val="902"/>
     <w:uiPriority w:val="1"/>
     <w:qFormat/>
     <w:pPr>
@@ -38371,9 +39133,9 @@
       <w:ind/>
     </w:pPr>
   </w:style>
-  <w:style w:type="paragraph" w:styleId="668">
+  <w:style w:type="paragraph" w:styleId="906">
     <w:name w:val="List Paragraph"/>
-    <w:basedOn w:val="664"/>
+    <w:basedOn w:val="902"/>
     <w:uiPriority w:val="34"/>
     <w:qFormat/>
     <w:pPr>
